--- a/文件/04_內部規劃/判定門檻依據總表.docx
+++ b/文件/04_內部規劃/判定門檻依據總表.docx
@@ -201,6 +201,654 @@
           <w:sz w:val="22"/>
         </w:rPr>
         <w:t>。這個區分原本沒有寫清楚。</w:t>
+      </w:r>
+    </w:p>
+    <w:p>
+      <w:pPr>
+        <w:keepNext/>
+        <w:spacing w:before="280" w:after="120"/>
+      </w:pPr>
+      <w:r>
+        <w:rPr>
+          <w:rFonts w:ascii="Helvetica Neue" w:hAnsi="Helvetica Neue" w:eastAsia="蘋方-繁"/>
+          <w:b/>
+          <w:color w:val="222222"/>
+          <w:sz w:val="25"/>
+        </w:rPr>
+        <w:t>2026-08-28 補查結果</w:t>
+      </w:r>
+    </w:p>
+    <w:p>
+      <w:pPr>
+        <w:jc w:val="left"/>
+      </w:pPr>
+      <w:r>
+        <w:rPr>
+          <w:rFonts w:ascii="Helvetica Neue" w:hAnsi="Helvetica Neue" w:eastAsia="蘋方-繁"/>
+          <w:b w:val="0"/>
+          <w:color w:val="222222"/>
+          <w:sz w:val="22"/>
+        </w:rPr>
+        <w:t>首版本表列出多項「無依據」。經補查</w:t>
+      </w:r>
+      <w:r>
+        <w:rPr>
+          <w:rFonts w:ascii="Helvetica Neue" w:hAnsi="Helvetica Neue" w:eastAsia="蘋方-繁"/>
+          <w:b/>
+          <w:color w:val="222222"/>
+          <w:sz w:val="22"/>
+        </w:rPr>
+        <w:t>檢測標準與競賽判定標準</w:t>
+      </w:r>
+      <w:r>
+        <w:rPr>
+          <w:rFonts w:ascii="Helvetica Neue" w:hAnsi="Helvetica Neue" w:eastAsia="蘋方-繁"/>
+          <w:b w:val="0"/>
+          <w:color w:val="222222"/>
+          <w:sz w:val="22"/>
+        </w:rPr>
+        <w:t>（非學術論文，但屬廣泛採用且可公開查證之成文規範），</w:t>
+      </w:r>
+    </w:p>
+    <w:p>
+      <w:pPr>
+        <w:jc w:val="left"/>
+      </w:pPr>
+      <w:r>
+        <w:rPr>
+          <w:rFonts w:ascii="Helvetica Neue" w:hAnsi="Helvetica Neue" w:eastAsia="蘋方-繁"/>
+          <w:b w:val="0"/>
+          <w:color w:val="222222"/>
+          <w:sz w:val="22"/>
+        </w:rPr>
+        <w:t>其中五項的規則依據獲得實質支持，一項的門檻值取得可比對的參照：</w:t>
+      </w:r>
+    </w:p>
+    <w:tbl>
+      <w:tblPr>
+        <w:tblStyle w:val="TableGrid"/>
+        <w:tblW w:type="auto" w:w="0"/>
+        <w:jc w:val="center"/>
+        <w:tblLook w:firstColumn="1" w:firstRow="1" w:lastColumn="0" w:lastRow="0" w:noHBand="0" w:noVBand="1" w:val="04A0"/>
+      </w:tblPr>
+      <w:tblGrid>
+        <w:gridCol w:w="3249"/>
+        <w:gridCol w:w="3249"/>
+        <w:gridCol w:w="3249"/>
+      </w:tblGrid>
+      <w:tr>
+        <w:tc>
+          <w:tcPr>
+            <w:tcW w:type="dxa" w:w="3249"/>
+          </w:tcPr>
+          <w:p>
+            <w:pPr>
+              <w:spacing w:after="40"/>
+            </w:pPr>
+            <w:r/>
+            <w:r>
+              <w:rPr>
+                <w:rFonts w:ascii="Helvetica Neue" w:hAnsi="Helvetica Neue" w:eastAsia="蘋方-繁"/>
+                <w:b/>
+                <w:color w:val="1F4E79"/>
+                <w:sz w:val="20"/>
+              </w:rPr>
+              <w:t>項目</w:t>
+            </w:r>
+          </w:p>
+        </w:tc>
+        <w:tc>
+          <w:tcPr>
+            <w:tcW w:type="dxa" w:w="3249"/>
+          </w:tcPr>
+          <w:p>
+            <w:pPr>
+              <w:spacing w:after="40"/>
+            </w:pPr>
+            <w:r/>
+            <w:r>
+              <w:rPr>
+                <w:rFonts w:ascii="Helvetica Neue" w:hAnsi="Helvetica Neue" w:eastAsia="蘋方-繁"/>
+                <w:b/>
+                <w:color w:val="1F4E79"/>
+                <w:sz w:val="20"/>
+              </w:rPr>
+              <w:t>首版狀態</w:t>
+            </w:r>
+          </w:p>
+        </w:tc>
+        <w:tc>
+          <w:tcPr>
+            <w:tcW w:type="dxa" w:w="3249"/>
+          </w:tcPr>
+          <w:p>
+            <w:pPr>
+              <w:spacing w:after="40"/>
+            </w:pPr>
+            <w:r/>
+            <w:r>
+              <w:rPr>
+                <w:rFonts w:ascii="Helvetica Neue" w:hAnsi="Helvetica Neue" w:eastAsia="蘋方-繁"/>
+                <w:b/>
+                <w:color w:val="1F4E79"/>
+                <w:sz w:val="20"/>
+              </w:rPr>
+              <w:t>補查後</w:t>
+            </w:r>
+          </w:p>
+        </w:tc>
+      </w:tr>
+      <w:tr>
+        <w:tc>
+          <w:tcPr>
+            <w:tcW w:type="dxa" w:w="3249"/>
+          </w:tcPr>
+          <w:p>
+            <w:pPr>
+              <w:spacing w:after="40"/>
+            </w:pPr>
+            <w:r/>
+            <w:r>
+              <w:rPr>
+                <w:rFonts w:ascii="Helvetica Neue" w:hAnsi="Helvetica Neue" w:eastAsia="蘋方-繁"/>
+                <w:b w:val="0"/>
+                <w:color w:val="222222"/>
+                <w:sz w:val="20"/>
+              </w:rPr>
+              <w:t>伏地挺身塌腰</w:t>
+            </w:r>
+          </w:p>
+        </w:tc>
+        <w:tc>
+          <w:tcPr>
+            <w:tcW w:type="dxa" w:w="3249"/>
+          </w:tcPr>
+          <w:p>
+            <w:pPr>
+              <w:spacing w:after="40"/>
+            </w:pPr>
+            <w:r/>
+            <w:r>
+              <w:rPr>
+                <w:rFonts w:ascii="Helvetica Neue" w:hAnsi="Helvetica Neue" w:eastAsia="蘋方-繁"/>
+                <w:b w:val="0"/>
+                <w:color w:val="222222"/>
+                <w:sz w:val="20"/>
+              </w:rPr>
+              <w:t>查無直接依據，僅外推</w:t>
+            </w:r>
+          </w:p>
+        </w:tc>
+        <w:tc>
+          <w:tcPr>
+            <w:tcW w:type="dxa" w:w="3249"/>
+          </w:tcPr>
+          <w:p>
+            <w:pPr>
+              <w:spacing w:after="40"/>
+            </w:pPr>
+            <w:r/>
+            <w:r>
+              <w:rPr>
+                <w:rFonts w:ascii="Helvetica Neue" w:hAnsi="Helvetica Neue" w:eastAsia="蘋方-繁"/>
+                <w:b/>
+                <w:color w:val="222222"/>
+                <w:sz w:val="20"/>
+              </w:rPr>
+              <w:t>美軍 APFT／ACFT 明文：塌腰該次不計</w:t>
+            </w:r>
+          </w:p>
+        </w:tc>
+      </w:tr>
+      <w:tr>
+        <w:tc>
+          <w:tcPr>
+            <w:tcW w:type="dxa" w:w="3249"/>
+          </w:tcPr>
+          <w:p>
+            <w:pPr>
+              <w:spacing w:after="40"/>
+            </w:pPr>
+            <w:r/>
+            <w:r>
+              <w:rPr>
+                <w:rFonts w:ascii="Helvetica Neue" w:hAnsi="Helvetica Neue" w:eastAsia="蘋方-繁"/>
+                <w:b w:val="0"/>
+                <w:color w:val="222222"/>
+                <w:sz w:val="20"/>
+              </w:rPr>
+              <w:t>深蹲深度</w:t>
+            </w:r>
+          </w:p>
+        </w:tc>
+        <w:tc>
+          <w:tcPr>
+            <w:tcW w:type="dxa" w:w="3249"/>
+          </w:tcPr>
+          <w:p>
+            <w:pPr>
+              <w:spacing w:after="40"/>
+            </w:pPr>
+            <w:r/>
+            <w:r>
+              <w:rPr>
+                <w:rFonts w:ascii="Helvetica Neue" w:hAnsi="Helvetica Neue" w:eastAsia="蘋方-繁"/>
+                <w:b w:val="0"/>
+                <w:color w:val="222222"/>
+                <w:sz w:val="20"/>
+              </w:rPr>
+              <w:t>生物力學文獻（用途不完全對應）</w:t>
+            </w:r>
+          </w:p>
+        </w:tc>
+        <w:tc>
+          <w:tcPr>
+            <w:tcW w:type="dxa" w:w="3249"/>
+          </w:tcPr>
+          <w:p>
+            <w:pPr>
+              <w:spacing w:after="40"/>
+            </w:pPr>
+            <w:r/>
+            <w:r>
+              <w:rPr>
+                <w:rFonts w:ascii="Helvetica Neue" w:hAnsi="Helvetica Neue" w:eastAsia="蘋方-繁"/>
+                <w:b w:val="0"/>
+                <w:color w:val="222222"/>
+                <w:sz w:val="20"/>
+              </w:rPr>
+              <w:t>＋CrossFit：髖褶低於膝上緣為計次標準</w:t>
+            </w:r>
+          </w:p>
+        </w:tc>
+      </w:tr>
+      <w:tr>
+        <w:tc>
+          <w:tcPr>
+            <w:tcW w:type="dxa" w:w="3249"/>
+          </w:tcPr>
+          <w:p>
+            <w:pPr>
+              <w:spacing w:after="40"/>
+            </w:pPr>
+            <w:r/>
+            <w:r>
+              <w:rPr>
+                <w:rFonts w:ascii="Helvetica Neue" w:hAnsi="Helvetica Neue" w:eastAsia="蘋方-繁"/>
+                <w:b w:val="0"/>
+                <w:color w:val="222222"/>
+                <w:sz w:val="20"/>
+              </w:rPr>
+              <w:t>深蹲膝內夾</w:t>
+            </w:r>
+          </w:p>
+        </w:tc>
+        <w:tc>
+          <w:tcPr>
+            <w:tcW w:type="dxa" w:w="3249"/>
+          </w:tcPr>
+          <w:p>
+            <w:pPr>
+              <w:spacing w:after="40"/>
+            </w:pPr>
+            <w:r/>
+            <w:r>
+              <w:rPr>
+                <w:rFonts w:ascii="Helvetica Neue" w:hAnsi="Helvetica Neue" w:eastAsia="蘋方-繁"/>
+                <w:b w:val="0"/>
+                <w:color w:val="222222"/>
+                <w:sz w:val="20"/>
+              </w:rPr>
+              <w:t>NASM OHSA</w:t>
+            </w:r>
+          </w:p>
+        </w:tc>
+        <w:tc>
+          <w:tcPr>
+            <w:tcW w:type="dxa" w:w="3249"/>
+          </w:tcPr>
+          <w:p>
+            <w:pPr>
+              <w:spacing w:after="40"/>
+            </w:pPr>
+            <w:r/>
+            <w:r>
+              <w:rPr>
+                <w:rFonts w:ascii="Helvetica Neue" w:hAnsi="Helvetica Neue" w:eastAsia="蘋方-繁"/>
+                <w:b w:val="0"/>
+                <w:color w:val="222222"/>
+                <w:sz w:val="20"/>
+              </w:rPr>
+              <w:t>＋CrossFit：膝須與腳尖同方向、不得內夾</w:t>
+            </w:r>
+          </w:p>
+        </w:tc>
+      </w:tr>
+      <w:tr>
+        <w:tc>
+          <w:tcPr>
+            <w:tcW w:type="dxa" w:w="3249"/>
+          </w:tcPr>
+          <w:p>
+            <w:pPr>
+              <w:spacing w:after="40"/>
+            </w:pPr>
+            <w:r/>
+            <w:r>
+              <w:rPr>
+                <w:rFonts w:ascii="Helvetica Neue" w:hAnsi="Helvetica Neue" w:eastAsia="蘋方-繁"/>
+                <w:b w:val="0"/>
+                <w:color w:val="222222"/>
+                <w:sz w:val="20"/>
+              </w:rPr>
+              <w:t>開合跳手腳同步</w:t>
+            </w:r>
+          </w:p>
+        </w:tc>
+        <w:tc>
+          <w:tcPr>
+            <w:tcW w:type="dxa" w:w="3249"/>
+          </w:tcPr>
+          <w:p>
+            <w:pPr>
+              <w:spacing w:after="40"/>
+            </w:pPr>
+            <w:r/>
+            <w:r>
+              <w:rPr>
+                <w:rFonts w:ascii="Helvetica Neue" w:hAnsi="Helvetica Neue" w:eastAsia="蘋方-繁"/>
+                <w:b w:val="0"/>
+                <w:color w:val="222222"/>
+                <w:sz w:val="20"/>
+              </w:rPr>
+              <w:t>動作定義，無來源</w:t>
+            </w:r>
+          </w:p>
+        </w:tc>
+        <w:tc>
+          <w:tcPr>
+            <w:tcW w:type="dxa" w:w="3249"/>
+          </w:tcPr>
+          <w:p>
+            <w:pPr>
+              <w:spacing w:after="40"/>
+            </w:pPr>
+            <w:r/>
+            <w:r>
+              <w:rPr>
+                <w:rFonts w:ascii="Helvetica Neue" w:hAnsi="Helvetica Neue" w:eastAsia="蘋方-繁"/>
+                <w:b/>
+                <w:color w:val="222222"/>
+                <w:sz w:val="20"/>
+              </w:rPr>
+              <w:t>美軍 side-straddle hop 四拍定義：手腳同拍完成</w:t>
+            </w:r>
+          </w:p>
+        </w:tc>
+      </w:tr>
+      <w:tr>
+        <w:tc>
+          <w:tcPr>
+            <w:tcW w:type="dxa" w:w="3249"/>
+          </w:tcPr>
+          <w:p>
+            <w:pPr>
+              <w:spacing w:after="40"/>
+            </w:pPr>
+            <w:r/>
+            <w:r>
+              <w:rPr>
+                <w:rFonts w:ascii="Helvetica Neue" w:hAnsi="Helvetica Neue" w:eastAsia="蘋方-繁"/>
+                <w:b w:val="0"/>
+                <w:color w:val="222222"/>
+                <w:sz w:val="20"/>
+              </w:rPr>
+              <w:t>開合跳幅度</w:t>
+            </w:r>
+          </w:p>
+        </w:tc>
+        <w:tc>
+          <w:tcPr>
+            <w:tcW w:type="dxa" w:w="3249"/>
+          </w:tcPr>
+          <w:p>
+            <w:pPr>
+              <w:spacing w:after="40"/>
+            </w:pPr>
+            <w:r/>
+            <w:r>
+              <w:rPr>
+                <w:rFonts w:ascii="Helvetica Neue" w:hAnsi="Helvetica Neue" w:eastAsia="蘋方-繁"/>
+                <w:b w:val="0"/>
+                <w:color w:val="222222"/>
+                <w:sz w:val="20"/>
+              </w:rPr>
+              <w:t>教學慣例</w:t>
+            </w:r>
+          </w:p>
+        </w:tc>
+        <w:tc>
+          <w:tcPr>
+            <w:tcW w:type="dxa" w:w="3249"/>
+          </w:tcPr>
+          <w:p>
+            <w:pPr>
+              <w:spacing w:after="40"/>
+            </w:pPr>
+            <w:r/>
+            <w:r>
+              <w:rPr>
+                <w:rFonts w:ascii="Helvetica Neue" w:hAnsi="Helvetica Neue" w:eastAsia="蘋方-繁"/>
+                <w:b w:val="0"/>
+                <w:color w:val="222222"/>
+                <w:sz w:val="20"/>
+              </w:rPr>
+              <w:t>＋美軍：腿超肩寬、手臂過頭擊掌</w:t>
+            </w:r>
+          </w:p>
+        </w:tc>
+      </w:tr>
+      <w:tr>
+        <w:tc>
+          <w:tcPr>
+            <w:tcW w:type="dxa" w:w="3249"/>
+          </w:tcPr>
+          <w:p>
+            <w:pPr>
+              <w:spacing w:after="40"/>
+            </w:pPr>
+            <w:r/>
+            <w:r>
+              <w:rPr>
+                <w:rFonts w:ascii="Helvetica Neue" w:hAnsi="Helvetica Neue" w:eastAsia="蘋方-繁"/>
+                <w:b w:val="0"/>
+                <w:color w:val="222222"/>
+                <w:sz w:val="20"/>
+              </w:rPr>
+              <w:t>計次冷卻 300ms</w:t>
+            </w:r>
+          </w:p>
+        </w:tc>
+        <w:tc>
+          <w:tcPr>
+            <w:tcW w:type="dxa" w:w="3249"/>
+          </w:tcPr>
+          <w:p>
+            <w:pPr>
+              <w:spacing w:after="40"/>
+            </w:pPr>
+            <w:r/>
+            <w:r>
+              <w:rPr>
+                <w:rFonts w:ascii="Helvetica Neue" w:hAnsi="Helvetica Neue" w:eastAsia="蘋方-繁"/>
+                <w:b w:val="0"/>
+                <w:color w:val="222222"/>
+                <w:sz w:val="20"/>
+              </w:rPr>
+              <w:t>完全無依據</w:t>
+            </w:r>
+          </w:p>
+        </w:tc>
+        <w:tc>
+          <w:tcPr>
+            <w:tcW w:type="dxa" w:w="3249"/>
+          </w:tcPr>
+          <w:p>
+            <w:pPr>
+              <w:spacing w:after="40"/>
+            </w:pPr>
+            <w:r/>
+            <w:r>
+              <w:rPr>
+                <w:rFonts w:ascii="Helvetica Neue" w:hAnsi="Helvetica Neue" w:eastAsia="蘋方-繁"/>
+                <w:b w:val="0"/>
+                <w:color w:val="222222"/>
+                <w:sz w:val="20"/>
+              </w:rPr>
+              <w:t>＋美軍 FM 7-22 節奏標準可作為寬鬆度參照</w:t>
+            </w:r>
+          </w:p>
+        </w:tc>
+      </w:tr>
+      <w:tr>
+        <w:tc>
+          <w:tcPr>
+            <w:tcW w:type="dxa" w:w="3249"/>
+          </w:tcPr>
+          <w:p>
+            <w:pPr>
+              <w:spacing w:after="40"/>
+            </w:pPr>
+            <w:r/>
+            <w:r>
+              <w:rPr>
+                <w:rFonts w:ascii="Helvetica Neue" w:hAnsi="Helvetica Neue" w:eastAsia="蘋方-繁"/>
+                <w:b w:val="0"/>
+                <w:color w:val="222222"/>
+                <w:sz w:val="20"/>
+              </w:rPr>
+              <w:t>高抬腿膝高</w:t>
+            </w:r>
+          </w:p>
+        </w:tc>
+        <w:tc>
+          <w:tcPr>
+            <w:tcW w:type="dxa" w:w="3249"/>
+          </w:tcPr>
+          <w:p>
+            <w:pPr>
+              <w:spacing w:after="40"/>
+            </w:pPr>
+            <w:r/>
+            <w:r>
+              <w:rPr>
+                <w:rFonts w:ascii="Helvetica Neue" w:hAnsi="Helvetica Neue" w:eastAsia="蘋方-繁"/>
+                <w:b w:val="0"/>
+                <w:color w:val="222222"/>
+                <w:sz w:val="20"/>
+              </w:rPr>
+              <w:t>健身網站</w:t>
+            </w:r>
+          </w:p>
+        </w:tc>
+        <w:tc>
+          <w:tcPr>
+            <w:tcW w:type="dxa" w:w="3249"/>
+          </w:tcPr>
+          <w:p>
+            <w:pPr>
+              <w:spacing w:after="40"/>
+            </w:pPr>
+            <w:r/>
+            <w:r>
+              <w:rPr>
+                <w:rFonts w:ascii="Helvetica Neue" w:hAnsi="Helvetica Neue" w:eastAsia="蘋方-繁"/>
+                <w:b w:val="0"/>
+                <w:color w:val="222222"/>
+                <w:sz w:val="20"/>
+              </w:rPr>
+              <w:t>＋NSCA 收錄 High Knee Drills</w:t>
+            </w:r>
+          </w:p>
+        </w:tc>
+      </w:tr>
+    </w:tbl>
+    <w:p>
+      <w:pPr>
+        <w:spacing w:after="40"/>
+      </w:pPr>
+    </w:p>
+    <w:p>
+      <w:pPr>
+        <w:jc w:val="left"/>
+      </w:pPr>
+      <w:r>
+        <w:rPr>
+          <w:rFonts w:ascii="Helvetica Neue" w:hAnsi="Helvetica Neue" w:eastAsia="蘋方-繁"/>
+          <w:b/>
+          <w:color w:val="222222"/>
+          <w:sz w:val="22"/>
+        </w:rPr>
+        <w:t>這些來源的性質必須說清楚</w:t>
+      </w:r>
+      <w:r>
+        <w:rPr>
+          <w:rFonts w:ascii="Helvetica Neue" w:hAnsi="Helvetica Neue" w:eastAsia="蘋方-繁"/>
+          <w:b w:val="0"/>
+          <w:color w:val="222222"/>
+          <w:sz w:val="22"/>
+        </w:rPr>
+        <w:t>：它們是</w:t>
+      </w:r>
+      <w:r>
+        <w:rPr>
+          <w:rFonts w:ascii="Helvetica Neue" w:hAnsi="Helvetica Neue" w:eastAsia="蘋方-繁"/>
+          <w:b/>
+          <w:color w:val="222222"/>
+          <w:sz w:val="22"/>
+        </w:rPr>
+        <w:t>檢測與競賽的計次判定標準</w:t>
+      </w:r>
+      <w:r>
+        <w:rPr>
+          <w:rFonts w:ascii="Helvetica Neue" w:hAnsi="Helvetica Neue" w:eastAsia="蘋方-繁"/>
+          <w:b w:val="0"/>
+          <w:color w:val="222222"/>
+          <w:sz w:val="22"/>
+        </w:rPr>
+        <w:t>，不是傷害研究。</w:t>
+      </w:r>
+    </w:p>
+    <w:p>
+      <w:pPr>
+        <w:jc w:val="left"/>
+      </w:pPr>
+      <w:r>
+        <w:rPr>
+          <w:rFonts w:ascii="Helvetica Neue" w:hAnsi="Helvetica Neue" w:eastAsia="蘋方-繁"/>
+          <w:b w:val="0"/>
+          <w:color w:val="222222"/>
+          <w:sz w:val="22"/>
+        </w:rPr>
+        <w:t>它們支持「這一項該不該判、判什麼」，</w:t>
+      </w:r>
+      <w:r>
+        <w:rPr>
+          <w:rFonts w:ascii="Helvetica Neue" w:hAnsi="Helvetica Neue" w:eastAsia="蘋方-繁"/>
+          <w:b/>
+          <w:color w:val="222222"/>
+          <w:sz w:val="22"/>
+        </w:rPr>
+        <w:t>不支持任何具體門檻數值</w:t>
+      </w:r>
+      <w:r>
+        <w:rPr>
+          <w:rFonts w:ascii="Helvetica Neue" w:hAnsi="Helvetica Neue" w:eastAsia="蘋方-繁"/>
+          <w:b w:val="0"/>
+          <w:color w:val="222222"/>
+          <w:sz w:val="22"/>
+        </w:rPr>
+        <w:t>。門檻數值仍全部是本團隊工程判斷。</w:t>
       </w:r>
     </w:p>
     <w:p>
@@ -686,16 +1334,7 @@
           <w:color w:val="222222"/>
           <w:sz w:val="22"/>
         </w:rPr>
-        <w:t>：平行蹲為目標深度。Escamilla (2001) 就動態深蹲之膝關節生物力學指出，對膝關節健康者建議採平行蹲；Schoenfeld (2010) 以 partial／parallel／full 分類比較力學負荷。</w:t>
-      </w:r>
-      <w:r>
-        <w:rPr>
-          <w:rFonts w:ascii="Helvetica Neue" w:hAnsi="Helvetica Neue" w:eastAsia="蘋方-繁"/>
-          <w:b/>
-          <w:color w:val="222222"/>
-          <w:sz w:val="22"/>
-        </w:rPr>
-        <w:t>兩篇皆已在企劃書引用，查證屬實。</w:t>
+        <w:t>：</w:t>
       </w:r>
     </w:p>
     <w:p>
@@ -719,7 +1358,7 @@
           <w:color w:val="222222"/>
           <w:sz w:val="22"/>
         </w:rPr>
-        <w:t>數值來源</w:t>
+        <w:t>CrossFit air squat 動作標準</w:t>
       </w:r>
       <w:r>
         <w:rPr>
@@ -728,7 +1367,7 @@
           <w:color w:val="222222"/>
           <w:sz w:val="22"/>
         </w:rPr>
-        <w:t xml:space="preserve">：⚠️ </w:t>
+        <w:t>：計次要求「hip crease below the top of the knees」（髖褶低於膝上緣），明文排除 partial squat。</w:t>
       </w:r>
       <w:r>
         <w:rPr>
@@ -737,7 +1376,7 @@
           <w:color w:val="222222"/>
           <w:sz w:val="22"/>
         </w:rPr>
-        <w:t>工程判斷</w:t>
+        <w:t>此為計次判定標準，與本作品用途完全對應</w:t>
       </w:r>
       <w:r>
         <w:rPr>
@@ -746,7 +1385,7 @@
           <w:color w:val="222222"/>
           <w:sz w:val="22"/>
         </w:rPr>
-        <w:t>。程式註解記為「Demo 校準 −0.02→−0.10」，理由是低角度鏡頭使髖顯偏高。此值未經真人樣本驗證。</w:t>
+        <w:t>——比生物力學文獻更貼近「怎樣算一次」這個問題。</w:t>
       </w:r>
     </w:p>
     <w:p>
@@ -761,6 +1400,81 @@
           <w:color w:val="222222"/>
           <w:sz w:val="22"/>
         </w:rPr>
+        <w:t>• Escamilla (2001)：動態深蹲之膝關節生物力學，對膝關節健康者建議採平行蹲；Schoenfeld (2010)：以 partial／parallel／full 分類比較力學負荷。</w:t>
+      </w:r>
+      <w:r>
+        <w:rPr>
+          <w:rFonts w:ascii="Helvetica Neue" w:hAnsi="Helvetica Neue" w:eastAsia="蘋方-繁"/>
+          <w:b/>
+          <w:color w:val="222222"/>
+          <w:sz w:val="22"/>
+        </w:rPr>
+        <w:t>兩篇皆已在企劃書引用，查證屬實。</w:t>
+      </w:r>
+    </w:p>
+    <w:p>
+      <w:pPr>
+        <w:spacing w:after="60"/>
+        <w:ind w:left="425"/>
+      </w:pPr>
+      <w:r>
+        <w:rPr>
+          <w:rFonts w:ascii="Helvetica Neue" w:hAnsi="Helvetica Neue" w:eastAsia="蘋方-繁"/>
+          <w:b w:val="0"/>
+          <w:color w:val="222222"/>
+          <w:sz w:val="22"/>
+        </w:rPr>
+        <w:t xml:space="preserve">• </w:t>
+      </w:r>
+      <w:r>
+        <w:rPr>
+          <w:rFonts w:ascii="Helvetica Neue" w:hAnsi="Helvetica Neue" w:eastAsia="蘋方-繁"/>
+          <w:b/>
+          <w:color w:val="222222"/>
+          <w:sz w:val="22"/>
+        </w:rPr>
+        <w:t>數值來源</w:t>
+      </w:r>
+      <w:r>
+        <w:rPr>
+          <w:rFonts w:ascii="Helvetica Neue" w:hAnsi="Helvetica Neue" w:eastAsia="蘋方-繁"/>
+          <w:b w:val="0"/>
+          <w:color w:val="222222"/>
+          <w:sz w:val="22"/>
+        </w:rPr>
+        <w:t xml:space="preserve">：⚠️ </w:t>
+      </w:r>
+      <w:r>
+        <w:rPr>
+          <w:rFonts w:ascii="Helvetica Neue" w:hAnsi="Helvetica Neue" w:eastAsia="蘋方-繁"/>
+          <w:b/>
+          <w:color w:val="222222"/>
+          <w:sz w:val="22"/>
+        </w:rPr>
+        <w:t>工程判斷</w:t>
+      </w:r>
+      <w:r>
+        <w:rPr>
+          <w:rFonts w:ascii="Helvetica Neue" w:hAnsi="Helvetica Neue" w:eastAsia="蘋方-繁"/>
+          <w:b w:val="0"/>
+          <w:color w:val="222222"/>
+          <w:sz w:val="22"/>
+        </w:rPr>
+        <w:t>。程式註解記為「Demo 校準 −0.02→−0.10」，理由是低角度鏡頭使髖顯偏高。此值未經真人樣本驗證。</w:t>
+      </w:r>
+    </w:p>
+    <w:p>
+      <w:pPr>
+        <w:spacing w:after="60"/>
+        <w:ind w:left="425"/>
+      </w:pPr>
+      <w:r>
+        <w:rPr>
+          <w:rFonts w:ascii="Helvetica Neue" w:hAnsi="Helvetica Neue" w:eastAsia="蘋方-繁"/>
+          <w:b w:val="0"/>
+          <w:color w:val="222222"/>
+          <w:sz w:val="22"/>
+        </w:rPr>
         <w:t xml:space="preserve">• </w:t>
       </w:r>
       <w:r>
@@ -1168,7 +1882,7 @@
           <w:color w:val="222222"/>
           <w:sz w:val="22"/>
         </w:rPr>
-        <w:t xml:space="preserve">：⚠️ </w:t>
+        <w:t>：</w:t>
       </w:r>
       <w:r>
         <w:rPr>
@@ -1177,7 +1891,7 @@
           <w:color w:val="222222"/>
           <w:sz w:val="22"/>
         </w:rPr>
-        <w:t>僅教學慣例</w:t>
+        <w:t>美軍 side-straddle hop（開合跳之軍事名稱）四拍動作標準</w:t>
       </w:r>
       <w:r>
         <w:rPr>
@@ -1186,17 +1900,13 @@
           <w:color w:val="222222"/>
           <w:sz w:val="22"/>
         </w:rPr>
-        <w:t>。查得的通行描述為「雙手於頭頂相碰、雙腳跳開超過肩寬」，來源為體適能測試協定（P90X Heart Rate Maximizer）與健身教學材料，</w:t>
-      </w:r>
-      <w:r>
-        <w:rPr>
-          <w:rFonts w:ascii="Helvetica Neue" w:hAnsi="Helvetica Neue" w:eastAsia="蘋方-繁"/>
-          <w:b/>
-          <w:color w:val="222222"/>
-          <w:sz w:val="22"/>
-        </w:rPr>
-        <w:t>未查得認證機構或期刊層級的成文標準</w:t>
-      </w:r>
+        <w:t>：第一拍跳起、雙腿張開超過肩寬、手臂由側向上舉至過頭位置並擊掌；第二拍收回。此為軍事體能訓練之成文動作規範。</w:t>
+      </w:r>
+    </w:p>
+    <w:p>
+      <w:pPr>
+        <w:jc w:val="left"/>
+      </w:pPr>
       <w:r>
         <w:rPr>
           <w:rFonts w:ascii="Helvetica Neue" w:hAnsi="Helvetica Neue" w:eastAsia="蘋方-繁"/>
@@ -1204,7 +1914,7 @@
           <w:color w:val="222222"/>
           <w:sz w:val="22"/>
         </w:rPr>
-        <w:t>。</w:t>
+        <w:t>另有體適能測試協定（P90X Heart Rate Maximizer）與健身教學材料，描述一致。</w:t>
       </w:r>
     </w:p>
     <w:p>
@@ -1454,7 +2164,7 @@
           <w:color w:val="222222"/>
           <w:sz w:val="22"/>
         </w:rPr>
-        <w:t xml:space="preserve">：⚠️ </w:t>
+        <w:t>：</w:t>
       </w:r>
       <w:r>
         <w:rPr>
@@ -1463,7 +2173,7 @@
           <w:color w:val="222222"/>
           <w:sz w:val="22"/>
         </w:rPr>
-        <w:t>僅教學慣例</w:t>
+        <w:t>NSCA（National Strength and Conditioning Association）收錄 High Knee Drills</w:t>
       </w:r>
       <w:r>
         <w:rPr>
@@ -1472,16 +2182,13 @@
           <w:color w:val="222222"/>
           <w:sz w:val="22"/>
         </w:rPr>
-        <w:t xml:space="preserve">。查詢 </w:t>
-      </w:r>
-      <w:r>
-        <w:rPr>
-          <w:rFonts w:ascii="Menlo" w:hAnsi="Menlo" w:eastAsia="Menlo"/>
-          <w:color w:val="C0392B"/>
-          <w:sz w:val="22"/>
-        </w:rPr>
-        <w:t>high knees exercise standard form knee height hip level ACSM NSCA guideline</w:t>
-      </w:r>
+        <w:t xml:space="preserve"> 專文，屬認證機構層級來源。田徑訓練之通行判準為「大腿與地面平行／膝抬至髖高」，另見多個健身教學網站描述一致。</w:t>
+      </w:r>
+    </w:p>
+    <w:p>
+      <w:pPr>
+        <w:jc w:val="left"/>
+      </w:pPr>
       <w:r>
         <w:rPr>
           <w:rFonts w:ascii="Helvetica Neue" w:hAnsi="Helvetica Neue" w:eastAsia="蘋方-繁"/>
@@ -1489,7 +2196,7 @@
           <w:color w:val="222222"/>
           <w:sz w:val="22"/>
         </w:rPr>
-        <w:t>（2026-08-27），命中 getfitcraft、endomondo、motra、setforset、fitwill、wellfitinsider、physical-therapy.us 等健身教學網站，一致描述「膝抬至髖高、大腿與地面平行」。</w:t>
+        <w:t>⚠️ 界線：本團隊</w:t>
       </w:r>
       <w:r>
         <w:rPr>
@@ -1498,7 +2205,16 @@
           <w:color w:val="222222"/>
           <w:sz w:val="22"/>
         </w:rPr>
-        <w:t>搜尋結果明確指出此為 "general professional consensus"，非 ACSM／NSCA 官方文件。</w:t>
+        <w:t>未查得將此判準定為體適能檢測項目的正式文件</w:t>
+      </w:r>
+      <w:r>
+        <w:rPr>
+          <w:rFonts w:ascii="Helvetica Neue" w:hAnsi="Helvetica Neue" w:eastAsia="蘋方-繁"/>
+          <w:b w:val="0"/>
+          <w:color w:val="222222"/>
+          <w:sz w:val="22"/>
+        </w:rPr>
+        <w:t>（不同於伏地挺身之 FitnessGram 或深蹲之 CrossFit 計次標準）。故仍列 II 類。</w:t>
       </w:r>
     </w:p>
     <w:p>
@@ -2095,7 +2811,7 @@
           <w:color w:val="222222"/>
           <w:sz w:val="22"/>
         </w:rPr>
-        <w:t>完全無依據，本團隊自訂。</w:t>
+        <w:t>門檻值仍為本團隊自訂</w:t>
       </w:r>
       <w:r>
         <w:rPr>
@@ -2104,7 +2820,90 @@
           <w:color w:val="222222"/>
           <w:sz w:val="22"/>
         </w:rPr>
-        <w:t xml:space="preserve"> 程式註解僅寫「layer6 動態冷卻」，未載任何理由。</w:t>
+        <w:t>，但取得可比對的參照：</w:t>
+      </w:r>
+    </w:p>
+    <w:p>
+      <w:pPr>
+        <w:jc w:val="left"/>
+      </w:pPr>
+      <w:r>
+        <w:rPr>
+          <w:rFonts w:ascii="Helvetica Neue" w:hAnsi="Helvetica Neue" w:eastAsia="蘋方-繁"/>
+          <w:b/>
+          <w:color w:val="222222"/>
+          <w:sz w:val="22"/>
+        </w:rPr>
+        <w:t>美軍 FM 7-22（Army Physical Readiness Training）節奏標準</w:t>
+      </w:r>
+      <w:r>
+        <w:rPr>
+          <w:rFonts w:ascii="Helvetica Neue" w:hAnsi="Helvetica Neue" w:eastAsia="蘋方-繁"/>
+          <w:b w:val="0"/>
+          <w:color w:val="222222"/>
+          <w:sz w:val="22"/>
+        </w:rPr>
+        <w:t>：slow cadence 50 counts/min、moderate cadence 80 counts/min；伏地挺身與 high jumper 採 moderate。</w:t>
+      </w:r>
+    </w:p>
+    <w:p>
+      <w:pPr>
+        <w:jc w:val="left"/>
+      </w:pPr>
+      <w:r>
+        <w:rPr>
+          <w:rFonts w:ascii="Helvetica Neue" w:hAnsi="Helvetica Neue" w:eastAsia="蘋方-繁"/>
+          <w:b w:val="0"/>
+          <w:color w:val="222222"/>
+          <w:sz w:val="22"/>
+        </w:rPr>
+        <w:t>換算：moderate 80 counts/min 之伏地挺身（兩拍一次）約每 1.5 秒一次。本系統 300ms 相當於每分鐘 200 次，</w:t>
+      </w:r>
+      <w:r>
+        <w:rPr>
+          <w:rFonts w:ascii="Helvetica Neue" w:hAnsi="Helvetica Neue" w:eastAsia="蘋方-繁"/>
+          <w:b/>
+          <w:color w:val="222222"/>
+          <w:sz w:val="22"/>
+        </w:rPr>
+        <w:t>較公認標準節奏寬鬆約 5 倍</w:t>
+      </w:r>
+      <w:r>
+        <w:rPr>
+          <w:rFonts w:ascii="Helvetica Neue" w:hAnsi="Helvetica Neue" w:eastAsia="蘋方-繁"/>
+          <w:b w:val="0"/>
+          <w:color w:val="222222"/>
+          <w:sz w:val="22"/>
+        </w:rPr>
+        <w:t>。</w:t>
+      </w:r>
+    </w:p>
+    <w:p>
+      <w:pPr>
+        <w:jc w:val="left"/>
+      </w:pPr>
+      <w:r>
+        <w:rPr>
+          <w:rFonts w:ascii="Helvetica Neue" w:hAnsi="Helvetica Neue" w:eastAsia="蘋方-繁"/>
+          <w:b w:val="0"/>
+          <w:color w:val="222222"/>
+          <w:sz w:val="22"/>
+        </w:rPr>
+        <w:t>由此可說明本門檻只擋「明顯超出人類正常動作速度」者，不會誤殺依標準節奏訓練的使用者。</w:t>
+      </w:r>
+    </w:p>
+    <w:p>
+      <w:pPr>
+        <w:jc w:val="left"/>
+      </w:pPr>
+      <w:r>
+        <w:rPr>
+          <w:rFonts w:ascii="Helvetica Neue" w:hAnsi="Helvetica Neue" w:eastAsia="蘋方-繁"/>
+          <w:b w:val="0"/>
+          <w:color w:val="222222"/>
+          <w:sz w:val="22"/>
+        </w:rPr>
+        <w:t>⚠️ 但仍須誠實陳述：300 這個數字本身非取自任何標準，是本團隊自訂。</w:t>
       </w:r>
     </w:p>
     <w:p>
@@ -2327,7 +3126,7 @@
           <w:color w:val="222222"/>
           <w:sz w:val="22"/>
         </w:rPr>
-        <w:t xml:space="preserve">：⚠️ </w:t>
+        <w:t>：</w:t>
       </w:r>
       <w:r>
         <w:rPr>
@@ -2336,7 +3135,7 @@
           <w:color w:val="222222"/>
           <w:sz w:val="22"/>
         </w:rPr>
-        <w:t>無外部依據，亦不需要</w:t>
+        <w:t>美軍 side-straddle hop 四拍定義</w:t>
       </w:r>
       <w:r>
         <w:rPr>
@@ -2345,7 +3144,7 @@
           <w:color w:val="222222"/>
           <w:sz w:val="22"/>
         </w:rPr>
-        <w:t>。開合跳的定義即為手腳同時開合。</w:t>
+        <w:t>：第一拍「跳起、雙腿張開、手臂上舉過頭擊掌」為單一拍點內同時完成之複合動作。手與腳在同一拍完成即為該動作之成文規範，非本團隊自訂。</w:t>
       </w:r>
       <w:r>
         <w:rPr>
@@ -2865,16 +3664,7 @@
           <w:color w:val="222222"/>
           <w:sz w:val="22"/>
         </w:rPr>
-        <w:t>：Myer et al. (2014) 將軀幹前傾與膝內夾、深度不足並列為 back squat 需辨識矯正之技術缺陷。</w:t>
-      </w:r>
-      <w:r>
-        <w:rPr>
-          <w:rFonts w:ascii="Helvetica Neue" w:hAnsi="Helvetica Neue" w:eastAsia="蘋方-繁"/>
-          <w:b/>
-          <w:color w:val="222222"/>
-          <w:sz w:val="22"/>
-        </w:rPr>
-        <w:t>已查證，企劃書第二章已引用。</w:t>
+        <w:t>：</w:t>
       </w:r>
     </w:p>
     <w:p>
@@ -2889,7 +3679,7 @@
           <w:color w:val="222222"/>
           <w:sz w:val="22"/>
         </w:rPr>
-        <w:t xml:space="preserve">• ⚠️ 界線：Myer 該篇討論的是 </w:t>
+        <w:t xml:space="preserve">• </w:t>
       </w:r>
       <w:r>
         <w:rPr>
@@ -2898,7 +3688,7 @@
           <w:color w:val="222222"/>
           <w:sz w:val="22"/>
         </w:rPr>
-        <w:t>back squat（負重背蹲舉）</w:t>
+        <w:t>CrossFit air squat 動作標準</w:t>
       </w:r>
       <w:r>
         <w:rPr>
@@ -2907,7 +3697,25 @@
           <w:color w:val="222222"/>
           <w:sz w:val="22"/>
         </w:rPr>
-        <w:t>，本作品為徒手深蹲。此外推風險本表明列，不得省略。</w:t>
+        <w:t>：明列「維持腰椎曲線、chest up 姿勢」為 points of performance。此為徒手深蹲之計次判定標準，</w:t>
+      </w:r>
+      <w:r>
+        <w:rPr>
+          <w:rFonts w:ascii="Helvetica Neue" w:hAnsi="Helvetica Neue" w:eastAsia="蘋方-繁"/>
+          <w:b/>
+          <w:color w:val="222222"/>
+          <w:sz w:val="22"/>
+        </w:rPr>
+        <w:t>無外推問題</w:t>
+      </w:r>
+      <w:r>
+        <w:rPr>
+          <w:rFonts w:ascii="Helvetica Neue" w:hAnsi="Helvetica Neue" w:eastAsia="蘋方-繁"/>
+          <w:b w:val="0"/>
+          <w:color w:val="222222"/>
+          <w:sz w:val="22"/>
+        </w:rPr>
+        <w:t>。</w:t>
       </w:r>
     </w:p>
     <w:p>
@@ -2922,7 +3730,7 @@
           <w:color w:val="222222"/>
           <w:sz w:val="22"/>
         </w:rPr>
-        <w:t xml:space="preserve">• </w:t>
+        <w:t>• Myer et al. (2014) 將軀幹前傾與膝內夾、深度不足並列為需辨識矯正之技術缺陷。</w:t>
       </w:r>
       <w:r>
         <w:rPr>
@@ -2931,61 +3739,7 @@
           <w:color w:val="222222"/>
           <w:sz w:val="22"/>
         </w:rPr>
-        <w:t>數值來源</w:t>
-      </w:r>
-      <w:r>
-        <w:rPr>
-          <w:rFonts w:ascii="Helvetica Neue" w:hAnsi="Helvetica Neue" w:eastAsia="蘋方-繁"/>
-          <w:b w:val="0"/>
-          <w:color w:val="222222"/>
-          <w:sz w:val="22"/>
-        </w:rPr>
-        <w:t xml:space="preserve">：⚠️ </w:t>
-      </w:r>
-      <w:r>
-        <w:rPr>
-          <w:rFonts w:ascii="Helvetica Neue" w:hAnsi="Helvetica Neue" w:eastAsia="蘋方-繁"/>
-          <w:b/>
-          <w:color w:val="222222"/>
-          <w:sz w:val="22"/>
-        </w:rPr>
-        <w:t>工程判斷</w:t>
-      </w:r>
-      <w:r>
-        <w:rPr>
-          <w:rFonts w:ascii="Helvetica Neue" w:hAnsi="Helvetica Neue" w:eastAsia="蘋方-繁"/>
-          <w:b w:val="0"/>
-          <w:color w:val="222222"/>
-          <w:sz w:val="22"/>
-        </w:rPr>
-        <w:t>。程式註解已載明：合成器實測 clean 0.00°／half 0.00°／compensation 46.42°，</w:t>
-      </w:r>
-      <w:r>
-        <w:rPr>
-          <w:rFonts w:ascii="Helvetica Neue" w:hAnsi="Helvetica Neue" w:eastAsia="蘋方-繁"/>
-          <w:b/>
-          <w:color w:val="222222"/>
-          <w:sz w:val="22"/>
-        </w:rPr>
-        <w:t>判別餘裕僅 1.42°</w:t>
-      </w:r>
-      <w:r>
-        <w:rPr>
-          <w:rFonts w:ascii="Helvetica Neue" w:hAnsi="Helvetica Neue" w:eastAsia="蘋方-繁"/>
-          <w:b w:val="0"/>
-          <w:color w:val="222222"/>
-          <w:sz w:val="22"/>
-        </w:rPr>
-        <w:t>，且合成器的正常深蹲軀幹恆為 0°、完全不模擬真人自然前傾。</w:t>
-      </w:r>
-      <w:r>
-        <w:rPr>
-          <w:rFonts w:ascii="Helvetica Neue" w:hAnsi="Helvetica Neue" w:eastAsia="蘋方-繁"/>
-          <w:b/>
-          <w:color w:val="222222"/>
-          <w:sz w:val="22"/>
-        </w:rPr>
-        <w:t>真人正常深蹲的前傾分佈至今未知。</w:t>
+        <w:t>已查證，企劃書第二章已引用。</w:t>
       </w:r>
     </w:p>
     <w:p>
@@ -3000,6 +3754,117 @@
           <w:color w:val="222222"/>
           <w:sz w:val="22"/>
         </w:rPr>
+        <w:t xml:space="preserve">• ⚠️ 界線：Myer 該篇討論的是 </w:t>
+      </w:r>
+      <w:r>
+        <w:rPr>
+          <w:rFonts w:ascii="Helvetica Neue" w:hAnsi="Helvetica Neue" w:eastAsia="蘋方-繁"/>
+          <w:b/>
+          <w:color w:val="222222"/>
+          <w:sz w:val="22"/>
+        </w:rPr>
+        <w:t>back squat（負重背蹲舉）</w:t>
+      </w:r>
+      <w:r>
+        <w:rPr>
+          <w:rFonts w:ascii="Helvetica Neue" w:hAnsi="Helvetica Neue" w:eastAsia="蘋方-繁"/>
+          <w:b w:val="0"/>
+          <w:color w:val="222222"/>
+          <w:sz w:val="22"/>
+        </w:rPr>
+        <w:t>，本作品為徒手深蹲。此外推風險本表明列，不得省略。</w:t>
+      </w:r>
+    </w:p>
+    <w:p>
+      <w:pPr>
+        <w:spacing w:after="60"/>
+        <w:ind w:left="425"/>
+      </w:pPr>
+      <w:r>
+        <w:rPr>
+          <w:rFonts w:ascii="Helvetica Neue" w:hAnsi="Helvetica Neue" w:eastAsia="蘋方-繁"/>
+          <w:b w:val="0"/>
+          <w:color w:val="222222"/>
+          <w:sz w:val="22"/>
+        </w:rPr>
+        <w:t xml:space="preserve">• </w:t>
+      </w:r>
+      <w:r>
+        <w:rPr>
+          <w:rFonts w:ascii="Helvetica Neue" w:hAnsi="Helvetica Neue" w:eastAsia="蘋方-繁"/>
+          <w:b/>
+          <w:color w:val="222222"/>
+          <w:sz w:val="22"/>
+        </w:rPr>
+        <w:t>數值來源</w:t>
+      </w:r>
+      <w:r>
+        <w:rPr>
+          <w:rFonts w:ascii="Helvetica Neue" w:hAnsi="Helvetica Neue" w:eastAsia="蘋方-繁"/>
+          <w:b w:val="0"/>
+          <w:color w:val="222222"/>
+          <w:sz w:val="22"/>
+        </w:rPr>
+        <w:t xml:space="preserve">：⚠️ </w:t>
+      </w:r>
+      <w:r>
+        <w:rPr>
+          <w:rFonts w:ascii="Helvetica Neue" w:hAnsi="Helvetica Neue" w:eastAsia="蘋方-繁"/>
+          <w:b/>
+          <w:color w:val="222222"/>
+          <w:sz w:val="22"/>
+        </w:rPr>
+        <w:t>工程判斷</w:t>
+      </w:r>
+      <w:r>
+        <w:rPr>
+          <w:rFonts w:ascii="Helvetica Neue" w:hAnsi="Helvetica Neue" w:eastAsia="蘋方-繁"/>
+          <w:b w:val="0"/>
+          <w:color w:val="222222"/>
+          <w:sz w:val="22"/>
+        </w:rPr>
+        <w:t>。程式註解已載明：合成器實測 clean 0.00°／half 0.00°／compensation 46.42°，</w:t>
+      </w:r>
+      <w:r>
+        <w:rPr>
+          <w:rFonts w:ascii="Helvetica Neue" w:hAnsi="Helvetica Neue" w:eastAsia="蘋方-繁"/>
+          <w:b/>
+          <w:color w:val="222222"/>
+          <w:sz w:val="22"/>
+        </w:rPr>
+        <w:t>判別餘裕僅 1.42°</w:t>
+      </w:r>
+      <w:r>
+        <w:rPr>
+          <w:rFonts w:ascii="Helvetica Neue" w:hAnsi="Helvetica Neue" w:eastAsia="蘋方-繁"/>
+          <w:b w:val="0"/>
+          <w:color w:val="222222"/>
+          <w:sz w:val="22"/>
+        </w:rPr>
+        <w:t>，且合成器的正常深蹲軀幹恆為 0°、完全不模擬真人自然前傾。</w:t>
+      </w:r>
+      <w:r>
+        <w:rPr>
+          <w:rFonts w:ascii="Helvetica Neue" w:hAnsi="Helvetica Neue" w:eastAsia="蘋方-繁"/>
+          <w:b/>
+          <w:color w:val="222222"/>
+          <w:sz w:val="22"/>
+        </w:rPr>
+        <w:t>真人正常深蹲的前傾分佈至今未知。</w:t>
+      </w:r>
+    </w:p>
+    <w:p>
+      <w:pPr>
+        <w:spacing w:after="60"/>
+        <w:ind w:left="425"/>
+      </w:pPr>
+      <w:r>
+        <w:rPr>
+          <w:rFonts w:ascii="Helvetica Neue" w:hAnsi="Helvetica Neue" w:eastAsia="蘋方-繁"/>
+          <w:b w:val="0"/>
+          <w:color w:val="222222"/>
+          <w:sz w:val="22"/>
+        </w:rPr>
         <w:t xml:space="preserve">• </w:t>
       </w:r>
       <w:r>
@@ -3175,7 +4040,7 @@
           <w:color w:val="222222"/>
           <w:sz w:val="22"/>
         </w:rPr>
-        <w:t xml:space="preserve">：⚠️ </w:t>
+        <w:t>：</w:t>
       </w:r>
       <w:r>
         <w:rPr>
@@ -3184,7 +4049,7 @@
           <w:color w:val="222222"/>
           <w:sz w:val="22"/>
         </w:rPr>
-        <w:t>查證結果不理想，必須據實揭露。</w:t>
+        <w:t>2026-08-28 補查後大幅改觀。</w:t>
       </w:r>
     </w:p>
     <w:p>
@@ -3199,7 +4064,7 @@
           <w:color w:val="222222"/>
           <w:sz w:val="22"/>
         </w:rPr>
-        <w:t xml:space="preserve">• NASM </w:t>
+        <w:t xml:space="preserve">• </w:t>
       </w:r>
       <w:r>
         <w:rPr>
@@ -3208,7 +4073,7 @@
           <w:color w:val="222222"/>
           <w:sz w:val="22"/>
         </w:rPr>
-        <w:t>Pushing Assessment</w:t>
+        <w:t>美軍 APFT（Army Physical Fitness Test）</w:t>
       </w:r>
       <w:r>
         <w:rPr>
@@ -3217,7 +4082,7 @@
           <w:color w:val="222222"/>
           <w:sz w:val="22"/>
         </w:rPr>
-        <w:t xml:space="preserve"> 明列 "low back arches" 為代償項，並說明其成因（髖屈肌與豎脊肌過度活化、深層核心穩定肌不足）可能導致不適或傷害。</w:t>
+        <w:t>：伏地挺身計次要求身體自頭至踵保持一直線，</w:t>
       </w:r>
       <w:r>
         <w:rPr>
@@ -3226,7 +4091,16 @@
           <w:color w:val="222222"/>
           <w:sz w:val="22"/>
         </w:rPr>
-        <w:t>但該評估使用站姿推舉（press handles forward），不是伏地挺身。</w:t>
+        <w:t>塌腰即該次不計</w:t>
+      </w:r>
+      <w:r>
+        <w:rPr>
+          <w:rFonts w:ascii="Helvetica Neue" w:hAnsi="Helvetica Neue" w:eastAsia="蘋方-繁"/>
+          <w:b w:val="0"/>
+          <w:color w:val="222222"/>
+          <w:sz w:val="22"/>
+        </w:rPr>
+        <w:t>。</w:t>
       </w:r>
     </w:p>
     <w:p>
@@ -3241,7 +4115,7 @@
           <w:color w:val="222222"/>
           <w:sz w:val="22"/>
         </w:rPr>
-        <w:t>• 棒式（plank）的塌腰有 PMC 收錄文獻討論脊椎過度伸展與腰椎壓迫。</w:t>
+        <w:t xml:space="preserve">• </w:t>
       </w:r>
       <w:r>
         <w:rPr>
@@ -3250,7 +4124,7 @@
           <w:color w:val="222222"/>
           <w:sz w:val="22"/>
         </w:rPr>
-        <w:t>但棒式不是伏地挺身</w:t>
+        <w:t>美軍 ACFT（Army Combat Fitness Test，APFT 後繼制度）</w:t>
       </w:r>
       <w:r>
         <w:rPr>
@@ -3259,7 +4133,25 @@
           <w:color w:val="222222"/>
           <w:sz w:val="22"/>
         </w:rPr>
-        <w:t>，雖然伏地挺身的起始姿勢即為棒式，力學相似，此仍屬外推。</w:t>
+        <w:t xml:space="preserve">：身體須維持剛性直線並整體移動；明列不計次之原因包含 </w:t>
+      </w:r>
+      <w:r>
+        <w:rPr>
+          <w:rFonts w:ascii="Helvetica Neue" w:hAnsi="Helvetica Neue" w:eastAsia="蘋方-繁"/>
+          <w:b/>
+          <w:color w:val="222222"/>
+          <w:sz w:val="22"/>
+        </w:rPr>
+        <w:t>sagging hips（塌腰）</w:t>
+      </w:r>
+      <w:r>
+        <w:rPr>
+          <w:rFonts w:ascii="Helvetica Neue" w:hAnsi="Helvetica Neue" w:eastAsia="蘋方-繁"/>
+          <w:b w:val="0"/>
+          <w:color w:val="222222"/>
+          <w:sz w:val="22"/>
+        </w:rPr>
+        <w:t>、pike position、手臂未完全伸直等。</w:t>
       </w:r>
     </w:p>
     <w:p>
@@ -3274,7 +4166,16 @@
           <w:color w:val="222222"/>
           <w:sz w:val="22"/>
         </w:rPr>
-        <w:t>• 「五點對齊（踝、膝、髖、肩、頭成一直線）」廣見於健身教學材料，屬教練慣例。</w:t>
+        <w:t xml:space="preserve">• </w:t>
+      </w:r>
+      <w:r>
+        <w:rPr>
+          <w:rFonts w:ascii="Helvetica Neue" w:hAnsi="Helvetica Neue" w:eastAsia="蘋方-繁"/>
+          <w:b/>
+          <w:color w:val="222222"/>
+          <w:sz w:val="22"/>
+        </w:rPr>
+        <w:t>這兩項是直接針對伏地挺身、且明文規定「塌腰不計次」的成文檢測標準，與本系統的處置完全一致，無外推問題。</w:t>
       </w:r>
     </w:p>
     <w:p>
@@ -3289,7 +4190,7 @@
           <w:color w:val="222222"/>
           <w:sz w:val="22"/>
         </w:rPr>
-        <w:t xml:space="preserve">• </w:t>
+        <w:t>• 補充（性質較弱，僅供佐證，不作為主要依據）：NASM Pushing Assessment 列 low back arch 為代償，</w:t>
       </w:r>
       <w:r>
         <w:rPr>
@@ -3298,7 +4199,34 @@
           <w:color w:val="222222"/>
           <w:sz w:val="22"/>
         </w:rPr>
-        <w:t>直接針對伏地挺身塌腰造成傷害的研究，本團隊未查得。</w:t>
+        <w:t>但該評估為站姿推舉</w:t>
+      </w:r>
+      <w:r>
+        <w:rPr>
+          <w:rFonts w:ascii="Helvetica Neue" w:hAnsi="Helvetica Neue" w:eastAsia="蘋方-繁"/>
+          <w:b w:val="0"/>
+          <w:color w:val="222222"/>
+          <w:sz w:val="22"/>
+        </w:rPr>
+        <w:t>；棒式塌腰有 PMC 文獻討論腰椎壓迫，</w:t>
+      </w:r>
+      <w:r>
+        <w:rPr>
+          <w:rFonts w:ascii="Helvetica Neue" w:hAnsi="Helvetica Neue" w:eastAsia="蘋方-繁"/>
+          <w:b/>
+          <w:color w:val="222222"/>
+          <w:sz w:val="22"/>
+        </w:rPr>
+        <w:t>但棒式不是伏地挺身</w:t>
+      </w:r>
+      <w:r>
+        <w:rPr>
+          <w:rFonts w:ascii="Helvetica Neue" w:hAnsi="Helvetica Neue" w:eastAsia="蘋方-繁"/>
+          <w:b w:val="0"/>
+          <w:color w:val="222222"/>
+          <w:sz w:val="22"/>
+        </w:rPr>
+        <w:t>。</w:t>
       </w:r>
     </w:p>
     <w:p>
@@ -3313,7 +4241,7 @@
           <w:color w:val="222222"/>
           <w:sz w:val="22"/>
         </w:rPr>
-        <w:t xml:space="preserve">• </w:t>
+        <w:t>• ⚠️ 仍須誠實陳述：軍方標準規範的是「怎樣算一次」，</w:t>
       </w:r>
       <w:r>
         <w:rPr>
@@ -3322,7 +4250,7 @@
           <w:color w:val="222222"/>
           <w:sz w:val="22"/>
         </w:rPr>
-        <w:t>數值來源</w:t>
+        <w:t>不是傷害研究</w:t>
       </w:r>
       <w:r>
         <w:rPr>
@@ -3331,25 +4259,7 @@
           <w:color w:val="222222"/>
           <w:sz w:val="22"/>
         </w:rPr>
-        <w:t xml:space="preserve">：⚠️ </w:t>
-      </w:r>
-      <w:r>
-        <w:rPr>
-          <w:rFonts w:ascii="Helvetica Neue" w:hAnsi="Helvetica Neue" w:eastAsia="蘋方-繁"/>
-          <w:b/>
-          <w:color w:val="222222"/>
-          <w:sz w:val="22"/>
-        </w:rPr>
-        <w:t>工程判斷</w:t>
-      </w:r>
-      <w:r>
-        <w:rPr>
-          <w:rFonts w:ascii="Helvetica Neue" w:hAnsi="Helvetica Neue" w:eastAsia="蘋方-繁"/>
-          <w:b w:val="0"/>
-          <w:color w:val="222222"/>
-          <w:sz w:val="22"/>
-        </w:rPr>
-        <w:t>，0.18 為本團隊自訂，無任何外部依據。</w:t>
+        <w:t>。「塌腰會造成傷害」這個因果，本團隊仍未查得直接針對伏地挺身的研究證據。可以說的是「塌腰的一次不被計為有效，這與體能檢測標準一致」。</w:t>
       </w:r>
     </w:p>
     <w:p>
@@ -3373,7 +4283,7 @@
           <w:color w:val="222222"/>
           <w:sz w:val="22"/>
         </w:rPr>
-        <w:t>依據等級</w:t>
+        <w:t>數值來源</w:t>
       </w:r>
       <w:r>
         <w:rPr>
@@ -3382,7 +4292,25 @@
           <w:color w:val="222222"/>
           <w:sz w:val="22"/>
         </w:rPr>
-        <w:t>：規則 II 類（教練慣例＋相鄰動作之外推）／數值 III 類</w:t>
+        <w:t xml:space="preserve">：⚠️ </w:t>
+      </w:r>
+      <w:r>
+        <w:rPr>
+          <w:rFonts w:ascii="Helvetica Neue" w:hAnsi="Helvetica Neue" w:eastAsia="蘋方-繁"/>
+          <w:b/>
+          <w:color w:val="222222"/>
+          <w:sz w:val="22"/>
+        </w:rPr>
+        <w:t>工程判斷</w:t>
+      </w:r>
+      <w:r>
+        <w:rPr>
+          <w:rFonts w:ascii="Helvetica Neue" w:hAnsi="Helvetica Neue" w:eastAsia="蘋方-繁"/>
+          <w:b w:val="0"/>
+          <w:color w:val="222222"/>
+          <w:sz w:val="22"/>
+        </w:rPr>
+        <w:t>，0.18 為本團隊自訂。軍方標準以目視判斷「是否成一直線」，未給量化閾值。</w:t>
       </w:r>
     </w:p>
     <w:p>
@@ -3406,7 +4334,7 @@
           <w:color w:val="222222"/>
           <w:sz w:val="22"/>
         </w:rPr>
-        <w:t>⚠️ 一致性問題</w:t>
+        <w:t>依據等級</w:t>
       </w:r>
       <w:r>
         <w:rPr>
@@ -3415,7 +4343,7 @@
           <w:color w:val="222222"/>
           <w:sz w:val="22"/>
         </w:rPr>
-        <w:t xml:space="preserve">：本項僅 II 類依據卻設為 </w:t>
+        <w:t xml:space="preserve">：規則 </w:t>
       </w:r>
       <w:r>
         <w:rPr>
@@ -3424,7 +4352,7 @@
           <w:color w:val="222222"/>
           <w:sz w:val="22"/>
         </w:rPr>
-        <w:t>block</w:t>
+        <w:t>I 類</w:t>
       </w:r>
       <w:r>
         <w:rPr>
@@ -3433,7 +4361,58 @@
           <w:color w:val="222222"/>
           <w:sz w:val="22"/>
         </w:rPr>
-        <w:t>（取消次數）；膝內夾有 I 類依據反而僅為 advisory。此不一致需一併處理——見第四節。</w:t>
+        <w:t>（成文檢測標準）／數值 III 類</w:t>
+      </w:r>
+    </w:p>
+    <w:p>
+      <w:pPr>
+        <w:spacing w:after="60"/>
+        <w:ind w:left="425"/>
+      </w:pPr>
+      <w:r>
+        <w:rPr>
+          <w:rFonts w:ascii="Helvetica Neue" w:hAnsi="Helvetica Neue" w:eastAsia="蘋方-繁"/>
+          <w:b w:val="0"/>
+          <w:color w:val="222222"/>
+          <w:sz w:val="22"/>
+        </w:rPr>
+        <w:t xml:space="preserve">• </w:t>
+      </w:r>
+      <w:r>
+        <w:rPr>
+          <w:rFonts w:ascii="Helvetica Neue" w:hAnsi="Helvetica Neue" w:eastAsia="蘋方-繁"/>
+          <w:b/>
+          <w:color w:val="222222"/>
+          <w:sz w:val="22"/>
+        </w:rPr>
+        <w:t>✅ 一致性已解決</w:t>
+      </w:r>
+      <w:r>
+        <w:rPr>
+          <w:rFonts w:ascii="Helvetica Neue" w:hAnsi="Helvetica Neue" w:eastAsia="蘋方-繁"/>
+          <w:b w:val="0"/>
+          <w:color w:val="222222"/>
+          <w:sz w:val="22"/>
+        </w:rPr>
+        <w:t>：本項設為 block 有成文標準支持（軍方明文不計次）；膝內夾之標準（NASM OHSA、CrossFit）僅要求「膝應與腳對齊」，</w:t>
+      </w:r>
+      <w:r>
+        <w:rPr>
+          <w:rFonts w:ascii="Helvetica Neue" w:hAnsi="Helvetica Neue" w:eastAsia="蘋方-繁"/>
+          <w:b/>
+          <w:color w:val="222222"/>
+          <w:sz w:val="22"/>
+        </w:rPr>
+        <w:t>未規定不計次</w:t>
+      </w:r>
+      <w:r>
+        <w:rPr>
+          <w:rFonts w:ascii="Helvetica Neue" w:hAnsi="Helvetica Neue" w:eastAsia="蘋方-繁"/>
+          <w:b w:val="0"/>
+          <w:color w:val="222222"/>
+          <w:sz w:val="22"/>
+        </w:rPr>
+        <w:t>，故維持 advisory 為正確處置。兩者的差別不再是不一致，而是反映了各自標準的強度差異。</w:t>
       </w:r>
     </w:p>
     <w:p>
@@ -3590,7 +4569,22 @@
           <w:color w:val="222222"/>
           <w:sz w:val="22"/>
         </w:rPr>
-        <w:t xml:space="preserve">：NASM </w:t>
+        <w:t>：</w:t>
+      </w:r>
+    </w:p>
+    <w:p>
+      <w:pPr>
+        <w:spacing w:after="60"/>
+        <w:ind w:left="425"/>
+      </w:pPr>
+      <w:r>
+        <w:rPr>
+          <w:rFonts w:ascii="Helvetica Neue" w:hAnsi="Helvetica Neue" w:eastAsia="蘋方-繁"/>
+          <w:b w:val="0"/>
+          <w:color w:val="222222"/>
+          <w:sz w:val="22"/>
+        </w:rPr>
+        <w:t xml:space="preserve">• </w:t>
       </w:r>
       <w:r>
         <w:rPr>
@@ -3599,7 +4593,7 @@
           <w:color w:val="222222"/>
           <w:sz w:val="22"/>
         </w:rPr>
-        <w:t>Overhead Squat Assessment</w:t>
+        <w:t>CrossFit air squat 動作標準</w:t>
       </w:r>
       <w:r>
         <w:rPr>
@@ -3608,7 +4602,7 @@
           <w:color w:val="222222"/>
           <w:sz w:val="22"/>
         </w:rPr>
-        <w:t xml:space="preserve"> 明列 "knees moving inward" 為代償項，正面觀察判準為「膝蓋應與腳對齊（第二、三趾）」。</w:t>
+        <w:t>：points of performance 明列「knees track in the same direction as their toes, meaning the knees do not cave in」（膝須與腳尖同方向，不得內夾）。</w:t>
       </w:r>
       <w:r>
         <w:rPr>
@@ -3617,8 +4611,56 @@
           <w:color w:val="222222"/>
           <w:sz w:val="22"/>
         </w:rPr>
+        <w:t>此為徒手深蹲之計次判定標準。</w:t>
+      </w:r>
+    </w:p>
+    <w:p>
+      <w:pPr>
+        <w:spacing w:after="60"/>
+        <w:ind w:left="425"/>
+      </w:pPr>
+      <w:r>
+        <w:rPr>
+          <w:rFonts w:ascii="Helvetica Neue" w:hAnsi="Helvetica Neue" w:eastAsia="蘋方-繁"/>
+          <w:b w:val="0"/>
+          <w:color w:val="222222"/>
+          <w:sz w:val="22"/>
+        </w:rPr>
+        <w:t xml:space="preserve">• </w:t>
+      </w:r>
+      <w:r>
+        <w:rPr>
+          <w:rFonts w:ascii="Helvetica Neue" w:hAnsi="Helvetica Neue" w:eastAsia="蘋方-繁"/>
+          <w:b/>
+          <w:color w:val="222222"/>
+          <w:sz w:val="22"/>
+        </w:rPr>
+        <w:t>NASM Overhead Squat Assessment</w:t>
+      </w:r>
+      <w:r>
+        <w:rPr>
+          <w:rFonts w:ascii="Helvetica Neue" w:hAnsi="Helvetica Neue" w:eastAsia="蘋方-繁"/>
+          <w:b w:val="0"/>
+          <w:color w:val="222222"/>
+          <w:sz w:val="22"/>
+        </w:rPr>
+        <w:t>：明列 "knees moving inward" 為代償項，正面觀察判準為「膝蓋應與腳對齊（第二、三趾）」。</w:t>
+      </w:r>
+      <w:r>
+        <w:rPr>
+          <w:rFonts w:ascii="Helvetica Neue" w:hAnsi="Helvetica Neue" w:eastAsia="蘋方-繁"/>
+          <w:b/>
+          <w:color w:val="222222"/>
+          <w:sz w:val="22"/>
+        </w:rPr>
         <w:t>OHSA 即徒手深蹲，與本作品動作同型，無外推問題。</w:t>
       </w:r>
+    </w:p>
+    <w:p>
+      <w:pPr>
+        <w:spacing w:after="60"/>
+        <w:ind w:left="425"/>
+      </w:pPr>
       <w:r>
         <w:rPr>
           <w:rFonts w:ascii="Helvetica Neue" w:hAnsi="Helvetica Neue" w:eastAsia="蘋方-繁"/>
@@ -3626,7 +4668,40 @@
           <w:color w:val="222222"/>
           <w:sz w:val="22"/>
         </w:rPr>
-        <w:t xml:space="preserve"> Myer et al. (2014) 亦列膝內夾為技術缺陷。</w:t>
+        <w:t>• Myer et al. (2014) 亦列膝內夾為技術缺陷。</w:t>
+      </w:r>
+    </w:p>
+    <w:p>
+      <w:pPr>
+        <w:spacing w:after="60"/>
+        <w:ind w:left="425"/>
+      </w:pPr>
+      <w:r>
+        <w:rPr>
+          <w:rFonts w:ascii="Helvetica Neue" w:hAnsi="Helvetica Neue" w:eastAsia="蘋方-繁"/>
+          <w:b w:val="0"/>
+          <w:color w:val="222222"/>
+          <w:sz w:val="22"/>
+        </w:rPr>
+        <w:t>• ⚠️ 上述標準均</w:t>
+      </w:r>
+      <w:r>
+        <w:rPr>
+          <w:rFonts w:ascii="Helvetica Neue" w:hAnsi="Helvetica Neue" w:eastAsia="蘋方-繁"/>
+          <w:b/>
+          <w:color w:val="222222"/>
+          <w:sz w:val="22"/>
+        </w:rPr>
+        <w:t>要求膝不內夾，但未規定內夾即不計次</w:t>
+      </w:r>
+      <w:r>
+        <w:rPr>
+          <w:rFonts w:ascii="Helvetica Neue" w:hAnsi="Helvetica Neue" w:eastAsia="蘋方-繁"/>
+          <w:b w:val="0"/>
+          <w:color w:val="222222"/>
+          <w:sz w:val="22"/>
+        </w:rPr>
+        <w:t>（與伏地挺身塌腰之軍方標準不同）。故本系統設為 advisory 而非 block，與標準強度相符。</w:t>
       </w:r>
     </w:p>
     <w:p>
@@ -3802,7 +4877,7 @@
           <w:color w:val="222222"/>
           <w:sz w:val="22"/>
         </w:rPr>
-        <w:t xml:space="preserve">1. </w:t>
+        <w:t xml:space="preserve">1. ~~依據強度與阻擋強度不對稱~~ → </w:t>
       </w:r>
       <w:r>
         <w:rPr>
@@ -3811,7 +4886,7 @@
           <w:color w:val="222222"/>
           <w:sz w:val="22"/>
         </w:rPr>
-        <w:t>依據強度與阻擋強度不對稱</w:t>
+        <w:t>2026-08-28 補查後已解決，無須改動程式</w:t>
       </w:r>
     </w:p>
     <w:p>
@@ -3825,7 +4900,7 @@
           <w:color w:val="222222"/>
           <w:sz w:val="22"/>
         </w:rPr>
-        <w:t>塌腰（II 類依據）為 block、膝內夾（I 類依據）為 advisory。</w:t>
+        <w:t>首版認為塌腰（當時判為 II 類）設 block、膝內夾（I 類）設 advisory 是不一致。</w:t>
       </w:r>
     </w:p>
     <w:p>
@@ -3839,7 +4914,25 @@
           <w:color w:val="222222"/>
           <w:sz w:val="22"/>
         </w:rPr>
-        <w:t>兩者的門檻數值同樣無依據，處置卻不同。合理的作法是兩者一致——要嘛都在標定完成前僅提示，要嘛都阻擋。</w:t>
+        <w:t>補查後確認：</w:t>
+      </w:r>
+      <w:r>
+        <w:rPr>
+          <w:rFonts w:ascii="Helvetica Neue" w:hAnsi="Helvetica Neue" w:eastAsia="蘋方-繁"/>
+          <w:b/>
+          <w:color w:val="222222"/>
+          <w:sz w:val="22"/>
+        </w:rPr>
+        <w:t>美軍 APFT／ACFT 明文規定塌腰該次不計</w:t>
+      </w:r>
+      <w:r>
+        <w:rPr>
+          <w:rFonts w:ascii="Helvetica Neue" w:hAnsi="Helvetica Neue" w:eastAsia="蘋方-繁"/>
+          <w:b w:val="0"/>
+          <w:color w:val="222222"/>
+          <w:sz w:val="22"/>
+        </w:rPr>
+        <w:t>，故 block 有成文標準支持；</w:t>
       </w:r>
     </w:p>
     <w:p>
@@ -3849,11 +4942,20 @@
       <w:r>
         <w:rPr>
           <w:rFonts w:ascii="Helvetica Neue" w:hAnsi="Helvetica Neue" w:eastAsia="蘋方-繁"/>
+          <w:b w:val="0"/>
+          <w:color w:val="222222"/>
+          <w:sz w:val="22"/>
+        </w:rPr>
+        <w:t>而膝內夾的標準（CrossFit、NASM OHSA）只要求「膝與腳尖同向」，</w:t>
+      </w:r>
+      <w:r>
+        <w:rPr>
+          <w:rFonts w:ascii="Helvetica Neue" w:hAnsi="Helvetica Neue" w:eastAsia="蘋方-繁"/>
           <w:b/>
           <w:color w:val="222222"/>
           <w:sz w:val="22"/>
         </w:rPr>
-        <w:t>本表建議：標定完成前，兩者皆降為 advisory。</w:t>
+        <w:t>未規定不計次</w:t>
       </w:r>
       <w:r>
         <w:rPr>
@@ -3862,7 +4964,7 @@
           <w:color w:val="222222"/>
           <w:sz w:val="22"/>
         </w:rPr>
-        <w:t xml:space="preserve"> 理由是門檻無依據就不該取消使用者的有效次數。</w:t>
+        <w:t>，故 advisory 亦屬正確。</w:t>
       </w:r>
     </w:p>
     <w:p>
@@ -3876,7 +4978,7 @@
           <w:color w:val="222222"/>
           <w:sz w:val="22"/>
         </w:rPr>
-        <w:t>⚠️ 此變更會使伏地挺身的塌腰不再阻擋計次，影響現有測試與 demo 行為，</w:t>
+        <w:t>兩者的處置差異反映的是各自標準的強度差異，不是失誤。</w:t>
       </w:r>
       <w:r>
         <w:rPr>
@@ -3885,16 +4987,7 @@
           <w:color w:val="222222"/>
           <w:sz w:val="22"/>
         </w:rPr>
-        <w:t>需使用者決定</w:t>
-      </w:r>
-      <w:r>
-        <w:rPr>
-          <w:rFonts w:ascii="Helvetica Neue" w:hAnsi="Helvetica Neue" w:eastAsia="蘋方-繁"/>
-          <w:b w:val="0"/>
-          <w:color w:val="222222"/>
-          <w:sz w:val="22"/>
-        </w:rPr>
-        <w:t>。</w:t>
+        <w:t>原本建議的「塌腰降為 advisory」應予撤回。</w:t>
       </w:r>
     </w:p>
     <w:p>

--- a/文件/04_內部規劃/判定門檻依據總表.docx
+++ b/文件/04_內部規劃/判定門檻依據總表.docx
@@ -807,7 +807,7 @@
           <w:color w:val="222222"/>
           <w:sz w:val="22"/>
         </w:rPr>
-        <w:t>檢測與競賽的計次判定標準</w:t>
+        <w:t>動作規範與檢測標準</w:t>
       </w:r>
       <w:r>
         <w:rPr>
@@ -849,6 +849,837 @@
           <w:sz w:val="22"/>
         </w:rPr>
         <w:t>。門檻數值仍全部是本團隊工程判斷。</w:t>
+      </w:r>
+    </w:p>
+    <w:p>
+      <w:pPr>
+        <w:keepNext/>
+        <w:spacing w:before="280" w:after="120"/>
+      </w:pPr>
+      <w:r>
+        <w:rPr>
+          <w:rFonts w:ascii="Helvetica Neue" w:hAnsi="Helvetica Neue" w:eastAsia="蘋方-繁"/>
+          <w:b/>
+          <w:color w:val="222222"/>
+          <w:sz w:val="25"/>
+        </w:rPr>
+        <w:t>2026-08-28 第二輪：回頭驗證官方原文</w:t>
+      </w:r>
+    </w:p>
+    <w:p>
+      <w:pPr>
+        <w:jc w:val="left"/>
+      </w:pPr>
+      <w:r>
+        <w:rPr>
+          <w:rFonts w:ascii="Helvetica Neue" w:hAnsi="Helvetica Neue" w:eastAsia="蘋方-繁"/>
+          <w:b w:val="0"/>
+          <w:color w:val="222222"/>
+          <w:sz w:val="22"/>
+        </w:rPr>
+        <w:t>首輪僅憑搜尋摘要就下結論。經回頭查官方文件逐項驗證，</w:t>
+      </w:r>
+      <w:r>
+        <w:rPr>
+          <w:rFonts w:ascii="Helvetica Neue" w:hAnsi="Helvetica Neue" w:eastAsia="蘋方-繁"/>
+          <w:b/>
+          <w:color w:val="222222"/>
+          <w:sz w:val="22"/>
+        </w:rPr>
+        <w:t>兩項需修正措辭、三項無法驗證</w:t>
+      </w:r>
+      <w:r>
+        <w:rPr>
+          <w:rFonts w:ascii="Helvetica Neue" w:hAnsi="Helvetica Neue" w:eastAsia="蘋方-繁"/>
+          <w:b w:val="0"/>
+          <w:color w:val="222222"/>
+          <w:sz w:val="22"/>
+        </w:rPr>
+        <w:t>。</w:t>
+      </w:r>
+    </w:p>
+    <w:p>
+      <w:pPr>
+        <w:jc w:val="left"/>
+      </w:pPr>
+      <w:r>
+        <w:rPr>
+          <w:rFonts w:ascii="Helvetica Neue" w:hAnsi="Helvetica Neue" w:eastAsia="蘋方-繁"/>
+          <w:b w:val="0"/>
+          <w:color w:val="222222"/>
+          <w:sz w:val="22"/>
+        </w:rPr>
+        <w:t>以下為驗證後的最終狀態，未經官方原文確認者一律降級。</w:t>
+      </w:r>
+    </w:p>
+    <w:tbl>
+      <w:tblPr>
+        <w:tblStyle w:val="TableGrid"/>
+        <w:tblW w:type="auto" w:w="0"/>
+        <w:jc w:val="center"/>
+        <w:tblLook w:firstColumn="1" w:firstRow="1" w:lastColumn="0" w:lastRow="0" w:noHBand="0" w:noVBand="1" w:val="04A0"/>
+      </w:tblPr>
+      <w:tblGrid>
+        <w:gridCol w:w="3249"/>
+        <w:gridCol w:w="3249"/>
+        <w:gridCol w:w="3249"/>
+      </w:tblGrid>
+      <w:tr>
+        <w:tc>
+          <w:tcPr>
+            <w:tcW w:type="dxa" w:w="3249"/>
+          </w:tcPr>
+          <w:p>
+            <w:pPr>
+              <w:spacing w:after="40"/>
+            </w:pPr>
+            <w:r/>
+            <w:r>
+              <w:rPr>
+                <w:rFonts w:ascii="Helvetica Neue" w:hAnsi="Helvetica Neue" w:eastAsia="蘋方-繁"/>
+                <w:b/>
+                <w:color w:val="1F4E79"/>
+                <w:sz w:val="20"/>
+              </w:rPr>
+              <w:t>依據</w:t>
+            </w:r>
+          </w:p>
+        </w:tc>
+        <w:tc>
+          <w:tcPr>
+            <w:tcW w:type="dxa" w:w="3249"/>
+          </w:tcPr>
+          <w:p>
+            <w:pPr>
+              <w:spacing w:after="40"/>
+            </w:pPr>
+            <w:r/>
+            <w:r>
+              <w:rPr>
+                <w:rFonts w:ascii="Helvetica Neue" w:hAnsi="Helvetica Neue" w:eastAsia="蘋方-繁"/>
+                <w:b/>
+                <w:color w:val="1F4E79"/>
+                <w:sz w:val="20"/>
+              </w:rPr>
+              <w:t>官方來源</w:t>
+            </w:r>
+          </w:p>
+        </w:tc>
+        <w:tc>
+          <w:tcPr>
+            <w:tcW w:type="dxa" w:w="3249"/>
+          </w:tcPr>
+          <w:p>
+            <w:pPr>
+              <w:spacing w:after="40"/>
+            </w:pPr>
+            <w:r/>
+            <w:r>
+              <w:rPr>
+                <w:rFonts w:ascii="Helvetica Neue" w:hAnsi="Helvetica Neue" w:eastAsia="蘋方-繁"/>
+                <w:b/>
+                <w:color w:val="1F4E79"/>
+                <w:sz w:val="20"/>
+              </w:rPr>
+              <w:t>驗證結果</w:t>
+            </w:r>
+          </w:p>
+        </w:tc>
+      </w:tr>
+      <w:tr>
+        <w:tc>
+          <w:tcPr>
+            <w:tcW w:type="dxa" w:w="3249"/>
+          </w:tcPr>
+          <w:p>
+            <w:pPr>
+              <w:spacing w:after="40"/>
+            </w:pPr>
+            <w:r/>
+            <w:r>
+              <w:rPr>
+                <w:rFonts w:ascii="Helvetica Neue" w:hAnsi="Helvetica Neue" w:eastAsia="蘋方-繁"/>
+                <w:b w:val="0"/>
+                <w:color w:val="222222"/>
+                <w:sz w:val="20"/>
+              </w:rPr>
+              <w:t>AFT 伏地挺身</w:t>
+            </w:r>
+          </w:p>
+        </w:tc>
+        <w:tc>
+          <w:tcPr>
+            <w:tcW w:type="dxa" w:w="3249"/>
+          </w:tcPr>
+          <w:p>
+            <w:pPr>
+              <w:spacing w:after="40"/>
+            </w:pPr>
+            <w:r/>
+            <w:r>
+              <w:rPr>
+                <w:rFonts w:ascii="Helvetica Neue" w:hAnsi="Helvetica Neue" w:eastAsia="蘋方-繁"/>
+                <w:b w:val="0"/>
+                <w:color w:val="222222"/>
+                <w:sz w:val="20"/>
+              </w:rPr>
+              <w:t>goarmy.com（官方）</w:t>
+            </w:r>
+          </w:p>
+        </w:tc>
+        <w:tc>
+          <w:tcPr>
+            <w:tcW w:type="dxa" w:w="3249"/>
+          </w:tcPr>
+          <w:p>
+            <w:pPr>
+              <w:spacing w:after="40"/>
+            </w:pPr>
+            <w:r/>
+            <w:r>
+              <w:rPr>
+                <w:rFonts w:ascii="Helvetica Neue" w:hAnsi="Helvetica Neue" w:eastAsia="蘋方-繁"/>
+                <w:b w:val="0"/>
+                <w:color w:val="222222"/>
+                <w:sz w:val="20"/>
+              </w:rPr>
+              <w:t xml:space="preserve">✅ </w:t>
+            </w:r>
+            <w:r>
+              <w:rPr>
+                <w:rFonts w:ascii="Helvetica Neue" w:hAnsi="Helvetica Neue" w:eastAsia="蘋方-繁"/>
+                <w:b/>
+                <w:color w:val="222222"/>
+                <w:sz w:val="20"/>
+              </w:rPr>
+              <w:t>原文確認</w:t>
+            </w:r>
+            <w:r>
+              <w:rPr>
+                <w:rFonts w:ascii="Helvetica Neue" w:hAnsi="Helvetica Neue" w:eastAsia="蘋方-繁"/>
+                <w:b w:val="0"/>
+                <w:color w:val="222222"/>
+                <w:sz w:val="20"/>
+              </w:rPr>
+              <w:t>，但措辭需修正（見下）</w:t>
+            </w:r>
+          </w:p>
+        </w:tc>
+      </w:tr>
+      <w:tr>
+        <w:tc>
+          <w:tcPr>
+            <w:tcW w:type="dxa" w:w="3249"/>
+          </w:tcPr>
+          <w:p>
+            <w:pPr>
+              <w:spacing w:after="40"/>
+            </w:pPr>
+            <w:r/>
+            <w:r>
+              <w:rPr>
+                <w:rFonts w:ascii="Helvetica Neue" w:hAnsi="Helvetica Neue" w:eastAsia="蘋方-繁"/>
+                <w:b w:val="0"/>
+                <w:color w:val="222222"/>
+                <w:sz w:val="20"/>
+              </w:rPr>
+              <w:t>CrossFit air squat</w:t>
+            </w:r>
+          </w:p>
+        </w:tc>
+        <w:tc>
+          <w:tcPr>
+            <w:tcW w:type="dxa" w:w="3249"/>
+          </w:tcPr>
+          <w:p>
+            <w:pPr>
+              <w:spacing w:after="40"/>
+            </w:pPr>
+            <w:r/>
+            <w:r>
+              <w:rPr>
+                <w:rFonts w:ascii="Helvetica Neue" w:hAnsi="Helvetica Neue" w:eastAsia="蘋方-繁"/>
+                <w:b w:val="0"/>
+                <w:color w:val="222222"/>
+                <w:sz w:val="20"/>
+              </w:rPr>
+              <w:t>crossfit.com（官方）</w:t>
+            </w:r>
+          </w:p>
+        </w:tc>
+        <w:tc>
+          <w:tcPr>
+            <w:tcW w:type="dxa" w:w="3249"/>
+          </w:tcPr>
+          <w:p>
+            <w:pPr>
+              <w:spacing w:after="40"/>
+            </w:pPr>
+            <w:r/>
+            <w:r>
+              <w:rPr>
+                <w:rFonts w:ascii="Helvetica Neue" w:hAnsi="Helvetica Neue" w:eastAsia="蘋方-繁"/>
+                <w:b w:val="0"/>
+                <w:color w:val="222222"/>
+                <w:sz w:val="20"/>
+              </w:rPr>
+              <w:t xml:space="preserve">⚠️ </w:t>
+            </w:r>
+            <w:r>
+              <w:rPr>
+                <w:rFonts w:ascii="Helvetica Neue" w:hAnsi="Helvetica Neue" w:eastAsia="蘋方-繁"/>
+                <w:b/>
+                <w:color w:val="222222"/>
+                <w:sz w:val="20"/>
+              </w:rPr>
+              <w:t>動作標準確認，但「計次」的定性是過度陳述</w:t>
+            </w:r>
+          </w:p>
+        </w:tc>
+      </w:tr>
+      <w:tr>
+        <w:tc>
+          <w:tcPr>
+            <w:tcW w:type="dxa" w:w="3249"/>
+          </w:tcPr>
+          <w:p>
+            <w:pPr>
+              <w:spacing w:after="40"/>
+            </w:pPr>
+            <w:r/>
+            <w:r>
+              <w:rPr>
+                <w:rFonts w:ascii="Helvetica Neue" w:hAnsi="Helvetica Neue" w:eastAsia="蘋方-繁"/>
+                <w:b w:val="0"/>
+                <w:color w:val="222222"/>
+                <w:sz w:val="20"/>
+              </w:rPr>
+              <w:t>FM 7-22 節奏 50／80</w:t>
+            </w:r>
+          </w:p>
+        </w:tc>
+        <w:tc>
+          <w:tcPr>
+            <w:tcW w:type="dxa" w:w="3249"/>
+          </w:tcPr>
+          <w:p>
+            <w:pPr>
+              <w:spacing w:after="40"/>
+            </w:pPr>
+            <w:r/>
+            <w:r>
+              <w:rPr>
+                <w:rFonts w:ascii="Helvetica Neue" w:hAnsi="Helvetica Neue" w:eastAsia="蘋方-繁"/>
+                <w:b w:val="0"/>
+                <w:color w:val="222222"/>
+                <w:sz w:val="20"/>
+              </w:rPr>
+              <w:t>armypubs.army.mil PDF</w:t>
+            </w:r>
+          </w:p>
+        </w:tc>
+        <w:tc>
+          <w:tcPr>
+            <w:tcW w:type="dxa" w:w="3249"/>
+          </w:tcPr>
+          <w:p>
+            <w:pPr>
+              <w:spacing w:after="40"/>
+            </w:pPr>
+            <w:r/>
+            <w:r>
+              <w:rPr>
+                <w:rFonts w:ascii="Helvetica Neue" w:hAnsi="Helvetica Neue" w:eastAsia="蘋方-繁"/>
+                <w:b w:val="0"/>
+                <w:color w:val="222222"/>
+                <w:sz w:val="20"/>
+              </w:rPr>
+              <w:t xml:space="preserve">❌ </w:t>
+            </w:r>
+            <w:r>
+              <w:rPr>
+                <w:rFonts w:ascii="Helvetica Neue" w:hAnsi="Helvetica Neue" w:eastAsia="蘋方-繁"/>
+                <w:b/>
+                <w:color w:val="222222"/>
+                <w:sz w:val="20"/>
+              </w:rPr>
+              <w:t>404，無法驗證</w:t>
+            </w:r>
+            <w:r>
+              <w:rPr>
+                <w:rFonts w:ascii="Helvetica Neue" w:hAnsi="Helvetica Neue" w:eastAsia="蘋方-繁"/>
+                <w:b w:val="0"/>
+                <w:color w:val="222222"/>
+                <w:sz w:val="20"/>
+              </w:rPr>
+              <w:t>。來源實為 quizlet 等考試準備網站</w:t>
+            </w:r>
+          </w:p>
+        </w:tc>
+      </w:tr>
+      <w:tr>
+        <w:tc>
+          <w:tcPr>
+            <w:tcW w:type="dxa" w:w="3249"/>
+          </w:tcPr>
+          <w:p>
+            <w:pPr>
+              <w:spacing w:after="40"/>
+            </w:pPr>
+            <w:r/>
+            <w:r>
+              <w:rPr>
+                <w:rFonts w:ascii="Helvetica Neue" w:hAnsi="Helvetica Neue" w:eastAsia="蘋方-繁"/>
+                <w:b w:val="0"/>
+                <w:color w:val="222222"/>
+                <w:sz w:val="20"/>
+              </w:rPr>
+              <w:t>NSCA High Knee Drills</w:t>
+            </w:r>
+          </w:p>
+        </w:tc>
+        <w:tc>
+          <w:tcPr>
+            <w:tcW w:type="dxa" w:w="3249"/>
+          </w:tcPr>
+          <w:p>
+            <w:pPr>
+              <w:spacing w:after="40"/>
+            </w:pPr>
+            <w:r/>
+            <w:r>
+              <w:rPr>
+                <w:rFonts w:ascii="Helvetica Neue" w:hAnsi="Helvetica Neue" w:eastAsia="蘋方-繁"/>
+                <w:b w:val="0"/>
+                <w:color w:val="222222"/>
+                <w:sz w:val="20"/>
+              </w:rPr>
+              <w:t>nsca.com</w:t>
+            </w:r>
+          </w:p>
+        </w:tc>
+        <w:tc>
+          <w:tcPr>
+            <w:tcW w:type="dxa" w:w="3249"/>
+          </w:tcPr>
+          <w:p>
+            <w:pPr>
+              <w:spacing w:after="40"/>
+            </w:pPr>
+            <w:r/>
+            <w:r>
+              <w:rPr>
+                <w:rFonts w:ascii="Helvetica Neue" w:hAnsi="Helvetica Neue" w:eastAsia="蘋方-繁"/>
+                <w:b w:val="0"/>
+                <w:color w:val="222222"/>
+                <w:sz w:val="20"/>
+              </w:rPr>
+              <w:t xml:space="preserve">❌ </w:t>
+            </w:r>
+            <w:r>
+              <w:rPr>
+                <w:rFonts w:ascii="Helvetica Neue" w:hAnsi="Helvetica Neue" w:eastAsia="蘋方-繁"/>
+                <w:b/>
+                <w:color w:val="222222"/>
+                <w:sz w:val="20"/>
+              </w:rPr>
+              <w:t>403，內容無法讀取</w:t>
+            </w:r>
+            <w:r>
+              <w:rPr>
+                <w:rFonts w:ascii="Helvetica Neue" w:hAnsi="Helvetica Neue" w:eastAsia="蘋方-繁"/>
+                <w:b w:val="0"/>
+                <w:color w:val="222222"/>
+                <w:sz w:val="20"/>
+              </w:rPr>
+              <w:t>。僅能確認站上有此標題</w:t>
+            </w:r>
+          </w:p>
+        </w:tc>
+      </w:tr>
+      <w:tr>
+        <w:tc>
+          <w:tcPr>
+            <w:tcW w:type="dxa" w:w="3249"/>
+          </w:tcPr>
+          <w:p>
+            <w:pPr>
+              <w:spacing w:after="40"/>
+            </w:pPr>
+            <w:r/>
+            <w:r>
+              <w:rPr>
+                <w:rFonts w:ascii="Helvetica Neue" w:hAnsi="Helvetica Neue" w:eastAsia="蘋方-繁"/>
+                <w:b w:val="0"/>
+                <w:color w:val="222222"/>
+                <w:sz w:val="20"/>
+              </w:rPr>
+              <w:t>side-straddle hop 四拍</w:t>
+            </w:r>
+          </w:p>
+        </w:tc>
+        <w:tc>
+          <w:tcPr>
+            <w:tcW w:type="dxa" w:w="3249"/>
+          </w:tcPr>
+          <w:p>
+            <w:pPr>
+              <w:spacing w:after="40"/>
+            </w:pPr>
+            <w:r/>
+            <w:r>
+              <w:rPr>
+                <w:rFonts w:ascii="Helvetica Neue" w:hAnsi="Helvetica Neue" w:eastAsia="蘋方-繁"/>
+                <w:b w:val="0"/>
+                <w:color w:val="222222"/>
+                <w:sz w:val="20"/>
+              </w:rPr>
+              <w:t>armystudyguide.com</w:t>
+            </w:r>
+          </w:p>
+        </w:tc>
+        <w:tc>
+          <w:tcPr>
+            <w:tcW w:type="dxa" w:w="3249"/>
+          </w:tcPr>
+          <w:p>
+            <w:pPr>
+              <w:spacing w:after="40"/>
+            </w:pPr>
+            <w:r/>
+            <w:r>
+              <w:rPr>
+                <w:rFonts w:ascii="Helvetica Neue" w:hAnsi="Helvetica Neue" w:eastAsia="蘋方-繁"/>
+                <w:b w:val="0"/>
+                <w:color w:val="222222"/>
+                <w:sz w:val="20"/>
+              </w:rPr>
+              <w:t xml:space="preserve">❌ </w:t>
+            </w:r>
+            <w:r>
+              <w:rPr>
+                <w:rFonts w:ascii="Helvetica Neue" w:hAnsi="Helvetica Neue" w:eastAsia="蘋方-繁"/>
+                <w:b/>
+                <w:color w:val="222222"/>
+                <w:sz w:val="20"/>
+              </w:rPr>
+              <w:t>網域解析失敗</w:t>
+            </w:r>
+            <w:r>
+              <w:rPr>
+                <w:rFonts w:ascii="Helvetica Neue" w:hAnsi="Helvetica Neue" w:eastAsia="蘋方-繁"/>
+                <w:b w:val="0"/>
+                <w:color w:val="222222"/>
+                <w:sz w:val="20"/>
+              </w:rPr>
+              <w:t>。來源為 Wikipedia 與二手網站</w:t>
+            </w:r>
+          </w:p>
+        </w:tc>
+      </w:tr>
+    </w:tbl>
+    <w:p>
+      <w:pPr>
+        <w:spacing w:after="40"/>
+      </w:pPr>
+    </w:p>
+    <w:p>
+      <w:pPr>
+        <w:jc w:val="left"/>
+      </w:pPr>
+      <w:r>
+        <w:rPr>
+          <w:rFonts w:ascii="Helvetica Neue" w:hAnsi="Helvetica Neue" w:eastAsia="蘋方-繁"/>
+          <w:b/>
+          <w:color w:val="222222"/>
+          <w:sz w:val="22"/>
+        </w:rPr>
+        <w:t>兩項必須修正的措辭</w:t>
+      </w:r>
+    </w:p>
+    <w:p>
+      <w:pPr>
+        <w:spacing w:after="60"/>
+        <w:ind w:left="425"/>
+      </w:pPr>
+      <w:r>
+        <w:rPr>
+          <w:rFonts w:ascii="Helvetica Neue" w:hAnsi="Helvetica Neue" w:eastAsia="蘋方-繁"/>
+          <w:b w:val="0"/>
+          <w:color w:val="222222"/>
+          <w:sz w:val="22"/>
+        </w:rPr>
+        <w:t xml:space="preserve">1. </w:t>
+      </w:r>
+      <w:r>
+        <w:rPr>
+          <w:rFonts w:ascii="Helvetica Neue" w:hAnsi="Helvetica Neue" w:eastAsia="蘋方-繁"/>
+          <w:b/>
+          <w:color w:val="222222"/>
+          <w:sz w:val="22"/>
+        </w:rPr>
+        <w:t>軍方伏地挺身標準沒有出現 "sagging hips" 這個詞。</w:t>
+      </w:r>
+    </w:p>
+    <w:p>
+      <w:pPr>
+        <w:jc w:val="left"/>
+      </w:pPr>
+      <w:r>
+        <w:rPr>
+          <w:rFonts w:ascii="Helvetica Neue" w:hAnsi="Helvetica Neue" w:eastAsia="蘋方-繁"/>
+          <w:b w:val="0"/>
+          <w:color w:val="222222"/>
+          <w:sz w:val="22"/>
+        </w:rPr>
+        <w:t>官方原文是「maintain a generally straight body alignment from the top of the head to the ankles」與</w:t>
+      </w:r>
+    </w:p>
+    <w:p>
+      <w:pPr>
+        <w:jc w:val="left"/>
+      </w:pPr>
+      <w:r>
+        <w:rPr>
+          <w:rFonts w:ascii="Helvetica Neue" w:hAnsi="Helvetica Neue" w:eastAsia="蘋方-繁"/>
+          <w:b w:val="0"/>
+          <w:color w:val="222222"/>
+          <w:sz w:val="22"/>
+        </w:rPr>
+        <w:t>「Failing to maintain a generally straight alignment during a repetition will cause that repetition to not count.」</w:t>
+      </w:r>
+    </w:p>
+    <w:p>
+      <w:pPr>
+        <w:jc w:val="left"/>
+      </w:pPr>
+      <w:r>
+        <w:rPr>
+          <w:rFonts w:ascii="Helvetica Neue" w:hAnsi="Helvetica Neue" w:eastAsia="蘋方-繁"/>
+          <w:b w:val="0"/>
+          <w:color w:val="222222"/>
+          <w:sz w:val="22"/>
+        </w:rPr>
+        <w:t>"sagging hips" 是二手網站的轉述。本作品對外描述應使用官方措辭「未維持整體直線對位」。</w:t>
+      </w:r>
+    </w:p>
+    <w:p>
+      <w:pPr>
+        <w:spacing w:after="60"/>
+        <w:ind w:left="425"/>
+      </w:pPr>
+      <w:r>
+        <w:rPr>
+          <w:rFonts w:ascii="Helvetica Neue" w:hAnsi="Helvetica Neue" w:eastAsia="蘋方-繁"/>
+          <w:b w:val="0"/>
+          <w:color w:val="222222"/>
+          <w:sz w:val="22"/>
+        </w:rPr>
+        <w:t xml:space="preserve">2. </w:t>
+      </w:r>
+      <w:r>
+        <w:rPr>
+          <w:rFonts w:ascii="Helvetica Neue" w:hAnsi="Helvetica Neue" w:eastAsia="蘋方-繁"/>
+          <w:b/>
+          <w:color w:val="222222"/>
+          <w:sz w:val="22"/>
+        </w:rPr>
+        <w:t>CrossFit 頁面未規定「不符合即不計次」。</w:t>
+      </w:r>
+    </w:p>
+    <w:p>
+      <w:pPr>
+        <w:jc w:val="left"/>
+      </w:pPr>
+      <w:r>
+        <w:rPr>
+          <w:rFonts w:ascii="Helvetica Neue" w:hAnsi="Helvetica Neue" w:eastAsia="蘋方-繁"/>
+          <w:b w:val="0"/>
+          <w:color w:val="222222"/>
+          <w:sz w:val="22"/>
+        </w:rPr>
+        <w:t>該頁講的是動作規範（points of performance），不是計次判定規則。首輪寫成</w:t>
+      </w:r>
+    </w:p>
+    <w:p>
+      <w:pPr>
+        <w:jc w:val="left"/>
+      </w:pPr>
+      <w:r>
+        <w:rPr>
+          <w:rFonts w:ascii="Helvetica Neue" w:hAnsi="Helvetica Neue" w:eastAsia="蘋方-繁"/>
+          <w:b w:val="0"/>
+          <w:color w:val="222222"/>
+          <w:sz w:val="22"/>
+        </w:rPr>
+        <w:t>「計次標準」「明文排除 partial squat」「比生物力學文獻更貼近怎樣算一次」——</w:t>
+      </w:r>
+      <w:r>
+        <w:rPr>
+          <w:rFonts w:ascii="Helvetica Neue" w:hAnsi="Helvetica Neue" w:eastAsia="蘋方-繁"/>
+          <w:b/>
+          <w:color w:val="222222"/>
+          <w:sz w:val="22"/>
+        </w:rPr>
+        <w:t>皆為過度陳述，予以撤回</w:t>
+      </w:r>
+      <w:r>
+        <w:rPr>
+          <w:rFonts w:ascii="Helvetica Neue" w:hAnsi="Helvetica Neue" w:eastAsia="蘋方-繁"/>
+          <w:b w:val="0"/>
+          <w:color w:val="222222"/>
+          <w:sz w:val="22"/>
+        </w:rPr>
+        <w:t>。</w:t>
+      </w:r>
+    </w:p>
+    <w:p>
+      <w:pPr>
+        <w:jc w:val="left"/>
+      </w:pPr>
+      <w:r>
+        <w:rPr>
+          <w:rFonts w:ascii="Helvetica Neue" w:hAnsi="Helvetica Neue" w:eastAsia="蘋方-繁"/>
+          <w:b w:val="0"/>
+          <w:color w:val="222222"/>
+          <w:sz w:val="22"/>
+        </w:rPr>
+        <w:t>可據實陳述的是：CrossFit 官方明列 air squat 的底部位置為「髖褶低於膝上緣」、</w:t>
+      </w:r>
+    </w:p>
+    <w:p>
+      <w:pPr>
+        <w:jc w:val="left"/>
+      </w:pPr>
+      <w:r>
+        <w:rPr>
+          <w:rFonts w:ascii="Helvetica Neue" w:hAnsi="Helvetica Neue" w:eastAsia="蘋方-繁"/>
+          <w:b w:val="0"/>
+          <w:color w:val="222222"/>
+          <w:sz w:val="22"/>
+        </w:rPr>
+        <w:t>「膝與腳尖同向、不得內夾」、「chest up、維持腰椎曲線」。</w:t>
+      </w:r>
+    </w:p>
+    <w:p>
+      <w:pPr>
+        <w:jc w:val="left"/>
+      </w:pPr>
+      <w:r>
+        <w:rPr>
+          <w:rFonts w:ascii="Helvetica Neue" w:hAnsi="Helvetica Neue" w:eastAsia="蘋方-繁"/>
+          <w:b/>
+          <w:color w:val="222222"/>
+          <w:sz w:val="22"/>
+        </w:rPr>
+        <w:t>一項須降低論證強度</w:t>
+      </w:r>
+    </w:p>
+    <w:p>
+      <w:pPr>
+        <w:spacing w:after="60"/>
+        <w:ind w:left="425"/>
+      </w:pPr>
+      <w:r>
+        <w:rPr>
+          <w:rFonts w:ascii="Helvetica Neue" w:hAnsi="Helvetica Neue" w:eastAsia="蘋方-繁"/>
+          <w:b w:val="0"/>
+          <w:color w:val="222222"/>
+          <w:sz w:val="22"/>
+        </w:rPr>
+        <w:t xml:space="preserve">3. </w:t>
+      </w:r>
+      <w:r>
+        <w:rPr>
+          <w:rFonts w:ascii="Helvetica Neue" w:hAnsi="Helvetica Neue" w:eastAsia="蘋方-繁"/>
+          <w:b/>
+          <w:color w:val="222222"/>
+          <w:sz w:val="22"/>
+        </w:rPr>
+        <w:t>計次冷卻的「寬鬆 5 倍」論證撤回。</w:t>
+      </w:r>
+    </w:p>
+    <w:p>
+      <w:pPr>
+        <w:jc w:val="left"/>
+      </w:pPr>
+      <w:r>
+        <w:rPr>
+          <w:rFonts w:ascii="Helvetica Neue" w:hAnsi="Helvetica Neue" w:eastAsia="蘋方-繁"/>
+          <w:b w:val="0"/>
+          <w:color w:val="222222"/>
+          <w:sz w:val="22"/>
+        </w:rPr>
+        <w:t>該論證建立在「軍方 moderate cadence = 80 counts/min」上，而此數字無法從官方手冊驗證。</w:t>
+      </w:r>
+    </w:p>
+    <w:p>
+      <w:pPr>
+        <w:jc w:val="left"/>
+      </w:pPr>
+      <w:r>
+        <w:rPr>
+          <w:rFonts w:ascii="Helvetica Neue" w:hAnsi="Helvetica Neue" w:eastAsia="蘋方-繁"/>
+          <w:b w:val="0"/>
+          <w:color w:val="222222"/>
+          <w:sz w:val="22"/>
+        </w:rPr>
+        <w:t>300ms 回歸為</w:t>
+      </w:r>
+      <w:r>
+        <w:rPr>
+          <w:rFonts w:ascii="Helvetica Neue" w:hAnsi="Helvetica Neue" w:eastAsia="蘋方-繁"/>
+          <w:b/>
+          <w:color w:val="222222"/>
+          <w:sz w:val="22"/>
+        </w:rPr>
+        <w:t>純工程判斷、無外部參照</w:t>
+      </w:r>
+      <w:r>
+        <w:rPr>
+          <w:rFonts w:ascii="Helvetica Neue" w:hAnsi="Helvetica Neue" w:eastAsia="蘋方-繁"/>
+          <w:b w:val="0"/>
+          <w:color w:val="222222"/>
+          <w:sz w:val="22"/>
+        </w:rPr>
+        <w:t>。</w:t>
+      </w:r>
+    </w:p>
+    <w:p>
+      <w:pPr>
+        <w:jc w:val="left"/>
+      </w:pPr>
+      <w:r>
+        <w:rPr>
+          <w:rFonts w:ascii="Helvetica Neue" w:hAnsi="Helvetica Neue" w:eastAsia="蘋方-繁"/>
+          <w:b/>
+          <w:color w:val="222222"/>
+          <w:sz w:val="22"/>
+        </w:rPr>
+        <w:t>教訓</w:t>
+      </w:r>
+      <w:r>
+        <w:rPr>
+          <w:rFonts w:ascii="Helvetica Neue" w:hAnsi="Helvetica Neue" w:eastAsia="蘋方-繁"/>
+          <w:b w:val="0"/>
+          <w:color w:val="222222"/>
+          <w:sz w:val="22"/>
+        </w:rPr>
+        <w:t>：搜尋摘要不等於官方原文。第一輪的結論有兩處過度陳述，是回頭驗證才發現的。</w:t>
+      </w:r>
+    </w:p>
+    <w:p>
+      <w:pPr>
+        <w:jc w:val="left"/>
+      </w:pPr>
+      <w:r>
+        <w:rPr>
+          <w:rFonts w:ascii="Helvetica Neue" w:hAnsi="Helvetica Neue" w:eastAsia="蘋方-繁"/>
+          <w:b w:val="0"/>
+          <w:color w:val="222222"/>
+          <w:sz w:val="22"/>
+        </w:rPr>
+        <w:t>往後查得依據後必須再驗一次原始出處，才可寫入對外文件。</w:t>
       </w:r>
     </w:p>
     <w:p>
@@ -1358,7 +2189,7 @@
           <w:color w:val="222222"/>
           <w:sz w:val="22"/>
         </w:rPr>
-        <w:t>CrossFit air squat 動作標準</w:t>
+        <w:t>CrossFit air squat 動作規範</w:t>
       </w:r>
       <w:r>
         <w:rPr>
@@ -1367,29 +2198,43 @@
           <w:color w:val="222222"/>
           <w:sz w:val="22"/>
         </w:rPr>
-        <w:t>：計次要求「hip crease below the top of the knees」（髖褶低於膝上緣），明文排除 partial squat。</w:t>
-      </w:r>
-      <w:r>
-        <w:rPr>
-          <w:rFonts w:ascii="Helvetica Neue" w:hAnsi="Helvetica Neue" w:eastAsia="蘋方-繁"/>
-          <w:b/>
-          <w:color w:val="222222"/>
-          <w:sz w:val="22"/>
-        </w:rPr>
-        <w:t>此為計次判定標準，與本作品用途完全對應</w:t>
-      </w:r>
-      <w:r>
-        <w:rPr>
-          <w:rFonts w:ascii="Helvetica Neue" w:hAnsi="Helvetica Neue" w:eastAsia="蘋方-繁"/>
-          <w:b w:val="0"/>
-          <w:color w:val="222222"/>
-          <w:sz w:val="22"/>
-        </w:rPr>
-        <w:t>——比生物力學文獻更貼近「怎樣算一次」這個問題。</w:t>
+        <w:t>（crossfit.com 官方，2026-08-28 查證原文）：「The athlete reaches the bottom of the squat once the crease of the hips is below the top of the knees.」</w:t>
       </w:r>
     </w:p>
     <w:p>
       <w:pPr>
+        <w:jc w:val="left"/>
+      </w:pPr>
+      <w:r>
+        <w:rPr>
+          <w:rFonts w:ascii="Helvetica Neue" w:hAnsi="Helvetica Neue" w:eastAsia="蘋方-繁"/>
+          <w:b w:val="0"/>
+          <w:color w:val="222222"/>
+          <w:sz w:val="22"/>
+        </w:rPr>
+        <w:t>⚠️ 該頁為動作規範（points of performance），</w:t>
+      </w:r>
+      <w:r>
+        <w:rPr>
+          <w:rFonts w:ascii="Helvetica Neue" w:hAnsi="Helvetica Neue" w:eastAsia="蘋方-繁"/>
+          <w:b/>
+          <w:color w:val="222222"/>
+          <w:sz w:val="22"/>
+        </w:rPr>
+        <w:t>未規定不符合即不計次</w:t>
+      </w:r>
+      <w:r>
+        <w:rPr>
+          <w:rFonts w:ascii="Helvetica Neue" w:hAnsi="Helvetica Neue" w:eastAsia="蘋方-繁"/>
+          <w:b w:val="0"/>
+          <w:color w:val="222222"/>
+          <w:sz w:val="22"/>
+        </w:rPr>
+        <w:t>。不得描述為「計次標準」。</w:t>
+      </w:r>
+    </w:p>
+    <w:p>
+      <w:pPr>
         <w:spacing w:after="60"/>
         <w:ind w:left="425"/>
       </w:pPr>
@@ -1882,7 +2727,7 @@
           <w:color w:val="222222"/>
           <w:sz w:val="22"/>
         </w:rPr>
-        <w:t>：</w:t>
+        <w:t xml:space="preserve">：⚠️ </w:t>
       </w:r>
       <w:r>
         <w:rPr>
@@ -1891,16 +2736,7 @@
           <w:color w:val="222222"/>
           <w:sz w:val="22"/>
         </w:rPr>
-        <w:t>美軍 side-straddle hop（開合跳之軍事名稱）四拍動作標準</w:t>
-      </w:r>
-      <w:r>
-        <w:rPr>
-          <w:rFonts w:ascii="Helvetica Neue" w:hAnsi="Helvetica Neue" w:eastAsia="蘋方-繁"/>
-          <w:b w:val="0"/>
-          <w:color w:val="222222"/>
-          <w:sz w:val="22"/>
-        </w:rPr>
-        <w:t>：第一拍跳起、雙腿張開超過肩寬、手臂由側向上舉至過頭位置並擊掌；第二拍收回。此為軍事體能訓練之成文動作規範。</w:t>
+        <w:t>降級——未經官方原文驗證。</w:t>
       </w:r>
     </w:p>
     <w:p>
@@ -1914,11 +2750,62 @@
           <w:color w:val="222222"/>
           <w:sz w:val="22"/>
         </w:rPr>
-        <w:t>另有體適能測試協定（P90X Heart Rate Maximizer）與健身教學材料，描述一致。</w:t>
+        <w:t>美軍 side-straddle hop 之四拍規範（跳起、腿超肩寬、手臂過頭擊掌）見於 Wikipedia 與 armystudyguide 等二手來源，</w:t>
       </w:r>
     </w:p>
     <w:p>
       <w:pPr>
+        <w:jc w:val="left"/>
+      </w:pPr>
+      <w:r>
+        <w:rPr>
+          <w:rFonts w:ascii="Helvetica Neue" w:hAnsi="Helvetica Neue" w:eastAsia="蘋方-繁"/>
+          <w:b/>
+          <w:color w:val="222222"/>
+          <w:sz w:val="22"/>
+        </w:rPr>
+        <w:t>原始出處（軍方手冊）本團隊未能取得驗證</w:t>
+      </w:r>
+      <w:r>
+        <w:rPr>
+          <w:rFonts w:ascii="Helvetica Neue" w:hAnsi="Helvetica Neue" w:eastAsia="蘋方-繁"/>
+          <w:b w:val="0"/>
+          <w:color w:val="222222"/>
+          <w:sz w:val="22"/>
+        </w:rPr>
+        <w:t>（armystudyguide 網域解析失敗）。</w:t>
+      </w:r>
+    </w:p>
+    <w:p>
+      <w:pPr>
+        <w:jc w:val="left"/>
+      </w:pPr>
+      <w:r>
+        <w:rPr>
+          <w:rFonts w:ascii="Helvetica Neue" w:hAnsi="Helvetica Neue" w:eastAsia="蘋方-繁"/>
+          <w:b w:val="0"/>
+          <w:color w:val="222222"/>
+          <w:sz w:val="22"/>
+        </w:rPr>
+        <w:t>可確定者僅為：多個獨立來源對此動作的描述一致，且體適能測試協定（P90X Heart Rate Maximizer）描述相符。</w:t>
+      </w:r>
+    </w:p>
+    <w:p>
+      <w:pPr>
+        <w:jc w:val="left"/>
+      </w:pPr>
+      <w:r>
+        <w:rPr>
+          <w:rFonts w:ascii="Helvetica Neue" w:hAnsi="Helvetica Neue" w:eastAsia="蘋方-繁"/>
+          <w:b/>
+          <w:color w:val="222222"/>
+          <w:sz w:val="22"/>
+        </w:rPr>
+        <w:t>維持 II 類（通行慣例），不得稱為成文標準。</w:t>
+      </w:r>
+    </w:p>
+    <w:p>
+      <w:pPr>
         <w:spacing w:after="60"/>
         <w:ind w:left="425"/>
       </w:pPr>
@@ -2164,25 +3051,7 @@
           <w:color w:val="222222"/>
           <w:sz w:val="22"/>
         </w:rPr>
-        <w:t>：</w:t>
-      </w:r>
-      <w:r>
-        <w:rPr>
-          <w:rFonts w:ascii="Helvetica Neue" w:hAnsi="Helvetica Neue" w:eastAsia="蘋方-繁"/>
-          <w:b/>
-          <w:color w:val="222222"/>
-          <w:sz w:val="22"/>
-        </w:rPr>
-        <w:t>NSCA（National Strength and Conditioning Association）收錄 High Knee Drills</w:t>
-      </w:r>
-      <w:r>
-        <w:rPr>
-          <w:rFonts w:ascii="Helvetica Neue" w:hAnsi="Helvetica Neue" w:eastAsia="蘋方-繁"/>
-          <w:b w:val="0"/>
-          <w:color w:val="222222"/>
-          <w:sz w:val="22"/>
-        </w:rPr>
-        <w:t xml:space="preserve"> 專文，屬認證機構層級來源。田徑訓練之通行判準為「大腿與地面平行／膝抬至髖高」，另見多個健身教學網站描述一致。</w:t>
+        <w:t>：⚠️ **NSCA 站上列有 High Knee Drills 一文（nsca.com），但該頁回傳 403，本團隊未能讀取內容，</w:t>
       </w:r>
     </w:p>
     <w:p>
@@ -2196,29 +3065,48 @@
           <w:color w:val="222222"/>
           <w:sz w:val="22"/>
         </w:rPr>
-        <w:t>⚠️ 界線：本團隊</w:t>
-      </w:r>
-      <w:r>
-        <w:rPr>
-          <w:rFonts w:ascii="Helvetica Neue" w:hAnsi="Helvetica Neue" w:eastAsia="蘋方-繁"/>
-          <w:b/>
-          <w:color w:val="222222"/>
-          <w:sz w:val="22"/>
-        </w:rPr>
-        <w:t>未查得將此判準定為體適能檢測項目的正式文件</w:t>
-      </w:r>
-      <w:r>
-        <w:rPr>
-          <w:rFonts w:ascii="Helvetica Neue" w:hAnsi="Helvetica Neue" w:eastAsia="蘋方-繁"/>
-          <w:b w:val="0"/>
-          <w:color w:val="222222"/>
-          <w:sz w:val="22"/>
-        </w:rPr>
-        <w:t>（不同於伏地挺身之 FitnessGram 或深蹲之 CrossFit 計次標準）。故仍列 II 類。</w:t>
+        <w:t>因此無法確認其是否載有「膝抬至髖高」之規範。** 不得據此宣稱「NSCA 規定膝須抬至髖高」。</w:t>
       </w:r>
     </w:p>
     <w:p>
       <w:pPr>
+        <w:jc w:val="left"/>
+      </w:pPr>
+      <w:r>
+        <w:rPr>
+          <w:rFonts w:ascii="Helvetica Neue" w:hAnsi="Helvetica Neue" w:eastAsia="蘋方-繁"/>
+          <w:b w:val="0"/>
+          <w:color w:val="222222"/>
+          <w:sz w:val="22"/>
+        </w:rPr>
+        <w:t>可據實陳述者：田徑與健身教學材料普遍描述「大腿與地面平行／膝抬至髖高」，來源為多個教學網站，</w:t>
+      </w:r>
+    </w:p>
+    <w:p>
+      <w:pPr>
+        <w:jc w:val="left"/>
+      </w:pPr>
+      <w:r>
+        <w:rPr>
+          <w:rFonts w:ascii="Helvetica Neue" w:hAnsi="Helvetica Neue" w:eastAsia="蘋方-繁"/>
+          <w:b w:val="0"/>
+          <w:color w:val="222222"/>
+          <w:sz w:val="22"/>
+        </w:rPr>
+        <w:t>搜尋結果明確指出此為 "general professional consensus"，非官方文件。</w:t>
+      </w:r>
+      <w:r>
+        <w:rPr>
+          <w:rFonts w:ascii="Helvetica Neue" w:hAnsi="Helvetica Neue" w:eastAsia="蘋方-繁"/>
+          <w:b/>
+          <w:color w:val="222222"/>
+          <w:sz w:val="22"/>
+        </w:rPr>
+        <w:t>維持 II 類。</w:t>
+      </w:r>
+    </w:p>
+    <w:p>
+      <w:pPr>
         <w:spacing w:after="60"/>
         <w:ind w:left="425"/>
       </w:pPr>
@@ -2811,16 +3699,7 @@
           <w:color w:val="222222"/>
           <w:sz w:val="22"/>
         </w:rPr>
-        <w:t>門檻值仍為本團隊自訂</w:t>
-      </w:r>
-      <w:r>
-        <w:rPr>
-          <w:rFonts w:ascii="Helvetica Neue" w:hAnsi="Helvetica Neue" w:eastAsia="蘋方-繁"/>
-          <w:b w:val="0"/>
-          <w:color w:val="222222"/>
-          <w:sz w:val="22"/>
-        </w:rPr>
-        <w:t>，但取得可比對的參照：</w:t>
+        <w:t>完全無依據，本團隊自訂。</w:t>
       </w:r>
     </w:p>
     <w:p>
@@ -2830,20 +3709,11 @@
       <w:r>
         <w:rPr>
           <w:rFonts w:ascii="Helvetica Neue" w:hAnsi="Helvetica Neue" w:eastAsia="蘋方-繁"/>
-          <w:b/>
-          <w:color w:val="222222"/>
-          <w:sz w:val="22"/>
-        </w:rPr>
-        <w:t>美軍 FM 7-22（Army Physical Readiness Training）節奏標準</w:t>
-      </w:r>
-      <w:r>
-        <w:rPr>
-          <w:rFonts w:ascii="Helvetica Neue" w:hAnsi="Helvetica Neue" w:eastAsia="蘋方-繁"/>
           <w:b w:val="0"/>
           <w:color w:val="222222"/>
           <w:sz w:val="22"/>
         </w:rPr>
-        <w:t>：slow cadence 50 counts/min、moderate cadence 80 counts/min；伏地挺身與 high jumper 採 moderate。</w:t>
+        <w:t>首輪曾引「美軍 FM 7-22 節奏標準 slow 50／moderate 80 counts/min」作為寬鬆度參照，</w:t>
       </w:r>
     </w:p>
     <w:p>
@@ -2857,25 +3727,7 @@
           <w:color w:val="222222"/>
           <w:sz w:val="22"/>
         </w:rPr>
-        <w:t>換算：moderate 80 counts/min 之伏地挺身（兩拍一次）約每 1.5 秒一次。本系統 300ms 相當於每分鐘 200 次，</w:t>
-      </w:r>
-      <w:r>
-        <w:rPr>
-          <w:rFonts w:ascii="Helvetica Neue" w:hAnsi="Helvetica Neue" w:eastAsia="蘋方-繁"/>
-          <w:b/>
-          <w:color w:val="222222"/>
-          <w:sz w:val="22"/>
-        </w:rPr>
-        <w:t>較公認標準節奏寬鬆約 5 倍</w:t>
-      </w:r>
-      <w:r>
-        <w:rPr>
-          <w:rFonts w:ascii="Helvetica Neue" w:hAnsi="Helvetica Neue" w:eastAsia="蘋方-繁"/>
-          <w:b w:val="0"/>
-          <w:color w:val="222222"/>
-          <w:sz w:val="22"/>
-        </w:rPr>
-        <w:t>。</w:t>
+        <w:t>但回頭查證時官方 PDF（armypubs.army.mil）回傳 404，該組數字實出自 quizlet 等考試準備網站，</w:t>
       </w:r>
     </w:p>
     <w:p>
@@ -2885,16 +3737,26 @@
       <w:r>
         <w:rPr>
           <w:rFonts w:ascii="Helvetica Neue" w:hAnsi="Helvetica Neue" w:eastAsia="蘋方-繁"/>
+          <w:b/>
+          <w:color w:val="222222"/>
+          <w:sz w:val="22"/>
+        </w:rPr>
+        <w:t>無法驗證，該論證予以撤回</w:t>
+      </w:r>
+      <w:r>
+        <w:rPr>
+          <w:rFonts w:ascii="Helvetica Neue" w:hAnsi="Helvetica Neue" w:eastAsia="蘋方-繁"/>
           <w:b w:val="0"/>
           <w:color w:val="222222"/>
           <w:sz w:val="22"/>
         </w:rPr>
-        <w:t>由此可說明本門檻只擋「明顯超出人類正常動作速度」者，不會誤殺依標準節奏訓練的使用者。</w:t>
+        <w:t>。300ms 回歸為純工程判斷，無任何外部參照。</w:t>
       </w:r>
     </w:p>
     <w:p>
       <w:pPr>
-        <w:jc w:val="left"/>
+        <w:spacing w:after="60"/>
+        <w:ind w:left="425"/>
       </w:pPr>
       <w:r>
         <w:rPr>
@@ -2903,7 +3765,34 @@
           <w:color w:val="222222"/>
           <w:sz w:val="22"/>
         </w:rPr>
-        <w:t>⚠️ 但仍須誠實陳述：300 這個數字本身非取自任何標準，是本團隊自訂。</w:t>
+        <w:t xml:space="preserve">• </w:t>
+      </w:r>
+      <w:r>
+        <w:rPr>
+          <w:rFonts w:ascii="Helvetica Neue" w:hAnsi="Helvetica Neue" w:eastAsia="蘋方-繁"/>
+          <w:b/>
+          <w:color w:val="222222"/>
+          <w:sz w:val="22"/>
+        </w:rPr>
+        <w:t>⚠️ 歷史紀錄</w:t>
+      </w:r>
+      <w:r>
+        <w:rPr>
+          <w:rFonts w:ascii="Helvetica Neue" w:hAnsi="Helvetica Neue" w:eastAsia="蘋方-繁"/>
+          <w:b w:val="0"/>
+          <w:color w:val="222222"/>
+          <w:sz w:val="22"/>
+        </w:rPr>
+        <w:t>：先前版本曾以「0.6 秒為人類動作節奏下限」描述此類門檻，該說法為撰寫時自行加上、無任何來源，已於 2026-08-25 移除。</w:t>
+      </w:r>
+      <w:r>
+        <w:rPr>
+          <w:rFonts w:ascii="Helvetica Neue" w:hAnsi="Helvetica Neue" w:eastAsia="蘋方-繁"/>
+          <w:b/>
+          <w:color w:val="222222"/>
+          <w:sz w:val="22"/>
+        </w:rPr>
+        <w:t>不得再以類似說法描述本門檻。</w:t>
       </w:r>
     </w:p>
     <w:p>
@@ -2927,7 +3816,7 @@
           <w:color w:val="222222"/>
           <w:sz w:val="22"/>
         </w:rPr>
-        <w:t>⚠️ 歷史紀錄</w:t>
+        <w:t>依據等級</w:t>
       </w:r>
       <w:r>
         <w:rPr>
@@ -2936,20 +3825,26 @@
           <w:color w:val="222222"/>
           <w:sz w:val="22"/>
         </w:rPr>
-        <w:t>：先前版本曾以「0.6 秒為人類動作節奏下限」描述此類門檻，該說法為撰寫時自行加上、無任何來源，已於 2026-08-25 移除。</w:t>
-      </w:r>
-      <w:r>
-        <w:rPr>
-          <w:rFonts w:ascii="Helvetica Neue" w:hAnsi="Helvetica Neue" w:eastAsia="蘋方-繁"/>
-          <w:b/>
-          <w:color w:val="222222"/>
-          <w:sz w:val="22"/>
-        </w:rPr>
-        <w:t>不得再以類似說法描述本門檻。</w:t>
+        <w:t>：III 類（工程判斷）</w:t>
       </w:r>
     </w:p>
     <w:p>
       <w:pPr>
+        <w:keepNext/>
+        <w:spacing w:before="280" w:after="120"/>
+      </w:pPr>
+      <w:r>
+        <w:rPr>
+          <w:rFonts w:ascii="Helvetica Neue" w:hAnsi="Helvetica Neue" w:eastAsia="蘋方-繁"/>
+          <w:b/>
+          <w:color w:val="222222"/>
+          <w:sz w:val="25"/>
+        </w:rPr>
+        <w:t>A-8　開合跳手腳同步（limb_desync）</w:t>
+      </w:r>
+    </w:p>
+    <w:p>
+      <w:pPr>
         <w:spacing w:after="60"/>
         <w:ind w:left="425"/>
       </w:pPr>
@@ -2969,7 +3864,7 @@
           <w:color w:val="222222"/>
           <w:sz w:val="22"/>
         </w:rPr>
-        <w:t>依據等級</w:t>
+        <w:t>判什麼</w:t>
       </w:r>
       <w:r>
         <w:rPr>
@@ -2978,22 +3873,74 @@
           <w:color w:val="222222"/>
           <w:sz w:val="22"/>
         </w:rPr>
-        <w:t>：III 類（工程判斷）</w:t>
+        <w:t>：手與腳的進度需同時達標，擋「只揮手」「只張腳」</w:t>
       </w:r>
     </w:p>
     <w:p>
       <w:pPr>
-        <w:keepNext/>
-        <w:spacing w:before="280" w:after="120"/>
-      </w:pPr>
+        <w:spacing w:after="60"/>
+        <w:ind w:left="425"/>
+      </w:pPr>
+      <w:r>
+        <w:rPr>
+          <w:rFonts w:ascii="Helvetica Neue" w:hAnsi="Helvetica Neue" w:eastAsia="蘋方-繁"/>
+          <w:b w:val="0"/>
+          <w:color w:val="222222"/>
+          <w:sz w:val="22"/>
+        </w:rPr>
+        <w:t xml:space="preserve">• </w:t>
+      </w:r>
       <w:r>
         <w:rPr>
           <w:rFonts w:ascii="Helvetica Neue" w:hAnsi="Helvetica Neue" w:eastAsia="蘋方-繁"/>
           <w:b/>
           <w:color w:val="222222"/>
-          <w:sz w:val="25"/>
-        </w:rPr>
-        <w:t>A-8　開合跳手腳同步（limb_desync）</w:t>
+          <w:sz w:val="22"/>
+        </w:rPr>
+        <w:t>程式門檻</w:t>
+      </w:r>
+      <w:r>
+        <w:rPr>
+          <w:rFonts w:ascii="Helvetica Neue" w:hAnsi="Helvetica Neue" w:eastAsia="蘋方-繁"/>
+          <w:b w:val="0"/>
+          <w:color w:val="222222"/>
+          <w:sz w:val="22"/>
+        </w:rPr>
+        <w:t>：</w:t>
+      </w:r>
+      <w:r>
+        <w:rPr>
+          <w:rFonts w:ascii="Menlo" w:hAnsi="Menlo" w:eastAsia="Menlo"/>
+          <w:color w:val="C0392B"/>
+          <w:sz w:val="22"/>
+        </w:rPr>
+        <w:t>bothActive = armP &gt;= 0.35 &amp;&amp; legP &gt;= 0.35</w:t>
+      </w:r>
+      <w:r>
+        <w:rPr>
+          <w:rFonts w:ascii="Helvetica Neue" w:hAnsi="Helvetica Neue" w:eastAsia="蘋方-繁"/>
+          <w:b w:val="0"/>
+          <w:color w:val="222222"/>
+          <w:sz w:val="22"/>
+        </w:rPr>
+        <w:t>（</w:t>
+      </w:r>
+      <w:r>
+        <w:rPr>
+          <w:rFonts w:ascii="Menlo" w:hAnsi="Menlo" w:eastAsia="Menlo"/>
+          <w:color w:val="C0392B"/>
+          <w:sz w:val="22"/>
+        </w:rPr>
+        <w:t>jumpingjack.js:54</w:t>
+      </w:r>
+      <w:r>
+        <w:rPr>
+          <w:rFonts w:ascii="Helvetica Neue" w:hAnsi="Helvetica Neue" w:eastAsia="蘋方-繁"/>
+          <w:b w:val="0"/>
+          <w:color w:val="222222"/>
+          <w:sz w:val="22"/>
+        </w:rPr>
+        <w:t>）</w:t>
       </w:r>
     </w:p>
     <w:p>
@@ -3017,7 +3964,7 @@
           <w:color w:val="222222"/>
           <w:sz w:val="22"/>
         </w:rPr>
-        <w:t>判什麼</w:t>
+        <w:t>規則依據</w:t>
       </w:r>
       <w:r>
         <w:rPr>
@@ -3026,13 +3973,21 @@
           <w:color w:val="222222"/>
           <w:sz w:val="22"/>
         </w:rPr>
-        <w:t>：手與腳的進度需同時達標，擋「只揮手」「只張腳」</w:t>
+        <w:t xml:space="preserve">：⚠️ </w:t>
+      </w:r>
+      <w:r>
+        <w:rPr>
+          <w:rFonts w:ascii="Helvetica Neue" w:hAnsi="Helvetica Neue" w:eastAsia="蘋方-繁"/>
+          <w:b/>
+          <w:color w:val="222222"/>
+          <w:sz w:val="22"/>
+        </w:rPr>
+        <w:t>降級——未經官方原文驗證。</w:t>
       </w:r>
     </w:p>
     <w:p>
       <w:pPr>
-        <w:spacing w:after="60"/>
-        <w:ind w:left="425"/>
+        <w:jc w:val="left"/>
       </w:pPr>
       <w:r>
         <w:rPr>
@@ -3041,65 +3996,12 @@
           <w:color w:val="222222"/>
           <w:sz w:val="22"/>
         </w:rPr>
-        <w:t xml:space="preserve">• </w:t>
-      </w:r>
-      <w:r>
-        <w:rPr>
-          <w:rFonts w:ascii="Helvetica Neue" w:hAnsi="Helvetica Neue" w:eastAsia="蘋方-繁"/>
-          <w:b/>
-          <w:color w:val="222222"/>
-          <w:sz w:val="22"/>
-        </w:rPr>
-        <w:t>程式門檻</w:t>
-      </w:r>
-      <w:r>
-        <w:rPr>
-          <w:rFonts w:ascii="Helvetica Neue" w:hAnsi="Helvetica Neue" w:eastAsia="蘋方-繁"/>
-          <w:b w:val="0"/>
-          <w:color w:val="222222"/>
-          <w:sz w:val="22"/>
-        </w:rPr>
-        <w:t>：</w:t>
-      </w:r>
-      <w:r>
-        <w:rPr>
-          <w:rFonts w:ascii="Menlo" w:hAnsi="Menlo" w:eastAsia="Menlo"/>
-          <w:color w:val="C0392B"/>
-          <w:sz w:val="22"/>
-        </w:rPr>
-        <w:t>bothActive = armP &gt;= 0.35 &amp;&amp; legP &gt;= 0.35</w:t>
-      </w:r>
-      <w:r>
-        <w:rPr>
-          <w:rFonts w:ascii="Helvetica Neue" w:hAnsi="Helvetica Neue" w:eastAsia="蘋方-繁"/>
-          <w:b w:val="0"/>
-          <w:color w:val="222222"/>
-          <w:sz w:val="22"/>
-        </w:rPr>
-        <w:t>（</w:t>
-      </w:r>
-      <w:r>
-        <w:rPr>
-          <w:rFonts w:ascii="Menlo" w:hAnsi="Menlo" w:eastAsia="Menlo"/>
-          <w:color w:val="C0392B"/>
-          <w:sz w:val="22"/>
-        </w:rPr>
-        <w:t>jumpingjack.js:54</w:t>
-      </w:r>
-      <w:r>
-        <w:rPr>
-          <w:rFonts w:ascii="Helvetica Neue" w:hAnsi="Helvetica Neue" w:eastAsia="蘋方-繁"/>
-          <w:b w:val="0"/>
-          <w:color w:val="222222"/>
-          <w:sz w:val="22"/>
-        </w:rPr>
-        <w:t>）</w:t>
+        <w:t>首輪據美軍 side-straddle hop 四拍定義主張「手腳同拍完成為成文規範」，但該來源未能驗證（見 A-3）。</w:t>
       </w:r>
     </w:p>
     <w:p>
       <w:pPr>
-        <w:spacing w:after="60"/>
-        <w:ind w:left="425"/>
+        <w:jc w:val="left"/>
       </w:pPr>
       <w:r>
         <w:rPr>
@@ -3108,7 +4010,7 @@
           <w:color w:val="222222"/>
           <w:sz w:val="22"/>
         </w:rPr>
-        <w:t xml:space="preserve">• </w:t>
+        <w:t>退回原判斷：</w:t>
       </w:r>
       <w:r>
         <w:rPr>
@@ -3117,43 +4019,7 @@
           <w:color w:val="222222"/>
           <w:sz w:val="22"/>
         </w:rPr>
-        <w:t>規則依據</w:t>
-      </w:r>
-      <w:r>
-        <w:rPr>
-          <w:rFonts w:ascii="Helvetica Neue" w:hAnsi="Helvetica Neue" w:eastAsia="蘋方-繁"/>
-          <w:b w:val="0"/>
-          <w:color w:val="222222"/>
-          <w:sz w:val="22"/>
-        </w:rPr>
-        <w:t>：</w:t>
-      </w:r>
-      <w:r>
-        <w:rPr>
-          <w:rFonts w:ascii="Helvetica Neue" w:hAnsi="Helvetica Neue" w:eastAsia="蘋方-繁"/>
-          <w:b/>
-          <w:color w:val="222222"/>
-          <w:sz w:val="22"/>
-        </w:rPr>
-        <w:t>美軍 side-straddle hop 四拍定義</w:t>
-      </w:r>
-      <w:r>
-        <w:rPr>
-          <w:rFonts w:ascii="Helvetica Neue" w:hAnsi="Helvetica Neue" w:eastAsia="蘋方-繁"/>
-          <w:b w:val="0"/>
-          <w:color w:val="222222"/>
-          <w:sz w:val="22"/>
-        </w:rPr>
-        <w:t>：第一拍「跳起、雙腿張開、手臂上舉過頭擊掌」為單一拍點內同時完成之複合動作。手與腳在同一拍完成即為該動作之成文規範，非本團隊自訂。</w:t>
-      </w:r>
-      <w:r>
-        <w:rPr>
-          <w:rFonts w:ascii="Helvetica Neue" w:hAnsi="Helvetica Neue" w:eastAsia="蘋方-繁"/>
-          <w:b/>
-          <w:color w:val="222222"/>
-          <w:sz w:val="22"/>
-        </w:rPr>
-        <w:t>同時是防作弊需求。</w:t>
+        <w:t>這是開合跳的動作定義（手腳同時開合），本團隊未查得成文標準明文規定之。同時是防作弊需求。</w:t>
       </w:r>
     </w:p>
     <w:p>
@@ -4073,7 +4939,7 @@
           <w:color w:val="222222"/>
           <w:sz w:val="22"/>
         </w:rPr>
-        <w:t>美軍 APFT（Army Physical Fitness Test）</w:t>
+        <w:t>美軍 AFT／ACFT Hand-Release Push-Up</w:t>
       </w:r>
       <w:r>
         <w:rPr>
@@ -4082,29 +4948,57 @@
           <w:color w:val="222222"/>
           <w:sz w:val="22"/>
         </w:rPr>
-        <w:t>：伏地挺身計次要求身體自頭至踵保持一直線，</w:t>
-      </w:r>
-      <w:r>
-        <w:rPr>
-          <w:rFonts w:ascii="Helvetica Neue" w:hAnsi="Helvetica Neue" w:eastAsia="蘋方-繁"/>
-          <w:b/>
-          <w:color w:val="222222"/>
-          <w:sz w:val="22"/>
-        </w:rPr>
-        <w:t>塌腰即該次不計</w:t>
-      </w:r>
-      <w:r>
-        <w:rPr>
-          <w:rFonts w:ascii="Helvetica Neue" w:hAnsi="Helvetica Neue" w:eastAsia="蘋方-繁"/>
-          <w:b w:val="0"/>
-          <w:color w:val="222222"/>
-          <w:sz w:val="22"/>
-        </w:rPr>
-        <w:t>。</w:t>
+        <w:t>（goarmy.com 官方，2026-08-28 查證原文）：</w:t>
       </w:r>
     </w:p>
     <w:p>
       <w:pPr>
+        <w:jc w:val="left"/>
+      </w:pPr>
+      <w:r>
+        <w:rPr>
+          <w:rFonts w:ascii="Helvetica Neue" w:hAnsi="Helvetica Neue" w:eastAsia="蘋方-繁"/>
+          <w:b w:val="0"/>
+          <w:color w:val="222222"/>
+          <w:sz w:val="22"/>
+        </w:rPr>
+        <w:t>「The Soldier will maintain a generally straight body alignment from the top of the head to the ankles.」</w:t>
+      </w:r>
+    </w:p>
+    <w:p>
+      <w:pPr>
+        <w:jc w:val="left"/>
+      </w:pPr>
+      <w:r>
+        <w:rPr>
+          <w:rFonts w:ascii="Helvetica Neue" w:hAnsi="Helvetica Neue" w:eastAsia="蘋方-繁"/>
+          <w:b w:val="0"/>
+          <w:color w:val="222222"/>
+          <w:sz w:val="22"/>
+        </w:rPr>
+        <w:t>「</w:t>
+      </w:r>
+      <w:r>
+        <w:rPr>
+          <w:rFonts w:ascii="Helvetica Neue" w:hAnsi="Helvetica Neue" w:eastAsia="蘋方-繁"/>
+          <w:b/>
+          <w:color w:val="222222"/>
+          <w:sz w:val="22"/>
+        </w:rPr>
+        <w:t>Failing to maintain a generally straight alignment during a repetition will cause that repetition to not count.</w:t>
+      </w:r>
+      <w:r>
+        <w:rPr>
+          <w:rFonts w:ascii="Helvetica Neue" w:hAnsi="Helvetica Neue" w:eastAsia="蘋方-繁"/>
+          <w:b w:val="0"/>
+          <w:color w:val="222222"/>
+          <w:sz w:val="22"/>
+        </w:rPr>
+        <w:t>」</w:t>
+      </w:r>
+    </w:p>
+    <w:p>
+      <w:pPr>
         <w:spacing w:after="60"/>
         <w:ind w:left="425"/>
       </w:pPr>
@@ -4124,34 +5018,7 @@
           <w:color w:val="222222"/>
           <w:sz w:val="22"/>
         </w:rPr>
-        <w:t>美軍 ACFT（Army Combat Fitness Test，APFT 後繼制度）</w:t>
-      </w:r>
-      <w:r>
-        <w:rPr>
-          <w:rFonts w:ascii="Helvetica Neue" w:hAnsi="Helvetica Neue" w:eastAsia="蘋方-繁"/>
-          <w:b w:val="0"/>
-          <w:color w:val="222222"/>
-          <w:sz w:val="22"/>
-        </w:rPr>
-        <w:t xml:space="preserve">：身體須維持剛性直線並整體移動；明列不計次之原因包含 </w:t>
-      </w:r>
-      <w:r>
-        <w:rPr>
-          <w:rFonts w:ascii="Helvetica Neue" w:hAnsi="Helvetica Neue" w:eastAsia="蘋方-繁"/>
-          <w:b/>
-          <w:color w:val="222222"/>
-          <w:sz w:val="22"/>
-        </w:rPr>
-        <w:t>sagging hips（塌腰）</w:t>
-      </w:r>
-      <w:r>
-        <w:rPr>
-          <w:rFonts w:ascii="Helvetica Neue" w:hAnsi="Helvetica Neue" w:eastAsia="蘋方-繁"/>
-          <w:b w:val="0"/>
-          <w:color w:val="222222"/>
-          <w:sz w:val="22"/>
-        </w:rPr>
-        <w:t>、pike position、手臂未完全伸直等。</w:t>
+        <w:t>這是直接針對伏地挺身、且明文規定「未維持直線對位即該次不計」的成文檢測標準，與本系統將其設為 block 完全一致。</w:t>
       </w:r>
     </w:p>
     <w:p>
@@ -4166,7 +5033,21 @@
           <w:color w:val="222222"/>
           <w:sz w:val="22"/>
         </w:rPr>
-        <w:t xml:space="preserve">• </w:t>
+        <w:t>• ⚠️ 兩點界線必須保留：</w:t>
+      </w:r>
+    </w:p>
+    <w:p>
+      <w:pPr>
+        <w:jc w:val="left"/>
+      </w:pPr>
+      <w:r>
+        <w:rPr>
+          <w:rFonts w:ascii="Helvetica Neue" w:hAnsi="Helvetica Neue" w:eastAsia="蘋方-繁"/>
+          <w:b w:val="0"/>
+          <w:color w:val="222222"/>
+          <w:sz w:val="22"/>
+        </w:rPr>
+        <w:t>① 官方原文</w:t>
       </w:r>
       <w:r>
         <w:rPr>
@@ -4175,7 +5056,44 @@
           <w:color w:val="222222"/>
           <w:sz w:val="22"/>
         </w:rPr>
-        <w:t>這兩項是直接針對伏地挺身、且明文規定「塌腰不計次」的成文檢測標準，與本系統的處置完全一致，無外推問題。</w:t>
+        <w:t>未使用 "sagging hips" 一詞</w:t>
+      </w:r>
+      <w:r>
+        <w:rPr>
+          <w:rFonts w:ascii="Helvetica Neue" w:hAnsi="Helvetica Neue" w:eastAsia="蘋方-繁"/>
+          <w:b w:val="0"/>
+          <w:color w:val="222222"/>
+          <w:sz w:val="22"/>
+        </w:rPr>
+        <w:t>，而是「generally straight alignment」。對外描述應採官方措辭。</w:t>
+      </w:r>
+    </w:p>
+    <w:p>
+      <w:pPr>
+        <w:jc w:val="left"/>
+      </w:pPr>
+      <w:r>
+        <w:rPr>
+          <w:rFonts w:ascii="Helvetica Neue" w:hAnsi="Helvetica Neue" w:eastAsia="蘋方-繁"/>
+          <w:b w:val="0"/>
+          <w:color w:val="222222"/>
+          <w:sz w:val="22"/>
+        </w:rPr>
+        <w:t>② HRP 為伏地挺身之變體，額外要求底部雙手離地成 T 字。本作品判定的是一般伏地挺身，</w:t>
+      </w:r>
+    </w:p>
+    <w:p>
+      <w:pPr>
+        <w:jc w:val="left"/>
+      </w:pPr>
+      <w:r>
+        <w:rPr>
+          <w:rFonts w:ascii="Helvetica Neue" w:hAnsi="Helvetica Neue" w:eastAsia="蘋方-繁"/>
+          <w:b w:val="0"/>
+          <w:color w:val="222222"/>
+          <w:sz w:val="22"/>
+        </w:rPr>
+        <w:t>「維持身體直線」此項要求為兩者共通，但仍非完全同一動作。</w:t>
       </w:r>
     </w:p>
     <w:p>

--- a/文件/04_內部規劃/判定門檻依據總表.docx
+++ b/文件/04_內部規劃/判定門檻依據總表.docx
@@ -4754,6 +4754,167 @@
     </w:p>
     <w:p>
       <w:pPr>
+        <w:spacing w:after="60"/>
+        <w:ind w:left="425"/>
+      </w:pPr>
+      <w:r>
+        <w:rPr>
+          <w:rFonts w:ascii="Helvetica Neue" w:hAnsi="Helvetica Neue" w:eastAsia="蘋方-繁"/>
+          <w:b w:val="0"/>
+          <w:color w:val="222222"/>
+          <w:sz w:val="22"/>
+        </w:rPr>
+        <w:t xml:space="preserve">• </w:t>
+      </w:r>
+      <w:r>
+        <w:rPr>
+          <w:rFonts w:ascii="Helvetica Neue" w:hAnsi="Helvetica Neue" w:eastAsia="蘋方-繁"/>
+          <w:b/>
+          <w:color w:val="222222"/>
+          <w:sz w:val="22"/>
+        </w:rPr>
+        <w:t>🔴 2026-08-28 驗證：本判定在正面機位失效</w:t>
+      </w:r>
+    </w:p>
+    <w:p>
+      <w:pPr>
+        <w:jc w:val="left"/>
+      </w:pPr>
+      <w:r>
+        <w:rPr>
+          <w:rFonts w:ascii="Helvetica Neue" w:hAnsi="Helvetica Neue" w:eastAsia="蘋方-繁"/>
+          <w:b w:val="0"/>
+          <w:color w:val="222222"/>
+          <w:sz w:val="22"/>
+        </w:rPr>
+        <w:t>BSA 明列軀幹位置須自</w:t>
+      </w:r>
+      <w:r>
+        <w:rPr>
+          <w:rFonts w:ascii="Helvetica Neue" w:hAnsi="Helvetica Neue" w:eastAsia="蘋方-繁"/>
+          <w:b/>
+          <w:color w:val="222222"/>
+          <w:sz w:val="22"/>
+        </w:rPr>
+        <w:t>側面</w:t>
+      </w:r>
+      <w:r>
+        <w:rPr>
+          <w:rFonts w:ascii="Helvetica Neue" w:hAnsi="Helvetica Neue" w:eastAsia="蘋方-繁"/>
+          <w:b w:val="0"/>
+          <w:color w:val="222222"/>
+          <w:sz w:val="22"/>
+        </w:rPr>
+        <w:t>觀察，而本作品深蹲為</w:t>
+      </w:r>
+      <w:r>
+        <w:rPr>
+          <w:rFonts w:ascii="Helvetica Neue" w:hAnsi="Helvetica Neue" w:eastAsia="蘋方-繁"/>
+          <w:b/>
+          <w:color w:val="222222"/>
+          <w:sz w:val="22"/>
+        </w:rPr>
+        <w:t>正面</w:t>
+      </w:r>
+      <w:r>
+        <w:rPr>
+          <w:rFonts w:ascii="Helvetica Neue" w:hAnsi="Helvetica Neue" w:eastAsia="蘋方-繁"/>
+          <w:b w:val="0"/>
+          <w:color w:val="222222"/>
+          <w:sz w:val="22"/>
+        </w:rPr>
+        <w:t>機位。</w:t>
+      </w:r>
+    </w:p>
+    <w:p>
+      <w:pPr>
+        <w:jc w:val="left"/>
+      </w:pPr>
+      <w:r>
+        <w:rPr>
+          <w:rFonts w:ascii="Helvetica Neue" w:hAnsi="Helvetica Neue" w:eastAsia="蘋方-繁"/>
+          <w:b w:val="0"/>
+          <w:color w:val="222222"/>
+          <w:sz w:val="22"/>
+        </w:rPr>
+        <w:t xml:space="preserve">數學上，人繞髖前傾時正面投影的水平位移恆為 0，故 </w:t>
+      </w:r>
+      <w:r>
+        <w:rPr>
+          <w:rFonts w:ascii="Menlo" w:hAnsi="Menlo" w:eastAsia="Menlo"/>
+          <w:color w:val="C0392B"/>
+          <w:sz w:val="22"/>
+        </w:rPr>
+        <w:t>vAngleFromVertical</w:t>
+      </w:r>
+      <w:r>
+        <w:rPr>
+          <w:rFonts w:ascii="Helvetica Neue" w:hAnsi="Helvetica Neue" w:eastAsia="蘋方-繁"/>
+          <w:b w:val="0"/>
+          <w:color w:val="222222"/>
+          <w:sz w:val="22"/>
+        </w:rPr>
+        <w:t xml:space="preserve"> 測得恆為 0°，</w:t>
+      </w:r>
+    </w:p>
+    <w:p>
+      <w:pPr>
+        <w:jc w:val="left"/>
+      </w:pPr>
+      <w:r>
+        <w:rPr>
+          <w:rFonts w:ascii="Helvetica Neue" w:hAnsi="Helvetica Neue" w:eastAsia="蘋方-繁"/>
+          <w:b w:val="0"/>
+          <w:color w:val="222222"/>
+          <w:sz w:val="22"/>
+        </w:rPr>
+        <w:t>不論前傾至 90° 皆不觸發門檻。端對端驗證：真實前傾 45°／60° 的樣本 5 次全判有效。</w:t>
+      </w:r>
+    </w:p>
+    <w:p>
+      <w:pPr>
+        <w:jc w:val="left"/>
+      </w:pPr>
+      <w:r>
+        <w:rPr>
+          <w:rFonts w:ascii="Helvetica Neue" w:hAnsi="Helvetica Neue" w:eastAsia="蘋方-繁"/>
+          <w:b w:val="0"/>
+          <w:color w:val="222222"/>
+          <w:sz w:val="22"/>
+        </w:rPr>
+        <w:t>合成器測得 46.42° 是因其以水平位移模擬彎腰（即側傾），故測試綠燈不足以證明本功能有效。</w:t>
+      </w:r>
+    </w:p>
+    <w:p>
+      <w:pPr>
+        <w:jc w:val="left"/>
+      </w:pPr>
+      <w:r>
+        <w:rPr>
+          <w:rFonts w:ascii="Helvetica Neue" w:hAnsi="Helvetica Neue" w:eastAsia="蘋方-繁"/>
+          <w:b w:val="0"/>
+          <w:color w:val="222222"/>
+          <w:sz w:val="22"/>
+        </w:rPr>
+        <w:t>且本項會對側傾誤觸發並回饋「不要彎腰」，屬錯誤回饋，而它是 block 級。</w:t>
+      </w:r>
+    </w:p>
+    <w:p>
+      <w:pPr>
+        <w:jc w:val="left"/>
+      </w:pPr>
+      <w:r>
+        <w:rPr>
+          <w:rFonts w:ascii="Helvetica Neue" w:hAnsi="Helvetica Neue" w:eastAsia="蘋方-繁"/>
+          <w:b/>
+          <w:color w:val="222222"/>
+          <w:sz w:val="22"/>
+        </w:rPr>
+        <w:t>完整驗證與處理方向見 `docs/verification/torso_lean_機位驗證.md`。決策前不得對外宣稱可判定彎腰代償。</w:t>
+      </w:r>
+    </w:p>
+    <w:p>
+      <w:pPr>
         <w:keepNext/>
         <w:spacing w:before="280" w:after="120"/>
       </w:pPr>

--- a/文件/04_內部規劃/判定門檻依據總表.docx
+++ b/文件/04_內部規劃/判定門檻依據總表.docx
@@ -1680,6 +1680,3015 @@
           <w:sz w:val="22"/>
         </w:rPr>
         <w:t>往後查得依據後必須再驗一次原始出處，才可寫入對外文件。</w:t>
+      </w:r>
+    </w:p>
+    <w:p>
+      <w:pPr>
+        <w:spacing w:before="40" w:after="40"/>
+      </w:pPr>
+    </w:p>
+    <w:p>
+      <w:pPr>
+        <w:keepNext/>
+        <w:spacing w:before="280" w:after="120"/>
+      </w:pPr>
+      <w:r>
+        <w:rPr>
+          <w:rFonts w:ascii="Helvetica Neue" w:hAnsi="Helvetica Neue" w:eastAsia="蘋方-繁"/>
+          <w:b/>
+          <w:color w:val="1F4E79"/>
+          <w:sz w:val="30"/>
+        </w:rPr>
+        <w:t>〇之二、為什麼選這幾項進 checklist（2026-08-28 補）</w:t>
+      </w:r>
+    </w:p>
+    <w:p>
+      <w:pPr>
+        <w:jc w:val="left"/>
+      </w:pPr>
+      <w:r>
+        <w:rPr>
+          <w:rFonts w:ascii="Helvetica Neue" w:hAnsi="Helvetica Neue" w:eastAsia="蘋方-繁"/>
+          <w:b w:val="0"/>
+          <w:color w:val="222222"/>
+          <w:sz w:val="22"/>
+        </w:rPr>
+        <w:t>先前無法回答此題——實際的選擇過程是「技術可行性主導」，能算的先做。</w:t>
+      </w:r>
+    </w:p>
+    <w:p>
+      <w:pPr>
+        <w:jc w:val="left"/>
+      </w:pPr>
+      <w:r>
+        <w:rPr>
+          <w:rFonts w:ascii="Helvetica Neue" w:hAnsi="Helvetica Neue" w:eastAsia="蘋方-繁"/>
+          <w:b w:val="0"/>
+          <w:color w:val="222222"/>
+          <w:sz w:val="22"/>
+        </w:rPr>
+        <w:t>補上判準全集與篩選條件後，現在有正式答案：</w:t>
+      </w:r>
+      <w:r>
+        <w:rPr>
+          <w:rFonts w:ascii="Helvetica Neue" w:hAnsi="Helvetica Neue" w:eastAsia="蘋方-繁"/>
+          <w:b/>
+          <w:color w:val="222222"/>
+          <w:sz w:val="22"/>
+        </w:rPr>
+        <w:t>從公認評估工具的判準全集中，篩出該機位可靠量測得到的項目。</w:t>
+      </w:r>
+    </w:p>
+    <w:p>
+      <w:pPr>
+        <w:keepNext/>
+        <w:spacing w:before="280" w:after="120"/>
+      </w:pPr>
+      <w:r>
+        <w:rPr>
+          <w:rFonts w:ascii="Helvetica Neue" w:hAnsi="Helvetica Neue" w:eastAsia="蘋方-繁"/>
+          <w:b/>
+          <w:color w:val="222222"/>
+          <w:sz w:val="25"/>
+        </w:rPr>
+        <w:t>篩選邏輯</w:t>
+      </w:r>
+    </w:p>
+    <w:p>
+      <w:pPr>
+        <w:spacing w:before="120" w:after="120" w:line="288" w:lineRule="auto"/>
+        <w:ind w:left="283"/>
+      </w:pPr>
+      <w:r>
+        <w:rPr>
+          <w:rFonts w:ascii="Menlo" w:hAnsi="Menlo" w:eastAsia="Menlo"/>
+          <w:color w:val="333333"/>
+          <w:sz w:val="19"/>
+        </w:rPr>
+        <w:t>公認評估工具的判準全集</w:t>
+        <w:br/>
+      </w:r>
+      <w:r>
+        <w:rPr>
+          <w:rFonts w:ascii="Menlo" w:hAnsi="Menlo" w:eastAsia="Menlo"/>
+          <w:color w:val="333333"/>
+          <w:sz w:val="19"/>
+        </w:rPr>
+        <w:t xml:space="preserve">      ↓ 條件一：該動作的建議機位可觀察</w:t>
+        <w:br/>
+      </w:r>
+      <w:r>
+        <w:rPr>
+          <w:rFonts w:ascii="Menlo" w:hAnsi="Menlo" w:eastAsia="Menlo"/>
+          <w:color w:val="333333"/>
+          <w:sz w:val="19"/>
+        </w:rPr>
+        <w:t xml:space="preserve">      ↓ 條件二：MediaPipe 33 點可靠量測</w:t>
+        <w:br/>
+      </w:r>
+      <w:r>
+        <w:rPr>
+          <w:rFonts w:ascii="Menlo" w:hAnsi="Menlo" w:eastAsia="Menlo"/>
+          <w:color w:val="333333"/>
+          <w:sz w:val="19"/>
+        </w:rPr>
+        <w:t>本作品的 checklist</w:t>
+        <w:br/>
+      </w:r>
+      <w:r>
+        <w:rPr>
+          <w:rFonts w:ascii="Menlo" w:hAnsi="Menlo" w:eastAsia="Menlo"/>
+          <w:color w:val="333333"/>
+          <w:sz w:val="19"/>
+        </w:rPr>
+        <w:t xml:space="preserve">      ↓ 逐項交代</w:t>
+        <w:br/>
+      </w:r>
+      <w:r>
+        <w:rPr>
+          <w:rFonts w:ascii="Menlo" w:hAnsi="Menlo" w:eastAsia="Menlo"/>
+          <w:color w:val="333333"/>
+          <w:sz w:val="19"/>
+        </w:rPr>
+        <w:t>篩掉的項目與原因</w:t>
+      </w:r>
+    </w:p>
+    <w:p>
+      <w:pPr>
+        <w:keepNext/>
+        <w:spacing w:before="280" w:after="120"/>
+      </w:pPr>
+      <w:r>
+        <w:rPr>
+          <w:rFonts w:ascii="Helvetica Neue" w:hAnsi="Helvetica Neue" w:eastAsia="蘋方-繁"/>
+          <w:b/>
+          <w:color w:val="222222"/>
+          <w:sz w:val="25"/>
+        </w:rPr>
+        <w:t>深蹲：Back Squat Assessment 10 項（Myer et al., 2014）</w:t>
+      </w:r>
+    </w:p>
+    <w:tbl>
+      <w:tblPr>
+        <w:tblStyle w:val="TableGrid"/>
+        <w:tblW w:type="auto" w:w="0"/>
+        <w:jc w:val="center"/>
+        <w:tblLook w:firstColumn="1" w:firstRow="1" w:lastColumn="0" w:lastRow="0" w:noHBand="0" w:noVBand="1" w:val="04A0"/>
+      </w:tblPr>
+      <w:tblGrid>
+        <w:gridCol w:w="1949"/>
+        <w:gridCol w:w="1949"/>
+        <w:gridCol w:w="1949"/>
+        <w:gridCol w:w="1949"/>
+        <w:gridCol w:w="1949"/>
+      </w:tblGrid>
+      <w:tr>
+        <w:tc>
+          <w:tcPr>
+            <w:tcW w:type="dxa" w:w="1949"/>
+          </w:tcPr>
+          <w:p>
+            <w:pPr>
+              <w:spacing w:after="40"/>
+            </w:pPr>
+            <w:r/>
+            <w:r>
+              <w:rPr>
+                <w:rFonts w:ascii="Helvetica Neue" w:hAnsi="Helvetica Neue" w:eastAsia="蘋方-繁"/>
+                <w:b/>
+                <w:color w:val="1F4E79"/>
+                <w:sz w:val="20"/>
+              </w:rPr>
+              <w:t>#</w:t>
+            </w:r>
+          </w:p>
+        </w:tc>
+        <w:tc>
+          <w:tcPr>
+            <w:tcW w:type="dxa" w:w="1949"/>
+          </w:tcPr>
+          <w:p>
+            <w:pPr>
+              <w:spacing w:after="40"/>
+            </w:pPr>
+            <w:r/>
+            <w:r>
+              <w:rPr>
+                <w:rFonts w:ascii="Helvetica Neue" w:hAnsi="Helvetica Neue" w:eastAsia="蘋方-繁"/>
+                <w:b/>
+                <w:color w:val="1F4E79"/>
+                <w:sz w:val="20"/>
+              </w:rPr>
+              <w:t>BSA 判準</w:t>
+            </w:r>
+          </w:p>
+        </w:tc>
+        <w:tc>
+          <w:tcPr>
+            <w:tcW w:type="dxa" w:w="1949"/>
+          </w:tcPr>
+          <w:p>
+            <w:pPr>
+              <w:spacing w:after="40"/>
+            </w:pPr>
+            <w:r/>
+            <w:r>
+              <w:rPr>
+                <w:rFonts w:ascii="Helvetica Neue" w:hAnsi="Helvetica Neue" w:eastAsia="蘋方-繁"/>
+                <w:b/>
+                <w:color w:val="1F4E79"/>
+                <w:sz w:val="20"/>
+              </w:rPr>
+              <w:t>觀察視角</w:t>
+            </w:r>
+          </w:p>
+        </w:tc>
+        <w:tc>
+          <w:tcPr>
+            <w:tcW w:type="dxa" w:w="1949"/>
+          </w:tcPr>
+          <w:p>
+            <w:pPr>
+              <w:spacing w:after="40"/>
+            </w:pPr>
+            <w:r/>
+            <w:r>
+              <w:rPr>
+                <w:rFonts w:ascii="Helvetica Neue" w:hAnsi="Helvetica Neue" w:eastAsia="蘋方-繁"/>
+                <w:b/>
+                <w:color w:val="1F4E79"/>
+                <w:sz w:val="20"/>
+              </w:rPr>
+              <w:t>本作品</w:t>
+            </w:r>
+          </w:p>
+        </w:tc>
+        <w:tc>
+          <w:tcPr>
+            <w:tcW w:type="dxa" w:w="1949"/>
+          </w:tcPr>
+          <w:p>
+            <w:pPr>
+              <w:spacing w:after="40"/>
+            </w:pPr>
+            <w:r/>
+            <w:r>
+              <w:rPr>
+                <w:rFonts w:ascii="Helvetica Neue" w:hAnsi="Helvetica Neue" w:eastAsia="蘋方-繁"/>
+                <w:b/>
+                <w:color w:val="1F4E79"/>
+                <w:sz w:val="20"/>
+              </w:rPr>
+              <w:t>未做的原因</w:t>
+            </w:r>
+          </w:p>
+        </w:tc>
+      </w:tr>
+      <w:tr>
+        <w:tc>
+          <w:tcPr>
+            <w:tcW w:type="dxa" w:w="1949"/>
+          </w:tcPr>
+          <w:p>
+            <w:pPr>
+              <w:spacing w:after="40"/>
+            </w:pPr>
+            <w:r/>
+            <w:r>
+              <w:rPr>
+                <w:rFonts w:ascii="Helvetica Neue" w:hAnsi="Helvetica Neue" w:eastAsia="蘋方-繁"/>
+                <w:b w:val="0"/>
+                <w:color w:val="222222"/>
+                <w:sz w:val="20"/>
+              </w:rPr>
+              <w:t>①</w:t>
+            </w:r>
+          </w:p>
+        </w:tc>
+        <w:tc>
+          <w:tcPr>
+            <w:tcW w:type="dxa" w:w="1949"/>
+          </w:tcPr>
+          <w:p>
+            <w:pPr>
+              <w:spacing w:after="40"/>
+            </w:pPr>
+            <w:r/>
+            <w:r>
+              <w:rPr>
+                <w:rFonts w:ascii="Helvetica Neue" w:hAnsi="Helvetica Neue" w:eastAsia="蘋方-繁"/>
+                <w:b w:val="0"/>
+                <w:color w:val="222222"/>
+                <w:sz w:val="20"/>
+              </w:rPr>
+              <w:t>頭部位置</w:t>
+            </w:r>
+          </w:p>
+        </w:tc>
+        <w:tc>
+          <w:tcPr>
+            <w:tcW w:type="dxa" w:w="1949"/>
+          </w:tcPr>
+          <w:p>
+            <w:pPr>
+              <w:spacing w:after="40"/>
+            </w:pPr>
+            <w:r/>
+            <w:r>
+              <w:rPr>
+                <w:rFonts w:ascii="Helvetica Neue" w:hAnsi="Helvetica Neue" w:eastAsia="蘋方-繁"/>
+                <w:b w:val="0"/>
+                <w:color w:val="222222"/>
+                <w:sz w:val="20"/>
+              </w:rPr>
+              <w:t>側面、正面</w:t>
+            </w:r>
+          </w:p>
+        </w:tc>
+        <w:tc>
+          <w:tcPr>
+            <w:tcW w:type="dxa" w:w="1949"/>
+          </w:tcPr>
+          <w:p>
+            <w:pPr>
+              <w:spacing w:after="40"/>
+            </w:pPr>
+            <w:r/>
+            <w:r>
+              <w:rPr>
+                <w:rFonts w:ascii="Helvetica Neue" w:hAnsi="Helvetica Neue" w:eastAsia="蘋方-繁"/>
+                <w:b w:val="0"/>
+                <w:color w:val="222222"/>
+                <w:sz w:val="20"/>
+              </w:rPr>
+              <w:t>✗</w:t>
+            </w:r>
+          </w:p>
+        </w:tc>
+        <w:tc>
+          <w:tcPr>
+            <w:tcW w:type="dxa" w:w="1949"/>
+          </w:tcPr>
+          <w:p>
+            <w:pPr>
+              <w:spacing w:after="40"/>
+            </w:pPr>
+            <w:r/>
+            <w:r>
+              <w:rPr>
+                <w:rFonts w:ascii="Helvetica Neue" w:hAnsi="Helvetica Neue" w:eastAsia="蘋方-繁"/>
+                <w:b w:val="0"/>
+                <w:color w:val="222222"/>
+                <w:sz w:val="20"/>
+              </w:rPr>
+              <w:t>正面可行，</w:t>
+            </w:r>
+            <w:r>
+              <w:rPr>
+                <w:rFonts w:ascii="Helvetica Neue" w:hAnsi="Helvetica Neue" w:eastAsia="蘋方-繁"/>
+                <w:b/>
+                <w:color w:val="222222"/>
+                <w:sz w:val="20"/>
+              </w:rPr>
+              <w:t>尚未實作</w:t>
+            </w:r>
+          </w:p>
+        </w:tc>
+      </w:tr>
+      <w:tr>
+        <w:tc>
+          <w:tcPr>
+            <w:tcW w:type="dxa" w:w="1949"/>
+          </w:tcPr>
+          <w:p>
+            <w:pPr>
+              <w:spacing w:after="40"/>
+            </w:pPr>
+            <w:r/>
+            <w:r>
+              <w:rPr>
+                <w:rFonts w:ascii="Helvetica Neue" w:hAnsi="Helvetica Neue" w:eastAsia="蘋方-繁"/>
+                <w:b w:val="0"/>
+                <w:color w:val="222222"/>
+                <w:sz w:val="20"/>
+              </w:rPr>
+              <w:t>②</w:t>
+            </w:r>
+          </w:p>
+        </w:tc>
+        <w:tc>
+          <w:tcPr>
+            <w:tcW w:type="dxa" w:w="1949"/>
+          </w:tcPr>
+          <w:p>
+            <w:pPr>
+              <w:spacing w:after="40"/>
+            </w:pPr>
+            <w:r/>
+            <w:r>
+              <w:rPr>
+                <w:rFonts w:ascii="Helvetica Neue" w:hAnsi="Helvetica Neue" w:eastAsia="蘋方-繁"/>
+                <w:b w:val="0"/>
+                <w:color w:val="222222"/>
+                <w:sz w:val="20"/>
+              </w:rPr>
+              <w:t>胸椎位置（肩胛骨後縮）</w:t>
+            </w:r>
+          </w:p>
+        </w:tc>
+        <w:tc>
+          <w:tcPr>
+            <w:tcW w:type="dxa" w:w="1949"/>
+          </w:tcPr>
+          <w:p>
+            <w:pPr>
+              <w:spacing w:after="40"/>
+            </w:pPr>
+            <w:r/>
+            <w:r>
+              <w:rPr>
+                <w:rFonts w:ascii="Helvetica Neue" w:hAnsi="Helvetica Neue" w:eastAsia="蘋方-繁"/>
+                <w:b w:val="0"/>
+                <w:color w:val="222222"/>
+                <w:sz w:val="20"/>
+              </w:rPr>
+              <w:t>側面</w:t>
+            </w:r>
+          </w:p>
+        </w:tc>
+        <w:tc>
+          <w:tcPr>
+            <w:tcW w:type="dxa" w:w="1949"/>
+          </w:tcPr>
+          <w:p>
+            <w:pPr>
+              <w:spacing w:after="40"/>
+            </w:pPr>
+            <w:r/>
+            <w:r>
+              <w:rPr>
+                <w:rFonts w:ascii="Helvetica Neue" w:hAnsi="Helvetica Neue" w:eastAsia="蘋方-繁"/>
+                <w:b w:val="0"/>
+                <w:color w:val="222222"/>
+                <w:sz w:val="20"/>
+              </w:rPr>
+              <w:t>✗</w:t>
+            </w:r>
+          </w:p>
+        </w:tc>
+        <w:tc>
+          <w:tcPr>
+            <w:tcW w:type="dxa" w:w="1949"/>
+          </w:tcPr>
+          <w:p>
+            <w:pPr>
+              <w:spacing w:after="40"/>
+            </w:pPr>
+            <w:r/>
+            <w:r>
+              <w:rPr>
+                <w:rFonts w:ascii="Helvetica Neue" w:hAnsi="Helvetica Neue" w:eastAsia="蘋方-繁"/>
+                <w:b w:val="0"/>
+                <w:color w:val="222222"/>
+                <w:sz w:val="20"/>
+              </w:rPr>
+              <w:t>MediaPipe 無肩胛骨點位</w:t>
+            </w:r>
+          </w:p>
+        </w:tc>
+      </w:tr>
+      <w:tr>
+        <w:tc>
+          <w:tcPr>
+            <w:tcW w:type="dxa" w:w="1949"/>
+          </w:tcPr>
+          <w:p>
+            <w:pPr>
+              <w:spacing w:after="40"/>
+            </w:pPr>
+            <w:r/>
+            <w:r>
+              <w:rPr>
+                <w:rFonts w:ascii="Helvetica Neue" w:hAnsi="Helvetica Neue" w:eastAsia="蘋方-繁"/>
+                <w:b w:val="0"/>
+                <w:color w:val="222222"/>
+                <w:sz w:val="20"/>
+              </w:rPr>
+              <w:t>③</w:t>
+            </w:r>
+          </w:p>
+        </w:tc>
+        <w:tc>
+          <w:tcPr>
+            <w:tcW w:type="dxa" w:w="1949"/>
+          </w:tcPr>
+          <w:p>
+            <w:pPr>
+              <w:spacing w:after="40"/>
+            </w:pPr>
+            <w:r/>
+            <w:r>
+              <w:rPr>
+                <w:rFonts w:ascii="Helvetica Neue" w:hAnsi="Helvetica Neue" w:eastAsia="蘋方-繁"/>
+                <w:b w:val="0"/>
+                <w:color w:val="222222"/>
+                <w:sz w:val="20"/>
+              </w:rPr>
+              <w:t>軀幹位置</w:t>
+            </w:r>
+          </w:p>
+        </w:tc>
+        <w:tc>
+          <w:tcPr>
+            <w:tcW w:type="dxa" w:w="1949"/>
+          </w:tcPr>
+          <w:p>
+            <w:pPr>
+              <w:spacing w:after="40"/>
+            </w:pPr>
+            <w:r/>
+            <w:r>
+              <w:rPr>
+                <w:rFonts w:ascii="Helvetica Neue" w:hAnsi="Helvetica Neue" w:eastAsia="蘋方-繁"/>
+                <w:b w:val="0"/>
+                <w:color w:val="222222"/>
+                <w:sz w:val="20"/>
+              </w:rPr>
+              <w:t>側面</w:t>
+            </w:r>
+          </w:p>
+        </w:tc>
+        <w:tc>
+          <w:tcPr>
+            <w:tcW w:type="dxa" w:w="1949"/>
+          </w:tcPr>
+          <w:p>
+            <w:pPr>
+              <w:spacing w:after="40"/>
+            </w:pPr>
+            <w:r/>
+            <w:r>
+              <w:rPr>
+                <w:rFonts w:ascii="Helvetica Neue" w:hAnsi="Helvetica Neue" w:eastAsia="蘋方-繁"/>
+                <w:b w:val="0"/>
+                <w:color w:val="222222"/>
+                <w:sz w:val="20"/>
+              </w:rPr>
+              <w:t>✅</w:t>
+            </w:r>
+          </w:p>
+        </w:tc>
+        <w:tc>
+          <w:tcPr>
+            <w:tcW w:type="dxa" w:w="1949"/>
+          </w:tcPr>
+          <w:p>
+            <w:pPr>
+              <w:spacing w:after="40"/>
+            </w:pPr>
+            <w:r/>
+            <w:r>
+              <w:rPr>
+                <w:rFonts w:ascii="Helvetica Neue" w:hAnsi="Helvetica Neue" w:eastAsia="蘋方-繁"/>
+                <w:b w:val="0"/>
+                <w:color w:val="222222"/>
+                <w:sz w:val="20"/>
+              </w:rPr>
+              <w:t>改以投影長度比在正面量測（2026-08-28 修復）</w:t>
+            </w:r>
+          </w:p>
+        </w:tc>
+      </w:tr>
+      <w:tr>
+        <w:tc>
+          <w:tcPr>
+            <w:tcW w:type="dxa" w:w="1949"/>
+          </w:tcPr>
+          <w:p>
+            <w:pPr>
+              <w:spacing w:after="40"/>
+            </w:pPr>
+            <w:r/>
+            <w:r>
+              <w:rPr>
+                <w:rFonts w:ascii="Helvetica Neue" w:hAnsi="Helvetica Neue" w:eastAsia="蘋方-繁"/>
+                <w:b w:val="0"/>
+                <w:color w:val="222222"/>
+                <w:sz w:val="20"/>
+              </w:rPr>
+              <w:t>④</w:t>
+            </w:r>
+          </w:p>
+        </w:tc>
+        <w:tc>
+          <w:tcPr>
+            <w:tcW w:type="dxa" w:w="1949"/>
+          </w:tcPr>
+          <w:p>
+            <w:pPr>
+              <w:spacing w:after="40"/>
+            </w:pPr>
+            <w:r/>
+            <w:r>
+              <w:rPr>
+                <w:rFonts w:ascii="Helvetica Neue" w:hAnsi="Helvetica Neue" w:eastAsia="蘋方-繁"/>
+                <w:b w:val="0"/>
+                <w:color w:val="222222"/>
+                <w:sz w:val="20"/>
+              </w:rPr>
+              <w:t>髖部水平（骨盆對稱）</w:t>
+            </w:r>
+          </w:p>
+        </w:tc>
+        <w:tc>
+          <w:tcPr>
+            <w:tcW w:type="dxa" w:w="1949"/>
+          </w:tcPr>
+          <w:p>
+            <w:pPr>
+              <w:spacing w:after="40"/>
+            </w:pPr>
+            <w:r/>
+            <w:r>
+              <w:rPr>
+                <w:rFonts w:ascii="Helvetica Neue" w:hAnsi="Helvetica Neue" w:eastAsia="蘋方-繁"/>
+                <w:b w:val="0"/>
+                <w:color w:val="222222"/>
+                <w:sz w:val="20"/>
+              </w:rPr>
+              <w:t>正面、後面</w:t>
+            </w:r>
+          </w:p>
+        </w:tc>
+        <w:tc>
+          <w:tcPr>
+            <w:tcW w:type="dxa" w:w="1949"/>
+          </w:tcPr>
+          <w:p>
+            <w:pPr>
+              <w:spacing w:after="40"/>
+            </w:pPr>
+            <w:r/>
+            <w:r>
+              <w:rPr>
+                <w:rFonts w:ascii="Helvetica Neue" w:hAnsi="Helvetica Neue" w:eastAsia="蘋方-繁"/>
+                <w:b w:val="0"/>
+                <w:color w:val="222222"/>
+                <w:sz w:val="20"/>
+              </w:rPr>
+              <w:t>✗</w:t>
+            </w:r>
+          </w:p>
+        </w:tc>
+        <w:tc>
+          <w:tcPr>
+            <w:tcW w:type="dxa" w:w="1949"/>
+          </w:tcPr>
+          <w:p>
+            <w:pPr>
+              <w:spacing w:after="40"/>
+            </w:pPr>
+            <w:r/>
+            <w:r>
+              <w:rPr>
+                <w:rFonts w:ascii="Helvetica Neue" w:hAnsi="Helvetica Neue" w:eastAsia="蘋方-繁"/>
+                <w:b w:val="0"/>
+                <w:color w:val="222222"/>
+                <w:sz w:val="20"/>
+              </w:rPr>
+              <w:t>正面可行，</w:t>
+            </w:r>
+            <w:r>
+              <w:rPr>
+                <w:rFonts w:ascii="Helvetica Neue" w:hAnsi="Helvetica Neue" w:eastAsia="蘋方-繁"/>
+                <w:b/>
+                <w:color w:val="222222"/>
+                <w:sz w:val="20"/>
+              </w:rPr>
+              <w:t>尚未實作</w:t>
+            </w:r>
+          </w:p>
+        </w:tc>
+      </w:tr>
+      <w:tr>
+        <w:tc>
+          <w:tcPr>
+            <w:tcW w:type="dxa" w:w="1949"/>
+          </w:tcPr>
+          <w:p>
+            <w:pPr>
+              <w:spacing w:after="40"/>
+            </w:pPr>
+            <w:r/>
+            <w:r>
+              <w:rPr>
+                <w:rFonts w:ascii="Helvetica Neue" w:hAnsi="Helvetica Neue" w:eastAsia="蘋方-繁"/>
+                <w:b w:val="0"/>
+                <w:color w:val="222222"/>
+                <w:sz w:val="20"/>
+              </w:rPr>
+              <w:t>⑤</w:t>
+            </w:r>
+          </w:p>
+        </w:tc>
+        <w:tc>
+          <w:tcPr>
+            <w:tcW w:type="dxa" w:w="1949"/>
+          </w:tcPr>
+          <w:p>
+            <w:pPr>
+              <w:spacing w:after="40"/>
+            </w:pPr>
+            <w:r/>
+            <w:r>
+              <w:rPr>
+                <w:rFonts w:ascii="Helvetica Neue" w:hAnsi="Helvetica Neue" w:eastAsia="蘋方-繁"/>
+                <w:b w:val="0"/>
+                <w:color w:val="222222"/>
+                <w:sz w:val="20"/>
+              </w:rPr>
+              <w:t>額狀面膝對齊</w:t>
+            </w:r>
+          </w:p>
+        </w:tc>
+        <w:tc>
+          <w:tcPr>
+            <w:tcW w:type="dxa" w:w="1949"/>
+          </w:tcPr>
+          <w:p>
+            <w:pPr>
+              <w:spacing w:after="40"/>
+            </w:pPr>
+            <w:r/>
+            <w:r>
+              <w:rPr>
+                <w:rFonts w:ascii="Helvetica Neue" w:hAnsi="Helvetica Neue" w:eastAsia="蘋方-繁"/>
+                <w:b w:val="0"/>
+                <w:color w:val="222222"/>
+                <w:sz w:val="20"/>
+              </w:rPr>
+              <w:t>正面</w:t>
+            </w:r>
+          </w:p>
+        </w:tc>
+        <w:tc>
+          <w:tcPr>
+            <w:tcW w:type="dxa" w:w="1949"/>
+          </w:tcPr>
+          <w:p>
+            <w:pPr>
+              <w:spacing w:after="40"/>
+            </w:pPr>
+            <w:r/>
+            <w:r>
+              <w:rPr>
+                <w:rFonts w:ascii="Helvetica Neue" w:hAnsi="Helvetica Neue" w:eastAsia="蘋方-繁"/>
+                <w:b w:val="0"/>
+                <w:color w:val="222222"/>
+                <w:sz w:val="20"/>
+              </w:rPr>
+              <w:t>✅</w:t>
+            </w:r>
+          </w:p>
+        </w:tc>
+        <w:tc>
+          <w:tcPr>
+            <w:tcW w:type="dxa" w:w="1949"/>
+          </w:tcPr>
+          <w:p>
+            <w:pPr>
+              <w:spacing w:after="40"/>
+            </w:pPr>
+            <w:r/>
+            <w:r>
+              <w:rPr>
+                <w:rFonts w:ascii="Helvetica Neue" w:hAnsi="Helvetica Neue" w:eastAsia="蘋方-繁"/>
+                <w:b w:val="0"/>
+                <w:color w:val="222222"/>
+                <w:sz w:val="20"/>
+              </w:rPr>
+              <w:t>KASR</w:t>
+            </w:r>
+          </w:p>
+        </w:tc>
+      </w:tr>
+      <w:tr>
+        <w:tc>
+          <w:tcPr>
+            <w:tcW w:type="dxa" w:w="1949"/>
+          </w:tcPr>
+          <w:p>
+            <w:pPr>
+              <w:spacing w:after="40"/>
+            </w:pPr>
+            <w:r/>
+            <w:r>
+              <w:rPr>
+                <w:rFonts w:ascii="Helvetica Neue" w:hAnsi="Helvetica Neue" w:eastAsia="蘋方-繁"/>
+                <w:b w:val="0"/>
+                <w:color w:val="222222"/>
+                <w:sz w:val="20"/>
+              </w:rPr>
+              <w:t>⑥</w:t>
+            </w:r>
+          </w:p>
+        </w:tc>
+        <w:tc>
+          <w:tcPr>
+            <w:tcW w:type="dxa" w:w="1949"/>
+          </w:tcPr>
+          <w:p>
+            <w:pPr>
+              <w:spacing w:after="40"/>
+            </w:pPr>
+            <w:r/>
+            <w:r>
+              <w:rPr>
+                <w:rFonts w:ascii="Helvetica Neue" w:hAnsi="Helvetica Neue" w:eastAsia="蘋方-繁"/>
+                <w:b w:val="0"/>
+                <w:color w:val="222222"/>
+                <w:sz w:val="20"/>
+              </w:rPr>
+              <w:t>脛骨前進角度</w:t>
+            </w:r>
+          </w:p>
+        </w:tc>
+        <w:tc>
+          <w:tcPr>
+            <w:tcW w:type="dxa" w:w="1949"/>
+          </w:tcPr>
+          <w:p>
+            <w:pPr>
+              <w:spacing w:after="40"/>
+            </w:pPr>
+            <w:r/>
+            <w:r>
+              <w:rPr>
+                <w:rFonts w:ascii="Helvetica Neue" w:hAnsi="Helvetica Neue" w:eastAsia="蘋方-繁"/>
+                <w:b w:val="0"/>
+                <w:color w:val="222222"/>
+                <w:sz w:val="20"/>
+              </w:rPr>
+              <w:t>側面</w:t>
+            </w:r>
+          </w:p>
+        </w:tc>
+        <w:tc>
+          <w:tcPr>
+            <w:tcW w:type="dxa" w:w="1949"/>
+          </w:tcPr>
+          <w:p>
+            <w:pPr>
+              <w:spacing w:after="40"/>
+            </w:pPr>
+            <w:r/>
+            <w:r>
+              <w:rPr>
+                <w:rFonts w:ascii="Helvetica Neue" w:hAnsi="Helvetica Neue" w:eastAsia="蘋方-繁"/>
+                <w:b w:val="0"/>
+                <w:color w:val="222222"/>
+                <w:sz w:val="20"/>
+              </w:rPr>
+              <w:t>✗</w:t>
+            </w:r>
+          </w:p>
+        </w:tc>
+        <w:tc>
+          <w:tcPr>
+            <w:tcW w:type="dxa" w:w="1949"/>
+          </w:tcPr>
+          <w:p>
+            <w:pPr>
+              <w:spacing w:after="40"/>
+            </w:pPr>
+            <w:r/>
+            <w:r>
+              <w:rPr>
+                <w:rFonts w:ascii="Helvetica Neue" w:hAnsi="Helvetica Neue" w:eastAsia="蘋方-繁"/>
+                <w:b w:val="0"/>
+                <w:color w:val="222222"/>
+                <w:sz w:val="20"/>
+              </w:rPr>
+              <w:t>機位不符</w:t>
+            </w:r>
+          </w:p>
+        </w:tc>
+      </w:tr>
+      <w:tr>
+        <w:tc>
+          <w:tcPr>
+            <w:tcW w:type="dxa" w:w="1949"/>
+          </w:tcPr>
+          <w:p>
+            <w:pPr>
+              <w:spacing w:after="40"/>
+            </w:pPr>
+            <w:r/>
+            <w:r>
+              <w:rPr>
+                <w:rFonts w:ascii="Helvetica Neue" w:hAnsi="Helvetica Neue" w:eastAsia="蘋方-繁"/>
+                <w:b w:val="0"/>
+                <w:color w:val="222222"/>
+                <w:sz w:val="20"/>
+              </w:rPr>
+              <w:t>⑦</w:t>
+            </w:r>
+          </w:p>
+        </w:tc>
+        <w:tc>
+          <w:tcPr>
+            <w:tcW w:type="dxa" w:w="1949"/>
+          </w:tcPr>
+          <w:p>
+            <w:pPr>
+              <w:spacing w:after="40"/>
+            </w:pPr>
+            <w:r/>
+            <w:r>
+              <w:rPr>
+                <w:rFonts w:ascii="Helvetica Neue" w:hAnsi="Helvetica Neue" w:eastAsia="蘋方-繁"/>
+                <w:b w:val="0"/>
+                <w:color w:val="222222"/>
+                <w:sz w:val="20"/>
+              </w:rPr>
+              <w:t>腳位置（整腳踩地）</w:t>
+            </w:r>
+          </w:p>
+        </w:tc>
+        <w:tc>
+          <w:tcPr>
+            <w:tcW w:type="dxa" w:w="1949"/>
+          </w:tcPr>
+          <w:p>
+            <w:pPr>
+              <w:spacing w:after="40"/>
+            </w:pPr>
+            <w:r/>
+            <w:r>
+              <w:rPr>
+                <w:rFonts w:ascii="Helvetica Neue" w:hAnsi="Helvetica Neue" w:eastAsia="蘋方-繁"/>
+                <w:b w:val="0"/>
+                <w:color w:val="222222"/>
+                <w:sz w:val="20"/>
+              </w:rPr>
+              <w:t>側面、正面、後面</w:t>
+            </w:r>
+          </w:p>
+        </w:tc>
+        <w:tc>
+          <w:tcPr>
+            <w:tcW w:type="dxa" w:w="1949"/>
+          </w:tcPr>
+          <w:p>
+            <w:pPr>
+              <w:spacing w:after="40"/>
+            </w:pPr>
+            <w:r/>
+            <w:r>
+              <w:rPr>
+                <w:rFonts w:ascii="Helvetica Neue" w:hAnsi="Helvetica Neue" w:eastAsia="蘋方-繁"/>
+                <w:b w:val="0"/>
+                <w:color w:val="222222"/>
+                <w:sz w:val="20"/>
+              </w:rPr>
+              <w:t>✗</w:t>
+            </w:r>
+          </w:p>
+        </w:tc>
+        <w:tc>
+          <w:tcPr>
+            <w:tcW w:type="dxa" w:w="1949"/>
+          </w:tcPr>
+          <w:p>
+            <w:pPr>
+              <w:spacing w:after="40"/>
+            </w:pPr>
+            <w:r/>
+            <w:r>
+              <w:rPr>
+                <w:rFonts w:ascii="Helvetica Neue" w:hAnsi="Helvetica Neue" w:eastAsia="蘋方-繁"/>
+                <w:b w:val="0"/>
+                <w:color w:val="222222"/>
+                <w:sz w:val="20"/>
+              </w:rPr>
+              <w:t>有 HEEL／FOOT_INDEX 點，</w:t>
+            </w:r>
+            <w:r>
+              <w:rPr>
+                <w:rFonts w:ascii="Helvetica Neue" w:hAnsi="Helvetica Neue" w:eastAsia="蘋方-繁"/>
+                <w:b/>
+                <w:color w:val="222222"/>
+                <w:sz w:val="20"/>
+              </w:rPr>
+              <w:t>尚未實作</w:t>
+            </w:r>
+          </w:p>
+        </w:tc>
+      </w:tr>
+      <w:tr>
+        <w:tc>
+          <w:tcPr>
+            <w:tcW w:type="dxa" w:w="1949"/>
+          </w:tcPr>
+          <w:p>
+            <w:pPr>
+              <w:spacing w:after="40"/>
+            </w:pPr>
+            <w:r/>
+            <w:r>
+              <w:rPr>
+                <w:rFonts w:ascii="Helvetica Neue" w:hAnsi="Helvetica Neue" w:eastAsia="蘋方-繁"/>
+                <w:b w:val="0"/>
+                <w:color w:val="222222"/>
+                <w:sz w:val="20"/>
+              </w:rPr>
+              <w:t>⑧</w:t>
+            </w:r>
+          </w:p>
+        </w:tc>
+        <w:tc>
+          <w:tcPr>
+            <w:tcW w:type="dxa" w:w="1949"/>
+          </w:tcPr>
+          <w:p>
+            <w:pPr>
+              <w:spacing w:after="40"/>
+            </w:pPr>
+            <w:r/>
+            <w:r>
+              <w:rPr>
+                <w:rFonts w:ascii="Helvetica Neue" w:hAnsi="Helvetica Neue" w:eastAsia="蘋方-繁"/>
+                <w:b w:val="0"/>
+                <w:color w:val="222222"/>
+                <w:sz w:val="20"/>
+              </w:rPr>
+              <w:t>下蹲（速度、髖主導）</w:t>
+            </w:r>
+          </w:p>
+        </w:tc>
+        <w:tc>
+          <w:tcPr>
+            <w:tcW w:type="dxa" w:w="1949"/>
+          </w:tcPr>
+          <w:p>
+            <w:pPr>
+              <w:spacing w:after="40"/>
+            </w:pPr>
+            <w:r/>
+            <w:r>
+              <w:rPr>
+                <w:rFonts w:ascii="Helvetica Neue" w:hAnsi="Helvetica Neue" w:eastAsia="蘋方-繁"/>
+                <w:b w:val="0"/>
+                <w:color w:val="222222"/>
+                <w:sz w:val="20"/>
+              </w:rPr>
+              <w:t>側面</w:t>
+            </w:r>
+          </w:p>
+        </w:tc>
+        <w:tc>
+          <w:tcPr>
+            <w:tcW w:type="dxa" w:w="1949"/>
+          </w:tcPr>
+          <w:p>
+            <w:pPr>
+              <w:spacing w:after="40"/>
+            </w:pPr>
+            <w:r/>
+            <w:r>
+              <w:rPr>
+                <w:rFonts w:ascii="Helvetica Neue" w:hAnsi="Helvetica Neue" w:eastAsia="蘋方-繁"/>
+                <w:b w:val="0"/>
+                <w:color w:val="222222"/>
+                <w:sz w:val="20"/>
+              </w:rPr>
+              <w:t>✗</w:t>
+            </w:r>
+          </w:p>
+        </w:tc>
+        <w:tc>
+          <w:tcPr>
+            <w:tcW w:type="dxa" w:w="1949"/>
+          </w:tcPr>
+          <w:p>
+            <w:pPr>
+              <w:spacing w:after="40"/>
+            </w:pPr>
+            <w:r/>
+            <w:r>
+              <w:rPr>
+                <w:rFonts w:ascii="Helvetica Neue" w:hAnsi="Helvetica Neue" w:eastAsia="蘋方-繁"/>
+                <w:b w:val="0"/>
+                <w:color w:val="222222"/>
+                <w:sz w:val="20"/>
+              </w:rPr>
+              <w:t>髖主導需側面；速度可算但未實作</w:t>
+            </w:r>
+          </w:p>
+        </w:tc>
+      </w:tr>
+      <w:tr>
+        <w:tc>
+          <w:tcPr>
+            <w:tcW w:type="dxa" w:w="1949"/>
+          </w:tcPr>
+          <w:p>
+            <w:pPr>
+              <w:spacing w:after="40"/>
+            </w:pPr>
+            <w:r/>
+            <w:r>
+              <w:rPr>
+                <w:rFonts w:ascii="Helvetica Neue" w:hAnsi="Helvetica Neue" w:eastAsia="蘋方-繁"/>
+                <w:b w:val="0"/>
+                <w:color w:val="222222"/>
+                <w:sz w:val="20"/>
+              </w:rPr>
+              <w:t>⑨</w:t>
+            </w:r>
+          </w:p>
+        </w:tc>
+        <w:tc>
+          <w:tcPr>
+            <w:tcW w:type="dxa" w:w="1949"/>
+          </w:tcPr>
+          <w:p>
+            <w:pPr>
+              <w:spacing w:after="40"/>
+            </w:pPr>
+            <w:r/>
+            <w:r>
+              <w:rPr>
+                <w:rFonts w:ascii="Helvetica Neue" w:hAnsi="Helvetica Neue" w:eastAsia="蘋方-繁"/>
+                <w:b w:val="0"/>
+                <w:color w:val="222222"/>
+                <w:sz w:val="20"/>
+              </w:rPr>
+              <w:t>深度</w:t>
+            </w:r>
+          </w:p>
+        </w:tc>
+        <w:tc>
+          <w:tcPr>
+            <w:tcW w:type="dxa" w:w="1949"/>
+          </w:tcPr>
+          <w:p>
+            <w:pPr>
+              <w:spacing w:after="40"/>
+            </w:pPr>
+            <w:r/>
+            <w:r>
+              <w:rPr>
+                <w:rFonts w:ascii="Helvetica Neue" w:hAnsi="Helvetica Neue" w:eastAsia="蘋方-繁"/>
+                <w:b w:val="0"/>
+                <w:color w:val="222222"/>
+                <w:sz w:val="20"/>
+              </w:rPr>
+              <w:t>側面</w:t>
+            </w:r>
+          </w:p>
+        </w:tc>
+        <w:tc>
+          <w:tcPr>
+            <w:tcW w:type="dxa" w:w="1949"/>
+          </w:tcPr>
+          <w:p>
+            <w:pPr>
+              <w:spacing w:after="40"/>
+            </w:pPr>
+            <w:r/>
+            <w:r>
+              <w:rPr>
+                <w:rFonts w:ascii="Helvetica Neue" w:hAnsi="Helvetica Neue" w:eastAsia="蘋方-繁"/>
+                <w:b w:val="0"/>
+                <w:color w:val="222222"/>
+                <w:sz w:val="20"/>
+              </w:rPr>
+              <w:t>✅</w:t>
+            </w:r>
+          </w:p>
+        </w:tc>
+        <w:tc>
+          <w:tcPr>
+            <w:tcW w:type="dxa" w:w="1949"/>
+          </w:tcPr>
+          <w:p>
+            <w:pPr>
+              <w:spacing w:after="40"/>
+            </w:pPr>
+            <w:r/>
+            <w:r>
+              <w:rPr>
+                <w:rFonts w:ascii="Helvetica Neue" w:hAnsi="Helvetica Neue" w:eastAsia="蘋方-繁"/>
+                <w:b w:val="0"/>
+                <w:color w:val="222222"/>
+                <w:sz w:val="20"/>
+              </w:rPr>
+              <w:t>髖相對膝高度</w:t>
+            </w:r>
+          </w:p>
+        </w:tc>
+      </w:tr>
+      <w:tr>
+        <w:tc>
+          <w:tcPr>
+            <w:tcW w:type="dxa" w:w="1949"/>
+          </w:tcPr>
+          <w:p>
+            <w:pPr>
+              <w:spacing w:after="40"/>
+            </w:pPr>
+            <w:r/>
+            <w:r>
+              <w:rPr>
+                <w:rFonts w:ascii="Helvetica Neue" w:hAnsi="Helvetica Neue" w:eastAsia="蘋方-繁"/>
+                <w:b w:val="0"/>
+                <w:color w:val="222222"/>
+                <w:sz w:val="20"/>
+              </w:rPr>
+              <w:t>⑩</w:t>
+            </w:r>
+          </w:p>
+        </w:tc>
+        <w:tc>
+          <w:tcPr>
+            <w:tcW w:type="dxa" w:w="1949"/>
+          </w:tcPr>
+          <w:p>
+            <w:pPr>
+              <w:spacing w:after="40"/>
+            </w:pPr>
+            <w:r/>
+            <w:r>
+              <w:rPr>
+                <w:rFonts w:ascii="Helvetica Neue" w:hAnsi="Helvetica Neue" w:eastAsia="蘋方-繁"/>
+                <w:b w:val="0"/>
+                <w:color w:val="222222"/>
+                <w:sz w:val="20"/>
+              </w:rPr>
+              <w:t>上升（肩髖同速、上升:下蹲 ≥2:1）</w:t>
+            </w:r>
+          </w:p>
+        </w:tc>
+        <w:tc>
+          <w:tcPr>
+            <w:tcW w:type="dxa" w:w="1949"/>
+          </w:tcPr>
+          <w:p>
+            <w:pPr>
+              <w:spacing w:after="40"/>
+            </w:pPr>
+            <w:r/>
+            <w:r>
+              <w:rPr>
+                <w:rFonts w:ascii="Helvetica Neue" w:hAnsi="Helvetica Neue" w:eastAsia="蘋方-繁"/>
+                <w:b w:val="0"/>
+                <w:color w:val="222222"/>
+                <w:sz w:val="20"/>
+              </w:rPr>
+              <w:t>側面</w:t>
+            </w:r>
+          </w:p>
+        </w:tc>
+        <w:tc>
+          <w:tcPr>
+            <w:tcW w:type="dxa" w:w="1949"/>
+          </w:tcPr>
+          <w:p>
+            <w:pPr>
+              <w:spacing w:after="40"/>
+            </w:pPr>
+            <w:r/>
+            <w:r>
+              <w:rPr>
+                <w:rFonts w:ascii="Helvetica Neue" w:hAnsi="Helvetica Neue" w:eastAsia="蘋方-繁"/>
+                <w:b w:val="0"/>
+                <w:color w:val="222222"/>
+                <w:sz w:val="20"/>
+              </w:rPr>
+              <w:t>✗</w:t>
+            </w:r>
+          </w:p>
+        </w:tc>
+        <w:tc>
+          <w:tcPr>
+            <w:tcW w:type="dxa" w:w="1949"/>
+          </w:tcPr>
+          <w:p>
+            <w:pPr>
+              <w:spacing w:after="40"/>
+            </w:pPr>
+            <w:r/>
+            <w:r>
+              <w:rPr>
+                <w:rFonts w:ascii="Helvetica Neue" w:hAnsi="Helvetica Neue" w:eastAsia="蘋方-繁"/>
+                <w:b/>
+                <w:color w:val="222222"/>
+                <w:sz w:val="20"/>
+              </w:rPr>
+              <w:t>時間比為時序特徵，正面可算，尚未實作</w:t>
+            </w:r>
+          </w:p>
+        </w:tc>
+      </w:tr>
+    </w:tbl>
+    <w:p>
+      <w:pPr>
+        <w:spacing w:after="40"/>
+      </w:pPr>
+    </w:p>
+    <w:p>
+      <w:pPr>
+        <w:jc w:val="left"/>
+      </w:pPr>
+      <w:r>
+        <w:rPr>
+          <w:rFonts w:ascii="Helvetica Neue" w:hAnsi="Helvetica Neue" w:eastAsia="蘋方-繁"/>
+          <w:b/>
+          <w:color w:val="222222"/>
+          <w:sz w:val="22"/>
+        </w:rPr>
+        <w:t>3 / 10。</w:t>
+      </w:r>
+      <w:r>
+        <w:rPr>
+          <w:rFonts w:ascii="Helvetica Neue" w:hAnsi="Helvetica Neue" w:eastAsia="蘋方-繁"/>
+          <w:b w:val="0"/>
+          <w:color w:val="222222"/>
+          <w:sz w:val="22"/>
+        </w:rPr>
+        <w:t xml:space="preserve"> 未做的 7 項中，</w:t>
+      </w:r>
+      <w:r>
+        <w:rPr>
+          <w:rFonts w:ascii="Helvetica Neue" w:hAnsi="Helvetica Neue" w:eastAsia="蘋方-繁"/>
+          <w:b/>
+          <w:color w:val="222222"/>
+          <w:sz w:val="22"/>
+        </w:rPr>
+        <w:t>4 項正面機位可行</w:t>
+      </w:r>
+      <w:r>
+        <w:rPr>
+          <w:rFonts w:ascii="Helvetica Neue" w:hAnsi="Helvetica Neue" w:eastAsia="蘋方-繁"/>
+          <w:b w:val="0"/>
+          <w:color w:val="222222"/>
+          <w:sz w:val="22"/>
+        </w:rPr>
+        <w:t>（①④⑦⑩），屬尚未實作而非做不到；</w:t>
+      </w:r>
+    </w:p>
+    <w:p>
+      <w:pPr>
+        <w:jc w:val="left"/>
+      </w:pPr>
+      <w:r>
+        <w:rPr>
+          <w:rFonts w:ascii="Helvetica Neue" w:hAnsi="Helvetica Neue" w:eastAsia="蘋方-繁"/>
+          <w:b w:val="0"/>
+          <w:color w:val="222222"/>
+          <w:sz w:val="22"/>
+        </w:rPr>
+        <w:t>3 項受機位或點位限制（②⑥⑧）。</w:t>
+      </w:r>
+    </w:p>
+    <w:p>
+      <w:pPr>
+        <w:keepNext/>
+        <w:spacing w:before="280" w:after="120"/>
+      </w:pPr>
+      <w:r>
+        <w:rPr>
+          <w:rFonts w:ascii="Helvetica Neue" w:hAnsi="Helvetica Neue" w:eastAsia="蘋方-繁"/>
+          <w:b/>
+          <w:color w:val="222222"/>
+          <w:sz w:val="25"/>
+        </w:rPr>
+        <w:t>其他三動作：沒有同等級的判準全集</w:t>
+      </w:r>
+    </w:p>
+    <w:tbl>
+      <w:tblPr>
+        <w:tblStyle w:val="TableGrid"/>
+        <w:tblW w:type="auto" w:w="0"/>
+        <w:jc w:val="center"/>
+        <w:tblLook w:firstColumn="1" w:firstRow="1" w:lastColumn="0" w:lastRow="0" w:noHBand="0" w:noVBand="1" w:val="04A0"/>
+      </w:tblPr>
+      <w:tblGrid>
+        <w:gridCol w:w="3249"/>
+        <w:gridCol w:w="3249"/>
+        <w:gridCol w:w="3249"/>
+      </w:tblGrid>
+      <w:tr>
+        <w:tc>
+          <w:tcPr>
+            <w:tcW w:type="dxa" w:w="3249"/>
+          </w:tcPr>
+          <w:p>
+            <w:pPr>
+              <w:spacing w:after="40"/>
+            </w:pPr>
+            <w:r/>
+            <w:r>
+              <w:rPr>
+                <w:rFonts w:ascii="Helvetica Neue" w:hAnsi="Helvetica Neue" w:eastAsia="蘋方-繁"/>
+                <w:b/>
+                <w:color w:val="1F4E79"/>
+                <w:sz w:val="20"/>
+              </w:rPr>
+              <w:t>動作</w:t>
+            </w:r>
+          </w:p>
+        </w:tc>
+        <w:tc>
+          <w:tcPr>
+            <w:tcW w:type="dxa" w:w="3249"/>
+          </w:tcPr>
+          <w:p>
+            <w:pPr>
+              <w:spacing w:after="40"/>
+            </w:pPr>
+            <w:r/>
+            <w:r>
+              <w:rPr>
+                <w:rFonts w:ascii="Helvetica Neue" w:hAnsi="Helvetica Neue" w:eastAsia="蘋方-繁"/>
+                <w:b/>
+                <w:color w:val="1F4E79"/>
+                <w:sz w:val="20"/>
+              </w:rPr>
+              <w:t>可用的判準來源</w:t>
+            </w:r>
+          </w:p>
+        </w:tc>
+        <w:tc>
+          <w:tcPr>
+            <w:tcW w:type="dxa" w:w="3249"/>
+          </w:tcPr>
+          <w:p>
+            <w:pPr>
+              <w:spacing w:after="40"/>
+            </w:pPr>
+            <w:r/>
+            <w:r>
+              <w:rPr>
+                <w:rFonts w:ascii="Helvetica Neue" w:hAnsi="Helvetica Neue" w:eastAsia="蘋方-繁"/>
+                <w:b/>
+                <w:color w:val="1F4E79"/>
+                <w:sz w:val="20"/>
+              </w:rPr>
+              <w:t>完整度</w:t>
+            </w:r>
+          </w:p>
+        </w:tc>
+      </w:tr>
+      <w:tr>
+        <w:tc>
+          <w:tcPr>
+            <w:tcW w:type="dxa" w:w="3249"/>
+          </w:tcPr>
+          <w:p>
+            <w:pPr>
+              <w:spacing w:after="40"/>
+            </w:pPr>
+            <w:r/>
+            <w:r>
+              <w:rPr>
+                <w:rFonts w:ascii="Helvetica Neue" w:hAnsi="Helvetica Neue" w:eastAsia="蘋方-繁"/>
+                <w:b w:val="0"/>
+                <w:color w:val="222222"/>
+                <w:sz w:val="20"/>
+              </w:rPr>
+              <w:t>伏地挺身</w:t>
+            </w:r>
+          </w:p>
+        </w:tc>
+        <w:tc>
+          <w:tcPr>
+            <w:tcW w:type="dxa" w:w="3249"/>
+          </w:tcPr>
+          <w:p>
+            <w:pPr>
+              <w:spacing w:after="40"/>
+            </w:pPr>
+            <w:r/>
+            <w:r>
+              <w:rPr>
+                <w:rFonts w:ascii="Helvetica Neue" w:hAnsi="Helvetica Neue" w:eastAsia="蘋方-繁"/>
+                <w:b w:val="0"/>
+                <w:color w:val="222222"/>
+                <w:sz w:val="20"/>
+              </w:rPr>
+              <w:t>美軍 AFT 計次標準、NASM Pushing Assessment（站姿推舉）、FMS 第 6 項</w:t>
+            </w:r>
+          </w:p>
+        </w:tc>
+        <w:tc>
+          <w:tcPr>
+            <w:tcW w:type="dxa" w:w="3249"/>
+          </w:tcPr>
+          <w:p>
+            <w:pPr>
+              <w:spacing w:after="40"/>
+            </w:pPr>
+            <w:r/>
+            <w:r>
+              <w:rPr>
+                <w:rFonts w:ascii="Helvetica Neue" w:hAnsi="Helvetica Neue" w:eastAsia="蘋方-繁"/>
+                <w:b w:val="0"/>
+                <w:color w:val="222222"/>
+                <w:sz w:val="20"/>
+              </w:rPr>
+              <w:t>⚠️ 三個來源各談一部分，</w:t>
+            </w:r>
+            <w:r>
+              <w:rPr>
+                <w:rFonts w:ascii="Helvetica Neue" w:hAnsi="Helvetica Neue" w:eastAsia="蘋方-繁"/>
+                <w:b/>
+                <w:color w:val="222222"/>
+                <w:sz w:val="20"/>
+              </w:rPr>
+              <w:t>無單一完整工具</w:t>
+            </w:r>
+          </w:p>
+        </w:tc>
+      </w:tr>
+      <w:tr>
+        <w:tc>
+          <w:tcPr>
+            <w:tcW w:type="dxa" w:w="3249"/>
+          </w:tcPr>
+          <w:p>
+            <w:pPr>
+              <w:spacing w:after="40"/>
+            </w:pPr>
+            <w:r/>
+            <w:r>
+              <w:rPr>
+                <w:rFonts w:ascii="Helvetica Neue" w:hAnsi="Helvetica Neue" w:eastAsia="蘋方-繁"/>
+                <w:b w:val="0"/>
+                <w:color w:val="222222"/>
+                <w:sz w:val="20"/>
+              </w:rPr>
+              <w:t>開合跳</w:t>
+            </w:r>
+          </w:p>
+        </w:tc>
+        <w:tc>
+          <w:tcPr>
+            <w:tcW w:type="dxa" w:w="3249"/>
+          </w:tcPr>
+          <w:p>
+            <w:pPr>
+              <w:spacing w:after="40"/>
+            </w:pPr>
+            <w:r/>
+            <w:r>
+              <w:rPr>
+                <w:rFonts w:ascii="Helvetica Neue" w:hAnsi="Helvetica Neue" w:eastAsia="蘋方-繁"/>
+                <w:b w:val="0"/>
+                <w:color w:val="222222"/>
+                <w:sz w:val="20"/>
+              </w:rPr>
+              <w:t>通行教學描述、美軍 side-straddle hop（未經官方驗證）</w:t>
+            </w:r>
+          </w:p>
+        </w:tc>
+        <w:tc>
+          <w:tcPr>
+            <w:tcW w:type="dxa" w:w="3249"/>
+          </w:tcPr>
+          <w:p>
+            <w:pPr>
+              <w:spacing w:after="40"/>
+            </w:pPr>
+            <w:r/>
+            <w:r>
+              <w:rPr>
+                <w:rFonts w:ascii="Helvetica Neue" w:hAnsi="Helvetica Neue" w:eastAsia="蘋方-繁"/>
+                <w:b w:val="0"/>
+                <w:color w:val="222222"/>
+                <w:sz w:val="20"/>
+              </w:rPr>
+              <w:t>❌ 查無正式評估工具</w:t>
+            </w:r>
+          </w:p>
+        </w:tc>
+      </w:tr>
+      <w:tr>
+        <w:tc>
+          <w:tcPr>
+            <w:tcW w:type="dxa" w:w="3249"/>
+          </w:tcPr>
+          <w:p>
+            <w:pPr>
+              <w:spacing w:after="40"/>
+            </w:pPr>
+            <w:r/>
+            <w:r>
+              <w:rPr>
+                <w:rFonts w:ascii="Helvetica Neue" w:hAnsi="Helvetica Neue" w:eastAsia="蘋方-繁"/>
+                <w:b w:val="0"/>
+                <w:color w:val="222222"/>
+                <w:sz w:val="20"/>
+              </w:rPr>
+              <w:t>高抬腿</w:t>
+            </w:r>
+          </w:p>
+        </w:tc>
+        <w:tc>
+          <w:tcPr>
+            <w:tcW w:type="dxa" w:w="3249"/>
+          </w:tcPr>
+          <w:p>
+            <w:pPr>
+              <w:spacing w:after="40"/>
+            </w:pPr>
+            <w:r/>
+            <w:r>
+              <w:rPr>
+                <w:rFonts w:ascii="Helvetica Neue" w:hAnsi="Helvetica Neue" w:eastAsia="蘋方-繁"/>
+                <w:b w:val="0"/>
+                <w:color w:val="222222"/>
+                <w:sz w:val="20"/>
+              </w:rPr>
+              <w:t>教學材料、NSCA 有收錄 drill（內容未能讀取）</w:t>
+            </w:r>
+          </w:p>
+        </w:tc>
+        <w:tc>
+          <w:tcPr>
+            <w:tcW w:type="dxa" w:w="3249"/>
+          </w:tcPr>
+          <w:p>
+            <w:pPr>
+              <w:spacing w:after="40"/>
+            </w:pPr>
+            <w:r/>
+            <w:r>
+              <w:rPr>
+                <w:rFonts w:ascii="Helvetica Neue" w:hAnsi="Helvetica Neue" w:eastAsia="蘋方-繁"/>
+                <w:b w:val="0"/>
+                <w:color w:val="222222"/>
+                <w:sz w:val="20"/>
+              </w:rPr>
+              <w:t>❌ 查無正式評估工具</w:t>
+            </w:r>
+          </w:p>
+        </w:tc>
+      </w:tr>
+    </w:tbl>
+    <w:p>
+      <w:pPr>
+        <w:spacing w:after="40"/>
+      </w:pPr>
+    </w:p>
+    <w:p>
+      <w:pPr>
+        <w:jc w:val="left"/>
+      </w:pPr>
+      <w:r>
+        <w:rPr>
+          <w:rFonts w:ascii="Helvetica Neue" w:hAnsi="Helvetica Neue" w:eastAsia="蘋方-繁"/>
+          <w:b/>
+          <w:color w:val="222222"/>
+          <w:sz w:val="22"/>
+        </w:rPr>
+        <w:t>這個落差必須照實寫</w:t>
+      </w:r>
+      <w:r>
+        <w:rPr>
+          <w:rFonts w:ascii="Helvetica Neue" w:hAnsi="Helvetica Neue" w:eastAsia="蘋方-繁"/>
+          <w:b w:val="0"/>
+          <w:color w:val="222222"/>
+          <w:sz w:val="22"/>
+        </w:rPr>
+        <w:t>：深蹲可以說「自 10 項判準中篩出 3 項」，</w:t>
+      </w:r>
+    </w:p>
+    <w:p>
+      <w:pPr>
+        <w:jc w:val="left"/>
+      </w:pPr>
+      <w:r>
+        <w:rPr>
+          <w:rFonts w:ascii="Helvetica Neue" w:hAnsi="Helvetica Neue" w:eastAsia="蘋方-繁"/>
+          <w:b w:val="0"/>
+          <w:color w:val="222222"/>
+          <w:sz w:val="22"/>
+        </w:rPr>
+        <w:t>開合跳只能說「依通行教學描述選出兩項可量測者」。四個動作的依據強度不同等級。</w:t>
+      </w:r>
+    </w:p>
+    <w:p>
+      <w:pPr>
+        <w:spacing w:before="40" w:after="40"/>
+      </w:pPr>
+    </w:p>
+    <w:p>
+      <w:pPr>
+        <w:keepNext/>
+        <w:spacing w:before="280" w:after="120"/>
+      </w:pPr>
+      <w:r>
+        <w:rPr>
+          <w:rFonts w:ascii="Helvetica Neue" w:hAnsi="Helvetica Neue" w:eastAsia="蘋方-繁"/>
+          <w:b/>
+          <w:color w:val="1F4E79"/>
+          <w:sz w:val="30"/>
+        </w:rPr>
+        <w:t>〇之三、量測有效性驗證（2026-08-28，全動作）</w:t>
+      </w:r>
+    </w:p>
+    <w:p>
+      <w:pPr>
+        <w:jc w:val="left"/>
+      </w:pPr>
+      <w:r>
+        <w:rPr>
+          <w:rFonts w:ascii="Helvetica Neue" w:hAnsi="Helvetica Neue" w:eastAsia="蘋方-繁"/>
+          <w:b w:val="0"/>
+          <w:color w:val="222222"/>
+          <w:sz w:val="22"/>
+        </w:rPr>
+        <w:t>起因：深蹲軀幹前傾被發現「判定寫著、測試綠燈，但在該機位下量不到」。</w:t>
+      </w:r>
+    </w:p>
+    <w:p>
+      <w:pPr>
+        <w:jc w:val="left"/>
+      </w:pPr>
+      <w:r>
+        <w:rPr>
+          <w:rFonts w:ascii="Helvetica Neue" w:hAnsi="Helvetica Neue" w:eastAsia="蘋方-繁"/>
+          <w:b w:val="0"/>
+          <w:color w:val="222222"/>
+          <w:sz w:val="22"/>
+        </w:rPr>
+        <w:t>同樣的檢查對其餘三動作逐項執行——</w:t>
+      </w:r>
+      <w:r>
+        <w:rPr>
+          <w:rFonts w:ascii="Helvetica Neue" w:hAnsi="Helvetica Neue" w:eastAsia="蘋方-繁"/>
+          <w:b/>
+          <w:color w:val="222222"/>
+          <w:sz w:val="22"/>
+        </w:rPr>
+        <w:t>判定的量測方向，是否落在該機位的畫面平面內</w:t>
+      </w:r>
+      <w:r>
+        <w:rPr>
+          <w:rFonts w:ascii="Helvetica Neue" w:hAnsi="Helvetica Neue" w:eastAsia="蘋方-繁"/>
+          <w:b w:val="0"/>
+          <w:color w:val="222222"/>
+          <w:sz w:val="22"/>
+        </w:rPr>
+        <w:t>。</w:t>
+      </w:r>
+    </w:p>
+    <w:tbl>
+      <w:tblPr>
+        <w:tblStyle w:val="TableGrid"/>
+        <w:tblW w:type="auto" w:w="0"/>
+        <w:jc w:val="center"/>
+        <w:tblLook w:firstColumn="1" w:firstRow="1" w:lastColumn="0" w:lastRow="0" w:noHBand="0" w:noVBand="1" w:val="04A0"/>
+      </w:tblPr>
+      <w:tblGrid>
+        <w:gridCol w:w="1949"/>
+        <w:gridCol w:w="1949"/>
+        <w:gridCol w:w="1949"/>
+        <w:gridCol w:w="1949"/>
+        <w:gridCol w:w="1949"/>
+      </w:tblGrid>
+      <w:tr>
+        <w:tc>
+          <w:tcPr>
+            <w:tcW w:type="dxa" w:w="1949"/>
+          </w:tcPr>
+          <w:p>
+            <w:pPr>
+              <w:spacing w:after="40"/>
+            </w:pPr>
+            <w:r/>
+            <w:r>
+              <w:rPr>
+                <w:rFonts w:ascii="Helvetica Neue" w:hAnsi="Helvetica Neue" w:eastAsia="蘋方-繁"/>
+                <w:b/>
+                <w:color w:val="1F4E79"/>
+                <w:sz w:val="20"/>
+              </w:rPr>
+              <w:t>動作</w:t>
+            </w:r>
+          </w:p>
+        </w:tc>
+        <w:tc>
+          <w:tcPr>
+            <w:tcW w:type="dxa" w:w="1949"/>
+          </w:tcPr>
+          <w:p>
+            <w:pPr>
+              <w:spacing w:after="40"/>
+            </w:pPr>
+            <w:r/>
+            <w:r>
+              <w:rPr>
+                <w:rFonts w:ascii="Helvetica Neue" w:hAnsi="Helvetica Neue" w:eastAsia="蘋方-繁"/>
+                <w:b/>
+                <w:color w:val="1F4E79"/>
+                <w:sz w:val="20"/>
+              </w:rPr>
+              <w:t>判定</w:t>
+            </w:r>
+          </w:p>
+        </w:tc>
+        <w:tc>
+          <w:tcPr>
+            <w:tcW w:type="dxa" w:w="1949"/>
+          </w:tcPr>
+          <w:p>
+            <w:pPr>
+              <w:spacing w:after="40"/>
+            </w:pPr>
+            <w:r/>
+            <w:r>
+              <w:rPr>
+                <w:rFonts w:ascii="Helvetica Neue" w:hAnsi="Helvetica Neue" w:eastAsia="蘋方-繁"/>
+                <w:b/>
+                <w:color w:val="1F4E79"/>
+                <w:sz w:val="20"/>
+              </w:rPr>
+              <w:t>量測方向</w:t>
+            </w:r>
+          </w:p>
+        </w:tc>
+        <w:tc>
+          <w:tcPr>
+            <w:tcW w:type="dxa" w:w="1949"/>
+          </w:tcPr>
+          <w:p>
+            <w:pPr>
+              <w:spacing w:after="40"/>
+            </w:pPr>
+            <w:r/>
+            <w:r>
+              <w:rPr>
+                <w:rFonts w:ascii="Helvetica Neue" w:hAnsi="Helvetica Neue" w:eastAsia="蘋方-繁"/>
+                <w:b/>
+                <w:color w:val="1F4E79"/>
+                <w:sz w:val="20"/>
+              </w:rPr>
+              <w:t>機位</w:t>
+            </w:r>
+          </w:p>
+        </w:tc>
+        <w:tc>
+          <w:tcPr>
+            <w:tcW w:type="dxa" w:w="1949"/>
+          </w:tcPr>
+          <w:p>
+            <w:pPr>
+              <w:spacing w:after="40"/>
+            </w:pPr>
+            <w:r/>
+            <w:r>
+              <w:rPr>
+                <w:rFonts w:ascii="Helvetica Neue" w:hAnsi="Helvetica Neue" w:eastAsia="蘋方-繁"/>
+                <w:b/>
+                <w:color w:val="1F4E79"/>
+                <w:sz w:val="20"/>
+              </w:rPr>
+              <w:t>結果</w:t>
+            </w:r>
+          </w:p>
+        </w:tc>
+      </w:tr>
+      <w:tr>
+        <w:tc>
+          <w:tcPr>
+            <w:tcW w:type="dxa" w:w="1949"/>
+          </w:tcPr>
+          <w:p>
+            <w:pPr>
+              <w:spacing w:after="40"/>
+            </w:pPr>
+            <w:r/>
+            <w:r>
+              <w:rPr>
+                <w:rFonts w:ascii="Helvetica Neue" w:hAnsi="Helvetica Neue" w:eastAsia="蘋方-繁"/>
+                <w:b w:val="0"/>
+                <w:color w:val="222222"/>
+                <w:sz w:val="20"/>
+              </w:rPr>
+              <w:t>深蹲</w:t>
+            </w:r>
+          </w:p>
+        </w:tc>
+        <w:tc>
+          <w:tcPr>
+            <w:tcW w:type="dxa" w:w="1949"/>
+          </w:tcPr>
+          <w:p>
+            <w:pPr>
+              <w:spacing w:after="40"/>
+            </w:pPr>
+            <w:r/>
+            <w:r>
+              <w:rPr>
+                <w:rFonts w:ascii="Helvetica Neue" w:hAnsi="Helvetica Neue" w:eastAsia="蘋方-繁"/>
+                <w:b w:val="0"/>
+                <w:color w:val="222222"/>
+                <w:sz w:val="20"/>
+              </w:rPr>
+              <w:t>深度</w:t>
+            </w:r>
+          </w:p>
+        </w:tc>
+        <w:tc>
+          <w:tcPr>
+            <w:tcW w:type="dxa" w:w="1949"/>
+          </w:tcPr>
+          <w:p>
+            <w:pPr>
+              <w:spacing w:after="40"/>
+            </w:pPr>
+            <w:r/>
+            <w:r>
+              <w:rPr>
+                <w:rFonts w:ascii="Helvetica Neue" w:hAnsi="Helvetica Neue" w:eastAsia="蘋方-繁"/>
+                <w:b w:val="0"/>
+                <w:color w:val="222222"/>
+                <w:sz w:val="20"/>
+              </w:rPr>
+              <w:t>垂直</w:t>
+            </w:r>
+          </w:p>
+        </w:tc>
+        <w:tc>
+          <w:tcPr>
+            <w:tcW w:type="dxa" w:w="1949"/>
+          </w:tcPr>
+          <w:p>
+            <w:pPr>
+              <w:spacing w:after="40"/>
+            </w:pPr>
+            <w:r/>
+            <w:r>
+              <w:rPr>
+                <w:rFonts w:ascii="Helvetica Neue" w:hAnsi="Helvetica Neue" w:eastAsia="蘋方-繁"/>
+                <w:b w:val="0"/>
+                <w:color w:val="222222"/>
+                <w:sz w:val="20"/>
+              </w:rPr>
+              <w:t>正面</w:t>
+            </w:r>
+          </w:p>
+        </w:tc>
+        <w:tc>
+          <w:tcPr>
+            <w:tcW w:type="dxa" w:w="1949"/>
+          </w:tcPr>
+          <w:p>
+            <w:pPr>
+              <w:spacing w:after="40"/>
+            </w:pPr>
+            <w:r/>
+            <w:r>
+              <w:rPr>
+                <w:rFonts w:ascii="Helvetica Neue" w:hAnsi="Helvetica Neue" w:eastAsia="蘋方-繁"/>
+                <w:b w:val="0"/>
+                <w:color w:val="222222"/>
+                <w:sz w:val="20"/>
+              </w:rPr>
+              <w:t>✅</w:t>
+            </w:r>
+          </w:p>
+        </w:tc>
+      </w:tr>
+      <w:tr>
+        <w:tc>
+          <w:tcPr>
+            <w:tcW w:type="dxa" w:w="1949"/>
+          </w:tcPr>
+          <w:p>
+            <w:pPr>
+              <w:spacing w:after="40"/>
+            </w:pPr>
+            <w:r/>
+            <w:r>
+              <w:rPr>
+                <w:rFonts w:ascii="Helvetica Neue" w:hAnsi="Helvetica Neue" w:eastAsia="蘋方-繁"/>
+                <w:b w:val="0"/>
+                <w:color w:val="222222"/>
+                <w:sz w:val="20"/>
+              </w:rPr>
+              <w:t>深蹲</w:t>
+            </w:r>
+          </w:p>
+        </w:tc>
+        <w:tc>
+          <w:tcPr>
+            <w:tcW w:type="dxa" w:w="1949"/>
+          </w:tcPr>
+          <w:p>
+            <w:pPr>
+              <w:spacing w:after="40"/>
+            </w:pPr>
+            <w:r/>
+            <w:r>
+              <w:rPr>
+                <w:rFonts w:ascii="Helvetica Neue" w:hAnsi="Helvetica Neue" w:eastAsia="蘋方-繁"/>
+                <w:b w:val="0"/>
+                <w:color w:val="222222"/>
+                <w:sz w:val="20"/>
+              </w:rPr>
+              <w:t>膝內夾</w:t>
+            </w:r>
+          </w:p>
+        </w:tc>
+        <w:tc>
+          <w:tcPr>
+            <w:tcW w:type="dxa" w:w="1949"/>
+          </w:tcPr>
+          <w:p>
+            <w:pPr>
+              <w:spacing w:after="40"/>
+            </w:pPr>
+            <w:r/>
+            <w:r>
+              <w:rPr>
+                <w:rFonts w:ascii="Helvetica Neue" w:hAnsi="Helvetica Neue" w:eastAsia="蘋方-繁"/>
+                <w:b w:val="0"/>
+                <w:color w:val="222222"/>
+                <w:sz w:val="20"/>
+              </w:rPr>
+              <w:t>水平（冠狀面）</w:t>
+            </w:r>
+          </w:p>
+        </w:tc>
+        <w:tc>
+          <w:tcPr>
+            <w:tcW w:type="dxa" w:w="1949"/>
+          </w:tcPr>
+          <w:p>
+            <w:pPr>
+              <w:spacing w:after="40"/>
+            </w:pPr>
+            <w:r/>
+            <w:r>
+              <w:rPr>
+                <w:rFonts w:ascii="Helvetica Neue" w:hAnsi="Helvetica Neue" w:eastAsia="蘋方-繁"/>
+                <w:b w:val="0"/>
+                <w:color w:val="222222"/>
+                <w:sz w:val="20"/>
+              </w:rPr>
+              <w:t>正面</w:t>
+            </w:r>
+          </w:p>
+        </w:tc>
+        <w:tc>
+          <w:tcPr>
+            <w:tcW w:type="dxa" w:w="1949"/>
+          </w:tcPr>
+          <w:p>
+            <w:pPr>
+              <w:spacing w:after="40"/>
+            </w:pPr>
+            <w:r/>
+            <w:r>
+              <w:rPr>
+                <w:rFonts w:ascii="Helvetica Neue" w:hAnsi="Helvetica Neue" w:eastAsia="蘋方-繁"/>
+                <w:b w:val="0"/>
+                <w:color w:val="222222"/>
+                <w:sz w:val="20"/>
+              </w:rPr>
+              <w:t>✅</w:t>
+            </w:r>
+          </w:p>
+        </w:tc>
+      </w:tr>
+      <w:tr>
+        <w:tc>
+          <w:tcPr>
+            <w:tcW w:type="dxa" w:w="1949"/>
+          </w:tcPr>
+          <w:p>
+            <w:pPr>
+              <w:spacing w:after="40"/>
+            </w:pPr>
+            <w:r/>
+            <w:r>
+              <w:rPr>
+                <w:rFonts w:ascii="Helvetica Neue" w:hAnsi="Helvetica Neue" w:eastAsia="蘋方-繁"/>
+                <w:b w:val="0"/>
+                <w:color w:val="222222"/>
+                <w:sz w:val="20"/>
+              </w:rPr>
+              <w:t>深蹲</w:t>
+            </w:r>
+          </w:p>
+        </w:tc>
+        <w:tc>
+          <w:tcPr>
+            <w:tcW w:type="dxa" w:w="1949"/>
+          </w:tcPr>
+          <w:p>
+            <w:pPr>
+              <w:spacing w:after="40"/>
+            </w:pPr>
+            <w:r/>
+            <w:r>
+              <w:rPr>
+                <w:rFonts w:ascii="Helvetica Neue" w:hAnsi="Helvetica Neue" w:eastAsia="蘋方-繁"/>
+                <w:b w:val="0"/>
+                <w:color w:val="222222"/>
+                <w:sz w:val="20"/>
+              </w:rPr>
+              <w:t>軀幹前傾</w:t>
+            </w:r>
+          </w:p>
+        </w:tc>
+        <w:tc>
+          <w:tcPr>
+            <w:tcW w:type="dxa" w:w="1949"/>
+          </w:tcPr>
+          <w:p>
+            <w:pPr>
+              <w:spacing w:after="40"/>
+            </w:pPr>
+            <w:r/>
+            <w:r>
+              <w:rPr>
+                <w:rFonts w:ascii="Helvetica Neue" w:hAnsi="Helvetica Neue" w:eastAsia="蘋方-繁"/>
+                <w:b/>
+                <w:color w:val="222222"/>
+                <w:sz w:val="20"/>
+              </w:rPr>
+              <w:t>矢狀面</w:t>
+            </w:r>
+          </w:p>
+        </w:tc>
+        <w:tc>
+          <w:tcPr>
+            <w:tcW w:type="dxa" w:w="1949"/>
+          </w:tcPr>
+          <w:p>
+            <w:pPr>
+              <w:spacing w:after="40"/>
+            </w:pPr>
+            <w:r/>
+            <w:r>
+              <w:rPr>
+                <w:rFonts w:ascii="Helvetica Neue" w:hAnsi="Helvetica Neue" w:eastAsia="蘋方-繁"/>
+                <w:b w:val="0"/>
+                <w:color w:val="222222"/>
+                <w:sz w:val="20"/>
+              </w:rPr>
+              <w:t>正面</w:t>
+            </w:r>
+          </w:p>
+        </w:tc>
+        <w:tc>
+          <w:tcPr>
+            <w:tcW w:type="dxa" w:w="1949"/>
+          </w:tcPr>
+          <w:p>
+            <w:pPr>
+              <w:spacing w:after="40"/>
+            </w:pPr>
+            <w:r/>
+            <w:r>
+              <w:rPr>
+                <w:rFonts w:ascii="Helvetica Neue" w:hAnsi="Helvetica Neue" w:eastAsia="蘋方-繁"/>
+                <w:b w:val="0"/>
+                <w:color w:val="222222"/>
+                <w:sz w:val="20"/>
+              </w:rPr>
+              <w:t xml:space="preserve">🔴 </w:t>
+            </w:r>
+            <w:r>
+              <w:rPr>
+                <w:rFonts w:ascii="Helvetica Neue" w:hAnsi="Helvetica Neue" w:eastAsia="蘋方-繁"/>
+                <w:b/>
+                <w:color w:val="222222"/>
+                <w:sz w:val="20"/>
+              </w:rPr>
+              <w:t>原失效，已改投影長度比修復</w:t>
+            </w:r>
+          </w:p>
+        </w:tc>
+      </w:tr>
+      <w:tr>
+        <w:tc>
+          <w:tcPr>
+            <w:tcW w:type="dxa" w:w="1949"/>
+          </w:tcPr>
+          <w:p>
+            <w:pPr>
+              <w:spacing w:after="40"/>
+            </w:pPr>
+            <w:r/>
+            <w:r>
+              <w:rPr>
+                <w:rFonts w:ascii="Helvetica Neue" w:hAnsi="Helvetica Neue" w:eastAsia="蘋方-繁"/>
+                <w:b w:val="0"/>
+                <w:color w:val="222222"/>
+                <w:sz w:val="20"/>
+              </w:rPr>
+              <w:t>伏地挺身</w:t>
+            </w:r>
+          </w:p>
+        </w:tc>
+        <w:tc>
+          <w:tcPr>
+            <w:tcW w:type="dxa" w:w="1949"/>
+          </w:tcPr>
+          <w:p>
+            <w:pPr>
+              <w:spacing w:after="40"/>
+            </w:pPr>
+            <w:r/>
+            <w:r>
+              <w:rPr>
+                <w:rFonts w:ascii="Helvetica Neue" w:hAnsi="Helvetica Neue" w:eastAsia="蘋方-繁"/>
+                <w:b w:val="0"/>
+                <w:color w:val="222222"/>
+                <w:sz w:val="20"/>
+              </w:rPr>
+              <w:t>肘角深度</w:t>
+            </w:r>
+          </w:p>
+        </w:tc>
+        <w:tc>
+          <w:tcPr>
+            <w:tcW w:type="dxa" w:w="1949"/>
+          </w:tcPr>
+          <w:p>
+            <w:pPr>
+              <w:spacing w:after="40"/>
+            </w:pPr>
+            <w:r/>
+            <w:r>
+              <w:rPr>
+                <w:rFonts w:ascii="Helvetica Neue" w:hAnsi="Helvetica Neue" w:eastAsia="蘋方-繁"/>
+                <w:b w:val="0"/>
+                <w:color w:val="222222"/>
+                <w:sz w:val="20"/>
+              </w:rPr>
+              <w:t>矢狀面</w:t>
+            </w:r>
+          </w:p>
+        </w:tc>
+        <w:tc>
+          <w:tcPr>
+            <w:tcW w:type="dxa" w:w="1949"/>
+          </w:tcPr>
+          <w:p>
+            <w:pPr>
+              <w:spacing w:after="40"/>
+            </w:pPr>
+            <w:r/>
+            <w:r>
+              <w:rPr>
+                <w:rFonts w:ascii="Helvetica Neue" w:hAnsi="Helvetica Neue" w:eastAsia="蘋方-繁"/>
+                <w:b/>
+                <w:color w:val="222222"/>
+                <w:sz w:val="20"/>
+              </w:rPr>
+              <w:t>側面</w:t>
+            </w:r>
+          </w:p>
+        </w:tc>
+        <w:tc>
+          <w:tcPr>
+            <w:tcW w:type="dxa" w:w="1949"/>
+          </w:tcPr>
+          <w:p>
+            <w:pPr>
+              <w:spacing w:after="40"/>
+            </w:pPr>
+            <w:r/>
+            <w:r>
+              <w:rPr>
+                <w:rFonts w:ascii="Helvetica Neue" w:hAnsi="Helvetica Neue" w:eastAsia="蘋方-繁"/>
+                <w:b w:val="0"/>
+                <w:color w:val="222222"/>
+                <w:sz w:val="20"/>
+              </w:rPr>
+              <w:t>✅ 側面即矢狀面</w:t>
+            </w:r>
+          </w:p>
+        </w:tc>
+      </w:tr>
+      <w:tr>
+        <w:tc>
+          <w:tcPr>
+            <w:tcW w:type="dxa" w:w="1949"/>
+          </w:tcPr>
+          <w:p>
+            <w:pPr>
+              <w:spacing w:after="40"/>
+            </w:pPr>
+            <w:r/>
+            <w:r>
+              <w:rPr>
+                <w:rFonts w:ascii="Helvetica Neue" w:hAnsi="Helvetica Neue" w:eastAsia="蘋方-繁"/>
+                <w:b w:val="0"/>
+                <w:color w:val="222222"/>
+                <w:sz w:val="20"/>
+              </w:rPr>
+              <w:t>伏地挺身</w:t>
+            </w:r>
+          </w:p>
+        </w:tc>
+        <w:tc>
+          <w:tcPr>
+            <w:tcW w:type="dxa" w:w="1949"/>
+          </w:tcPr>
+          <w:p>
+            <w:pPr>
+              <w:spacing w:after="40"/>
+            </w:pPr>
+            <w:r/>
+            <w:r>
+              <w:rPr>
+                <w:rFonts w:ascii="Helvetica Neue" w:hAnsi="Helvetica Neue" w:eastAsia="蘋方-繁"/>
+                <w:b w:val="0"/>
+                <w:color w:val="222222"/>
+                <w:sz w:val="20"/>
+              </w:rPr>
+              <w:t>塌腰</w:t>
+            </w:r>
+          </w:p>
+        </w:tc>
+        <w:tc>
+          <w:tcPr>
+            <w:tcW w:type="dxa" w:w="1949"/>
+          </w:tcPr>
+          <w:p>
+            <w:pPr>
+              <w:spacing w:after="40"/>
+            </w:pPr>
+            <w:r/>
+            <w:r>
+              <w:rPr>
+                <w:rFonts w:ascii="Helvetica Neue" w:hAnsi="Helvetica Neue" w:eastAsia="蘋方-繁"/>
+                <w:b w:val="0"/>
+                <w:color w:val="222222"/>
+                <w:sz w:val="20"/>
+              </w:rPr>
+              <w:t>垂直</w:t>
+            </w:r>
+          </w:p>
+        </w:tc>
+        <w:tc>
+          <w:tcPr>
+            <w:tcW w:type="dxa" w:w="1949"/>
+          </w:tcPr>
+          <w:p>
+            <w:pPr>
+              <w:spacing w:after="40"/>
+            </w:pPr>
+            <w:r/>
+            <w:r>
+              <w:rPr>
+                <w:rFonts w:ascii="Helvetica Neue" w:hAnsi="Helvetica Neue" w:eastAsia="蘋方-繁"/>
+                <w:b w:val="0"/>
+                <w:color w:val="222222"/>
+                <w:sz w:val="20"/>
+              </w:rPr>
+              <w:t>側面</w:t>
+            </w:r>
+          </w:p>
+        </w:tc>
+        <w:tc>
+          <w:tcPr>
+            <w:tcW w:type="dxa" w:w="1949"/>
+          </w:tcPr>
+          <w:p>
+            <w:pPr>
+              <w:spacing w:after="40"/>
+            </w:pPr>
+            <w:r/>
+            <w:r>
+              <w:rPr>
+                <w:rFonts w:ascii="Helvetica Neue" w:hAnsi="Helvetica Neue" w:eastAsia="蘋方-繁"/>
+                <w:b w:val="0"/>
+                <w:color w:val="222222"/>
+                <w:sz w:val="20"/>
+              </w:rPr>
+              <w:t>✅ 實測：合成器與自行加重塌腰皆 5/5 抓到</w:t>
+            </w:r>
+          </w:p>
+        </w:tc>
+      </w:tr>
+      <w:tr>
+        <w:tc>
+          <w:tcPr>
+            <w:tcW w:type="dxa" w:w="1949"/>
+          </w:tcPr>
+          <w:p>
+            <w:pPr>
+              <w:spacing w:after="40"/>
+            </w:pPr>
+            <w:r/>
+            <w:r>
+              <w:rPr>
+                <w:rFonts w:ascii="Helvetica Neue" w:hAnsi="Helvetica Neue" w:eastAsia="蘋方-繁"/>
+                <w:b w:val="0"/>
+                <w:color w:val="222222"/>
+                <w:sz w:val="20"/>
+              </w:rPr>
+              <w:t>開合跳</w:t>
+            </w:r>
+          </w:p>
+        </w:tc>
+        <w:tc>
+          <w:tcPr>
+            <w:tcW w:type="dxa" w:w="1949"/>
+          </w:tcPr>
+          <w:p>
+            <w:pPr>
+              <w:spacing w:after="40"/>
+            </w:pPr>
+            <w:r/>
+            <w:r>
+              <w:rPr>
+                <w:rFonts w:ascii="Helvetica Neue" w:hAnsi="Helvetica Neue" w:eastAsia="蘋方-繁"/>
+                <w:b w:val="0"/>
+                <w:color w:val="222222"/>
+                <w:sz w:val="20"/>
+              </w:rPr>
+              <w:t>手抬高</w:t>
+            </w:r>
+          </w:p>
+        </w:tc>
+        <w:tc>
+          <w:tcPr>
+            <w:tcW w:type="dxa" w:w="1949"/>
+          </w:tcPr>
+          <w:p>
+            <w:pPr>
+              <w:spacing w:after="40"/>
+            </w:pPr>
+            <w:r/>
+            <w:r>
+              <w:rPr>
+                <w:rFonts w:ascii="Helvetica Neue" w:hAnsi="Helvetica Neue" w:eastAsia="蘋方-繁"/>
+                <w:b w:val="0"/>
+                <w:color w:val="222222"/>
+                <w:sz w:val="20"/>
+              </w:rPr>
+              <w:t>垂直</w:t>
+            </w:r>
+          </w:p>
+        </w:tc>
+        <w:tc>
+          <w:tcPr>
+            <w:tcW w:type="dxa" w:w="1949"/>
+          </w:tcPr>
+          <w:p>
+            <w:pPr>
+              <w:spacing w:after="40"/>
+            </w:pPr>
+            <w:r/>
+            <w:r>
+              <w:rPr>
+                <w:rFonts w:ascii="Helvetica Neue" w:hAnsi="Helvetica Neue" w:eastAsia="蘋方-繁"/>
+                <w:b w:val="0"/>
+                <w:color w:val="222222"/>
+                <w:sz w:val="20"/>
+              </w:rPr>
+              <w:t>正面</w:t>
+            </w:r>
+          </w:p>
+        </w:tc>
+        <w:tc>
+          <w:tcPr>
+            <w:tcW w:type="dxa" w:w="1949"/>
+          </w:tcPr>
+          <w:p>
+            <w:pPr>
+              <w:spacing w:after="40"/>
+            </w:pPr>
+            <w:r/>
+            <w:r>
+              <w:rPr>
+                <w:rFonts w:ascii="Helvetica Neue" w:hAnsi="Helvetica Neue" w:eastAsia="蘋方-繁"/>
+                <w:b w:val="0"/>
+                <w:color w:val="222222"/>
+                <w:sz w:val="20"/>
+              </w:rPr>
+              <w:t>✅</w:t>
+            </w:r>
+          </w:p>
+        </w:tc>
+      </w:tr>
+      <w:tr>
+        <w:tc>
+          <w:tcPr>
+            <w:tcW w:type="dxa" w:w="1949"/>
+          </w:tcPr>
+          <w:p>
+            <w:pPr>
+              <w:spacing w:after="40"/>
+            </w:pPr>
+            <w:r/>
+            <w:r>
+              <w:rPr>
+                <w:rFonts w:ascii="Helvetica Neue" w:hAnsi="Helvetica Neue" w:eastAsia="蘋方-繁"/>
+                <w:b w:val="0"/>
+                <w:color w:val="222222"/>
+                <w:sz w:val="20"/>
+              </w:rPr>
+              <w:t>開合跳</w:t>
+            </w:r>
+          </w:p>
+        </w:tc>
+        <w:tc>
+          <w:tcPr>
+            <w:tcW w:type="dxa" w:w="1949"/>
+          </w:tcPr>
+          <w:p>
+            <w:pPr>
+              <w:spacing w:after="40"/>
+            </w:pPr>
+            <w:r/>
+            <w:r>
+              <w:rPr>
+                <w:rFonts w:ascii="Helvetica Neue" w:hAnsi="Helvetica Neue" w:eastAsia="蘋方-繁"/>
+                <w:b w:val="0"/>
+                <w:color w:val="222222"/>
+                <w:sz w:val="20"/>
+              </w:rPr>
+              <w:t>腳張開</w:t>
+            </w:r>
+          </w:p>
+        </w:tc>
+        <w:tc>
+          <w:tcPr>
+            <w:tcW w:type="dxa" w:w="1949"/>
+          </w:tcPr>
+          <w:p>
+            <w:pPr>
+              <w:spacing w:after="40"/>
+            </w:pPr>
+            <w:r/>
+            <w:r>
+              <w:rPr>
+                <w:rFonts w:ascii="Helvetica Neue" w:hAnsi="Helvetica Neue" w:eastAsia="蘋方-繁"/>
+                <w:b w:val="0"/>
+                <w:color w:val="222222"/>
+                <w:sz w:val="20"/>
+              </w:rPr>
+              <w:t>水平</w:t>
+            </w:r>
+          </w:p>
+        </w:tc>
+        <w:tc>
+          <w:tcPr>
+            <w:tcW w:type="dxa" w:w="1949"/>
+          </w:tcPr>
+          <w:p>
+            <w:pPr>
+              <w:spacing w:after="40"/>
+            </w:pPr>
+            <w:r/>
+            <w:r>
+              <w:rPr>
+                <w:rFonts w:ascii="Helvetica Neue" w:hAnsi="Helvetica Neue" w:eastAsia="蘋方-繁"/>
+                <w:b w:val="0"/>
+                <w:color w:val="222222"/>
+                <w:sz w:val="20"/>
+              </w:rPr>
+              <w:t>正面</w:t>
+            </w:r>
+          </w:p>
+        </w:tc>
+        <w:tc>
+          <w:tcPr>
+            <w:tcW w:type="dxa" w:w="1949"/>
+          </w:tcPr>
+          <w:p>
+            <w:pPr>
+              <w:spacing w:after="40"/>
+            </w:pPr>
+            <w:r/>
+            <w:r>
+              <w:rPr>
+                <w:rFonts w:ascii="Helvetica Neue" w:hAnsi="Helvetica Neue" w:eastAsia="蘋方-繁"/>
+                <w:b w:val="0"/>
+                <w:color w:val="222222"/>
+                <w:sz w:val="20"/>
+              </w:rPr>
+              <w:t>✅ 實測：只揮手／只張腳皆 5/5 抓到</w:t>
+            </w:r>
+          </w:p>
+        </w:tc>
+      </w:tr>
+      <w:tr>
+        <w:tc>
+          <w:tcPr>
+            <w:tcW w:type="dxa" w:w="1949"/>
+          </w:tcPr>
+          <w:p>
+            <w:pPr>
+              <w:spacing w:after="40"/>
+            </w:pPr>
+            <w:r/>
+            <w:r>
+              <w:rPr>
+                <w:rFonts w:ascii="Helvetica Neue" w:hAnsi="Helvetica Neue" w:eastAsia="蘋方-繁"/>
+                <w:b w:val="0"/>
+                <w:color w:val="222222"/>
+                <w:sz w:val="20"/>
+              </w:rPr>
+              <w:t>高抬腿</w:t>
+            </w:r>
+          </w:p>
+        </w:tc>
+        <w:tc>
+          <w:tcPr>
+            <w:tcW w:type="dxa" w:w="1949"/>
+          </w:tcPr>
+          <w:p>
+            <w:pPr>
+              <w:spacing w:after="40"/>
+            </w:pPr>
+            <w:r/>
+            <w:r>
+              <w:rPr>
+                <w:rFonts w:ascii="Helvetica Neue" w:hAnsi="Helvetica Neue" w:eastAsia="蘋方-繁"/>
+                <w:b w:val="0"/>
+                <w:color w:val="222222"/>
+                <w:sz w:val="20"/>
+              </w:rPr>
+              <w:t>膝高</w:t>
+            </w:r>
+          </w:p>
+        </w:tc>
+        <w:tc>
+          <w:tcPr>
+            <w:tcW w:type="dxa" w:w="1949"/>
+          </w:tcPr>
+          <w:p>
+            <w:pPr>
+              <w:spacing w:after="40"/>
+            </w:pPr>
+            <w:r/>
+            <w:r>
+              <w:rPr>
+                <w:rFonts w:ascii="Helvetica Neue" w:hAnsi="Helvetica Neue" w:eastAsia="蘋方-繁"/>
+                <w:b w:val="0"/>
+                <w:color w:val="222222"/>
+                <w:sz w:val="20"/>
+              </w:rPr>
+              <w:t>垂直</w:t>
+            </w:r>
+          </w:p>
+        </w:tc>
+        <w:tc>
+          <w:tcPr>
+            <w:tcW w:type="dxa" w:w="1949"/>
+          </w:tcPr>
+          <w:p>
+            <w:pPr>
+              <w:spacing w:after="40"/>
+            </w:pPr>
+            <w:r/>
+            <w:r>
+              <w:rPr>
+                <w:rFonts w:ascii="Helvetica Neue" w:hAnsi="Helvetica Neue" w:eastAsia="蘋方-繁"/>
+                <w:b w:val="0"/>
+                <w:color w:val="222222"/>
+                <w:sz w:val="20"/>
+              </w:rPr>
+              <w:t>正面</w:t>
+            </w:r>
+          </w:p>
+        </w:tc>
+        <w:tc>
+          <w:tcPr>
+            <w:tcW w:type="dxa" w:w="1949"/>
+          </w:tcPr>
+          <w:p>
+            <w:pPr>
+              <w:spacing w:after="40"/>
+            </w:pPr>
+            <w:r/>
+            <w:r>
+              <w:rPr>
+                <w:rFonts w:ascii="Helvetica Neue" w:hAnsi="Helvetica Neue" w:eastAsia="蘋方-繁"/>
+                <w:b w:val="0"/>
+                <w:color w:val="222222"/>
+                <w:sz w:val="20"/>
+              </w:rPr>
+              <w:t>✅</w:t>
+            </w:r>
+          </w:p>
+        </w:tc>
+      </w:tr>
+      <w:tr>
+        <w:tc>
+          <w:tcPr>
+            <w:tcW w:type="dxa" w:w="1949"/>
+          </w:tcPr>
+          <w:p>
+            <w:pPr>
+              <w:spacing w:after="40"/>
+            </w:pPr>
+            <w:r/>
+            <w:r>
+              <w:rPr>
+                <w:rFonts w:ascii="Helvetica Neue" w:hAnsi="Helvetica Neue" w:eastAsia="蘋方-繁"/>
+                <w:b w:val="0"/>
+                <w:color w:val="222222"/>
+                <w:sz w:val="20"/>
+              </w:rPr>
+              <w:t>高抬腿</w:t>
+            </w:r>
+          </w:p>
+        </w:tc>
+        <w:tc>
+          <w:tcPr>
+            <w:tcW w:type="dxa" w:w="1949"/>
+          </w:tcPr>
+          <w:p>
+            <w:pPr>
+              <w:spacing w:after="40"/>
+            </w:pPr>
+            <w:r/>
+            <w:r>
+              <w:rPr>
+                <w:rFonts w:ascii="Helvetica Neue" w:hAnsi="Helvetica Neue" w:eastAsia="蘋方-繁"/>
+                <w:b w:val="0"/>
+                <w:color w:val="222222"/>
+                <w:sz w:val="20"/>
+              </w:rPr>
+              <w:t>支撐腳膝角</w:t>
+            </w:r>
+          </w:p>
+        </w:tc>
+        <w:tc>
+          <w:tcPr>
+            <w:tcW w:type="dxa" w:w="1949"/>
+          </w:tcPr>
+          <w:p>
+            <w:pPr>
+              <w:spacing w:after="40"/>
+            </w:pPr>
+            <w:r/>
+            <w:r>
+              <w:rPr>
+                <w:rFonts w:ascii="Helvetica Neue" w:hAnsi="Helvetica Neue" w:eastAsia="蘋方-繁"/>
+                <w:b w:val="0"/>
+                <w:color w:val="222222"/>
+                <w:sz w:val="20"/>
+              </w:rPr>
+              <w:t>矢狀面</w:t>
+            </w:r>
+          </w:p>
+        </w:tc>
+        <w:tc>
+          <w:tcPr>
+            <w:tcW w:type="dxa" w:w="1949"/>
+          </w:tcPr>
+          <w:p>
+            <w:pPr>
+              <w:spacing w:after="40"/>
+            </w:pPr>
+            <w:r/>
+            <w:r>
+              <w:rPr>
+                <w:rFonts w:ascii="Helvetica Neue" w:hAnsi="Helvetica Neue" w:eastAsia="蘋方-繁"/>
+                <w:b w:val="0"/>
+                <w:color w:val="222222"/>
+                <w:sz w:val="20"/>
+              </w:rPr>
+              <w:t>正面</w:t>
+            </w:r>
+          </w:p>
+        </w:tc>
+        <w:tc>
+          <w:tcPr>
+            <w:tcW w:type="dxa" w:w="1949"/>
+          </w:tcPr>
+          <w:p>
+            <w:pPr>
+              <w:spacing w:after="40"/>
+            </w:pPr>
+            <w:r/>
+            <w:r>
+              <w:rPr>
+                <w:rFonts w:ascii="Helvetica Neue" w:hAnsi="Helvetica Neue" w:eastAsia="蘋方-繁"/>
+                <w:b w:val="0"/>
+                <w:color w:val="222222"/>
+                <w:sz w:val="20"/>
+              </w:rPr>
+              <w:t xml:space="preserve">✅ </w:t>
+            </w:r>
+            <w:r>
+              <w:rPr>
+                <w:rFonts w:ascii="Helvetica Neue" w:hAnsi="Helvetica Neue" w:eastAsia="蘋方-繁"/>
+                <w:b/>
+                <w:color w:val="222222"/>
+                <w:sz w:val="20"/>
+              </w:rPr>
+              <w:t>實測有效</w:t>
+            </w:r>
+            <w:r>
+              <w:rPr>
+                <w:rFonts w:ascii="Helvetica Neue" w:hAnsi="Helvetica Neue" w:eastAsia="蘋方-繁"/>
+                <w:b w:val="0"/>
+                <w:color w:val="222222"/>
+                <w:sz w:val="20"/>
+              </w:rPr>
+              <w:t>（見下）</w:t>
+            </w:r>
+          </w:p>
+        </w:tc>
+      </w:tr>
+    </w:tbl>
+    <w:p>
+      <w:pPr>
+        <w:spacing w:after="40"/>
+      </w:pPr>
+    </w:p>
+    <w:p>
+      <w:pPr>
+        <w:jc w:val="left"/>
+      </w:pPr>
+      <w:r>
+        <w:rPr>
+          <w:rFonts w:ascii="Helvetica Neue" w:hAnsi="Helvetica Neue" w:eastAsia="蘋方-繁"/>
+          <w:b/>
+          <w:color w:val="222222"/>
+          <w:sz w:val="22"/>
+        </w:rPr>
+        <w:t>高抬腿支撐腳的補充</w:t>
+      </w:r>
+      <w:r>
+        <w:rPr>
+          <w:rFonts w:ascii="Helvetica Neue" w:hAnsi="Helvetica Neue" w:eastAsia="蘋方-繁"/>
+          <w:b w:val="0"/>
+          <w:color w:val="222222"/>
+          <w:sz w:val="22"/>
+        </w:rPr>
+        <w:t>：該量為矢狀面角度，理論上與軀幹前傾同類風險。</w:t>
+      </w:r>
+    </w:p>
+    <w:p>
+      <w:pPr>
+        <w:jc w:val="left"/>
+      </w:pPr>
+      <w:r>
+        <w:rPr>
+          <w:rFonts w:ascii="Helvetica Neue" w:hAnsi="Helvetica Neue" w:eastAsia="蘋方-繁"/>
+          <w:b w:val="0"/>
+          <w:color w:val="222222"/>
+          <w:sz w:val="22"/>
+        </w:rPr>
+        <w:t>實測結果為</w:t>
+      </w:r>
+      <w:r>
+        <w:rPr>
+          <w:rFonts w:ascii="Helvetica Neue" w:hAnsi="Helvetica Neue" w:eastAsia="蘋方-繁"/>
+          <w:b/>
+          <w:color w:val="222222"/>
+          <w:sz w:val="22"/>
+        </w:rPr>
+        <w:t>有效</w:t>
+      </w:r>
+      <w:r>
+        <w:rPr>
+          <w:rFonts w:ascii="Helvetica Neue" w:hAnsi="Helvetica Neue" w:eastAsia="蘋方-繁"/>
+          <w:b w:val="0"/>
+          <w:color w:val="222222"/>
+          <w:sz w:val="22"/>
+        </w:rPr>
+        <w:t>——坐姿時大腿接近水平，膝的垂直位置大幅改變，</w:t>
+      </w:r>
+    </w:p>
+    <w:p>
+      <w:pPr>
+        <w:jc w:val="left"/>
+      </w:pPr>
+      <w:r>
+        <w:rPr>
+          <w:rFonts w:ascii="Helvetica Neue" w:hAnsi="Helvetica Neue" w:eastAsia="蘋方-繁"/>
+          <w:b w:val="0"/>
+          <w:color w:val="222222"/>
+          <w:sz w:val="22"/>
+        </w:rPr>
+        <w:t>故正面投影下膝角仍降至 92°（合成器模擬為 69°），遠低於 150° 門檻。</w:t>
+      </w:r>
+    </w:p>
+    <w:p>
+      <w:pPr>
+        <w:jc w:val="left"/>
+      </w:pPr>
+      <w:r>
+        <w:rPr>
+          <w:rFonts w:ascii="Helvetica Neue" w:hAnsi="Helvetica Neue" w:eastAsia="蘋方-繁"/>
+          <w:b w:val="0"/>
+          <w:color w:val="222222"/>
+          <w:sz w:val="22"/>
+        </w:rPr>
+        <w:t>真實坐姿驗證：0 次計次、32 幀持續提示，行為正確。</w:t>
+      </w:r>
+    </w:p>
+    <w:p>
+      <w:pPr>
+        <w:jc w:val="left"/>
+      </w:pPr>
+      <w:r>
+        <w:rPr>
+          <w:rFonts w:ascii="Helvetica Neue" w:hAnsi="Helvetica Neue" w:eastAsia="蘋方-繁"/>
+          <w:b/>
+          <w:color w:val="222222"/>
+          <w:sz w:val="22"/>
+        </w:rPr>
+        <w:t>一併修正的合成器缺陷</w:t>
+      </w:r>
+      <w:r>
+        <w:rPr>
+          <w:rFonts w:ascii="Helvetica Neue" w:hAnsi="Helvetica Neue" w:eastAsia="蘋方-繁"/>
+          <w:b w:val="0"/>
+          <w:color w:val="222222"/>
+          <w:sz w:val="22"/>
+        </w:rPr>
+        <w:t>：</w:t>
+      </w:r>
+      <w:r>
+        <w:rPr>
+          <w:rFonts w:ascii="Menlo" w:hAnsi="Menlo" w:eastAsia="Menlo"/>
+          <w:color w:val="C0392B"/>
+          <w:sz w:val="22"/>
+        </w:rPr>
+        <w:t>sitting</w:t>
+      </w:r>
+      <w:r>
+        <w:rPr>
+          <w:rFonts w:ascii="Helvetica Neue" w:hAnsi="Helvetica Neue" w:eastAsia="蘋方-繁"/>
+          <w:b w:val="0"/>
+          <w:color w:val="222222"/>
+          <w:sz w:val="22"/>
+        </w:rPr>
+        <w:t xml:space="preserve"> 變體原將支撐腳膝蓋往「側邊」移 0.12，</w:t>
+      </w:r>
+    </w:p>
+    <w:p>
+      <w:pPr>
+        <w:jc w:val="left"/>
+      </w:pPr>
+      <w:r>
+        <w:rPr>
+          <w:rFonts w:ascii="Helvetica Neue" w:hAnsi="Helvetica Neue" w:eastAsia="蘋方-繁"/>
+          <w:b w:val="0"/>
+          <w:color w:val="222222"/>
+          <w:sz w:val="22"/>
+        </w:rPr>
+        <w:t>但真實坐姿時膝是往「前」移，正面 x 幾乎不變 —— 與深蹲 compensation 同類的</w:t>
+      </w:r>
+    </w:p>
+    <w:p>
+      <w:pPr>
+        <w:jc w:val="left"/>
+      </w:pPr>
+      <w:r>
+        <w:rPr>
+          <w:rFonts w:ascii="Helvetica Neue" w:hAnsi="Helvetica Neue" w:eastAsia="蘋方-繁"/>
+          <w:b w:val="0"/>
+          <w:color w:val="222222"/>
+          <w:sz w:val="22"/>
+        </w:rPr>
+        <w:t>「在錯誤平面上模擬錯誤」。已改為矢狀面模擬。此項非功能缺陷（兩種模擬都抓得到），</w:t>
+      </w:r>
+    </w:p>
+    <w:p>
+      <w:pPr>
+        <w:jc w:val="left"/>
+      </w:pPr>
+      <w:r>
+        <w:rPr>
+          <w:rFonts w:ascii="Helvetica Neue" w:hAnsi="Helvetica Neue" w:eastAsia="蘋方-繁"/>
+          <w:b w:val="0"/>
+          <w:color w:val="222222"/>
+          <w:sz w:val="22"/>
+        </w:rPr>
+        <w:t>但不修正，日後調整門檻時會出現「合成器過、真人不過」。</w:t>
+      </w:r>
+    </w:p>
+    <w:p>
+      <w:pPr>
+        <w:jc w:val="left"/>
+      </w:pPr>
+      <w:r>
+        <w:rPr>
+          <w:rFonts w:ascii="Helvetica Neue" w:hAnsi="Helvetica Neue" w:eastAsia="蘋方-繁"/>
+          <w:b/>
+          <w:color w:val="222222"/>
+          <w:sz w:val="22"/>
+        </w:rPr>
+        <w:t>結論：四個動作中，僅深蹲軀幹前傾存在機位失效，已修復。其餘判定的量測方向均落在各自機位的畫面平面內。</w:t>
       </w:r>
     </w:p>
     <w:p>

--- a/文件/04_內部規劃/判定門檻依據總表.docx
+++ b/文件/04_內部規劃/判定門檻依據總表.docx
@@ -3064,7 +3064,176 @@
           <w:color w:val="222222"/>
           <w:sz w:val="25"/>
         </w:rPr>
-        <w:t>其他三動作：沒有同等級的判準全集</w:t>
+        <w:t>伏地挺身：三個來源整合而成的判準全集</w:t>
+      </w:r>
+    </w:p>
+    <w:p>
+      <w:pPr>
+        <w:jc w:val="left"/>
+      </w:pPr>
+      <w:r>
+        <w:rPr>
+          <w:rFonts w:ascii="Helvetica Neue" w:hAnsi="Helvetica Neue" w:eastAsia="蘋方-繁"/>
+          <w:b w:val="0"/>
+          <w:color w:val="222222"/>
+          <w:sz w:val="22"/>
+        </w:rPr>
+        <w:t>無單一完整工具，故整合三個獨立來源。三者對「身體須維持整體直線」的要求一致：</w:t>
+      </w:r>
+    </w:p>
+    <w:p>
+      <w:pPr>
+        <w:spacing w:after="60"/>
+        <w:ind w:left="425"/>
+      </w:pPr>
+      <w:r>
+        <w:rPr>
+          <w:rFonts w:ascii="Helvetica Neue" w:hAnsi="Helvetica Neue" w:eastAsia="蘋方-繁"/>
+          <w:b w:val="0"/>
+          <w:color w:val="222222"/>
+          <w:sz w:val="22"/>
+        </w:rPr>
+        <w:t xml:space="preserve">• </w:t>
+      </w:r>
+      <w:r>
+        <w:rPr>
+          <w:rFonts w:ascii="Helvetica Neue" w:hAnsi="Helvetica Neue" w:eastAsia="蘋方-繁"/>
+          <w:b/>
+          <w:color w:val="222222"/>
+          <w:sz w:val="22"/>
+        </w:rPr>
+        <w:t>美軍 AFT／ACFT Hand-Release Push-Up</w:t>
+      </w:r>
+      <w:r>
+        <w:rPr>
+          <w:rFonts w:ascii="Helvetica Neue" w:hAnsi="Helvetica Neue" w:eastAsia="蘋方-繁"/>
+          <w:b w:val="0"/>
+          <w:color w:val="222222"/>
+          <w:sz w:val="22"/>
+        </w:rPr>
+        <w:t>（goarmy.com 官方原文）：</w:t>
+      </w:r>
+    </w:p>
+    <w:p>
+      <w:pPr>
+        <w:jc w:val="left"/>
+      </w:pPr>
+      <w:r>
+        <w:rPr>
+          <w:rFonts w:ascii="Helvetica Neue" w:hAnsi="Helvetica Neue" w:eastAsia="蘋方-繁"/>
+          <w:b w:val="0"/>
+          <w:color w:val="222222"/>
+          <w:sz w:val="22"/>
+        </w:rPr>
+        <w:t>「maintain a generally straight body alignment from the top of the head to the ankles」；</w:t>
+      </w:r>
+    </w:p>
+    <w:p>
+      <w:pPr>
+        <w:jc w:val="left"/>
+      </w:pPr>
+      <w:r>
+        <w:rPr>
+          <w:rFonts w:ascii="Helvetica Neue" w:hAnsi="Helvetica Neue" w:eastAsia="蘋方-繁"/>
+          <w:b w:val="0"/>
+          <w:color w:val="222222"/>
+          <w:sz w:val="22"/>
+        </w:rPr>
+        <w:t>「Failing to maintain a generally straight alignment during a repetition will cause that repetition to not count.」</w:t>
+      </w:r>
+    </w:p>
+    <w:p>
+      <w:pPr>
+        <w:spacing w:after="60"/>
+        <w:ind w:left="425"/>
+      </w:pPr>
+      <w:r>
+        <w:rPr>
+          <w:rFonts w:ascii="Helvetica Neue" w:hAnsi="Helvetica Neue" w:eastAsia="蘋方-繁"/>
+          <w:b w:val="0"/>
+          <w:color w:val="222222"/>
+          <w:sz w:val="22"/>
+        </w:rPr>
+        <w:t xml:space="preserve">• </w:t>
+      </w:r>
+      <w:r>
+        <w:rPr>
+          <w:rFonts w:ascii="Helvetica Neue" w:hAnsi="Helvetica Neue" w:eastAsia="蘋方-繁"/>
+          <w:b/>
+          <w:color w:val="222222"/>
+          <w:sz w:val="22"/>
+        </w:rPr>
+        <w:t>FMS 第 6 項 Trunk Stability Push Up</w:t>
+      </w:r>
+      <w:r>
+        <w:rPr>
+          <w:rFonts w:ascii="Helvetica Neue" w:hAnsi="Helvetica Neue" w:eastAsia="蘋方-繁"/>
+          <w:b w:val="0"/>
+          <w:color w:val="222222"/>
+          <w:sz w:val="22"/>
+        </w:rPr>
+        <w:t>（Cook et al., 2014 Part 2，PMC4127517 原文）：</w:t>
+      </w:r>
+    </w:p>
+    <w:p>
+      <w:pPr>
+        <w:jc w:val="left"/>
+      </w:pPr>
+      <w:r>
+        <w:rPr>
+          <w:rFonts w:ascii="Helvetica Neue" w:hAnsi="Helvetica Neue" w:eastAsia="蘋方-繁"/>
+          <w:b w:val="0"/>
+          <w:color w:val="222222"/>
+          <w:sz w:val="22"/>
+        </w:rPr>
+        <w:t>「the body should be lifted as a unit; no 'lag' (or arch) should occur in the lumbar spine」</w:t>
+      </w:r>
+    </w:p>
+    <w:p>
+      <w:pPr>
+        <w:spacing w:after="60"/>
+        <w:ind w:left="425"/>
+      </w:pPr>
+      <w:r>
+        <w:rPr>
+          <w:rFonts w:ascii="Helvetica Neue" w:hAnsi="Helvetica Neue" w:eastAsia="蘋方-繁"/>
+          <w:b w:val="0"/>
+          <w:color w:val="222222"/>
+          <w:sz w:val="22"/>
+        </w:rPr>
+        <w:t xml:space="preserve">• </w:t>
+      </w:r>
+      <w:r>
+        <w:rPr>
+          <w:rFonts w:ascii="Helvetica Neue" w:hAnsi="Helvetica Neue" w:eastAsia="蘋方-繁"/>
+          <w:b/>
+          <w:color w:val="222222"/>
+          <w:sz w:val="22"/>
+        </w:rPr>
+        <w:t>NASM Pushing Assessment</w:t>
+      </w:r>
+      <w:r>
+        <w:rPr>
+          <w:rFonts w:ascii="Helvetica Neue" w:hAnsi="Helvetica Neue" w:eastAsia="蘋方-繁"/>
+          <w:b w:val="0"/>
+          <w:color w:val="222222"/>
+          <w:sz w:val="22"/>
+        </w:rPr>
+        <w:t>：列 low back arches、shoulder elevation、head jutting forward 為代償</w:t>
+      </w:r>
+    </w:p>
+    <w:p>
+      <w:pPr>
+        <w:jc w:val="left"/>
+      </w:pPr>
+      <w:r>
+        <w:rPr>
+          <w:rFonts w:ascii="Helvetica Neue" w:hAnsi="Helvetica Neue" w:eastAsia="蘋方-繁"/>
+          <w:b w:val="0"/>
+          <w:color w:val="222222"/>
+          <w:sz w:val="22"/>
+        </w:rPr>
+        <w:t>⚠️ 該評估使用站姿推舉，非伏地挺身，僅供佐證</w:t>
       </w:r>
     </w:p>
     <w:tbl>
@@ -3075,14 +3244,2109 @@
         <w:tblLook w:firstColumn="1" w:firstRow="1" w:lastColumn="0" w:lastRow="0" w:noHBand="0" w:noVBand="1" w:val="04A0"/>
       </w:tblPr>
       <w:tblGrid>
-        <w:gridCol w:w="3249"/>
-        <w:gridCol w:w="3249"/>
-        <w:gridCol w:w="3249"/>
+        <w:gridCol w:w="1624"/>
+        <w:gridCol w:w="1624"/>
+        <w:gridCol w:w="1624"/>
+        <w:gridCol w:w="1624"/>
+        <w:gridCol w:w="1624"/>
+        <w:gridCol w:w="1624"/>
       </w:tblGrid>
       <w:tr>
         <w:tc>
           <w:tcPr>
-            <w:tcW w:type="dxa" w:w="3249"/>
+            <w:tcW w:type="dxa" w:w="1624"/>
+          </w:tcPr>
+          <w:p>
+            <w:pPr>
+              <w:spacing w:after="40"/>
+            </w:pPr>
+            <w:r/>
+            <w:r>
+              <w:rPr>
+                <w:rFonts w:ascii="Helvetica Neue" w:hAnsi="Helvetica Neue" w:eastAsia="蘋方-繁"/>
+                <w:b/>
+                <w:color w:val="1F4E79"/>
+                <w:sz w:val="20"/>
+              </w:rPr>
+              <w:t>#</w:t>
+            </w:r>
+          </w:p>
+        </w:tc>
+        <w:tc>
+          <w:tcPr>
+            <w:tcW w:type="dxa" w:w="1624"/>
+          </w:tcPr>
+          <w:p>
+            <w:pPr>
+              <w:spacing w:after="40"/>
+            </w:pPr>
+            <w:r/>
+            <w:r>
+              <w:rPr>
+                <w:rFonts w:ascii="Helvetica Neue" w:hAnsi="Helvetica Neue" w:eastAsia="蘋方-繁"/>
+                <w:b/>
+                <w:color w:val="1F4E79"/>
+                <w:sz w:val="20"/>
+              </w:rPr>
+              <w:t>判準</w:t>
+            </w:r>
+          </w:p>
+        </w:tc>
+        <w:tc>
+          <w:tcPr>
+            <w:tcW w:type="dxa" w:w="1624"/>
+          </w:tcPr>
+          <w:p>
+            <w:pPr>
+              <w:spacing w:after="40"/>
+            </w:pPr>
+            <w:r/>
+            <w:r>
+              <w:rPr>
+                <w:rFonts w:ascii="Helvetica Neue" w:hAnsi="Helvetica Neue" w:eastAsia="蘋方-繁"/>
+                <w:b/>
+                <w:color w:val="1F4E79"/>
+                <w:sz w:val="20"/>
+              </w:rPr>
+              <w:t>來源</w:t>
+            </w:r>
+          </w:p>
+        </w:tc>
+        <w:tc>
+          <w:tcPr>
+            <w:tcW w:type="dxa" w:w="1624"/>
+          </w:tcPr>
+          <w:p>
+            <w:pPr>
+              <w:spacing w:after="40"/>
+            </w:pPr>
+            <w:r/>
+            <w:r>
+              <w:rPr>
+                <w:rFonts w:ascii="Helvetica Neue" w:hAnsi="Helvetica Neue" w:eastAsia="蘋方-繁"/>
+                <w:b/>
+                <w:color w:val="1F4E79"/>
+                <w:sz w:val="20"/>
+              </w:rPr>
+              <w:t>觀察視角</w:t>
+            </w:r>
+          </w:p>
+        </w:tc>
+        <w:tc>
+          <w:tcPr>
+            <w:tcW w:type="dxa" w:w="1624"/>
+          </w:tcPr>
+          <w:p>
+            <w:pPr>
+              <w:spacing w:after="40"/>
+            </w:pPr>
+            <w:r/>
+            <w:r>
+              <w:rPr>
+                <w:rFonts w:ascii="Helvetica Neue" w:hAnsi="Helvetica Neue" w:eastAsia="蘋方-繁"/>
+                <w:b/>
+                <w:color w:val="1F4E79"/>
+                <w:sz w:val="20"/>
+              </w:rPr>
+              <w:t>本作品</w:t>
+            </w:r>
+          </w:p>
+        </w:tc>
+        <w:tc>
+          <w:tcPr>
+            <w:tcW w:type="dxa" w:w="1624"/>
+          </w:tcPr>
+          <w:p>
+            <w:pPr>
+              <w:spacing w:after="40"/>
+            </w:pPr>
+            <w:r/>
+            <w:r>
+              <w:rPr>
+                <w:rFonts w:ascii="Helvetica Neue" w:hAnsi="Helvetica Neue" w:eastAsia="蘋方-繁"/>
+                <w:b/>
+                <w:color w:val="1F4E79"/>
+                <w:sz w:val="20"/>
+              </w:rPr>
+              <w:t>未做的原因</w:t>
+            </w:r>
+          </w:p>
+        </w:tc>
+      </w:tr>
+      <w:tr>
+        <w:tc>
+          <w:tcPr>
+            <w:tcW w:type="dxa" w:w="1624"/>
+          </w:tcPr>
+          <w:p>
+            <w:pPr>
+              <w:spacing w:after="40"/>
+            </w:pPr>
+            <w:r/>
+            <w:r>
+              <w:rPr>
+                <w:rFonts w:ascii="Helvetica Neue" w:hAnsi="Helvetica Neue" w:eastAsia="蘋方-繁"/>
+                <w:b w:val="0"/>
+                <w:color w:val="222222"/>
+                <w:sz w:val="20"/>
+              </w:rPr>
+              <w:t>①</w:t>
+            </w:r>
+          </w:p>
+        </w:tc>
+        <w:tc>
+          <w:tcPr>
+            <w:tcW w:type="dxa" w:w="1624"/>
+          </w:tcPr>
+          <w:p>
+            <w:pPr>
+              <w:spacing w:after="40"/>
+            </w:pPr>
+            <w:r/>
+            <w:r>
+              <w:rPr>
+                <w:rFonts w:ascii="Helvetica Neue" w:hAnsi="Helvetica Neue" w:eastAsia="蘋方-繁"/>
+                <w:b w:val="0"/>
+                <w:color w:val="222222"/>
+                <w:sz w:val="20"/>
+              </w:rPr>
+              <w:t>身體自頭至踝維持直線</w:t>
+            </w:r>
+          </w:p>
+        </w:tc>
+        <w:tc>
+          <w:tcPr>
+            <w:tcW w:type="dxa" w:w="1624"/>
+          </w:tcPr>
+          <w:p>
+            <w:pPr>
+              <w:spacing w:after="40"/>
+            </w:pPr>
+            <w:r/>
+            <w:r>
+              <w:rPr>
+                <w:rFonts w:ascii="Helvetica Neue" w:hAnsi="Helvetica Neue" w:eastAsia="蘋方-繁"/>
+                <w:b w:val="0"/>
+                <w:color w:val="222222"/>
+                <w:sz w:val="20"/>
+              </w:rPr>
+              <w:t>AFT、FMS TSPU</w:t>
+            </w:r>
+          </w:p>
+        </w:tc>
+        <w:tc>
+          <w:tcPr>
+            <w:tcW w:type="dxa" w:w="1624"/>
+          </w:tcPr>
+          <w:p>
+            <w:pPr>
+              <w:spacing w:after="40"/>
+            </w:pPr>
+            <w:r/>
+            <w:r>
+              <w:rPr>
+                <w:rFonts w:ascii="Helvetica Neue" w:hAnsi="Helvetica Neue" w:eastAsia="蘋方-繁"/>
+                <w:b w:val="0"/>
+                <w:color w:val="222222"/>
+                <w:sz w:val="20"/>
+              </w:rPr>
+              <w:t>側面</w:t>
+            </w:r>
+          </w:p>
+        </w:tc>
+        <w:tc>
+          <w:tcPr>
+            <w:tcW w:type="dxa" w:w="1624"/>
+          </w:tcPr>
+          <w:p>
+            <w:pPr>
+              <w:spacing w:after="40"/>
+            </w:pPr>
+            <w:r/>
+            <w:r>
+              <w:rPr>
+                <w:rFonts w:ascii="Helvetica Neue" w:hAnsi="Helvetica Neue" w:eastAsia="蘋方-繁"/>
+                <w:b w:val="0"/>
+                <w:color w:val="222222"/>
+                <w:sz w:val="20"/>
+              </w:rPr>
+              <w:t>✅</w:t>
+            </w:r>
+          </w:p>
+        </w:tc>
+        <w:tc>
+          <w:tcPr>
+            <w:tcW w:type="dxa" w:w="1624"/>
+          </w:tcPr>
+          <w:p>
+            <w:pPr>
+              <w:spacing w:after="40"/>
+            </w:pPr>
+            <w:r/>
+            <w:r>
+              <w:rPr>
+                <w:rFonts w:ascii="Helvetica Neue" w:hAnsi="Helvetica Neue" w:eastAsia="蘋方-繁"/>
+                <w:b w:val="0"/>
+                <w:color w:val="222222"/>
+                <w:sz w:val="20"/>
+              </w:rPr>
+              <w:t>sagRatio</w:t>
+            </w:r>
+          </w:p>
+        </w:tc>
+      </w:tr>
+      <w:tr>
+        <w:tc>
+          <w:tcPr>
+            <w:tcW w:type="dxa" w:w="1624"/>
+          </w:tcPr>
+          <w:p>
+            <w:pPr>
+              <w:spacing w:after="40"/>
+            </w:pPr>
+            <w:r/>
+            <w:r>
+              <w:rPr>
+                <w:rFonts w:ascii="Helvetica Neue" w:hAnsi="Helvetica Neue" w:eastAsia="蘋方-繁"/>
+                <w:b w:val="0"/>
+                <w:color w:val="222222"/>
+                <w:sz w:val="20"/>
+              </w:rPr>
+              <w:t>②</w:t>
+            </w:r>
+          </w:p>
+        </w:tc>
+        <w:tc>
+          <w:tcPr>
+            <w:tcW w:type="dxa" w:w="1624"/>
+          </w:tcPr>
+          <w:p>
+            <w:pPr>
+              <w:spacing w:after="40"/>
+            </w:pPr>
+            <w:r/>
+            <w:r>
+              <w:rPr>
+                <w:rFonts w:ascii="Helvetica Neue" w:hAnsi="Helvetica Neue" w:eastAsia="蘋方-繁"/>
+                <w:b w:val="0"/>
+                <w:color w:val="222222"/>
+                <w:sz w:val="20"/>
+              </w:rPr>
+              <w:t>肘屈至約 90°</w:t>
+            </w:r>
+          </w:p>
+        </w:tc>
+        <w:tc>
+          <w:tcPr>
+            <w:tcW w:type="dxa" w:w="1624"/>
+          </w:tcPr>
+          <w:p>
+            <w:pPr>
+              <w:spacing w:after="40"/>
+            </w:pPr>
+            <w:r/>
+            <w:r>
+              <w:rPr>
+                <w:rFonts w:ascii="Helvetica Neue" w:hAnsi="Helvetica Neue" w:eastAsia="蘋方-繁"/>
+                <w:b w:val="0"/>
+                <w:color w:val="222222"/>
+                <w:sz w:val="20"/>
+              </w:rPr>
+              <w:t>FitnessGram®、ACSM／YMCA</w:t>
+            </w:r>
+          </w:p>
+        </w:tc>
+        <w:tc>
+          <w:tcPr>
+            <w:tcW w:type="dxa" w:w="1624"/>
+          </w:tcPr>
+          <w:p>
+            <w:pPr>
+              <w:spacing w:after="40"/>
+            </w:pPr>
+            <w:r/>
+            <w:r>
+              <w:rPr>
+                <w:rFonts w:ascii="Helvetica Neue" w:hAnsi="Helvetica Neue" w:eastAsia="蘋方-繁"/>
+                <w:b w:val="0"/>
+                <w:color w:val="222222"/>
+                <w:sz w:val="20"/>
+              </w:rPr>
+              <w:t>側面</w:t>
+            </w:r>
+          </w:p>
+        </w:tc>
+        <w:tc>
+          <w:tcPr>
+            <w:tcW w:type="dxa" w:w="1624"/>
+          </w:tcPr>
+          <w:p>
+            <w:pPr>
+              <w:spacing w:after="40"/>
+            </w:pPr>
+            <w:r/>
+            <w:r>
+              <w:rPr>
+                <w:rFonts w:ascii="Helvetica Neue" w:hAnsi="Helvetica Neue" w:eastAsia="蘋方-繁"/>
+                <w:b w:val="0"/>
+                <w:color w:val="222222"/>
+                <w:sz w:val="20"/>
+              </w:rPr>
+              <w:t>✅</w:t>
+            </w:r>
+          </w:p>
+        </w:tc>
+        <w:tc>
+          <w:tcPr>
+            <w:tcW w:type="dxa" w:w="1624"/>
+          </w:tcPr>
+          <w:p>
+            <w:pPr>
+              <w:spacing w:after="40"/>
+            </w:pPr>
+            <w:r/>
+            <w:r>
+              <w:rPr>
+                <w:rFonts w:ascii="Helvetica Neue" w:hAnsi="Helvetica Neue" w:eastAsia="蘋方-繁"/>
+                <w:b w:val="0"/>
+                <w:color w:val="222222"/>
+                <w:sz w:val="20"/>
+              </w:rPr>
+              <w:t>肘角</w:t>
+            </w:r>
+          </w:p>
+        </w:tc>
+      </w:tr>
+      <w:tr>
+        <w:tc>
+          <w:tcPr>
+            <w:tcW w:type="dxa" w:w="1624"/>
+          </w:tcPr>
+          <w:p>
+            <w:pPr>
+              <w:spacing w:after="40"/>
+            </w:pPr>
+            <w:r/>
+            <w:r>
+              <w:rPr>
+                <w:rFonts w:ascii="Helvetica Neue" w:hAnsi="Helvetica Neue" w:eastAsia="蘋方-繁"/>
+                <w:b w:val="0"/>
+                <w:color w:val="222222"/>
+                <w:sz w:val="20"/>
+              </w:rPr>
+              <w:t>③</w:t>
+            </w:r>
+          </w:p>
+        </w:tc>
+        <w:tc>
+          <w:tcPr>
+            <w:tcW w:type="dxa" w:w="1624"/>
+          </w:tcPr>
+          <w:p>
+            <w:pPr>
+              <w:spacing w:after="40"/>
+            </w:pPr>
+            <w:r/>
+            <w:r>
+              <w:rPr>
+                <w:rFonts w:ascii="Helvetica Neue" w:hAnsi="Helvetica Neue" w:eastAsia="蘋方-繁"/>
+                <w:b w:val="0"/>
+                <w:color w:val="222222"/>
+                <w:sz w:val="20"/>
+              </w:rPr>
+              <w:t>頂點手臂完全伸直</w:t>
+            </w:r>
+          </w:p>
+        </w:tc>
+        <w:tc>
+          <w:tcPr>
+            <w:tcW w:type="dxa" w:w="1624"/>
+          </w:tcPr>
+          <w:p>
+            <w:pPr>
+              <w:spacing w:after="40"/>
+            </w:pPr>
+            <w:r/>
+            <w:r>
+              <w:rPr>
+                <w:rFonts w:ascii="Helvetica Neue" w:hAnsi="Helvetica Neue" w:eastAsia="蘋方-繁"/>
+                <w:b w:val="0"/>
+                <w:color w:val="222222"/>
+                <w:sz w:val="20"/>
+              </w:rPr>
+              <w:t>AFT</w:t>
+            </w:r>
+          </w:p>
+        </w:tc>
+        <w:tc>
+          <w:tcPr>
+            <w:tcW w:type="dxa" w:w="1624"/>
+          </w:tcPr>
+          <w:p>
+            <w:pPr>
+              <w:spacing w:after="40"/>
+            </w:pPr>
+            <w:r/>
+            <w:r>
+              <w:rPr>
+                <w:rFonts w:ascii="Helvetica Neue" w:hAnsi="Helvetica Neue" w:eastAsia="蘋方-繁"/>
+                <w:b w:val="0"/>
+                <w:color w:val="222222"/>
+                <w:sz w:val="20"/>
+              </w:rPr>
+              <w:t>側面</w:t>
+            </w:r>
+          </w:p>
+        </w:tc>
+        <w:tc>
+          <w:tcPr>
+            <w:tcW w:type="dxa" w:w="1624"/>
+          </w:tcPr>
+          <w:p>
+            <w:pPr>
+              <w:spacing w:after="40"/>
+            </w:pPr>
+            <w:r/>
+            <w:r>
+              <w:rPr>
+                <w:rFonts w:ascii="Helvetica Neue" w:hAnsi="Helvetica Neue" w:eastAsia="蘋方-繁"/>
+                <w:b w:val="0"/>
+                <w:color w:val="222222"/>
+                <w:sz w:val="20"/>
+              </w:rPr>
+              <w:t>✗</w:t>
+            </w:r>
+          </w:p>
+        </w:tc>
+        <w:tc>
+          <w:tcPr>
+            <w:tcW w:type="dxa" w:w="1624"/>
+          </w:tcPr>
+          <w:p>
+            <w:pPr>
+              <w:spacing w:after="40"/>
+            </w:pPr>
+            <w:r/>
+            <w:r>
+              <w:rPr>
+                <w:rFonts w:ascii="Helvetica Neue" w:hAnsi="Helvetica Neue" w:eastAsia="蘋方-繁"/>
+                <w:b/>
+                <w:color w:val="222222"/>
+                <w:sz w:val="20"/>
+              </w:rPr>
+              <w:t>側面可行，尚未實作</w:t>
+            </w:r>
+            <w:r>
+              <w:rPr>
+                <w:rFonts w:ascii="Helvetica Neue" w:hAnsi="Helvetica Neue" w:eastAsia="蘋方-繁"/>
+                <w:b w:val="0"/>
+                <w:color w:val="222222"/>
+                <w:sz w:val="20"/>
+              </w:rPr>
+              <w:t>（肘角回到 165° 以上）</w:t>
+            </w:r>
+          </w:p>
+        </w:tc>
+      </w:tr>
+      <w:tr>
+        <w:tc>
+          <w:tcPr>
+            <w:tcW w:type="dxa" w:w="1624"/>
+          </w:tcPr>
+          <w:p>
+            <w:pPr>
+              <w:spacing w:after="40"/>
+            </w:pPr>
+            <w:r/>
+            <w:r>
+              <w:rPr>
+                <w:rFonts w:ascii="Helvetica Neue" w:hAnsi="Helvetica Neue" w:eastAsia="蘋方-繁"/>
+                <w:b w:val="0"/>
+                <w:color w:val="222222"/>
+                <w:sz w:val="20"/>
+              </w:rPr>
+              <w:t>④</w:t>
+            </w:r>
+          </w:p>
+        </w:tc>
+        <w:tc>
+          <w:tcPr>
+            <w:tcW w:type="dxa" w:w="1624"/>
+          </w:tcPr>
+          <w:p>
+            <w:pPr>
+              <w:spacing w:after="40"/>
+            </w:pPr>
+            <w:r/>
+            <w:r>
+              <w:rPr>
+                <w:rFonts w:ascii="Helvetica Neue" w:hAnsi="Helvetica Neue" w:eastAsia="蘋方-繁"/>
+                <w:b w:val="0"/>
+                <w:color w:val="222222"/>
+                <w:sz w:val="20"/>
+              </w:rPr>
+              <w:t>頭部位置（不低頭、不前伸）</w:t>
+            </w:r>
+          </w:p>
+        </w:tc>
+        <w:tc>
+          <w:tcPr>
+            <w:tcW w:type="dxa" w:w="1624"/>
+          </w:tcPr>
+          <w:p>
+            <w:pPr>
+              <w:spacing w:after="40"/>
+            </w:pPr>
+            <w:r/>
+            <w:r>
+              <w:rPr>
+                <w:rFonts w:ascii="Helvetica Neue" w:hAnsi="Helvetica Neue" w:eastAsia="蘋方-繁"/>
+                <w:b w:val="0"/>
+                <w:color w:val="222222"/>
+                <w:sz w:val="20"/>
+              </w:rPr>
+              <w:t>NASM</w:t>
+            </w:r>
+          </w:p>
+        </w:tc>
+        <w:tc>
+          <w:tcPr>
+            <w:tcW w:type="dxa" w:w="1624"/>
+          </w:tcPr>
+          <w:p>
+            <w:pPr>
+              <w:spacing w:after="40"/>
+            </w:pPr>
+            <w:r/>
+            <w:r>
+              <w:rPr>
+                <w:rFonts w:ascii="Helvetica Neue" w:hAnsi="Helvetica Neue" w:eastAsia="蘋方-繁"/>
+                <w:b w:val="0"/>
+                <w:color w:val="222222"/>
+                <w:sz w:val="20"/>
+              </w:rPr>
+              <w:t>側面</w:t>
+            </w:r>
+          </w:p>
+        </w:tc>
+        <w:tc>
+          <w:tcPr>
+            <w:tcW w:type="dxa" w:w="1624"/>
+          </w:tcPr>
+          <w:p>
+            <w:pPr>
+              <w:spacing w:after="40"/>
+            </w:pPr>
+            <w:r/>
+            <w:r>
+              <w:rPr>
+                <w:rFonts w:ascii="Helvetica Neue" w:hAnsi="Helvetica Neue" w:eastAsia="蘋方-繁"/>
+                <w:b w:val="0"/>
+                <w:color w:val="222222"/>
+                <w:sz w:val="20"/>
+              </w:rPr>
+              <w:t>✗</w:t>
+            </w:r>
+          </w:p>
+        </w:tc>
+        <w:tc>
+          <w:tcPr>
+            <w:tcW w:type="dxa" w:w="1624"/>
+          </w:tcPr>
+          <w:p>
+            <w:pPr>
+              <w:spacing w:after="40"/>
+            </w:pPr>
+            <w:r/>
+            <w:r>
+              <w:rPr>
+                <w:rFonts w:ascii="Helvetica Neue" w:hAnsi="Helvetica Neue" w:eastAsia="蘋方-繁"/>
+                <w:b w:val="0"/>
+                <w:color w:val="222222"/>
+                <w:sz w:val="20"/>
+              </w:rPr>
+              <w:t>側面可行，尚未實作</w:t>
+            </w:r>
+          </w:p>
+        </w:tc>
+      </w:tr>
+      <w:tr>
+        <w:tc>
+          <w:tcPr>
+            <w:tcW w:type="dxa" w:w="1624"/>
+          </w:tcPr>
+          <w:p>
+            <w:pPr>
+              <w:spacing w:after="40"/>
+            </w:pPr>
+            <w:r/>
+            <w:r>
+              <w:rPr>
+                <w:rFonts w:ascii="Helvetica Neue" w:hAnsi="Helvetica Neue" w:eastAsia="蘋方-繁"/>
+                <w:b w:val="0"/>
+                <w:color w:val="222222"/>
+                <w:sz w:val="20"/>
+              </w:rPr>
+              <w:t>⑤</w:t>
+            </w:r>
+          </w:p>
+        </w:tc>
+        <w:tc>
+          <w:tcPr>
+            <w:tcW w:type="dxa" w:w="1624"/>
+          </w:tcPr>
+          <w:p>
+            <w:pPr>
+              <w:spacing w:after="40"/>
+            </w:pPr>
+            <w:r/>
+            <w:r>
+              <w:rPr>
+                <w:rFonts w:ascii="Helvetica Neue" w:hAnsi="Helvetica Neue" w:eastAsia="蘋方-繁"/>
+                <w:b w:val="0"/>
+                <w:color w:val="222222"/>
+                <w:sz w:val="20"/>
+              </w:rPr>
+              <w:t>不聳肩</w:t>
+            </w:r>
+          </w:p>
+        </w:tc>
+        <w:tc>
+          <w:tcPr>
+            <w:tcW w:type="dxa" w:w="1624"/>
+          </w:tcPr>
+          <w:p>
+            <w:pPr>
+              <w:spacing w:after="40"/>
+            </w:pPr>
+            <w:r/>
+            <w:r>
+              <w:rPr>
+                <w:rFonts w:ascii="Helvetica Neue" w:hAnsi="Helvetica Neue" w:eastAsia="蘋方-繁"/>
+                <w:b w:val="0"/>
+                <w:color w:val="222222"/>
+                <w:sz w:val="20"/>
+              </w:rPr>
+              <w:t>NASM</w:t>
+            </w:r>
+          </w:p>
+        </w:tc>
+        <w:tc>
+          <w:tcPr>
+            <w:tcW w:type="dxa" w:w="1624"/>
+          </w:tcPr>
+          <w:p>
+            <w:pPr>
+              <w:spacing w:after="40"/>
+            </w:pPr>
+            <w:r/>
+            <w:r>
+              <w:rPr>
+                <w:rFonts w:ascii="Helvetica Neue" w:hAnsi="Helvetica Neue" w:eastAsia="蘋方-繁"/>
+                <w:b w:val="0"/>
+                <w:color w:val="222222"/>
+                <w:sz w:val="20"/>
+              </w:rPr>
+              <w:t>側面</w:t>
+            </w:r>
+          </w:p>
+        </w:tc>
+        <w:tc>
+          <w:tcPr>
+            <w:tcW w:type="dxa" w:w="1624"/>
+          </w:tcPr>
+          <w:p>
+            <w:pPr>
+              <w:spacing w:after="40"/>
+            </w:pPr>
+            <w:r/>
+            <w:r>
+              <w:rPr>
+                <w:rFonts w:ascii="Helvetica Neue" w:hAnsi="Helvetica Neue" w:eastAsia="蘋方-繁"/>
+                <w:b w:val="0"/>
+                <w:color w:val="222222"/>
+                <w:sz w:val="20"/>
+              </w:rPr>
+              <w:t>✗</w:t>
+            </w:r>
+          </w:p>
+        </w:tc>
+        <w:tc>
+          <w:tcPr>
+            <w:tcW w:type="dxa" w:w="1624"/>
+          </w:tcPr>
+          <w:p>
+            <w:pPr>
+              <w:spacing w:after="40"/>
+            </w:pPr>
+            <w:r/>
+            <w:r>
+              <w:rPr>
+                <w:rFonts w:ascii="Helvetica Neue" w:hAnsi="Helvetica Neue" w:eastAsia="蘋方-繁"/>
+                <w:b w:val="0"/>
+                <w:color w:val="222222"/>
+                <w:sz w:val="20"/>
+              </w:rPr>
+              <w:t>需肩與頸部相對位置，判準文字未量化</w:t>
+            </w:r>
+          </w:p>
+        </w:tc>
+      </w:tr>
+      <w:tr>
+        <w:tc>
+          <w:tcPr>
+            <w:tcW w:type="dxa" w:w="1624"/>
+          </w:tcPr>
+          <w:p>
+            <w:pPr>
+              <w:spacing w:after="40"/>
+            </w:pPr>
+            <w:r/>
+            <w:r>
+              <w:rPr>
+                <w:rFonts w:ascii="Helvetica Neue" w:hAnsi="Helvetica Neue" w:eastAsia="蘋方-繁"/>
+                <w:b w:val="0"/>
+                <w:color w:val="222222"/>
+                <w:sz w:val="20"/>
+              </w:rPr>
+              <w:t>⑥</w:t>
+            </w:r>
+          </w:p>
+        </w:tc>
+        <w:tc>
+          <w:tcPr>
+            <w:tcW w:type="dxa" w:w="1624"/>
+          </w:tcPr>
+          <w:p>
+            <w:pPr>
+              <w:spacing w:after="40"/>
+            </w:pPr>
+            <w:r/>
+            <w:r>
+              <w:rPr>
+                <w:rFonts w:ascii="Helvetica Neue" w:hAnsi="Helvetica Neue" w:eastAsia="蘋方-繁"/>
+                <w:b w:val="0"/>
+                <w:color w:val="222222"/>
+                <w:sz w:val="20"/>
+              </w:rPr>
+              <w:t>雙手離地成 T 字</w:t>
+            </w:r>
+          </w:p>
+        </w:tc>
+        <w:tc>
+          <w:tcPr>
+            <w:tcW w:type="dxa" w:w="1624"/>
+          </w:tcPr>
+          <w:p>
+            <w:pPr>
+              <w:spacing w:after="40"/>
+            </w:pPr>
+            <w:r/>
+            <w:r>
+              <w:rPr>
+                <w:rFonts w:ascii="Helvetica Neue" w:hAnsi="Helvetica Neue" w:eastAsia="蘋方-繁"/>
+                <w:b w:val="0"/>
+                <w:color w:val="222222"/>
+                <w:sz w:val="20"/>
+              </w:rPr>
+              <w:t>AFT（HRP 特有）</w:t>
+            </w:r>
+          </w:p>
+        </w:tc>
+        <w:tc>
+          <w:tcPr>
+            <w:tcW w:type="dxa" w:w="1624"/>
+          </w:tcPr>
+          <w:p>
+            <w:pPr>
+              <w:spacing w:after="40"/>
+            </w:pPr>
+            <w:r/>
+            <w:r>
+              <w:rPr>
+                <w:rFonts w:ascii="Helvetica Neue" w:hAnsi="Helvetica Neue" w:eastAsia="蘋方-繁"/>
+                <w:b w:val="0"/>
+                <w:color w:val="222222"/>
+                <w:sz w:val="20"/>
+              </w:rPr>
+              <w:t>側面</w:t>
+            </w:r>
+          </w:p>
+        </w:tc>
+        <w:tc>
+          <w:tcPr>
+            <w:tcW w:type="dxa" w:w="1624"/>
+          </w:tcPr>
+          <w:p>
+            <w:pPr>
+              <w:spacing w:after="40"/>
+            </w:pPr>
+            <w:r/>
+            <w:r>
+              <w:rPr>
+                <w:rFonts w:ascii="Helvetica Neue" w:hAnsi="Helvetica Neue" w:eastAsia="蘋方-繁"/>
+                <w:b w:val="0"/>
+                <w:color w:val="222222"/>
+                <w:sz w:val="20"/>
+              </w:rPr>
+              <w:t>—</w:t>
+            </w:r>
+          </w:p>
+        </w:tc>
+        <w:tc>
+          <w:tcPr>
+            <w:tcW w:type="dxa" w:w="1624"/>
+          </w:tcPr>
+          <w:p>
+            <w:pPr>
+              <w:spacing w:after="40"/>
+            </w:pPr>
+            <w:r/>
+            <w:r>
+              <w:rPr>
+                <w:rFonts w:ascii="Helvetica Neue" w:hAnsi="Helvetica Neue" w:eastAsia="蘋方-繁"/>
+                <w:b/>
+                <w:color w:val="222222"/>
+                <w:sz w:val="20"/>
+              </w:rPr>
+              <w:t>不適用</w:t>
+            </w:r>
+            <w:r>
+              <w:rPr>
+                <w:rFonts w:ascii="Helvetica Neue" w:hAnsi="Helvetica Neue" w:eastAsia="蘋方-繁"/>
+                <w:b w:val="0"/>
+                <w:color w:val="222222"/>
+                <w:sz w:val="20"/>
+              </w:rPr>
+              <w:t>：本作品為一般伏地挺身，非 HRP</w:t>
+            </w:r>
+          </w:p>
+        </w:tc>
+      </w:tr>
+    </w:tbl>
+    <w:p>
+      <w:pPr>
+        <w:spacing w:after="40"/>
+      </w:pPr>
+    </w:p>
+    <w:p>
+      <w:pPr>
+        <w:jc w:val="left"/>
+      </w:pPr>
+      <w:r>
+        <w:rPr>
+          <w:rFonts w:ascii="Helvetica Neue" w:hAnsi="Helvetica Neue" w:eastAsia="蘋方-繁"/>
+          <w:b/>
+          <w:color w:val="222222"/>
+          <w:sz w:val="22"/>
+        </w:rPr>
+        <w:t>2 / 5（排除不適用的⑥）。</w:t>
+      </w:r>
+      <w:r>
+        <w:rPr>
+          <w:rFonts w:ascii="Helvetica Neue" w:hAnsi="Helvetica Neue" w:eastAsia="蘋方-繁"/>
+          <w:b w:val="0"/>
+          <w:color w:val="222222"/>
+          <w:sz w:val="22"/>
+        </w:rPr>
+        <w:t xml:space="preserve"> 未做的 3 項中，③④側面機位可行、屬尚未實作。</w:t>
+      </w:r>
+    </w:p>
+    <w:p>
+      <w:pPr>
+        <w:keepNext/>
+        <w:spacing w:before="280" w:after="120"/>
+      </w:pPr>
+      <w:r>
+        <w:rPr>
+          <w:rFonts w:ascii="Helvetica Neue" w:hAnsi="Helvetica Neue" w:eastAsia="蘋方-繁"/>
+          <w:b/>
+          <w:color w:val="222222"/>
+          <w:sz w:val="25"/>
+        </w:rPr>
+        <w:t>開合跳：無正式評估工具，僅通行教學描述</w:t>
+      </w:r>
+    </w:p>
+    <w:p>
+      <w:pPr>
+        <w:jc w:val="left"/>
+      </w:pPr>
+      <w:r>
+        <w:rPr>
+          <w:rFonts w:ascii="Helvetica Neue" w:hAnsi="Helvetica Neue" w:eastAsia="蘋方-繁"/>
+          <w:b w:val="0"/>
+          <w:color w:val="222222"/>
+          <w:sz w:val="22"/>
+        </w:rPr>
+        <w:t>⚠️ 已查證：查無認證機構或體適能檢測層級的成文評估工具。</w:t>
+      </w:r>
+    </w:p>
+    <w:p>
+      <w:pPr>
+        <w:jc w:val="left"/>
+      </w:pPr>
+      <w:r>
+        <w:rPr>
+          <w:rFonts w:ascii="Helvetica Neue" w:hAnsi="Helvetica Neue" w:eastAsia="蘋方-繁"/>
+          <w:b w:val="0"/>
+          <w:color w:val="222222"/>
+          <w:sz w:val="22"/>
+        </w:rPr>
+        <w:t>美軍 side-straddle hop 的四拍規範原始出處未能驗證（僅存二手來源）。</w:t>
+      </w:r>
+    </w:p>
+    <w:tbl>
+      <w:tblPr>
+        <w:tblStyle w:val="TableGrid"/>
+        <w:tblW w:type="auto" w:w="0"/>
+        <w:jc w:val="center"/>
+        <w:tblLook w:firstColumn="1" w:firstRow="1" w:lastColumn="0" w:lastRow="0" w:noHBand="0" w:noVBand="1" w:val="04A0"/>
+      </w:tblPr>
+      <w:tblGrid>
+        <w:gridCol w:w="2436"/>
+        <w:gridCol w:w="2436"/>
+        <w:gridCol w:w="2436"/>
+        <w:gridCol w:w="2436"/>
+      </w:tblGrid>
+      <w:tr>
+        <w:tc>
+          <w:tcPr>
+            <w:tcW w:type="dxa" w:w="2436"/>
+          </w:tcPr>
+          <w:p>
+            <w:pPr>
+              <w:spacing w:after="40"/>
+            </w:pPr>
+            <w:r/>
+            <w:r>
+              <w:rPr>
+                <w:rFonts w:ascii="Helvetica Neue" w:hAnsi="Helvetica Neue" w:eastAsia="蘋方-繁"/>
+                <w:b/>
+                <w:color w:val="1F4E79"/>
+                <w:sz w:val="20"/>
+              </w:rPr>
+              <w:t>#</w:t>
+            </w:r>
+          </w:p>
+        </w:tc>
+        <w:tc>
+          <w:tcPr>
+            <w:tcW w:type="dxa" w:w="2436"/>
+          </w:tcPr>
+          <w:p>
+            <w:pPr>
+              <w:spacing w:after="40"/>
+            </w:pPr>
+            <w:r/>
+            <w:r>
+              <w:rPr>
+                <w:rFonts w:ascii="Helvetica Neue" w:hAnsi="Helvetica Neue" w:eastAsia="蘋方-繁"/>
+                <w:b/>
+                <w:color w:val="1F4E79"/>
+                <w:sz w:val="20"/>
+              </w:rPr>
+              <w:t>通行判準</w:t>
+            </w:r>
+          </w:p>
+        </w:tc>
+        <w:tc>
+          <w:tcPr>
+            <w:tcW w:type="dxa" w:w="2436"/>
+          </w:tcPr>
+          <w:p>
+            <w:pPr>
+              <w:spacing w:after="40"/>
+            </w:pPr>
+            <w:r/>
+            <w:r>
+              <w:rPr>
+                <w:rFonts w:ascii="Helvetica Neue" w:hAnsi="Helvetica Neue" w:eastAsia="蘋方-繁"/>
+                <w:b/>
+                <w:color w:val="1F4E79"/>
+                <w:sz w:val="20"/>
+              </w:rPr>
+              <w:t>本作品</w:t>
+            </w:r>
+          </w:p>
+        </w:tc>
+        <w:tc>
+          <w:tcPr>
+            <w:tcW w:type="dxa" w:w="2436"/>
+          </w:tcPr>
+          <w:p>
+            <w:pPr>
+              <w:spacing w:after="40"/>
+            </w:pPr>
+            <w:r/>
+            <w:r>
+              <w:rPr>
+                <w:rFonts w:ascii="Helvetica Neue" w:hAnsi="Helvetica Neue" w:eastAsia="蘋方-繁"/>
+                <w:b/>
+                <w:color w:val="1F4E79"/>
+                <w:sz w:val="20"/>
+              </w:rPr>
+              <w:t>說明</w:t>
+            </w:r>
+          </w:p>
+        </w:tc>
+      </w:tr>
+      <w:tr>
+        <w:tc>
+          <w:tcPr>
+            <w:tcW w:type="dxa" w:w="2436"/>
+          </w:tcPr>
+          <w:p>
+            <w:pPr>
+              <w:spacing w:after="40"/>
+            </w:pPr>
+            <w:r/>
+            <w:r>
+              <w:rPr>
+                <w:rFonts w:ascii="Helvetica Neue" w:hAnsi="Helvetica Neue" w:eastAsia="蘋方-繁"/>
+                <w:b w:val="0"/>
+                <w:color w:val="222222"/>
+                <w:sz w:val="20"/>
+              </w:rPr>
+              <w:t>①</w:t>
+            </w:r>
+          </w:p>
+        </w:tc>
+        <w:tc>
+          <w:tcPr>
+            <w:tcW w:type="dxa" w:w="2436"/>
+          </w:tcPr>
+          <w:p>
+            <w:pPr>
+              <w:spacing w:after="40"/>
+            </w:pPr>
+            <w:r/>
+            <w:r>
+              <w:rPr>
+                <w:rFonts w:ascii="Helvetica Neue" w:hAnsi="Helvetica Neue" w:eastAsia="蘋方-繁"/>
+                <w:b w:val="0"/>
+                <w:color w:val="222222"/>
+                <w:sz w:val="20"/>
+              </w:rPr>
+              <w:t>雙腿張開超過肩寬</w:t>
+            </w:r>
+          </w:p>
+        </w:tc>
+        <w:tc>
+          <w:tcPr>
+            <w:tcW w:type="dxa" w:w="2436"/>
+          </w:tcPr>
+          <w:p>
+            <w:pPr>
+              <w:spacing w:after="40"/>
+            </w:pPr>
+            <w:r/>
+            <w:r>
+              <w:rPr>
+                <w:rFonts w:ascii="Helvetica Neue" w:hAnsi="Helvetica Neue" w:eastAsia="蘋方-繁"/>
+                <w:b w:val="0"/>
+                <w:color w:val="222222"/>
+                <w:sz w:val="20"/>
+              </w:rPr>
+              <w:t>✅</w:t>
+            </w:r>
+          </w:p>
+        </w:tc>
+        <w:tc>
+          <w:tcPr>
+            <w:tcW w:type="dxa" w:w="2436"/>
+          </w:tcPr>
+          <w:p>
+            <w:pPr>
+              <w:spacing w:after="40"/>
+            </w:pPr>
+            <w:r/>
+            <w:r>
+              <w:rPr>
+                <w:rFonts w:ascii="Helvetica Neue" w:hAnsi="Helvetica Neue" w:eastAsia="蘋方-繁"/>
+                <w:b w:val="0"/>
+                <w:color w:val="222222"/>
+                <w:sz w:val="20"/>
+              </w:rPr>
+              <w:t>legSpread</w:t>
+            </w:r>
+          </w:p>
+        </w:tc>
+      </w:tr>
+      <w:tr>
+        <w:tc>
+          <w:tcPr>
+            <w:tcW w:type="dxa" w:w="2436"/>
+          </w:tcPr>
+          <w:p>
+            <w:pPr>
+              <w:spacing w:after="40"/>
+            </w:pPr>
+            <w:r/>
+            <w:r>
+              <w:rPr>
+                <w:rFonts w:ascii="Helvetica Neue" w:hAnsi="Helvetica Neue" w:eastAsia="蘋方-繁"/>
+                <w:b w:val="0"/>
+                <w:color w:val="222222"/>
+                <w:sz w:val="20"/>
+              </w:rPr>
+              <w:t>②</w:t>
+            </w:r>
+          </w:p>
+        </w:tc>
+        <w:tc>
+          <w:tcPr>
+            <w:tcW w:type="dxa" w:w="2436"/>
+          </w:tcPr>
+          <w:p>
+            <w:pPr>
+              <w:spacing w:after="40"/>
+            </w:pPr>
+            <w:r/>
+            <w:r>
+              <w:rPr>
+                <w:rFonts w:ascii="Helvetica Neue" w:hAnsi="Helvetica Neue" w:eastAsia="蘋方-繁"/>
+                <w:b w:val="0"/>
+                <w:color w:val="222222"/>
+                <w:sz w:val="20"/>
+              </w:rPr>
+              <w:t>手臂上舉過頭（擊掌）</w:t>
+            </w:r>
+          </w:p>
+        </w:tc>
+        <w:tc>
+          <w:tcPr>
+            <w:tcW w:type="dxa" w:w="2436"/>
+          </w:tcPr>
+          <w:p>
+            <w:pPr>
+              <w:spacing w:after="40"/>
+            </w:pPr>
+            <w:r/>
+            <w:r>
+              <w:rPr>
+                <w:rFonts w:ascii="Helvetica Neue" w:hAnsi="Helvetica Neue" w:eastAsia="蘋方-繁"/>
+                <w:b w:val="0"/>
+                <w:color w:val="222222"/>
+                <w:sz w:val="20"/>
+              </w:rPr>
+              <w:t>⚠️</w:t>
+            </w:r>
+          </w:p>
+        </w:tc>
+        <w:tc>
+          <w:tcPr>
+            <w:tcW w:type="dxa" w:w="2436"/>
+          </w:tcPr>
+          <w:p>
+            <w:pPr>
+              <w:spacing w:after="40"/>
+            </w:pPr>
+            <w:r/>
+            <w:r>
+              <w:rPr>
+                <w:rFonts w:ascii="Helvetica Neue" w:hAnsi="Helvetica Neue" w:eastAsia="蘋方-繁"/>
+                <w:b w:val="0"/>
+                <w:color w:val="222222"/>
+                <w:sz w:val="20"/>
+              </w:rPr>
+              <w:t>本系統門檻為「手腕高於肩」，</w:t>
+            </w:r>
+            <w:r>
+              <w:rPr>
+                <w:rFonts w:ascii="Helvetica Neue" w:hAnsi="Helvetica Neue" w:eastAsia="蘋方-繁"/>
+                <w:b/>
+                <w:color w:val="222222"/>
+                <w:sz w:val="20"/>
+              </w:rPr>
+              <w:t>較通行描述寬鬆</w:t>
+            </w:r>
+            <w:r>
+              <w:rPr>
+                <w:rFonts w:ascii="Helvetica Neue" w:hAnsi="Helvetica Neue" w:eastAsia="蘋方-繁"/>
+                <w:b w:val="0"/>
+                <w:color w:val="222222"/>
+                <w:sz w:val="20"/>
+              </w:rPr>
+              <w:t>，已於企劃書揭露</w:t>
+            </w:r>
+          </w:p>
+        </w:tc>
+      </w:tr>
+      <w:tr>
+        <w:tc>
+          <w:tcPr>
+            <w:tcW w:type="dxa" w:w="2436"/>
+          </w:tcPr>
+          <w:p>
+            <w:pPr>
+              <w:spacing w:after="40"/>
+            </w:pPr>
+            <w:r/>
+            <w:r>
+              <w:rPr>
+                <w:rFonts w:ascii="Helvetica Neue" w:hAnsi="Helvetica Neue" w:eastAsia="蘋方-繁"/>
+                <w:b w:val="0"/>
+                <w:color w:val="222222"/>
+                <w:sz w:val="20"/>
+              </w:rPr>
+              <w:t>③</w:t>
+            </w:r>
+          </w:p>
+        </w:tc>
+        <w:tc>
+          <w:tcPr>
+            <w:tcW w:type="dxa" w:w="2436"/>
+          </w:tcPr>
+          <w:p>
+            <w:pPr>
+              <w:spacing w:after="40"/>
+            </w:pPr>
+            <w:r/>
+            <w:r>
+              <w:rPr>
+                <w:rFonts w:ascii="Helvetica Neue" w:hAnsi="Helvetica Neue" w:eastAsia="蘋方-繁"/>
+                <w:b w:val="0"/>
+                <w:color w:val="222222"/>
+                <w:sz w:val="20"/>
+              </w:rPr>
+              <w:t>手與腳同拍完成</w:t>
+            </w:r>
+          </w:p>
+        </w:tc>
+        <w:tc>
+          <w:tcPr>
+            <w:tcW w:type="dxa" w:w="2436"/>
+          </w:tcPr>
+          <w:p>
+            <w:pPr>
+              <w:spacing w:after="40"/>
+            </w:pPr>
+            <w:r/>
+            <w:r>
+              <w:rPr>
+                <w:rFonts w:ascii="Helvetica Neue" w:hAnsi="Helvetica Neue" w:eastAsia="蘋方-繁"/>
+                <w:b w:val="0"/>
+                <w:color w:val="222222"/>
+                <w:sz w:val="20"/>
+              </w:rPr>
+              <w:t>✅</w:t>
+            </w:r>
+          </w:p>
+        </w:tc>
+        <w:tc>
+          <w:tcPr>
+            <w:tcW w:type="dxa" w:w="2436"/>
+          </w:tcPr>
+          <w:p>
+            <w:pPr>
+              <w:spacing w:after="40"/>
+            </w:pPr>
+            <w:r/>
+            <w:r>
+              <w:rPr>
+                <w:rFonts w:ascii="Helvetica Neue" w:hAnsi="Helvetica Neue" w:eastAsia="蘋方-繁"/>
+                <w:b w:val="0"/>
+                <w:color w:val="222222"/>
+                <w:sz w:val="20"/>
+              </w:rPr>
+              <w:t>limb_desync</w:t>
+            </w:r>
+          </w:p>
+        </w:tc>
+      </w:tr>
+      <w:tr>
+        <w:tc>
+          <w:tcPr>
+            <w:tcW w:type="dxa" w:w="2436"/>
+          </w:tcPr>
+          <w:p>
+            <w:pPr>
+              <w:spacing w:after="40"/>
+            </w:pPr>
+            <w:r/>
+            <w:r>
+              <w:rPr>
+                <w:rFonts w:ascii="Helvetica Neue" w:hAnsi="Helvetica Neue" w:eastAsia="蘋方-繁"/>
+                <w:b w:val="0"/>
+                <w:color w:val="222222"/>
+                <w:sz w:val="20"/>
+              </w:rPr>
+              <w:t>④</w:t>
+            </w:r>
+          </w:p>
+        </w:tc>
+        <w:tc>
+          <w:tcPr>
+            <w:tcW w:type="dxa" w:w="2436"/>
+          </w:tcPr>
+          <w:p>
+            <w:pPr>
+              <w:spacing w:after="40"/>
+            </w:pPr>
+            <w:r/>
+            <w:r>
+              <w:rPr>
+                <w:rFonts w:ascii="Helvetica Neue" w:hAnsi="Helvetica Neue" w:eastAsia="蘋方-繁"/>
+                <w:b w:val="0"/>
+                <w:color w:val="222222"/>
+                <w:sz w:val="20"/>
+              </w:rPr>
+              <w:t>落地緩衝（屈膝吸收衝擊）</w:t>
+            </w:r>
+          </w:p>
+        </w:tc>
+        <w:tc>
+          <w:tcPr>
+            <w:tcW w:type="dxa" w:w="2436"/>
+          </w:tcPr>
+          <w:p>
+            <w:pPr>
+              <w:spacing w:after="40"/>
+            </w:pPr>
+            <w:r/>
+            <w:r>
+              <w:rPr>
+                <w:rFonts w:ascii="Helvetica Neue" w:hAnsi="Helvetica Neue" w:eastAsia="蘋方-繁"/>
+                <w:b w:val="0"/>
+                <w:color w:val="222222"/>
+                <w:sz w:val="20"/>
+              </w:rPr>
+              <w:t>✗</w:t>
+            </w:r>
+          </w:p>
+        </w:tc>
+        <w:tc>
+          <w:tcPr>
+            <w:tcW w:type="dxa" w:w="2436"/>
+          </w:tcPr>
+          <w:p>
+            <w:pPr>
+              <w:spacing w:after="40"/>
+            </w:pPr>
+            <w:r/>
+            <w:r>
+              <w:rPr>
+                <w:rFonts w:ascii="Helvetica Neue" w:hAnsi="Helvetica Neue" w:eastAsia="蘋方-繁"/>
+                <w:b w:val="0"/>
+                <w:color w:val="222222"/>
+                <w:sz w:val="20"/>
+              </w:rPr>
+              <w:t>需落地衝擊估計，2D 影像難可靠判定</w:t>
+            </w:r>
+          </w:p>
+        </w:tc>
+      </w:tr>
+      <w:tr>
+        <w:tc>
+          <w:tcPr>
+            <w:tcW w:type="dxa" w:w="2436"/>
+          </w:tcPr>
+          <w:p>
+            <w:pPr>
+              <w:spacing w:after="40"/>
+            </w:pPr>
+            <w:r/>
+            <w:r>
+              <w:rPr>
+                <w:rFonts w:ascii="Helvetica Neue" w:hAnsi="Helvetica Neue" w:eastAsia="蘋方-繁"/>
+                <w:b w:val="0"/>
+                <w:color w:val="222222"/>
+                <w:sz w:val="20"/>
+              </w:rPr>
+              <w:t>⑤</w:t>
+            </w:r>
+          </w:p>
+        </w:tc>
+        <w:tc>
+          <w:tcPr>
+            <w:tcW w:type="dxa" w:w="2436"/>
+          </w:tcPr>
+          <w:p>
+            <w:pPr>
+              <w:spacing w:after="40"/>
+            </w:pPr>
+            <w:r/>
+            <w:r>
+              <w:rPr>
+                <w:rFonts w:ascii="Helvetica Neue" w:hAnsi="Helvetica Neue" w:eastAsia="蘋方-繁"/>
+                <w:b w:val="0"/>
+                <w:color w:val="222222"/>
+                <w:sz w:val="20"/>
+              </w:rPr>
+              <w:t>落地時膝與腳尖同向</w:t>
+            </w:r>
+          </w:p>
+        </w:tc>
+        <w:tc>
+          <w:tcPr>
+            <w:tcW w:type="dxa" w:w="2436"/>
+          </w:tcPr>
+          <w:p>
+            <w:pPr>
+              <w:spacing w:after="40"/>
+            </w:pPr>
+            <w:r/>
+            <w:r>
+              <w:rPr>
+                <w:rFonts w:ascii="Helvetica Neue" w:hAnsi="Helvetica Neue" w:eastAsia="蘋方-繁"/>
+                <w:b w:val="0"/>
+                <w:color w:val="222222"/>
+                <w:sz w:val="20"/>
+              </w:rPr>
+              <w:t>✗</w:t>
+            </w:r>
+          </w:p>
+        </w:tc>
+        <w:tc>
+          <w:tcPr>
+            <w:tcW w:type="dxa" w:w="2436"/>
+          </w:tcPr>
+          <w:p>
+            <w:pPr>
+              <w:spacing w:after="40"/>
+            </w:pPr>
+            <w:r/>
+            <w:r>
+              <w:rPr>
+                <w:rFonts w:ascii="Helvetica Neue" w:hAnsi="Helvetica Neue" w:eastAsia="蘋方-繁"/>
+                <w:b w:val="0"/>
+                <w:color w:val="222222"/>
+                <w:sz w:val="20"/>
+              </w:rPr>
+              <w:t>依據強度僅及健身網站；且張腳時 KASR 基準與深蹲不同，須另行標定</w:t>
+            </w:r>
+          </w:p>
+        </w:tc>
+      </w:tr>
+    </w:tbl>
+    <w:p>
+      <w:pPr>
+        <w:spacing w:after="40"/>
+      </w:pPr>
+    </w:p>
+    <w:p>
+      <w:pPr>
+        <w:jc w:val="left"/>
+      </w:pPr>
+      <w:r>
+        <w:rPr>
+          <w:rFonts w:ascii="Helvetica Neue" w:hAnsi="Helvetica Neue" w:eastAsia="蘋方-繁"/>
+          <w:b/>
+          <w:color w:val="222222"/>
+          <w:sz w:val="22"/>
+        </w:rPr>
+        <w:t>2.5 / 5。</w:t>
+      </w:r>
+    </w:p>
+    <w:p>
+      <w:pPr>
+        <w:keepNext/>
+        <w:spacing w:before="280" w:after="120"/>
+      </w:pPr>
+      <w:r>
+        <w:rPr>
+          <w:rFonts w:ascii="Helvetica Neue" w:hAnsi="Helvetica Neue" w:eastAsia="蘋方-繁"/>
+          <w:b/>
+          <w:color w:val="222222"/>
+          <w:sz w:val="25"/>
+        </w:rPr>
+        <w:t>高抬腿：無正式評估工具，僅通行教學描述</w:t>
+      </w:r>
+    </w:p>
+    <w:p>
+      <w:pPr>
+        <w:jc w:val="left"/>
+      </w:pPr>
+      <w:r>
+        <w:rPr>
+          <w:rFonts w:ascii="Helvetica Neue" w:hAnsi="Helvetica Neue" w:eastAsia="蘋方-繁"/>
+          <w:b w:val="0"/>
+          <w:color w:val="222222"/>
+          <w:sz w:val="22"/>
+        </w:rPr>
+        <w:t>⚠️ 已查證：NSCA 站上列有 High Knee Drills 一文但回傳 403、內容無法讀取，</w:t>
+      </w:r>
+    </w:p>
+    <w:p>
+      <w:pPr>
+        <w:jc w:val="left"/>
+      </w:pPr>
+      <w:r>
+        <w:rPr>
+          <w:rFonts w:ascii="Helvetica Neue" w:hAnsi="Helvetica Neue" w:eastAsia="蘋方-繁"/>
+          <w:b w:val="0"/>
+          <w:color w:val="222222"/>
+          <w:sz w:val="22"/>
+        </w:rPr>
+        <w:t>不得宣稱「NSCA 規定膝須抬至髖高」。搜尋結果明載此為 "general professional consensus"。</w:t>
+      </w:r>
+    </w:p>
+    <w:tbl>
+      <w:tblPr>
+        <w:tblStyle w:val="TableGrid"/>
+        <w:tblW w:type="auto" w:w="0"/>
+        <w:jc w:val="center"/>
+        <w:tblLook w:firstColumn="1" w:firstRow="1" w:lastColumn="0" w:lastRow="0" w:noHBand="0" w:noVBand="1" w:val="04A0"/>
+      </w:tblPr>
+      <w:tblGrid>
+        <w:gridCol w:w="2436"/>
+        <w:gridCol w:w="2436"/>
+        <w:gridCol w:w="2436"/>
+        <w:gridCol w:w="2436"/>
+      </w:tblGrid>
+      <w:tr>
+        <w:tc>
+          <w:tcPr>
+            <w:tcW w:type="dxa" w:w="2436"/>
+          </w:tcPr>
+          <w:p>
+            <w:pPr>
+              <w:spacing w:after="40"/>
+            </w:pPr>
+            <w:r/>
+            <w:r>
+              <w:rPr>
+                <w:rFonts w:ascii="Helvetica Neue" w:hAnsi="Helvetica Neue" w:eastAsia="蘋方-繁"/>
+                <w:b/>
+                <w:color w:val="1F4E79"/>
+                <w:sz w:val="20"/>
+              </w:rPr>
+              <w:t>#</w:t>
+            </w:r>
+          </w:p>
+        </w:tc>
+        <w:tc>
+          <w:tcPr>
+            <w:tcW w:type="dxa" w:w="2436"/>
+          </w:tcPr>
+          <w:p>
+            <w:pPr>
+              <w:spacing w:after="40"/>
+            </w:pPr>
+            <w:r/>
+            <w:r>
+              <w:rPr>
+                <w:rFonts w:ascii="Helvetica Neue" w:hAnsi="Helvetica Neue" w:eastAsia="蘋方-繁"/>
+                <w:b/>
+                <w:color w:val="1F4E79"/>
+                <w:sz w:val="20"/>
+              </w:rPr>
+              <w:t>通行判準</w:t>
+            </w:r>
+          </w:p>
+        </w:tc>
+        <w:tc>
+          <w:tcPr>
+            <w:tcW w:type="dxa" w:w="2436"/>
+          </w:tcPr>
+          <w:p>
+            <w:pPr>
+              <w:spacing w:after="40"/>
+            </w:pPr>
+            <w:r/>
+            <w:r>
+              <w:rPr>
+                <w:rFonts w:ascii="Helvetica Neue" w:hAnsi="Helvetica Neue" w:eastAsia="蘋方-繁"/>
+                <w:b/>
+                <w:color w:val="1F4E79"/>
+                <w:sz w:val="20"/>
+              </w:rPr>
+              <w:t>本作品</w:t>
+            </w:r>
+          </w:p>
+        </w:tc>
+        <w:tc>
+          <w:tcPr>
+            <w:tcW w:type="dxa" w:w="2436"/>
+          </w:tcPr>
+          <w:p>
+            <w:pPr>
+              <w:spacing w:after="40"/>
+            </w:pPr>
+            <w:r/>
+            <w:r>
+              <w:rPr>
+                <w:rFonts w:ascii="Helvetica Neue" w:hAnsi="Helvetica Neue" w:eastAsia="蘋方-繁"/>
+                <w:b/>
+                <w:color w:val="1F4E79"/>
+                <w:sz w:val="20"/>
+              </w:rPr>
+              <w:t>說明</w:t>
+            </w:r>
+          </w:p>
+        </w:tc>
+      </w:tr>
+      <w:tr>
+        <w:tc>
+          <w:tcPr>
+            <w:tcW w:type="dxa" w:w="2436"/>
+          </w:tcPr>
+          <w:p>
+            <w:pPr>
+              <w:spacing w:after="40"/>
+            </w:pPr>
+            <w:r/>
+            <w:r>
+              <w:rPr>
+                <w:rFonts w:ascii="Helvetica Neue" w:hAnsi="Helvetica Neue" w:eastAsia="蘋方-繁"/>
+                <w:b w:val="0"/>
+                <w:color w:val="222222"/>
+                <w:sz w:val="20"/>
+              </w:rPr>
+              <w:t>①</w:t>
+            </w:r>
+          </w:p>
+        </w:tc>
+        <w:tc>
+          <w:tcPr>
+            <w:tcW w:type="dxa" w:w="2436"/>
+          </w:tcPr>
+          <w:p>
+            <w:pPr>
+              <w:spacing w:after="40"/>
+            </w:pPr>
+            <w:r/>
+            <w:r>
+              <w:rPr>
+                <w:rFonts w:ascii="Helvetica Neue" w:hAnsi="Helvetica Neue" w:eastAsia="蘋方-繁"/>
+                <w:b w:val="0"/>
+                <w:color w:val="222222"/>
+                <w:sz w:val="20"/>
+              </w:rPr>
+              <w:t>膝抬至髖高／大腿與地面平行</w:t>
+            </w:r>
+          </w:p>
+        </w:tc>
+        <w:tc>
+          <w:tcPr>
+            <w:tcW w:type="dxa" w:w="2436"/>
+          </w:tcPr>
+          <w:p>
+            <w:pPr>
+              <w:spacing w:after="40"/>
+            </w:pPr>
+            <w:r/>
+            <w:r>
+              <w:rPr>
+                <w:rFonts w:ascii="Helvetica Neue" w:hAnsi="Helvetica Neue" w:eastAsia="蘋方-繁"/>
+                <w:b w:val="0"/>
+                <w:color w:val="222222"/>
+                <w:sz w:val="20"/>
+              </w:rPr>
+              <w:t>✅</w:t>
+            </w:r>
+          </w:p>
+        </w:tc>
+        <w:tc>
+          <w:tcPr>
+            <w:tcW w:type="dxa" w:w="2436"/>
+          </w:tcPr>
+          <w:p>
+            <w:pPr>
+              <w:spacing w:after="40"/>
+            </w:pPr>
+            <w:r/>
+            <w:r>
+              <w:rPr>
+                <w:rFonts w:ascii="Helvetica Neue" w:hAnsi="Helvetica Neue" w:eastAsia="蘋方-繁"/>
+                <w:b w:val="0"/>
+                <w:color w:val="222222"/>
+                <w:sz w:val="20"/>
+              </w:rPr>
+              <w:t>膝相對髖高度</w:t>
+            </w:r>
+          </w:p>
+        </w:tc>
+      </w:tr>
+      <w:tr>
+        <w:tc>
+          <w:tcPr>
+            <w:tcW w:type="dxa" w:w="2436"/>
+          </w:tcPr>
+          <w:p>
+            <w:pPr>
+              <w:spacing w:after="40"/>
+            </w:pPr>
+            <w:r/>
+            <w:r>
+              <w:rPr>
+                <w:rFonts w:ascii="Helvetica Neue" w:hAnsi="Helvetica Neue" w:eastAsia="蘋方-繁"/>
+                <w:b w:val="0"/>
+                <w:color w:val="222222"/>
+                <w:sz w:val="20"/>
+              </w:rPr>
+              <w:t>②</w:t>
+            </w:r>
+          </w:p>
+        </w:tc>
+        <w:tc>
+          <w:tcPr>
+            <w:tcW w:type="dxa" w:w="2436"/>
+          </w:tcPr>
+          <w:p>
+            <w:pPr>
+              <w:spacing w:after="40"/>
+            </w:pPr>
+            <w:r/>
+            <w:r>
+              <w:rPr>
+                <w:rFonts w:ascii="Helvetica Neue" w:hAnsi="Helvetica Neue" w:eastAsia="蘋方-繁"/>
+                <w:b w:val="0"/>
+                <w:color w:val="222222"/>
+                <w:sz w:val="20"/>
+              </w:rPr>
+              <w:t>左右交替</w:t>
+            </w:r>
+          </w:p>
+        </w:tc>
+        <w:tc>
+          <w:tcPr>
+            <w:tcW w:type="dxa" w:w="2436"/>
+          </w:tcPr>
+          <w:p>
+            <w:pPr>
+              <w:spacing w:after="40"/>
+            </w:pPr>
+            <w:r/>
+            <w:r>
+              <w:rPr>
+                <w:rFonts w:ascii="Helvetica Neue" w:hAnsi="Helvetica Neue" w:eastAsia="蘋方-繁"/>
+                <w:b w:val="0"/>
+                <w:color w:val="222222"/>
+                <w:sz w:val="20"/>
+              </w:rPr>
+              <w:t>✅</w:t>
+            </w:r>
+          </w:p>
+        </w:tc>
+        <w:tc>
+          <w:tcPr>
+            <w:tcW w:type="dxa" w:w="2436"/>
+          </w:tcPr>
+          <w:p>
+            <w:pPr>
+              <w:spacing w:after="40"/>
+            </w:pPr>
+            <w:r/>
+            <w:r>
+              <w:rPr>
+                <w:rFonts w:ascii="Helvetica Neue" w:hAnsi="Helvetica Neue" w:eastAsia="蘋方-繁"/>
+                <w:b w:val="0"/>
+                <w:color w:val="222222"/>
+                <w:sz w:val="20"/>
+              </w:rPr>
+              <w:t>含回溯撤銷；屬動作定義而非外部判準</w:t>
+            </w:r>
+          </w:p>
+        </w:tc>
+      </w:tr>
+      <w:tr>
+        <w:tc>
+          <w:tcPr>
+            <w:tcW w:type="dxa" w:w="2436"/>
+          </w:tcPr>
+          <w:p>
+            <w:pPr>
+              <w:spacing w:after="40"/>
+            </w:pPr>
+            <w:r/>
+            <w:r>
+              <w:rPr>
+                <w:rFonts w:ascii="Helvetica Neue" w:hAnsi="Helvetica Neue" w:eastAsia="蘋方-繁"/>
+                <w:b w:val="0"/>
+                <w:color w:val="222222"/>
+                <w:sz w:val="20"/>
+              </w:rPr>
+              <w:t>③</w:t>
+            </w:r>
+          </w:p>
+        </w:tc>
+        <w:tc>
+          <w:tcPr>
+            <w:tcW w:type="dxa" w:w="2436"/>
+          </w:tcPr>
+          <w:p>
+            <w:pPr>
+              <w:spacing w:after="40"/>
+            </w:pPr>
+            <w:r/>
+            <w:r>
+              <w:rPr>
+                <w:rFonts w:ascii="Helvetica Neue" w:hAnsi="Helvetica Neue" w:eastAsia="蘋方-繁"/>
+                <w:b w:val="0"/>
+                <w:color w:val="222222"/>
+                <w:sz w:val="20"/>
+              </w:rPr>
+              <w:t>軀幹保持挺直</w:t>
+            </w:r>
+          </w:p>
+        </w:tc>
+        <w:tc>
+          <w:tcPr>
+            <w:tcW w:type="dxa" w:w="2436"/>
+          </w:tcPr>
+          <w:p>
+            <w:pPr>
+              <w:spacing w:after="40"/>
+            </w:pPr>
+            <w:r/>
+            <w:r>
+              <w:rPr>
+                <w:rFonts w:ascii="Helvetica Neue" w:hAnsi="Helvetica Neue" w:eastAsia="蘋方-繁"/>
+                <w:b w:val="0"/>
+                <w:color w:val="222222"/>
+                <w:sz w:val="20"/>
+              </w:rPr>
+              <w:t>✗</w:t>
+            </w:r>
+          </w:p>
+        </w:tc>
+        <w:tc>
+          <w:tcPr>
+            <w:tcW w:type="dxa" w:w="2436"/>
+          </w:tcPr>
+          <w:p>
+            <w:pPr>
+              <w:spacing w:after="40"/>
+            </w:pPr>
+            <w:r/>
+            <w:r>
+              <w:rPr>
+                <w:rFonts w:ascii="Helvetica Neue" w:hAnsi="Helvetica Neue" w:eastAsia="蘋方-繁"/>
+                <w:b/>
+                <w:color w:val="222222"/>
+                <w:sz w:val="20"/>
+              </w:rPr>
+              <w:t>正面可行，尚未實作</w:t>
+            </w:r>
+          </w:p>
+        </w:tc>
+      </w:tr>
+      <w:tr>
+        <w:tc>
+          <w:tcPr>
+            <w:tcW w:type="dxa" w:w="2436"/>
+          </w:tcPr>
+          <w:p>
+            <w:pPr>
+              <w:spacing w:after="40"/>
+            </w:pPr>
+            <w:r/>
+            <w:r>
+              <w:rPr>
+                <w:rFonts w:ascii="Helvetica Neue" w:hAnsi="Helvetica Neue" w:eastAsia="蘋方-繁"/>
+                <w:b w:val="0"/>
+                <w:color w:val="222222"/>
+                <w:sz w:val="20"/>
+              </w:rPr>
+              <w:t>④</w:t>
+            </w:r>
+          </w:p>
+        </w:tc>
+        <w:tc>
+          <w:tcPr>
+            <w:tcW w:type="dxa" w:w="2436"/>
+          </w:tcPr>
+          <w:p>
+            <w:pPr>
+              <w:spacing w:after="40"/>
+            </w:pPr>
+            <w:r/>
+            <w:r>
+              <w:rPr>
+                <w:rFonts w:ascii="Helvetica Neue" w:hAnsi="Helvetica Neue" w:eastAsia="蘋方-繁"/>
+                <w:b w:val="0"/>
+                <w:color w:val="222222"/>
+                <w:sz w:val="20"/>
+              </w:rPr>
+              <w:t>前腳掌落地</w:t>
+            </w:r>
+          </w:p>
+        </w:tc>
+        <w:tc>
+          <w:tcPr>
+            <w:tcW w:type="dxa" w:w="2436"/>
+          </w:tcPr>
+          <w:p>
+            <w:pPr>
+              <w:spacing w:after="40"/>
+            </w:pPr>
+            <w:r/>
+            <w:r>
+              <w:rPr>
+                <w:rFonts w:ascii="Helvetica Neue" w:hAnsi="Helvetica Neue" w:eastAsia="蘋方-繁"/>
+                <w:b w:val="0"/>
+                <w:color w:val="222222"/>
+                <w:sz w:val="20"/>
+              </w:rPr>
+              <w:t>✗</w:t>
+            </w:r>
+          </w:p>
+        </w:tc>
+        <w:tc>
+          <w:tcPr>
+            <w:tcW w:type="dxa" w:w="2436"/>
+          </w:tcPr>
+          <w:p>
+            <w:pPr>
+              <w:spacing w:after="40"/>
+            </w:pPr>
+            <w:r/>
+            <w:r>
+              <w:rPr>
+                <w:rFonts w:ascii="Helvetica Neue" w:hAnsi="Helvetica Neue" w:eastAsia="蘋方-繁"/>
+                <w:b w:val="0"/>
+                <w:color w:val="222222"/>
+                <w:sz w:val="20"/>
+              </w:rPr>
+              <w:t>有 FOOT_INDEX／HEEL 點，但落地瞬間短暫、判準未量化</w:t>
+            </w:r>
+          </w:p>
+        </w:tc>
+      </w:tr>
+      <w:tr>
+        <w:tc>
+          <w:tcPr>
+            <w:tcW w:type="dxa" w:w="2436"/>
+          </w:tcPr>
+          <w:p>
+            <w:pPr>
+              <w:spacing w:after="40"/>
+            </w:pPr>
+            <w:r/>
+            <w:r>
+              <w:rPr>
+                <w:rFonts w:ascii="Helvetica Neue" w:hAnsi="Helvetica Neue" w:eastAsia="蘋方-繁"/>
+                <w:b w:val="0"/>
+                <w:color w:val="222222"/>
+                <w:sz w:val="20"/>
+              </w:rPr>
+              <w:t>⑤</w:t>
+            </w:r>
+          </w:p>
+        </w:tc>
+        <w:tc>
+          <w:tcPr>
+            <w:tcW w:type="dxa" w:w="2436"/>
+          </w:tcPr>
+          <w:p>
+            <w:pPr>
+              <w:spacing w:after="40"/>
+            </w:pPr>
+            <w:r/>
+            <w:r>
+              <w:rPr>
+                <w:rFonts w:ascii="Helvetica Neue" w:hAnsi="Helvetica Neue" w:eastAsia="蘋方-繁"/>
+                <w:b w:val="0"/>
+                <w:color w:val="222222"/>
+                <w:sz w:val="20"/>
+              </w:rPr>
+              <w:t>對側手臂擺動</w:t>
+            </w:r>
+          </w:p>
+        </w:tc>
+        <w:tc>
+          <w:tcPr>
+            <w:tcW w:type="dxa" w:w="2436"/>
+          </w:tcPr>
+          <w:p>
+            <w:pPr>
+              <w:spacing w:after="40"/>
+            </w:pPr>
+            <w:r/>
+            <w:r>
+              <w:rPr>
+                <w:rFonts w:ascii="Helvetica Neue" w:hAnsi="Helvetica Neue" w:eastAsia="蘋方-繁"/>
+                <w:b w:val="0"/>
+                <w:color w:val="222222"/>
+                <w:sz w:val="20"/>
+              </w:rPr>
+              <w:t>✗</w:t>
+            </w:r>
+          </w:p>
+        </w:tc>
+        <w:tc>
+          <w:tcPr>
+            <w:tcW w:type="dxa" w:w="2436"/>
+          </w:tcPr>
+          <w:p>
+            <w:pPr>
+              <w:spacing w:after="40"/>
+            </w:pPr>
+            <w:r/>
+            <w:r>
+              <w:rPr>
+                <w:rFonts w:ascii="Helvetica Neue" w:hAnsi="Helvetica Neue" w:eastAsia="蘋方-繁"/>
+                <w:b w:val="0"/>
+                <w:color w:val="222222"/>
+                <w:sz w:val="20"/>
+              </w:rPr>
+              <w:t>屬跑步技術要點，與安全性關聯低</w:t>
+            </w:r>
+          </w:p>
+        </w:tc>
+      </w:tr>
+    </w:tbl>
+    <w:p>
+      <w:pPr>
+        <w:spacing w:after="40"/>
+      </w:pPr>
+    </w:p>
+    <w:p>
+      <w:pPr>
+        <w:jc w:val="left"/>
+      </w:pPr>
+      <w:r>
+        <w:rPr>
+          <w:rFonts w:ascii="Helvetica Neue" w:hAnsi="Helvetica Neue" w:eastAsia="蘋方-繁"/>
+          <w:b/>
+          <w:color w:val="222222"/>
+          <w:sz w:val="22"/>
+        </w:rPr>
+        <w:t>2 / 5。</w:t>
+      </w:r>
+      <w:r>
+        <w:rPr>
+          <w:rFonts w:ascii="Helvetica Neue" w:hAnsi="Helvetica Neue" w:eastAsia="蘋方-繁"/>
+          <w:b w:val="0"/>
+          <w:color w:val="222222"/>
+          <w:sz w:val="22"/>
+        </w:rPr>
+        <w:t>（另有支撐腳站姿驗證一項，屬本團隊自行設計的防作弊規則，不在通行判準之列。）</w:t>
+      </w:r>
+    </w:p>
+    <w:p>
+      <w:pPr>
+        <w:keepNext/>
+        <w:spacing w:before="280" w:after="120"/>
+      </w:pPr>
+      <w:r>
+        <w:rPr>
+          <w:rFonts w:ascii="Helvetica Neue" w:hAnsi="Helvetica Neue" w:eastAsia="蘋方-繁"/>
+          <w:b/>
+          <w:color w:val="222222"/>
+          <w:sz w:val="25"/>
+        </w:rPr>
+        <w:t>四動作總計</w:t>
+      </w:r>
+    </w:p>
+    <w:tbl>
+      <w:tblPr>
+        <w:tblStyle w:val="TableGrid"/>
+        <w:tblW w:type="auto" w:w="0"/>
+        <w:jc w:val="center"/>
+        <w:tblLook w:firstColumn="1" w:firstRow="1" w:lastColumn="0" w:lastRow="0" w:noHBand="0" w:noVBand="1" w:val="04A0"/>
+      </w:tblPr>
+      <w:tblGrid>
+        <w:gridCol w:w="2436"/>
+        <w:gridCol w:w="2436"/>
+        <w:gridCol w:w="2436"/>
+        <w:gridCol w:w="2436"/>
+      </w:tblGrid>
+      <w:tr>
+        <w:tc>
+          <w:tcPr>
+            <w:tcW w:type="dxa" w:w="2436"/>
           </w:tcPr>
           <w:p>
             <w:pPr>
@@ -3102,7 +5366,7 @@
         </w:tc>
         <w:tc>
           <w:tcPr>
-            <w:tcW w:type="dxa" w:w="3249"/>
+            <w:tcW w:type="dxa" w:w="2436"/>
           </w:tcPr>
           <w:p>
             <w:pPr>
@@ -3116,13 +5380,13 @@
                 <w:color w:val="1F4E79"/>
                 <w:sz w:val="20"/>
               </w:rPr>
-              <w:t>可用的判準來源</w:t>
+              <w:t>判準全集</w:t>
             </w:r>
           </w:p>
         </w:tc>
         <w:tc>
           <w:tcPr>
-            <w:tcW w:type="dxa" w:w="3249"/>
+            <w:tcW w:type="dxa" w:w="2436"/>
           </w:tcPr>
           <w:p>
             <w:pPr>
@@ -3136,7 +5400,27 @@
                 <w:color w:val="1F4E79"/>
                 <w:sz w:val="20"/>
               </w:rPr>
-              <w:t>完整度</w:t>
+              <w:t>已實作</w:t>
+            </w:r>
+          </w:p>
+        </w:tc>
+        <w:tc>
+          <w:tcPr>
+            <w:tcW w:type="dxa" w:w="2436"/>
+          </w:tcPr>
+          <w:p>
+            <w:pPr>
+              <w:spacing w:after="40"/>
+            </w:pPr>
+            <w:r/>
+            <w:r>
+              <w:rPr>
+                <w:rFonts w:ascii="Helvetica Neue" w:hAnsi="Helvetica Neue" w:eastAsia="蘋方-繁"/>
+                <w:b/>
+                <w:color w:val="1F4E79"/>
+                <w:sz w:val="20"/>
+              </w:rPr>
+              <w:t>全集來源強度</w:t>
             </w:r>
           </w:p>
         </w:tc>
@@ -3144,7 +5428,89 @@
       <w:tr>
         <w:tc>
           <w:tcPr>
-            <w:tcW w:type="dxa" w:w="3249"/>
+            <w:tcW w:type="dxa" w:w="2436"/>
+          </w:tcPr>
+          <w:p>
+            <w:pPr>
+              <w:spacing w:after="40"/>
+            </w:pPr>
+            <w:r/>
+            <w:r>
+              <w:rPr>
+                <w:rFonts w:ascii="Helvetica Neue" w:hAnsi="Helvetica Neue" w:eastAsia="蘋方-繁"/>
+                <w:b w:val="0"/>
+                <w:color w:val="222222"/>
+                <w:sz w:val="20"/>
+              </w:rPr>
+              <w:t>深蹲</w:t>
+            </w:r>
+          </w:p>
+        </w:tc>
+        <w:tc>
+          <w:tcPr>
+            <w:tcW w:type="dxa" w:w="2436"/>
+          </w:tcPr>
+          <w:p>
+            <w:pPr>
+              <w:spacing w:after="40"/>
+            </w:pPr>
+            <w:r/>
+            <w:r>
+              <w:rPr>
+                <w:rFonts w:ascii="Helvetica Neue" w:hAnsi="Helvetica Neue" w:eastAsia="蘋方-繁"/>
+                <w:b w:val="0"/>
+                <w:color w:val="222222"/>
+                <w:sz w:val="20"/>
+              </w:rPr>
+              <w:t>10</w:t>
+            </w:r>
+          </w:p>
+        </w:tc>
+        <w:tc>
+          <w:tcPr>
+            <w:tcW w:type="dxa" w:w="2436"/>
+          </w:tcPr>
+          <w:p>
+            <w:pPr>
+              <w:spacing w:after="40"/>
+            </w:pPr>
+            <w:r/>
+            <w:r>
+              <w:rPr>
+                <w:rFonts w:ascii="Helvetica Neue" w:hAnsi="Helvetica Neue" w:eastAsia="蘋方-繁"/>
+                <w:b w:val="0"/>
+                <w:color w:val="222222"/>
+                <w:sz w:val="20"/>
+              </w:rPr>
+              <w:t>3</w:t>
+            </w:r>
+          </w:p>
+        </w:tc>
+        <w:tc>
+          <w:tcPr>
+            <w:tcW w:type="dxa" w:w="2436"/>
+          </w:tcPr>
+          <w:p>
+            <w:pPr>
+              <w:spacing w:after="40"/>
+            </w:pPr>
+            <w:r/>
+            <w:r>
+              <w:rPr>
+                <w:rFonts w:ascii="Helvetica Neue" w:hAnsi="Helvetica Neue" w:eastAsia="蘋方-繁"/>
+                <w:b w:val="0"/>
+                <w:color w:val="222222"/>
+                <w:sz w:val="20"/>
+              </w:rPr>
+              <w:t>★★★ 單一完整工具（BSA）</w:t>
+            </w:r>
+          </w:p>
+        </w:tc>
+      </w:tr>
+      <w:tr>
+        <w:tc>
+          <w:tcPr>
+            <w:tcW w:type="dxa" w:w="2436"/>
           </w:tcPr>
           <w:p>
             <w:pPr>
@@ -3164,7 +5530,7 @@
         </w:tc>
         <w:tc>
           <w:tcPr>
-            <w:tcW w:type="dxa" w:w="3249"/>
+            <w:tcW w:type="dxa" w:w="2436"/>
           </w:tcPr>
           <w:p>
             <w:pPr>
@@ -3178,13 +5544,13 @@
                 <w:color w:val="222222"/>
                 <w:sz w:val="20"/>
               </w:rPr>
-              <w:t>美軍 AFT 計次標準、NASM Pushing Assessment（站姿推舉）、FMS 第 6 項</w:t>
+              <w:t>5</w:t>
             </w:r>
           </w:p>
         </w:tc>
         <w:tc>
           <w:tcPr>
-            <w:tcW w:type="dxa" w:w="3249"/>
+            <w:tcW w:type="dxa" w:w="2436"/>
           </w:tcPr>
           <w:p>
             <w:pPr>
@@ -3198,16 +5564,27 @@
                 <w:color w:val="222222"/>
                 <w:sz w:val="20"/>
               </w:rPr>
-              <w:t>⚠️ 三個來源各談一部分，</w:t>
+              <w:t>2</w:t>
             </w:r>
+          </w:p>
+        </w:tc>
+        <w:tc>
+          <w:tcPr>
+            <w:tcW w:type="dxa" w:w="2436"/>
+          </w:tcPr>
+          <w:p>
+            <w:pPr>
+              <w:spacing w:after="40"/>
+            </w:pPr>
+            <w:r/>
             <w:r>
               <w:rPr>
                 <w:rFonts w:ascii="Helvetica Neue" w:hAnsi="Helvetica Neue" w:eastAsia="蘋方-繁"/>
-                <w:b/>
+                <w:b w:val="0"/>
                 <w:color w:val="222222"/>
                 <w:sz w:val="20"/>
               </w:rPr>
-              <w:t>無單一完整工具</w:t>
+              <w:t>★★ 三來源整合，其中兩項為官方文件</w:t>
             </w:r>
           </w:p>
         </w:tc>
@@ -3215,7 +5592,7 @@
       <w:tr>
         <w:tc>
           <w:tcPr>
-            <w:tcW w:type="dxa" w:w="3249"/>
+            <w:tcW w:type="dxa" w:w="2436"/>
           </w:tcPr>
           <w:p>
             <w:pPr>
@@ -3235,7 +5612,7 @@
         </w:tc>
         <w:tc>
           <w:tcPr>
-            <w:tcW w:type="dxa" w:w="3249"/>
+            <w:tcW w:type="dxa" w:w="2436"/>
           </w:tcPr>
           <w:p>
             <w:pPr>
@@ -3249,13 +5626,13 @@
                 <w:color w:val="222222"/>
                 <w:sz w:val="20"/>
               </w:rPr>
-              <w:t>通行教學描述、美軍 side-straddle hop（未經官方驗證）</w:t>
+              <w:t>5</w:t>
             </w:r>
           </w:p>
         </w:tc>
         <w:tc>
           <w:tcPr>
-            <w:tcW w:type="dxa" w:w="3249"/>
+            <w:tcW w:type="dxa" w:w="2436"/>
           </w:tcPr>
           <w:p>
             <w:pPr>
@@ -3269,7 +5646,27 @@
                 <w:color w:val="222222"/>
                 <w:sz w:val="20"/>
               </w:rPr>
-              <w:t>❌ 查無正式評估工具</w:t>
+              <w:t>2.5</w:t>
+            </w:r>
+          </w:p>
+        </w:tc>
+        <w:tc>
+          <w:tcPr>
+            <w:tcW w:type="dxa" w:w="2436"/>
+          </w:tcPr>
+          <w:p>
+            <w:pPr>
+              <w:spacing w:after="40"/>
+            </w:pPr>
+            <w:r/>
+            <w:r>
+              <w:rPr>
+                <w:rFonts w:ascii="Helvetica Neue" w:hAnsi="Helvetica Neue" w:eastAsia="蘋方-繁"/>
+                <w:b w:val="0"/>
+                <w:color w:val="222222"/>
+                <w:sz w:val="20"/>
+              </w:rPr>
+              <w:t>★ 僅通行教學描述</w:t>
             </w:r>
           </w:p>
         </w:tc>
@@ -3277,7 +5674,7 @@
       <w:tr>
         <w:tc>
           <w:tcPr>
-            <w:tcW w:type="dxa" w:w="3249"/>
+            <w:tcW w:type="dxa" w:w="2436"/>
           </w:tcPr>
           <w:p>
             <w:pPr>
@@ -3297,7 +5694,7 @@
         </w:tc>
         <w:tc>
           <w:tcPr>
-            <w:tcW w:type="dxa" w:w="3249"/>
+            <w:tcW w:type="dxa" w:w="2436"/>
           </w:tcPr>
           <w:p>
             <w:pPr>
@@ -3311,13 +5708,13 @@
                 <w:color w:val="222222"/>
                 <w:sz w:val="20"/>
               </w:rPr>
-              <w:t>教學材料、NSCA 有收錄 drill（內容未能讀取）</w:t>
+              <w:t>5</w:t>
             </w:r>
           </w:p>
         </w:tc>
         <w:tc>
           <w:tcPr>
-            <w:tcW w:type="dxa" w:w="3249"/>
+            <w:tcW w:type="dxa" w:w="2436"/>
           </w:tcPr>
           <w:p>
             <w:pPr>
@@ -3331,7 +5728,27 @@
                 <w:color w:val="222222"/>
                 <w:sz w:val="20"/>
               </w:rPr>
-              <w:t>❌ 查無正式評估工具</w:t>
+              <w:t>2</w:t>
+            </w:r>
+          </w:p>
+        </w:tc>
+        <w:tc>
+          <w:tcPr>
+            <w:tcW w:type="dxa" w:w="2436"/>
+          </w:tcPr>
+          <w:p>
+            <w:pPr>
+              <w:spacing w:after="40"/>
+            </w:pPr>
+            <w:r/>
+            <w:r>
+              <w:rPr>
+                <w:rFonts w:ascii="Helvetica Neue" w:hAnsi="Helvetica Neue" w:eastAsia="蘋方-繁"/>
+                <w:b w:val="0"/>
+                <w:color w:val="222222"/>
+                <w:sz w:val="20"/>
+              </w:rPr>
+              <w:t>★ 僅通行教學描述</w:t>
             </w:r>
           </w:p>
         </w:tc>
@@ -3353,7 +5770,7 @@
           <w:color w:val="222222"/>
           <w:sz w:val="22"/>
         </w:rPr>
-        <w:t>這個落差必須照實寫</w:t>
+        <w:t>這個強度落差必須照實寫進企劃書</w:t>
       </w:r>
       <w:r>
         <w:rPr>
@@ -3362,7 +5779,7 @@
           <w:color w:val="222222"/>
           <w:sz w:val="22"/>
         </w:rPr>
-        <w:t>：深蹲可以說「自 10 項判準中篩出 3 項」，</w:t>
+        <w:t>，不得讓四個動作看起來依據等同。</w:t>
       </w:r>
     </w:p>
     <w:p>
@@ -3372,12 +5789,40 @@
       <w:r>
         <w:rPr>
           <w:rFonts w:ascii="Helvetica Neue" w:hAnsi="Helvetica Neue" w:eastAsia="蘋方-繁"/>
+          <w:b/>
+          <w:color w:val="222222"/>
+          <w:sz w:val="22"/>
+        </w:rPr>
+        <w:t>未實作但機位可行者共 8 項</w:t>
+      </w:r>
+      <w:r>
+        <w:rPr>
+          <w:rFonts w:ascii="Helvetica Neue" w:hAnsi="Helvetica Neue" w:eastAsia="蘋方-繁"/>
           <w:b w:val="0"/>
           <w:color w:val="222222"/>
           <w:sz w:val="22"/>
         </w:rPr>
-        <w:t>開合跳只能說「依通行教學描述選出兩項可量測者」。四個動作的依據強度不同等級。</w:t>
-      </w:r>
+        <w:t>（深蹲④①⑦⑩、伏地挺身③④、高抬腿③，以及深蹲⑧的速度部分），</w:t>
+      </w:r>
+    </w:p>
+    <w:p>
+      <w:pPr>
+        <w:jc w:val="left"/>
+      </w:pPr>
+      <w:r>
+        <w:rPr>
+          <w:rFonts w:ascii="Helvetica Neue" w:hAnsi="Helvetica Neue" w:eastAsia="蘋方-繁"/>
+          <w:b w:val="0"/>
+          <w:color w:val="222222"/>
+          <w:sz w:val="22"/>
+        </w:rPr>
+        <w:t>屬「尚未實作」而非「做不到」，構成後續擴充的優先清單。</w:t>
+      </w:r>
+    </w:p>
+    <w:p>
+      <w:pPr>
+        <w:spacing w:before="40" w:after="40"/>
+      </w:pPr>
     </w:p>
     <w:p>
       <w:pPr>

--- a/文件/04_內部規劃/判定門檻依據總表.docx
+++ b/文件/04_內部規劃/判定門檻依據總表.docx
@@ -5314,6 +5314,1448 @@
         </w:rPr>
         <w:t>（另有支撐腳站姿驗證一項，屬本團隊自行設計的防作弊規則，不在通行判準之列。）</w:t>
       </w:r>
+    </w:p>
+    <w:p>
+      <w:pPr>
+        <w:keepNext/>
+        <w:spacing w:before="280" w:after="120"/>
+      </w:pPr>
+      <w:r>
+        <w:rPr>
+          <w:rFonts w:ascii="Helvetica Neue" w:hAnsi="Helvetica Neue" w:eastAsia="蘋方-繁"/>
+          <w:b/>
+          <w:color w:val="222222"/>
+          <w:sz w:val="25"/>
+        </w:rPr>
+        <w:t>2026-08-29 checklist 擴充：六項已補齊</w:t>
+      </w:r>
+    </w:p>
+    <w:p>
+      <w:pPr>
+        <w:jc w:val="left"/>
+      </w:pPr>
+      <w:r>
+        <w:rPr>
+          <w:rFonts w:ascii="Helvetica Neue" w:hAnsi="Helvetica Neue" w:eastAsia="蘋方-繁"/>
+          <w:b w:val="0"/>
+          <w:color w:val="222222"/>
+          <w:sz w:val="22"/>
+        </w:rPr>
+        <w:t>先前盤點出「未實作但機位可行」共 8 項。經逐項驗證後實作 6 項，2 項確認做不到：</w:t>
+      </w:r>
+    </w:p>
+    <w:tbl>
+      <w:tblPr>
+        <w:tblStyle w:val="TableGrid"/>
+        <w:tblW w:type="auto" w:w="0"/>
+        <w:jc w:val="center"/>
+        <w:tblLook w:firstColumn="1" w:firstRow="1" w:lastColumn="0" w:lastRow="0" w:noHBand="0" w:noVBand="1" w:val="04A0"/>
+      </w:tblPr>
+      <w:tblGrid>
+        <w:gridCol w:w="1949"/>
+        <w:gridCol w:w="1949"/>
+        <w:gridCol w:w="1949"/>
+        <w:gridCol w:w="1949"/>
+        <w:gridCol w:w="1949"/>
+      </w:tblGrid>
+      <w:tr>
+        <w:tc>
+          <w:tcPr>
+            <w:tcW w:type="dxa" w:w="1949"/>
+          </w:tcPr>
+          <w:p>
+            <w:pPr>
+              <w:spacing w:after="40"/>
+            </w:pPr>
+            <w:r/>
+            <w:r>
+              <w:rPr>
+                <w:rFonts w:ascii="Helvetica Neue" w:hAnsi="Helvetica Neue" w:eastAsia="蘋方-繁"/>
+                <w:b/>
+                <w:color w:val="1F4E79"/>
+                <w:sz w:val="20"/>
+              </w:rPr>
+              <w:t>動作</w:t>
+            </w:r>
+          </w:p>
+        </w:tc>
+        <w:tc>
+          <w:tcPr>
+            <w:tcW w:type="dxa" w:w="1949"/>
+          </w:tcPr>
+          <w:p>
+            <w:pPr>
+              <w:spacing w:after="40"/>
+            </w:pPr>
+            <w:r/>
+            <w:r>
+              <w:rPr>
+                <w:rFonts w:ascii="Helvetica Neue" w:hAnsi="Helvetica Neue" w:eastAsia="蘋方-繁"/>
+                <w:b/>
+                <w:color w:val="1F4E79"/>
+                <w:sz w:val="20"/>
+              </w:rPr>
+              <w:t>新增判定</w:t>
+            </w:r>
+          </w:p>
+        </w:tc>
+        <w:tc>
+          <w:tcPr>
+            <w:tcW w:type="dxa" w:w="1949"/>
+          </w:tcPr>
+          <w:p>
+            <w:pPr>
+              <w:spacing w:after="40"/>
+            </w:pPr>
+            <w:r/>
+            <w:r>
+              <w:rPr>
+                <w:rFonts w:ascii="Helvetica Neue" w:hAnsi="Helvetica Neue" w:eastAsia="蘋方-繁"/>
+                <w:b/>
+                <w:color w:val="1F4E79"/>
+                <w:sz w:val="20"/>
+              </w:rPr>
+              <w:t>判準來源</w:t>
+            </w:r>
+          </w:p>
+        </w:tc>
+        <w:tc>
+          <w:tcPr>
+            <w:tcW w:type="dxa" w:w="1949"/>
+          </w:tcPr>
+          <w:p>
+            <w:pPr>
+              <w:spacing w:after="40"/>
+            </w:pPr>
+            <w:r/>
+            <w:r>
+              <w:rPr>
+                <w:rFonts w:ascii="Helvetica Neue" w:hAnsi="Helvetica Neue" w:eastAsia="蘋方-繁"/>
+                <w:b/>
+                <w:color w:val="1F4E79"/>
+                <w:sz w:val="20"/>
+              </w:rPr>
+              <w:t>量測方式</w:t>
+            </w:r>
+          </w:p>
+        </w:tc>
+        <w:tc>
+          <w:tcPr>
+            <w:tcW w:type="dxa" w:w="1949"/>
+          </w:tcPr>
+          <w:p>
+            <w:pPr>
+              <w:spacing w:after="40"/>
+            </w:pPr>
+            <w:r/>
+            <w:r>
+              <w:rPr>
+                <w:rFonts w:ascii="Helvetica Neue" w:hAnsi="Helvetica Neue" w:eastAsia="蘋方-繁"/>
+                <w:b/>
+                <w:color w:val="1F4E79"/>
+                <w:sz w:val="20"/>
+              </w:rPr>
+              <w:t>門檻</w:t>
+            </w:r>
+          </w:p>
+        </w:tc>
+      </w:tr>
+      <w:tr>
+        <w:tc>
+          <w:tcPr>
+            <w:tcW w:type="dxa" w:w="1949"/>
+          </w:tcPr>
+          <w:p>
+            <w:pPr>
+              <w:spacing w:after="40"/>
+            </w:pPr>
+            <w:r/>
+            <w:r>
+              <w:rPr>
+                <w:rFonts w:ascii="Helvetica Neue" w:hAnsi="Helvetica Neue" w:eastAsia="蘋方-繁"/>
+                <w:b w:val="0"/>
+                <w:color w:val="222222"/>
+                <w:sz w:val="20"/>
+              </w:rPr>
+              <w:t>深蹲</w:t>
+            </w:r>
+          </w:p>
+        </w:tc>
+        <w:tc>
+          <w:tcPr>
+            <w:tcW w:type="dxa" w:w="1949"/>
+          </w:tcPr>
+          <w:p>
+            <w:pPr>
+              <w:spacing w:after="40"/>
+            </w:pPr>
+            <w:r/>
+            <w:r>
+              <w:rPr>
+                <w:rFonts w:ascii="Helvetica Neue" w:hAnsi="Helvetica Neue" w:eastAsia="蘋方-繁"/>
+                <w:b w:val="0"/>
+                <w:color w:val="222222"/>
+                <w:sz w:val="20"/>
+              </w:rPr>
+              <w:t>頭部側傾</w:t>
+            </w:r>
+          </w:p>
+        </w:tc>
+        <w:tc>
+          <w:tcPr>
+            <w:tcW w:type="dxa" w:w="1949"/>
+          </w:tcPr>
+          <w:p>
+            <w:pPr>
+              <w:spacing w:after="40"/>
+            </w:pPr>
+            <w:r/>
+            <w:r>
+              <w:rPr>
+                <w:rFonts w:ascii="Helvetica Neue" w:hAnsi="Helvetica Neue" w:eastAsia="蘋方-繁"/>
+                <w:b w:val="0"/>
+                <w:color w:val="222222"/>
+                <w:sz w:val="20"/>
+              </w:rPr>
+              <w:t>BSA ①「頭部位置」</w:t>
+            </w:r>
+          </w:p>
+        </w:tc>
+        <w:tc>
+          <w:tcPr>
+            <w:tcW w:type="dxa" w:w="1949"/>
+          </w:tcPr>
+          <w:p>
+            <w:pPr>
+              <w:spacing w:after="40"/>
+            </w:pPr>
+            <w:r/>
+            <w:r>
+              <w:rPr>
+                <w:rFonts w:ascii="Helvetica Neue" w:hAnsi="Helvetica Neue" w:eastAsia="蘋方-繁"/>
+                <w:b w:val="0"/>
+                <w:color w:val="222222"/>
+                <w:sz w:val="20"/>
+              </w:rPr>
+              <w:t>鼻相對肩中心的水平偏移 ÷ 肩寬</w:t>
+            </w:r>
+          </w:p>
+        </w:tc>
+        <w:tc>
+          <w:tcPr>
+            <w:tcW w:type="dxa" w:w="1949"/>
+          </w:tcPr>
+          <w:p>
+            <w:pPr>
+              <w:spacing w:after="40"/>
+            </w:pPr>
+            <w:r/>
+            <w:r>
+              <w:rPr>
+                <w:rFonts w:ascii="Helvetica Neue" w:hAnsi="Helvetica Neue" w:eastAsia="蘋方-繁"/>
+                <w:b w:val="0"/>
+                <w:color w:val="222222"/>
+                <w:sz w:val="20"/>
+              </w:rPr>
+              <w:t>0.18 ⚠️工程判斷</w:t>
+            </w:r>
+          </w:p>
+        </w:tc>
+      </w:tr>
+      <w:tr>
+        <w:tc>
+          <w:tcPr>
+            <w:tcW w:type="dxa" w:w="1949"/>
+          </w:tcPr>
+          <w:p>
+            <w:pPr>
+              <w:spacing w:after="40"/>
+            </w:pPr>
+            <w:r/>
+            <w:r>
+              <w:rPr>
+                <w:rFonts w:ascii="Helvetica Neue" w:hAnsi="Helvetica Neue" w:eastAsia="蘋方-繁"/>
+                <w:b w:val="0"/>
+                <w:color w:val="222222"/>
+                <w:sz w:val="20"/>
+              </w:rPr>
+              <w:t>深蹲</w:t>
+            </w:r>
+          </w:p>
+        </w:tc>
+        <w:tc>
+          <w:tcPr>
+            <w:tcW w:type="dxa" w:w="1949"/>
+          </w:tcPr>
+          <w:p>
+            <w:pPr>
+              <w:spacing w:after="40"/>
+            </w:pPr>
+            <w:r/>
+            <w:r>
+              <w:rPr>
+                <w:rFonts w:ascii="Helvetica Neue" w:hAnsi="Helvetica Neue" w:eastAsia="蘋方-繁"/>
+                <w:b w:val="0"/>
+                <w:color w:val="222222"/>
+                <w:sz w:val="20"/>
+              </w:rPr>
+              <w:t>骨盆水平</w:t>
+            </w:r>
+          </w:p>
+        </w:tc>
+        <w:tc>
+          <w:tcPr>
+            <w:tcW w:type="dxa" w:w="1949"/>
+          </w:tcPr>
+          <w:p>
+            <w:pPr>
+              <w:spacing w:after="40"/>
+            </w:pPr>
+            <w:r/>
+            <w:r>
+              <w:rPr>
+                <w:rFonts w:ascii="Helvetica Neue" w:hAnsi="Helvetica Neue" w:eastAsia="蘋方-繁"/>
+                <w:b w:val="0"/>
+                <w:color w:val="222222"/>
+                <w:sz w:val="20"/>
+              </w:rPr>
+              <w:t>BSA ④「髖部位置」</w:t>
+            </w:r>
+          </w:p>
+        </w:tc>
+        <w:tc>
+          <w:tcPr>
+            <w:tcW w:type="dxa" w:w="1949"/>
+          </w:tcPr>
+          <w:p>
+            <w:pPr>
+              <w:spacing w:after="40"/>
+            </w:pPr>
+            <w:r/>
+            <w:r>
+              <w:rPr>
+                <w:rFonts w:ascii="Helvetica Neue" w:hAnsi="Helvetica Neue" w:eastAsia="蘋方-繁"/>
+                <w:b w:val="0"/>
+                <w:color w:val="222222"/>
+                <w:sz w:val="20"/>
+              </w:rPr>
+              <w:t>左右髖的垂直落差 ÷ 肩寬</w:t>
+            </w:r>
+          </w:p>
+        </w:tc>
+        <w:tc>
+          <w:tcPr>
+            <w:tcW w:type="dxa" w:w="1949"/>
+          </w:tcPr>
+          <w:p>
+            <w:pPr>
+              <w:spacing w:after="40"/>
+            </w:pPr>
+            <w:r/>
+            <w:r>
+              <w:rPr>
+                <w:rFonts w:ascii="Helvetica Neue" w:hAnsi="Helvetica Neue" w:eastAsia="蘋方-繁"/>
+                <w:b w:val="0"/>
+                <w:color w:val="222222"/>
+                <w:sz w:val="20"/>
+              </w:rPr>
+              <w:t>0.10 ⚠️工程判斷</w:t>
+            </w:r>
+          </w:p>
+        </w:tc>
+      </w:tr>
+      <w:tr>
+        <w:tc>
+          <w:tcPr>
+            <w:tcW w:type="dxa" w:w="1949"/>
+          </w:tcPr>
+          <w:p>
+            <w:pPr>
+              <w:spacing w:after="40"/>
+            </w:pPr>
+            <w:r/>
+            <w:r>
+              <w:rPr>
+                <w:rFonts w:ascii="Helvetica Neue" w:hAnsi="Helvetica Neue" w:eastAsia="蘋方-繁"/>
+                <w:b w:val="0"/>
+                <w:color w:val="222222"/>
+                <w:sz w:val="20"/>
+              </w:rPr>
+              <w:t>深蹲</w:t>
+            </w:r>
+          </w:p>
+        </w:tc>
+        <w:tc>
+          <w:tcPr>
+            <w:tcW w:type="dxa" w:w="1949"/>
+          </w:tcPr>
+          <w:p>
+            <w:pPr>
+              <w:spacing w:after="40"/>
+            </w:pPr>
+            <w:r/>
+            <w:r>
+              <w:rPr>
+                <w:rFonts w:ascii="Helvetica Neue" w:hAnsi="Helvetica Neue" w:eastAsia="蘋方-繁"/>
+                <w:b w:val="0"/>
+                <w:color w:val="222222"/>
+                <w:sz w:val="20"/>
+              </w:rPr>
+              <w:t>動作節奏</w:t>
+            </w:r>
+          </w:p>
+        </w:tc>
+        <w:tc>
+          <w:tcPr>
+            <w:tcW w:type="dxa" w:w="1949"/>
+          </w:tcPr>
+          <w:p>
+            <w:pPr>
+              <w:spacing w:after="40"/>
+            </w:pPr>
+            <w:r/>
+            <w:r>
+              <w:rPr>
+                <w:rFonts w:ascii="Helvetica Neue" w:hAnsi="Helvetica Neue" w:eastAsia="蘋方-繁"/>
+                <w:b w:val="0"/>
+                <w:color w:val="222222"/>
+                <w:sz w:val="20"/>
+              </w:rPr>
+              <w:t>BSA ⑩「Ascent」</w:t>
+            </w:r>
+          </w:p>
+        </w:tc>
+        <w:tc>
+          <w:tcPr>
+            <w:tcW w:type="dxa" w:w="1949"/>
+          </w:tcPr>
+          <w:p>
+            <w:pPr>
+              <w:spacing w:after="40"/>
+            </w:pPr>
+            <w:r/>
+            <w:r>
+              <w:rPr>
+                <w:rFonts w:ascii="Helvetica Neue" w:hAnsi="Helvetica Neue" w:eastAsia="蘋方-繁"/>
+                <w:b w:val="0"/>
+                <w:color w:val="222222"/>
+                <w:sz w:val="20"/>
+              </w:rPr>
+              <w:t>下蹲耗時 ÷ 上升耗時</w:t>
+            </w:r>
+          </w:p>
+        </w:tc>
+        <w:tc>
+          <w:tcPr>
+            <w:tcW w:type="dxa" w:w="1949"/>
+          </w:tcPr>
+          <w:p>
+            <w:pPr>
+              <w:spacing w:after="40"/>
+            </w:pPr>
+            <w:r/>
+            <w:r>
+              <w:rPr>
+                <w:rFonts w:ascii="Helvetica Neue" w:hAnsi="Helvetica Neue" w:eastAsia="蘋方-繁"/>
+                <w:b w:val="0"/>
+                <w:color w:val="222222"/>
+                <w:sz w:val="20"/>
+              </w:rPr>
+              <w:t>1.7 ⚠️見下方說明</w:t>
+            </w:r>
+          </w:p>
+        </w:tc>
+      </w:tr>
+      <w:tr>
+        <w:tc>
+          <w:tcPr>
+            <w:tcW w:type="dxa" w:w="1949"/>
+          </w:tcPr>
+          <w:p>
+            <w:pPr>
+              <w:spacing w:after="40"/>
+            </w:pPr>
+            <w:r/>
+            <w:r>
+              <w:rPr>
+                <w:rFonts w:ascii="Helvetica Neue" w:hAnsi="Helvetica Neue" w:eastAsia="蘋方-繁"/>
+                <w:b w:val="0"/>
+                <w:color w:val="222222"/>
+                <w:sz w:val="20"/>
+              </w:rPr>
+              <w:t>伏地挺身</w:t>
+            </w:r>
+          </w:p>
+        </w:tc>
+        <w:tc>
+          <w:tcPr>
+            <w:tcW w:type="dxa" w:w="1949"/>
+          </w:tcPr>
+          <w:p>
+            <w:pPr>
+              <w:spacing w:after="40"/>
+            </w:pPr>
+            <w:r/>
+            <w:r>
+              <w:rPr>
+                <w:rFonts w:ascii="Helvetica Neue" w:hAnsi="Helvetica Neue" w:eastAsia="蘋方-繁"/>
+                <w:b w:val="0"/>
+                <w:color w:val="222222"/>
+                <w:sz w:val="20"/>
+              </w:rPr>
+              <w:t>頂點伸展</w:t>
+            </w:r>
+          </w:p>
+        </w:tc>
+        <w:tc>
+          <w:tcPr>
+            <w:tcW w:type="dxa" w:w="1949"/>
+          </w:tcPr>
+          <w:p>
+            <w:pPr>
+              <w:spacing w:after="40"/>
+            </w:pPr>
+            <w:r/>
+            <w:r>
+              <w:rPr>
+                <w:rFonts w:ascii="Helvetica Neue" w:hAnsi="Helvetica Neue" w:eastAsia="蘋方-繁"/>
+                <w:b w:val="0"/>
+                <w:color w:val="222222"/>
+                <w:sz w:val="20"/>
+              </w:rPr>
+              <w:t>美軍 AFT「fully extending the elbows」</w:t>
+            </w:r>
+          </w:p>
+        </w:tc>
+        <w:tc>
+          <w:tcPr>
+            <w:tcW w:type="dxa" w:w="1949"/>
+          </w:tcPr>
+          <w:p>
+            <w:pPr>
+              <w:spacing w:after="40"/>
+            </w:pPr>
+            <w:r/>
+            <w:r>
+              <w:rPr>
+                <w:rFonts w:ascii="Helvetica Neue" w:hAnsi="Helvetica Neue" w:eastAsia="蘋方-繁"/>
+                <w:b w:val="0"/>
+                <w:color w:val="222222"/>
+                <w:sz w:val="20"/>
+              </w:rPr>
+              <w:t>動作之間的肘角是否達 160°</w:t>
+            </w:r>
+          </w:p>
+        </w:tc>
+        <w:tc>
+          <w:tcPr>
+            <w:tcW w:type="dxa" w:w="1949"/>
+          </w:tcPr>
+          <w:p>
+            <w:pPr>
+              <w:spacing w:after="40"/>
+            </w:pPr>
+            <w:r/>
+            <w:r>
+              <w:rPr>
+                <w:rFonts w:ascii="Helvetica Neue" w:hAnsi="Helvetica Neue" w:eastAsia="蘋方-繁"/>
+                <w:b w:val="0"/>
+                <w:color w:val="222222"/>
+                <w:sz w:val="20"/>
+              </w:rPr>
+              <w:t>160° ⚠️工程判斷</w:t>
+            </w:r>
+          </w:p>
+        </w:tc>
+      </w:tr>
+      <w:tr>
+        <w:tc>
+          <w:tcPr>
+            <w:tcW w:type="dxa" w:w="1949"/>
+          </w:tcPr>
+          <w:p>
+            <w:pPr>
+              <w:spacing w:after="40"/>
+            </w:pPr>
+            <w:r/>
+            <w:r>
+              <w:rPr>
+                <w:rFonts w:ascii="Helvetica Neue" w:hAnsi="Helvetica Neue" w:eastAsia="蘋方-繁"/>
+                <w:b w:val="0"/>
+                <w:color w:val="222222"/>
+                <w:sz w:val="20"/>
+              </w:rPr>
+              <w:t>伏地挺身</w:t>
+            </w:r>
+          </w:p>
+        </w:tc>
+        <w:tc>
+          <w:tcPr>
+            <w:tcW w:type="dxa" w:w="1949"/>
+          </w:tcPr>
+          <w:p>
+            <w:pPr>
+              <w:spacing w:after="40"/>
+            </w:pPr>
+            <w:r/>
+            <w:r>
+              <w:rPr>
+                <w:rFonts w:ascii="Helvetica Neue" w:hAnsi="Helvetica Neue" w:eastAsia="蘋方-繁"/>
+                <w:b w:val="0"/>
+                <w:color w:val="222222"/>
+                <w:sz w:val="20"/>
+              </w:rPr>
+              <w:t>頭頸前伸</w:t>
+            </w:r>
+          </w:p>
+        </w:tc>
+        <w:tc>
+          <w:tcPr>
+            <w:tcW w:type="dxa" w:w="1949"/>
+          </w:tcPr>
+          <w:p>
+            <w:pPr>
+              <w:spacing w:after="40"/>
+            </w:pPr>
+            <w:r/>
+            <w:r>
+              <w:rPr>
+                <w:rFonts w:ascii="Helvetica Neue" w:hAnsi="Helvetica Neue" w:eastAsia="蘋方-繁"/>
+                <w:b w:val="0"/>
+                <w:color w:val="222222"/>
+                <w:sz w:val="20"/>
+              </w:rPr>
+              <w:t>NASM Pushing Assessment</w:t>
+            </w:r>
+          </w:p>
+        </w:tc>
+        <w:tc>
+          <w:tcPr>
+            <w:tcW w:type="dxa" w:w="1949"/>
+          </w:tcPr>
+          <w:p>
+            <w:pPr>
+              <w:spacing w:after="40"/>
+            </w:pPr>
+            <w:r/>
+            <w:r>
+              <w:rPr>
+                <w:rFonts w:ascii="Helvetica Neue" w:hAnsi="Helvetica Neue" w:eastAsia="蘋方-繁"/>
+                <w:b w:val="0"/>
+                <w:color w:val="222222"/>
+                <w:sz w:val="20"/>
+              </w:rPr>
+              <w:t>耳相對肩的水平偏移 ÷ 軀幹長</w:t>
+            </w:r>
+          </w:p>
+        </w:tc>
+        <w:tc>
+          <w:tcPr>
+            <w:tcW w:type="dxa" w:w="1949"/>
+          </w:tcPr>
+          <w:p>
+            <w:pPr>
+              <w:spacing w:after="40"/>
+            </w:pPr>
+            <w:r/>
+            <w:r>
+              <w:rPr>
+                <w:rFonts w:ascii="Helvetica Neue" w:hAnsi="Helvetica Neue" w:eastAsia="蘋方-繁"/>
+                <w:b w:val="0"/>
+                <w:color w:val="222222"/>
+                <w:sz w:val="20"/>
+              </w:rPr>
+              <w:t>0.35 ⚠️工程判斷</w:t>
+            </w:r>
+          </w:p>
+        </w:tc>
+      </w:tr>
+      <w:tr>
+        <w:tc>
+          <w:tcPr>
+            <w:tcW w:type="dxa" w:w="1949"/>
+          </w:tcPr>
+          <w:p>
+            <w:pPr>
+              <w:spacing w:after="40"/>
+            </w:pPr>
+            <w:r/>
+            <w:r>
+              <w:rPr>
+                <w:rFonts w:ascii="Helvetica Neue" w:hAnsi="Helvetica Neue" w:eastAsia="蘋方-繁"/>
+                <w:b w:val="0"/>
+                <w:color w:val="222222"/>
+                <w:sz w:val="20"/>
+              </w:rPr>
+              <w:t>高抬腿</w:t>
+            </w:r>
+          </w:p>
+        </w:tc>
+        <w:tc>
+          <w:tcPr>
+            <w:tcW w:type="dxa" w:w="1949"/>
+          </w:tcPr>
+          <w:p>
+            <w:pPr>
+              <w:spacing w:after="40"/>
+            </w:pPr>
+            <w:r/>
+            <w:r>
+              <w:rPr>
+                <w:rFonts w:ascii="Helvetica Neue" w:hAnsi="Helvetica Neue" w:eastAsia="蘋方-繁"/>
+                <w:b w:val="0"/>
+                <w:color w:val="222222"/>
+                <w:sz w:val="20"/>
+              </w:rPr>
+              <w:t>軀幹挺直</w:t>
+            </w:r>
+          </w:p>
+        </w:tc>
+        <w:tc>
+          <w:tcPr>
+            <w:tcW w:type="dxa" w:w="1949"/>
+          </w:tcPr>
+          <w:p>
+            <w:pPr>
+              <w:spacing w:after="40"/>
+            </w:pPr>
+            <w:r/>
+            <w:r>
+              <w:rPr>
+                <w:rFonts w:ascii="Helvetica Neue" w:hAnsi="Helvetica Neue" w:eastAsia="蘋方-繁"/>
+                <w:b w:val="0"/>
+                <w:color w:val="222222"/>
+                <w:sz w:val="20"/>
+              </w:rPr>
+              <w:t>教學材料「torso upright」（II 類）</w:t>
+            </w:r>
+          </w:p>
+        </w:tc>
+        <w:tc>
+          <w:tcPr>
+            <w:tcW w:type="dxa" w:w="1949"/>
+          </w:tcPr>
+          <w:p>
+            <w:pPr>
+              <w:spacing w:after="40"/>
+            </w:pPr>
+            <w:r/>
+            <w:r>
+              <w:rPr>
+                <w:rFonts w:ascii="Helvetica Neue" w:hAnsi="Helvetica Neue" w:eastAsia="蘋方-繁"/>
+                <w:b w:val="0"/>
+                <w:color w:val="222222"/>
+                <w:sz w:val="20"/>
+              </w:rPr>
+              <w:t>軀幹投影長度比（同深蹲解法）</w:t>
+            </w:r>
+          </w:p>
+        </w:tc>
+        <w:tc>
+          <w:tcPr>
+            <w:tcW w:type="dxa" w:w="1949"/>
+          </w:tcPr>
+          <w:p>
+            <w:pPr>
+              <w:spacing w:after="40"/>
+            </w:pPr>
+            <w:r/>
+            <w:r>
+              <w:rPr>
+                <w:rFonts w:ascii="Helvetica Neue" w:hAnsi="Helvetica Neue" w:eastAsia="蘋方-繁"/>
+                <w:b w:val="0"/>
+                <w:color w:val="222222"/>
+                <w:sz w:val="20"/>
+              </w:rPr>
+              <w:t>0.80 ⚠️工程判斷</w:t>
+            </w:r>
+          </w:p>
+        </w:tc>
+      </w:tr>
+    </w:tbl>
+    <w:p>
+      <w:pPr>
+        <w:spacing w:after="40"/>
+      </w:pPr>
+    </w:p>
+    <w:p>
+      <w:pPr>
+        <w:jc w:val="left"/>
+      </w:pPr>
+      <w:r>
+        <w:rPr>
+          <w:rFonts w:ascii="Helvetica Neue" w:hAnsi="Helvetica Neue" w:eastAsia="蘋方-繁"/>
+          <w:b/>
+          <w:color w:val="222222"/>
+          <w:sz w:val="22"/>
+        </w:rPr>
+        <w:t>六項一律設為 advisory（提示、不取消有效次數）</w:t>
+      </w:r>
+      <w:r>
+        <w:rPr>
+          <w:rFonts w:ascii="Helvetica Neue" w:hAnsi="Helvetica Neue" w:eastAsia="蘋方-繁"/>
+          <w:b w:val="0"/>
+          <w:color w:val="222222"/>
+          <w:sz w:val="22"/>
+        </w:rPr>
+        <w:t>，理由一致：規則有依據，但門檻數值全為工程判斷、</w:t>
+      </w:r>
+    </w:p>
+    <w:p>
+      <w:pPr>
+        <w:jc w:val="left"/>
+      </w:pPr>
+      <w:r>
+        <w:rPr>
+          <w:rFonts w:ascii="Helvetica Neue" w:hAnsi="Helvetica Neue" w:eastAsia="蘋方-繁"/>
+          <w:b w:val="0"/>
+          <w:color w:val="222222"/>
+          <w:sz w:val="22"/>
+        </w:rPr>
+        <w:t>未經真人標定。門檻沒標定就不該據以取消使用者的有效次數。</w:t>
+      </w:r>
+    </w:p>
+    <w:p>
+      <w:pPr>
+        <w:keepNext/>
+        <w:spacing w:before="280" w:after="120"/>
+      </w:pPr>
+      <w:r>
+        <w:rPr>
+          <w:rFonts w:ascii="Helvetica Neue" w:hAnsi="Helvetica Neue" w:eastAsia="蘋方-繁"/>
+          <w:b/>
+          <w:color w:val="222222"/>
+          <w:sz w:val="23"/>
+        </w:rPr>
+        <w:t>確認做不到的 2 項（正面機位限制）</w:t>
+      </w:r>
+    </w:p>
+    <w:tbl>
+      <w:tblPr>
+        <w:tblStyle w:val="TableGrid"/>
+        <w:tblW w:type="auto" w:w="0"/>
+        <w:jc w:val="center"/>
+        <w:tblLook w:firstColumn="1" w:firstRow="1" w:lastColumn="0" w:lastRow="0" w:noHBand="0" w:noVBand="1" w:val="04A0"/>
+      </w:tblPr>
+      <w:tblGrid>
+        <w:gridCol w:w="4873"/>
+        <w:gridCol w:w="4873"/>
+      </w:tblGrid>
+      <w:tr>
+        <w:tc>
+          <w:tcPr>
+            <w:tcW w:type="dxa" w:w="4873"/>
+          </w:tcPr>
+          <w:p>
+            <w:pPr>
+              <w:spacing w:after="40"/>
+            </w:pPr>
+            <w:r/>
+            <w:r>
+              <w:rPr>
+                <w:rFonts w:ascii="Helvetica Neue" w:hAnsi="Helvetica Neue" w:eastAsia="蘋方-繁"/>
+                <w:b/>
+                <w:color w:val="1F4E79"/>
+                <w:sz w:val="20"/>
+              </w:rPr>
+              <w:t>項目</w:t>
+            </w:r>
+          </w:p>
+        </w:tc>
+        <w:tc>
+          <w:tcPr>
+            <w:tcW w:type="dxa" w:w="4873"/>
+          </w:tcPr>
+          <w:p>
+            <w:pPr>
+              <w:spacing w:after="40"/>
+            </w:pPr>
+            <w:r/>
+            <w:r>
+              <w:rPr>
+                <w:rFonts w:ascii="Helvetica Neue" w:hAnsi="Helvetica Neue" w:eastAsia="蘋方-繁"/>
+                <w:b/>
+                <w:color w:val="1F4E79"/>
+                <w:sz w:val="20"/>
+              </w:rPr>
+              <w:t>原因</w:t>
+            </w:r>
+          </w:p>
+        </w:tc>
+      </w:tr>
+      <w:tr>
+        <w:tc>
+          <w:tcPr>
+            <w:tcW w:type="dxa" w:w="4873"/>
+          </w:tcPr>
+          <w:p>
+            <w:pPr>
+              <w:spacing w:after="40"/>
+            </w:pPr>
+            <w:r/>
+            <w:r>
+              <w:rPr>
+                <w:rFonts w:ascii="Helvetica Neue" w:hAnsi="Helvetica Neue" w:eastAsia="蘋方-繁"/>
+                <w:b w:val="0"/>
+                <w:color w:val="222222"/>
+                <w:sz w:val="20"/>
+              </w:rPr>
+              <w:t>深蹲 BSA ①「頭部前傾／後仰」</w:t>
+            </w:r>
+          </w:p>
+        </w:tc>
+        <w:tc>
+          <w:tcPr>
+            <w:tcW w:type="dxa" w:w="4873"/>
+          </w:tcPr>
+          <w:p>
+            <w:pPr>
+              <w:spacing w:after="40"/>
+            </w:pPr>
+            <w:r/>
+            <w:r>
+              <w:rPr>
+                <w:rFonts w:ascii="Helvetica Neue" w:hAnsi="Helvetica Neue" w:eastAsia="蘋方-繁"/>
+                <w:b w:val="0"/>
+                <w:color w:val="222222"/>
+                <w:sz w:val="20"/>
+              </w:rPr>
+              <w:t>矢狀面的量，正面投影無水平位移，與 torso_lean 同類限制。</w:t>
+            </w:r>
+            <w:r>
+              <w:rPr>
+                <w:rFonts w:ascii="Helvetica Neue" w:hAnsi="Helvetica Neue" w:eastAsia="蘋方-繁"/>
+                <w:b/>
+                <w:color w:val="222222"/>
+                <w:sz w:val="20"/>
+              </w:rPr>
+              <w:t>本作品只實作了 BSA ① 的「側傾」子項，不得宣稱已涵蓋該項全部。</w:t>
+            </w:r>
+          </w:p>
+        </w:tc>
+      </w:tr>
+      <w:tr>
+        <w:tc>
+          <w:tcPr>
+            <w:tcW w:type="dxa" w:w="4873"/>
+          </w:tcPr>
+          <w:p>
+            <w:pPr>
+              <w:spacing w:after="40"/>
+            </w:pPr>
+            <w:r/>
+            <w:r>
+              <w:rPr>
+                <w:rFonts w:ascii="Helvetica Neue" w:hAnsi="Helvetica Neue" w:eastAsia="蘋方-繁"/>
+                <w:b w:val="0"/>
+                <w:color w:val="222222"/>
+                <w:sz w:val="20"/>
+              </w:rPr>
+              <w:t>深蹲 BSA ⑦「腳跟離地」</w:t>
+            </w:r>
+          </w:p>
+        </w:tc>
+        <w:tc>
+          <w:tcPr>
+            <w:tcW w:type="dxa" w:w="4873"/>
+          </w:tcPr>
+          <w:p>
+            <w:pPr>
+              <w:spacing w:after="40"/>
+            </w:pPr>
+            <w:r/>
+            <w:r>
+              <w:rPr>
+                <w:rFonts w:ascii="Helvetica Neue" w:hAnsi="Helvetica Neue" w:eastAsia="蘋方-繁"/>
+                <w:b w:val="0"/>
+                <w:color w:val="222222"/>
+                <w:sz w:val="20"/>
+              </w:rPr>
+              <w:t>腳跟位於腳趾後方（矢狀面），正面投影兩者重疊，無法可靠區分</w:t>
+            </w:r>
+          </w:p>
+        </w:tc>
+      </w:tr>
+    </w:tbl>
+    <w:p>
+      <w:pPr>
+        <w:spacing w:after="40"/>
+      </w:pPr>
+    </w:p>
+    <w:p>
+      <w:pPr>
+        <w:keepNext/>
+        <w:spacing w:before="280" w:after="120"/>
+      </w:pPr>
+      <w:r>
+        <w:rPr>
+          <w:rFonts w:ascii="Helvetica Neue" w:hAnsi="Helvetica Neue" w:eastAsia="蘋方-繁"/>
+          <w:b/>
+          <w:color w:val="222222"/>
+          <w:sz w:val="23"/>
+        </w:rPr>
+        <w:t>三個實作過程中發現、必須記錄的技術事實</w:t>
+      </w:r>
+    </w:p>
+    <w:p>
+      <w:pPr>
+        <w:jc w:val="left"/>
+      </w:pPr>
+      <w:r>
+        <w:rPr>
+          <w:rFonts w:ascii="Helvetica Neue" w:hAnsi="Helvetica Neue" w:eastAsia="蘋方-繁"/>
+          <w:b/>
+          <w:color w:val="222222"/>
+          <w:sz w:val="22"/>
+        </w:rPr>
+        <w:t>1. BSA 原文對節奏的敘述前後矛盾</w:t>
+      </w:r>
+    </w:p>
+    <w:p>
+      <w:pPr>
+        <w:jc w:val="left"/>
+      </w:pPr>
+      <w:r>
+        <w:rPr>
+          <w:rFonts w:ascii="Helvetica Neue" w:hAnsi="Helvetica Neue" w:eastAsia="蘋方-繁"/>
+          <w:b w:val="0"/>
+          <w:color w:val="222222"/>
+          <w:sz w:val="22"/>
+        </w:rPr>
+        <w:t>Ascent 項寫「Ascent: Descent timing ratio is at least 2:1」，</w:t>
+      </w:r>
+    </w:p>
+    <w:p>
+      <w:pPr>
+        <w:jc w:val="left"/>
+      </w:pPr>
+      <w:r>
+        <w:rPr>
+          <w:rFonts w:ascii="Helvetica Neue" w:hAnsi="Helvetica Neue" w:eastAsia="蘋方-繁"/>
+          <w:b w:val="0"/>
+          <w:color w:val="222222"/>
+          <w:sz w:val="22"/>
+        </w:rPr>
+        <w:t>Descent 項寫「no less than 2:1 (descent: ascent) up to a 4:1 ratio」——兩者方向相反。</w:t>
+      </w:r>
+    </w:p>
+    <w:p>
+      <w:pPr>
+        <w:jc w:val="left"/>
+      </w:pPr>
+      <w:r>
+        <w:rPr>
+          <w:rFonts w:ascii="Helvetica Neue" w:hAnsi="Helvetica Neue" w:eastAsia="蘋方-繁"/>
+          <w:b w:val="0"/>
+          <w:color w:val="222222"/>
+          <w:sz w:val="22"/>
+        </w:rPr>
+        <w:t>本作品採後者（表述完整無歧義，且符合離心慢、向心快的領域常識）。</w:t>
+      </w:r>
+    </w:p>
+    <w:p>
+      <w:pPr>
+        <w:jc w:val="left"/>
+      </w:pPr>
+      <w:r>
+        <w:rPr>
+          <w:rFonts w:ascii="Helvetica Neue" w:hAnsi="Helvetica Neue" w:eastAsia="蘋方-繁"/>
+          <w:b/>
+          <w:color w:val="222222"/>
+          <w:sz w:val="22"/>
+        </w:rPr>
+        <w:t>不得對外宣稱原文明確要求某一方向。</w:t>
+      </w:r>
+    </w:p>
+    <w:p>
+      <w:pPr>
+        <w:jc w:val="left"/>
+      </w:pPr>
+      <w:r>
+        <w:rPr>
+          <w:rFonts w:ascii="Helvetica Neue" w:hAnsi="Helvetica Neue" w:eastAsia="蘋方-繁"/>
+          <w:b/>
+          <w:color w:val="222222"/>
+          <w:sz w:val="22"/>
+        </w:rPr>
+        <w:t>2. 引擎測得的節奏比系統性小於真實比值</w:t>
+      </w:r>
+    </w:p>
+    <w:p>
+      <w:pPr>
+        <w:jc w:val="left"/>
+      </w:pPr>
+      <w:r>
+        <w:rPr>
+          <w:rFonts w:ascii="Helvetica Neue" w:hAnsi="Helvetica Neue" w:eastAsia="蘋方-繁"/>
+          <w:b w:val="0"/>
+          <w:color w:val="222222"/>
+          <w:sz w:val="22"/>
+        </w:rPr>
+        <w:t>引擎量的是「動作開始（attemptEnter）→最深處」與「最深處→動作結束（readyReturn）」，</w:t>
+      </w:r>
+    </w:p>
+    <w:p>
+      <w:pPr>
+        <w:jc w:val="left"/>
+      </w:pPr>
+      <w:r>
+        <w:rPr>
+          <w:rFonts w:ascii="Helvetica Neue" w:hAnsi="Helvetica Neue" w:eastAsia="蘋方-繁"/>
+          <w:b w:val="0"/>
+          <w:color w:val="222222"/>
+          <w:sz w:val="22"/>
+        </w:rPr>
+        <w:t>兩端各被門檻截掉一段。合成器實測：真實幀數比 2.0 時引擎測得約 1.875，真實 3.0 時測得 3.08。</w:t>
+      </w:r>
+    </w:p>
+    <w:p>
+      <w:pPr>
+        <w:jc w:val="left"/>
+      </w:pPr>
+      <w:r>
+        <w:rPr>
+          <w:rFonts w:ascii="Helvetica Neue" w:hAnsi="Helvetica Neue" w:eastAsia="蘋方-繁"/>
+          <w:b w:val="0"/>
+          <w:color w:val="222222"/>
+          <w:sz w:val="22"/>
+        </w:rPr>
+        <w:t>故門檻取 1.7（引擎基準）而非文獻的 2.0。真人標定時直接採引擎的量測基準，偏差會自動吸收。</w:t>
+      </w:r>
+    </w:p>
+    <w:p>
+      <w:pPr>
+        <w:jc w:val="left"/>
+      </w:pPr>
+      <w:r>
+        <w:rPr>
+          <w:rFonts w:ascii="Helvetica Neue" w:hAnsi="Helvetica Neue" w:eastAsia="蘋方-繁"/>
+          <w:b/>
+          <w:color w:val="222222"/>
+          <w:sz w:val="22"/>
+        </w:rPr>
+        <w:t>3. 「頂點是否伸直」無法在動作週期內判定</w:t>
+      </w:r>
+    </w:p>
+    <w:p>
+      <w:pPr>
+        <w:jc w:val="left"/>
+      </w:pPr>
+      <w:r>
+        <w:rPr>
+          <w:rFonts w:ascii="Helvetica Neue" w:hAnsi="Helvetica Neue" w:eastAsia="蘋方-繁"/>
+          <w:b w:val="0"/>
+          <w:color w:val="222222"/>
+          <w:sz w:val="22"/>
+        </w:rPr>
+        <w:t>動作週期由 attemptEnter(0.3) 起、readyReturn(0.25) 止，對應肘角僅 104–146°，</w:t>
+      </w:r>
+    </w:p>
+    <w:p>
+      <w:pPr>
+        <w:jc w:val="left"/>
+      </w:pPr>
+      <w:r>
+        <w:rPr>
+          <w:rFonts w:ascii="Helvetica Neue" w:hAnsi="Helvetica Neue" w:eastAsia="蘋方-繁"/>
+          <w:b w:val="0"/>
+          <w:color w:val="222222"/>
+          <w:sz w:val="22"/>
+        </w:rPr>
+        <w:t>而「手臂完全伸直」是 READY 的起始姿勢，位於兩次動作之間。</w:t>
+      </w:r>
+    </w:p>
+    <w:p>
+      <w:pPr>
+        <w:jc w:val="left"/>
+      </w:pPr>
+      <w:r>
+        <w:rPr>
+          <w:rFonts w:ascii="Helvetica Neue" w:hAnsi="Helvetica Neue" w:eastAsia="蘋方-繁"/>
+          <w:b w:val="0"/>
+          <w:color w:val="222222"/>
+          <w:sz w:val="22"/>
+        </w:rPr>
+        <w:t>故此判定改為「新動作開始時，回頭判定上一次結束後是否曾伸直」。</w:t>
+      </w:r>
+    </w:p>
+    <w:p>
+      <w:pPr>
+        <w:jc w:val="left"/>
+      </w:pPr>
+      <w:r>
+        <w:rPr>
+          <w:rFonts w:ascii="Helvetica Neue" w:hAnsi="Helvetica Neue" w:eastAsia="蘋方-繁"/>
+          <w:b/>
+          <w:color w:val="222222"/>
+          <w:sz w:val="22"/>
+        </w:rPr>
+        <w:t>已知限制</w:t>
+      </w:r>
+      <w:r>
+        <w:rPr>
+          <w:rFonts w:ascii="Helvetica Neue" w:hAnsi="Helvetica Neue" w:eastAsia="蘋方-繁"/>
+          <w:b w:val="0"/>
+          <w:color w:val="222222"/>
+          <w:sz w:val="22"/>
+        </w:rPr>
+        <w:t>：最後一次動作沒有下一次可回頭判定，故不會被檢查。</w:t>
+      </w:r>
+    </w:p>
+    <w:p>
+      <w:pPr>
+        <w:keepNext/>
+        <w:spacing w:before="280" w:after="120"/>
+      </w:pPr>
+      <w:r>
+        <w:rPr>
+          <w:rFonts w:ascii="Helvetica Neue" w:hAnsi="Helvetica Neue" w:eastAsia="蘋方-繁"/>
+          <w:b/>
+          <w:color w:val="222222"/>
+          <w:sz w:val="23"/>
+        </w:rPr>
+        <w:t>一併修正的合成器缺陷（第三、四次）</w:t>
+      </w:r>
+    </w:p>
+    <w:tbl>
+      <w:tblPr>
+        <w:tblStyle w:val="TableGrid"/>
+        <w:tblW w:type="auto" w:w="0"/>
+        <w:jc w:val="center"/>
+        <w:tblLook w:firstColumn="1" w:firstRow="1" w:lastColumn="0" w:lastRow="0" w:noHBand="0" w:noVBand="1" w:val="04A0"/>
+      </w:tblPr>
+      <w:tblGrid>
+        <w:gridCol w:w="4873"/>
+        <w:gridCol w:w="4873"/>
+      </w:tblGrid>
+      <w:tr>
+        <w:tc>
+          <w:tcPr>
+            <w:tcW w:type="dxa" w:w="4873"/>
+          </w:tcPr>
+          <w:p>
+            <w:pPr>
+              <w:spacing w:after="40"/>
+            </w:pPr>
+            <w:r/>
+            <w:r>
+              <w:rPr>
+                <w:rFonts w:ascii="Helvetica Neue" w:hAnsi="Helvetica Neue" w:eastAsia="蘋方-繁"/>
+                <w:b/>
+                <w:color w:val="1F4E79"/>
+                <w:sz w:val="20"/>
+              </w:rPr>
+              <w:t>變體</w:t>
+            </w:r>
+          </w:p>
+        </w:tc>
+        <w:tc>
+          <w:tcPr>
+            <w:tcW w:type="dxa" w:w="4873"/>
+          </w:tcPr>
+          <w:p>
+            <w:pPr>
+              <w:spacing w:after="40"/>
+            </w:pPr>
+            <w:r/>
+            <w:r>
+              <w:rPr>
+                <w:rFonts w:ascii="Helvetica Neue" w:hAnsi="Helvetica Neue" w:eastAsia="蘋方-繁"/>
+                <w:b/>
+                <w:color w:val="1F4E79"/>
+                <w:sz w:val="20"/>
+              </w:rPr>
+              <w:t>原本的錯誤</w:t>
+            </w:r>
+          </w:p>
+        </w:tc>
+      </w:tr>
+      <w:tr>
+        <w:tc>
+          <w:tcPr>
+            <w:tcW w:type="dxa" w:w="4873"/>
+          </w:tcPr>
+          <w:p>
+            <w:pPr>
+              <w:spacing w:after="40"/>
+            </w:pPr>
+            <w:r/>
+            <w:r>
+              <w:rPr>
+                <w:rFonts w:ascii="Menlo" w:hAnsi="Menlo" w:eastAsia="Menlo"/>
+                <w:color w:val="C0392B"/>
+                <w:sz w:val="20"/>
+              </w:rPr>
+              <w:t>pushup/clean</w:t>
+            </w:r>
+          </w:p>
+        </w:tc>
+        <w:tc>
+          <w:tcPr>
+            <w:tcW w:type="dxa" w:w="4873"/>
+          </w:tcPr>
+          <w:p>
+            <w:pPr>
+              <w:spacing w:after="40"/>
+            </w:pPr>
+            <w:r/>
+            <w:r>
+              <w:rPr>
+                <w:rFonts w:ascii="Helvetica Neue" w:hAnsi="Helvetica Neue" w:eastAsia="蘋方-繁"/>
+                <w:b w:val="0"/>
+                <w:color w:val="222222"/>
+                <w:sz w:val="20"/>
+              </w:rPr>
+              <w:t>左右肩 y 相差 0.02（模擬側面深度差）使兩側肘角落差過大（176° vs 128°），平均僅 152°——</w:t>
+            </w:r>
+            <w:r>
+              <w:rPr>
+                <w:rFonts w:ascii="Helvetica Neue" w:hAnsi="Helvetica Neue" w:eastAsia="蘋方-繁"/>
+                <w:b/>
+                <w:color w:val="222222"/>
+                <w:sz w:val="20"/>
+              </w:rPr>
+              <w:t>「完全伸直」的正常樣本本身就達不到伸直角度</w:t>
+            </w:r>
+            <w:r>
+              <w:rPr>
+                <w:rFonts w:ascii="Helvetica Neue" w:hAnsi="Helvetica Neue" w:eastAsia="蘋方-繁"/>
+                <w:b w:val="0"/>
+                <w:color w:val="222222"/>
+                <w:sz w:val="20"/>
+              </w:rPr>
+              <w:t>，判定無從區分。已調整手腕位置。</w:t>
+            </w:r>
+          </w:p>
+        </w:tc>
+      </w:tr>
+      <w:tr>
+        <w:tc>
+          <w:tcPr>
+            <w:tcW w:type="dxa" w:w="4873"/>
+          </w:tcPr>
+          <w:p>
+            <w:pPr>
+              <w:spacing w:after="40"/>
+            </w:pPr>
+            <w:r/>
+            <w:r>
+              <w:rPr>
+                <w:rFonts w:ascii="Menlo" w:hAnsi="Menlo" w:eastAsia="Menlo"/>
+                <w:color w:val="C0392B"/>
+                <w:sz w:val="20"/>
+              </w:rPr>
+              <w:t>highknees/torsolean</w:t>
+            </w:r>
+          </w:p>
+        </w:tc>
+        <w:tc>
+          <w:tcPr>
+            <w:tcW w:type="dxa" w:w="4873"/>
+          </w:tcPr>
+          <w:p>
+            <w:pPr>
+              <w:spacing w:after="40"/>
+            </w:pPr>
+            <w:r/>
+            <w:r>
+              <w:rPr>
+                <w:rFonts w:ascii="Helvetica Neue" w:hAnsi="Helvetica Neue" w:eastAsia="蘋方-繁"/>
+                <w:b w:val="0"/>
+                <w:color w:val="222222"/>
+                <w:sz w:val="20"/>
+              </w:rPr>
+              <w:t>對所有幀施加固定前傾，站立基準本身就是彎的，比值恆為 1、判定完全測不到。</w:t>
+            </w:r>
+            <w:r>
+              <w:rPr>
+                <w:rFonts w:ascii="Helvetica Neue" w:hAnsi="Helvetica Neue" w:eastAsia="蘋方-繁"/>
+                <w:b/>
+                <w:color w:val="222222"/>
+                <w:sz w:val="20"/>
+              </w:rPr>
+              <w:t>與 8/28 的 torso_lean 驗證是同一個坑。</w:t>
+            </w:r>
+            <w:r>
+              <w:rPr>
+                <w:rFonts w:ascii="Helvetica Neue" w:hAnsi="Helvetica Neue" w:eastAsia="蘋方-繁"/>
+                <w:b w:val="0"/>
+                <w:color w:val="222222"/>
+                <w:sz w:val="20"/>
+              </w:rPr>
+              <w:t>已改為隨動作進度漸進。</w:t>
+            </w:r>
+          </w:p>
+        </w:tc>
+      </w:tr>
+      <w:tr>
+        <w:tc>
+          <w:tcPr>
+            <w:tcW w:type="dxa" w:w="4873"/>
+          </w:tcPr>
+          <w:p>
+            <w:pPr>
+              <w:spacing w:after="40"/>
+            </w:pPr>
+            <w:r/>
+            <w:r>
+              <w:rPr>
+                <w:rFonts w:ascii="Menlo" w:hAnsi="Menlo" w:eastAsia="Menlo"/>
+                <w:color w:val="C0392B"/>
+                <w:sz w:val="20"/>
+              </w:rPr>
+              <w:t>makeSequence</w:t>
+            </w:r>
+          </w:p>
+        </w:tc>
+        <w:tc>
+          <w:tcPr>
+            <w:tcW w:type="dxa" w:w="4873"/>
+          </w:tcPr>
+          <w:p>
+            <w:pPr>
+              <w:spacing w:after="40"/>
+            </w:pPr>
+            <w:r/>
+            <w:r>
+              <w:rPr>
+                <w:rFonts w:ascii="Helvetica Neue" w:hAnsi="Helvetica Neue" w:eastAsia="蘋方-繁"/>
+                <w:b w:val="0"/>
+                <w:color w:val="222222"/>
+                <w:sz w:val="20"/>
+              </w:rPr>
+              <w:t xml:space="preserve">原本產生對稱三角波（下蹲與上升等時），完全不模擬真人的節奏。新增 </w:t>
+            </w:r>
+            <w:r>
+              <w:rPr>
+                <w:rFonts w:ascii="Menlo" w:hAnsi="Menlo" w:eastAsia="Menlo"/>
+                <w:color w:val="C0392B"/>
+                <w:sz w:val="20"/>
+              </w:rPr>
+              <w:t>tempoRatio</w:t>
+            </w:r>
+            <w:r>
+              <w:rPr>
+                <w:rFonts w:ascii="Helvetica Neue" w:hAnsi="Helvetica Neue" w:eastAsia="蘋方-繁"/>
+                <w:b w:val="0"/>
+                <w:color w:val="222222"/>
+                <w:sz w:val="20"/>
+              </w:rPr>
+              <w:t xml:space="preserve"> 參數；預設 1 維持既有行為，tempo 類判定需明確指定才測得到。</w:t>
+            </w:r>
+          </w:p>
+        </w:tc>
+      </w:tr>
+    </w:tbl>
+    <w:p>
+      <w:pPr>
+        <w:spacing w:after="40"/>
+      </w:pPr>
+    </w:p>
+    <w:p>
+      <w:pPr>
+        <w:spacing w:before="40" w:after="40"/>
+      </w:pPr>
     </w:p>
     <w:p>
       <w:pPr>
